--- a/П-41_Соловьев_АС_ПЗ-04.docx
+++ b/П-41_Соловьев_АС_ПЗ-04.docx
@@ -44,6 +44,20 @@
         <w:t>«ПРИНЯТИЕ РЕШЕНИЙ В РЕЖИМЕ МОЗГОВОЙ АТАКИ</w:t>
         <w:br/>
         <w:t>С ПРИМЕНЕНИЕМ ИНТЕЛЛЕКТ-КАРТ»</w:t>
+      </w:r>
+    </w:p>
+    <w:p>
+      <w:pPr>
+        <w:spacing w:before="240"/>
+        <w:jc w:val="center"/>
+      </w:pPr>
+      <w:r>
+        <w:rPr>
+          <w:rFonts w:ascii="Times New Roman" w:hAnsi="Times New Roman" w:eastAsia="Times New Roman"/>
+          <w:b w:val="0"/>
+          <w:sz w:val="28"/>
+        </w:rPr>
+        <w:t>(на примере аэропорта «Шереметьево»)</w:t>
       </w:r>
     </w:p>
     <w:p/>
@@ -152,7 +166,7 @@
           <w:rFonts w:ascii="Times New Roman" w:hAnsi="Times New Roman" w:eastAsia="Times New Roman"/>
           <w:sz w:val="28"/>
         </w:rPr>
-        <w:t>2016</w:t>
+        <w:t>2026</w:t>
       </w:r>
     </w:p>
     <w:p>
@@ -196,7 +210,7 @@
           <w:i w:val="0"/>
           <w:sz w:val="28"/>
         </w:rPr>
-        <w:t xml:space="preserve"> «Принятие решений в режиме мозговой атаки с применением интеллект-карт».</w:t>
+        <w:t xml:space="preserve"> «Деловая игра „Мозговая атака“ проблем управления (на примере аэропорта „Шереметьево“)».</w:t>
       </w:r>
     </w:p>
     <w:p>
@@ -221,7 +235,7 @@
           <w:i w:val="0"/>
           <w:sz w:val="28"/>
         </w:rPr>
-        <w:t xml:space="preserve"> приобрести навыки организации и проведения мозговой атаки, разделения этапов генерации и критической оценки идей, использования коллективного интеллекта, экспертного отбора предложений и визуализации результатов в форме интеллект-карты [1, с. 176–178].</w:t>
+        <w:t xml:space="preserve"> привить навыки проведения «мозгового штурма», навыки анализа ситуации и выбора вариантов решения с помощью методов активизации творчества, а также закрепить умение фиксировать и структурировать коллективный результат в форме интеллект-карты [1, с. 176–178].</w:t>
       </w:r>
     </w:p>
     <w:p>
@@ -303,7 +317,7 @@
           <w:i w:val="0"/>
           <w:sz w:val="28"/>
         </w:rPr>
-        <w:t>. Координация процедуры, фиксация итогов и подготовка отчёта выполнены Соловьевым А. С.; персональный состав остальных участников определяется на занятии.</w:t>
+        <w:t>. В каждой подгруппе выбирается руководитель. Координация процедуры, фиксация итогов и подготовка отчёта выполнены Соловьевым А. С.; персональный состав остальных участников определяется на занятии.</w:t>
       </w:r>
     </w:p>
     <w:p>
@@ -317,7 +331,7 @@
           <w:i w:val="0"/>
           <w:sz w:val="32"/>
         </w:rPr>
-        <w:t>3. Направление и формулировка задачи мозговой атаки</w:t>
+        <w:t>3. Исходная ситуация и постановка задачи</w:t>
       </w:r>
     </w:p>
     <w:p>
@@ -333,7 +347,7 @@
           <w:i w:val="0"/>
           <w:sz w:val="28"/>
         </w:rPr>
-        <w:t>Направление:</w:t>
+        <w:t>Ситуация.</w:t>
       </w:r>
       <w:r>
         <w:rPr>
@@ -342,7 +356,7 @@
           <w:i w:val="0"/>
           <w:sz w:val="28"/>
         </w:rPr>
-        <w:t xml:space="preserve"> совершенствование процесса обучения в университете.</w:t>
+        <w:t xml:space="preserve"> Аэропорт «Шереметьево» — единственный аэропорт в России, где наблюдается тенденция роста авиаперевозок в течение последних трёх лет: 2000 г. — 8,5 млн пассажиров, 2001 г. — 9,5 млн, 2002 г. — 10,2 млн. Аэропорт самостоятельно осуществляет наземное сервисное и техническое обслуживание 14 иностранных авиакомпаний, среди которых такие крупные перевозчики, как «Lufthansa» и «British Airways». Всего же в 2000 г. услугами «Шереметьево» пользовались 73 российских и 50 зарубежных авиакомпаний. Общая стоимость сервиса, предоставленного им за 2000 г., превысила 1 млрд рублей, а количество самолётовылетов (основной показатель технической загрузки аэропорта) возросло на 13 %, при этом за сутки в среднем производилось примерно 360 взлётов и посадок. Однако, несмотря на эти показатели, «Шереметьево» не попал в тройку лучших аэропортов России [1, с. 176].</w:t>
       </w:r>
     </w:p>
     <w:p>
@@ -358,7 +372,7 @@
           <w:i w:val="0"/>
           <w:sz w:val="28"/>
         </w:rPr>
-        <w:t>Формулировка задачи:</w:t>
+        <w:t>Управленческое противоречие.</w:t>
       </w:r>
       <w:r>
         <w:rPr>
@@ -367,7 +381,7 @@
           <w:i w:val="0"/>
           <w:sz w:val="28"/>
         </w:rPr>
-        <w:t xml:space="preserve"> предложить способы, позволяющие в течение одного учебного года повысить качество усвоения материала, практическую направленность обучения, вовлечённость студентов и оперативность обратной связи без необоснованного роста нагрузки преподавателей и расходов университета.</w:t>
+        <w:t xml:space="preserve"> Загрузка и выручка растут, а оценка качества работы аэропорта остаётся низкой. Следовательно, узкое место находится не в объёме перевозок, а в качестве наземного обслуживания пассажиров и воздушных судов, в состоянии инфраструктуры и в организации процессов.</w:t>
       </w:r>
     </w:p>
     <w:p>
@@ -383,7 +397,7 @@
           <w:i w:val="0"/>
           <w:sz w:val="28"/>
         </w:rPr>
-        <w:t>В соответствии с рекомендациями учебного пособия в постановке выделены два элемента [1, с. 176]:</w:t>
+        <w:t>В соответствии с рекомендациями учебного пособия в постановке задачи чётко выделены два момента [1, с. 176]:</w:t>
       </w:r>
     </w:p>
     <w:p>
@@ -408,7 +422,7 @@
           <w:i w:val="0"/>
           <w:sz w:val="28"/>
         </w:rPr>
-        <w:t>желаемый результат:</w:t>
+        <w:t>что в итоге желательно получить или иметь:</w:t>
       </w:r>
       <w:r>
         <w:rPr>
@@ -417,7 +431,7 @@
           <w:i w:val="0"/>
           <w:sz w:val="28"/>
         </w:rPr>
-        <w:t xml:space="preserve"> более понятный, практико-ориентированный и управляемый процесс обучения с быстрой обратной связью;</w:t>
+        <w:t xml:space="preserve"> войти в тройку лучших аэропортов России за счёт сокращения времени обслуживания пассажиров и воздушных судов, повышения качества сервиса и устранения инфраструктурных ограничений, не допуская при этом снижения безопасности полётов;</w:t>
       </w:r>
     </w:p>
     <w:p>
@@ -442,7 +456,7 @@
           <w:i w:val="0"/>
           <w:sz w:val="28"/>
         </w:rPr>
-        <w:t>препятствия:</w:t>
+        <w:t>что мешает получению желаемого:</w:t>
       </w:r>
       <w:r>
         <w:rPr>
@@ -451,7 +465,32 @@
           <w:i w:val="0"/>
           <w:sz w:val="28"/>
         </w:rPr>
-        <w:t xml:space="preserve"> разрозненность учебных материалов, запаздывание обратной связи, неравномерная нагрузка, дефицит времени преподавателей, слабая связь отдельных дисциплин с практикой и ограниченность финансовых ресурсов.</w:t>
+        <w:t xml:space="preserve"> длительные таможенные и пограничные формальности, изношенное техническое оснащение и взлётно-посадочная полоса, нехватка перронной техники и телескопических трапов, отсутствие удобного сообщения между терминалами «Шереметьево-I» и «Шереметьево-II», дефицит площадей терминалов, а также ограниченность инвестиционных ресурсов и сроков.</w:t>
+      </w:r>
+    </w:p>
+    <w:p>
+      <w:pPr>
+        <w:spacing w:line="360" w:lineRule="auto" w:before="0" w:after="0"/>
+        <w:ind w:firstLine="709"/>
+        <w:jc w:val="both"/>
+      </w:pPr>
+      <w:r>
+        <w:rPr>
+          <w:rFonts w:ascii="Times New Roman" w:hAnsi="Times New Roman" w:eastAsia="Times New Roman"/>
+          <w:b/>
+          <w:i w:val="0"/>
+          <w:sz w:val="28"/>
+        </w:rPr>
+        <w:t>Формулировка задачи мозговой атаки:</w:t>
+      </w:r>
+      <w:r>
+        <w:rPr>
+          <w:rFonts w:ascii="Times New Roman" w:hAnsi="Times New Roman" w:eastAsia="Times New Roman"/>
+          <w:b w:val="0"/>
+          <w:i w:val="0"/>
+          <w:sz w:val="28"/>
+        </w:rPr>
+        <w:t xml:space="preserve"> предложить максимальное число способов, позволяющих повысить качество обслуживания пассажиров и воздушных судов в аэропорту «Шереметьево» и войти в тройку лучших аэропортов России.</w:t>
       </w:r>
     </w:p>
     <w:p>
@@ -481,7 +520,7 @@
           <w:i w:val="0"/>
           <w:sz w:val="28"/>
         </w:rPr>
-        <w:t>Процедура построена на основе порядка работы, приведённого в учебном пособии [1, с. 176–178], и адаптирована к задаче университета.</w:t>
+        <w:t>Процедура построена по порядку выполнения работы, приведённому в учебном пособии [1, с. 176–178].</w:t>
       </w:r>
     </w:p>
     <w:tbl>
@@ -491,11 +530,12 @@
         <w:jc w:val="center"/>
         <w:tblLayout w:type="fixed"/>
         <w:tblLook w:firstColumn="1" w:firstRow="1" w:lastColumn="0" w:lastRow="0" w:noHBand="0" w:noVBand="1" w:val="04A0"/>
+        <w:tblLayout w:type="fixed"/>
       </w:tblPr>
       <w:tblGrid>
-        <w:gridCol w:w="3230"/>
-        <w:gridCol w:w="3230"/>
-        <w:gridCol w:w="3230"/>
+        <w:gridCol w:w="583"/>
+        <w:gridCol w:w="1960"/>
+        <w:gridCol w:w="6812"/>
       </w:tblGrid>
       <w:tr>
         <w:trPr>
@@ -504,7 +544,7 @@
         </w:trPr>
         <w:tc>
           <w:tcPr>
-            <w:tcW w:type="dxa" w:w="567"/>
+            <w:tcW w:type="dxa" w:w="583"/>
             <w:tcMar>
               <w:top w:w="55" w:type="dxa"/>
               <w:start w:w="65" w:type="dxa"/>
@@ -516,10 +556,9 @@
           </w:tcPr>
           <w:p>
             <w:pPr>
-              <w:spacing w:line="240" w:lineRule="auto" w:after="0"/>
+              <w:spacing w:line="240" w:lineRule="auto" w:before="0" w:after="0"/>
               <w:jc w:val="center"/>
             </w:pPr>
-            <w:r/>
             <w:r>
               <w:rPr>
                 <w:rFonts w:ascii="Times New Roman" w:hAnsi="Times New Roman" w:eastAsia="Times New Roman"/>
@@ -533,7 +572,7 @@
         </w:tc>
         <w:tc>
           <w:tcPr>
-            <w:tcW w:type="dxa" w:w="2268"/>
+            <w:tcW w:type="dxa" w:w="1960"/>
             <w:tcMar>
               <w:top w:w="55" w:type="dxa"/>
               <w:start w:w="65" w:type="dxa"/>
@@ -545,10 +584,9 @@
           </w:tcPr>
           <w:p>
             <w:pPr>
-              <w:spacing w:line="240" w:lineRule="auto" w:after="0"/>
+              <w:spacing w:line="240" w:lineRule="auto" w:before="0" w:after="0"/>
               <w:jc w:val="center"/>
             </w:pPr>
-            <w:r/>
             <w:r>
               <w:rPr>
                 <w:rFonts w:ascii="Times New Roman" w:hAnsi="Times New Roman" w:eastAsia="Times New Roman"/>
@@ -562,7 +600,7 @@
         </w:tc>
         <w:tc>
           <w:tcPr>
-            <w:tcW w:type="dxa" w:w="6520"/>
+            <w:tcW w:type="dxa" w:w="6812"/>
             <w:tcMar>
               <w:top w:w="55" w:type="dxa"/>
               <w:start w:w="65" w:type="dxa"/>
@@ -574,10 +612,9 @@
           </w:tcPr>
           <w:p>
             <w:pPr>
-              <w:spacing w:line="240" w:lineRule="auto" w:after="0"/>
+              <w:spacing w:line="240" w:lineRule="auto" w:before="0" w:after="0"/>
               <w:jc w:val="center"/>
             </w:pPr>
-            <w:r/>
             <w:r>
               <w:rPr>
                 <w:rFonts w:ascii="Times New Roman" w:hAnsi="Times New Roman" w:eastAsia="Times New Roman"/>
@@ -596,7 +633,7 @@
         </w:trPr>
         <w:tc>
           <w:tcPr>
-            <w:tcW w:type="dxa" w:w="567"/>
+            <w:tcW w:type="dxa" w:w="583"/>
             <w:tcMar>
               <w:top w:w="55" w:type="dxa"/>
               <w:start w:w="65" w:type="dxa"/>
@@ -607,10 +644,9 @@
           </w:tcPr>
           <w:p>
             <w:pPr>
-              <w:spacing w:line="240" w:lineRule="auto" w:after="0"/>
+              <w:spacing w:line="240" w:lineRule="auto" w:before="0" w:after="0"/>
               <w:jc w:val="left"/>
             </w:pPr>
-            <w:r/>
             <w:r>
               <w:rPr>
                 <w:rFonts w:ascii="Times New Roman" w:hAnsi="Times New Roman" w:eastAsia="Times New Roman"/>
@@ -624,7 +660,7 @@
         </w:tc>
         <w:tc>
           <w:tcPr>
-            <w:tcW w:type="dxa" w:w="2268"/>
+            <w:tcW w:type="dxa" w:w="1960"/>
             <w:tcMar>
               <w:top w:w="55" w:type="dxa"/>
               <w:start w:w="65" w:type="dxa"/>
@@ -635,10 +671,9 @@
           </w:tcPr>
           <w:p>
             <w:pPr>
-              <w:spacing w:line="240" w:lineRule="auto" w:after="0"/>
+              <w:spacing w:line="240" w:lineRule="auto" w:before="0" w:after="0"/>
               <w:jc w:val="left"/>
             </w:pPr>
-            <w:r/>
             <w:r>
               <w:rPr>
                 <w:rFonts w:ascii="Times New Roman" w:hAnsi="Times New Roman" w:eastAsia="Times New Roman"/>
@@ -652,7 +687,7 @@
         </w:tc>
         <w:tc>
           <w:tcPr>
-            <w:tcW w:type="dxa" w:w="6520"/>
+            <w:tcW w:type="dxa" w:w="6812"/>
             <w:tcMar>
               <w:top w:w="55" w:type="dxa"/>
               <w:start w:w="65" w:type="dxa"/>
@@ -663,10 +698,9 @@
           </w:tcPr>
           <w:p>
             <w:pPr>
-              <w:spacing w:line="240" w:lineRule="auto" w:after="0"/>
+              <w:spacing w:line="240" w:lineRule="auto" w:before="0" w:after="0"/>
               <w:jc w:val="left"/>
             </w:pPr>
-            <w:r/>
             <w:r>
               <w:rPr>
                 <w:rFonts w:ascii="Times New Roman" w:hAnsi="Times New Roman" w:eastAsia="Times New Roman"/>
@@ -674,7 +708,7 @@
                 <w:i w:val="0"/>
                 <w:sz w:val="20"/>
               </w:rPr>
-              <w:t>Модератор формулирует желаемый результат, ограничения, вопрос атаки и границы обсуждения. Участники подтверждают единое понимание задачи.</w:t>
+              <w:t>Руководитель формулирует перед творческой группой два момента: что желательно получить и что мешает получению желаемого. Участники подтверждают единое понимание задачи.</w:t>
             </w:r>
           </w:p>
         </w:tc>
@@ -685,7 +719,7 @@
         </w:trPr>
         <w:tc>
           <w:tcPr>
-            <w:tcW w:type="dxa" w:w="567"/>
+            <w:tcW w:type="dxa" w:w="583"/>
             <w:tcMar>
               <w:top w:w="55" w:type="dxa"/>
               <w:start w:w="65" w:type="dxa"/>
@@ -696,10 +730,9 @@
           </w:tcPr>
           <w:p>
             <w:pPr>
-              <w:spacing w:line="240" w:lineRule="auto" w:after="0"/>
+              <w:spacing w:line="240" w:lineRule="auto" w:before="0" w:after="0"/>
               <w:jc w:val="left"/>
             </w:pPr>
-            <w:r/>
             <w:r>
               <w:rPr>
                 <w:rFonts w:ascii="Times New Roman" w:hAnsi="Times New Roman" w:eastAsia="Times New Roman"/>
@@ -713,7 +746,7 @@
         </w:tc>
         <w:tc>
           <w:tcPr>
-            <w:tcW w:type="dxa" w:w="2268"/>
+            <w:tcW w:type="dxa" w:w="1960"/>
             <w:tcMar>
               <w:top w:w="55" w:type="dxa"/>
               <w:start w:w="65" w:type="dxa"/>
@@ -724,10 +757,9 @@
           </w:tcPr>
           <w:p>
             <w:pPr>
-              <w:spacing w:line="240" w:lineRule="auto" w:after="0"/>
+              <w:spacing w:line="240" w:lineRule="auto" w:before="0" w:after="0"/>
               <w:jc w:val="left"/>
             </w:pPr>
-            <w:r/>
             <w:r>
               <w:rPr>
                 <w:rFonts w:ascii="Times New Roman" w:hAnsi="Times New Roman" w:eastAsia="Times New Roman"/>
@@ -735,13 +767,13 @@
                 <w:i w:val="0"/>
                 <w:sz w:val="20"/>
               </w:rPr>
-              <w:t>Разделение участников</w:t>
+              <w:t>Разделение группы на подгруппы</w:t>
             </w:r>
           </w:p>
         </w:tc>
         <w:tc>
           <w:tcPr>
-            <w:tcW w:type="dxa" w:w="6520"/>
+            <w:tcW w:type="dxa" w:w="6812"/>
             <w:tcMar>
               <w:top w:w="55" w:type="dxa"/>
               <w:start w:w="65" w:type="dxa"/>
@@ -752,10 +784,9 @@
           </w:tcPr>
           <w:p>
             <w:pPr>
-              <w:spacing w:line="240" w:lineRule="auto" w:after="0"/>
+              <w:spacing w:line="240" w:lineRule="auto" w:before="0" w:after="0"/>
               <w:jc w:val="left"/>
             </w:pPr>
-            <w:r/>
             <w:r>
               <w:rPr>
                 <w:rFonts w:ascii="Times New Roman" w:hAnsi="Times New Roman" w:eastAsia="Times New Roman"/>
@@ -763,7 +794,7 @@
                 <w:i w:val="0"/>
                 <w:sz w:val="20"/>
               </w:rPr>
-              <w:t>Формируются подгруппа генераторов и подгруппа критиков-экспертов. Назначаются модератор, секретарь-картограф и хронометрист.</w:t>
+              <w:t>Формируются подгруппа «генераторов» и подгруппа «критиков».</w:t>
             </w:r>
           </w:p>
         </w:tc>
@@ -774,7 +805,7 @@
         </w:trPr>
         <w:tc>
           <w:tcPr>
-            <w:tcW w:type="dxa" w:w="567"/>
+            <w:tcW w:type="dxa" w:w="583"/>
             <w:tcMar>
               <w:top w:w="55" w:type="dxa"/>
               <w:start w:w="65" w:type="dxa"/>
@@ -785,10 +816,9 @@
           </w:tcPr>
           <w:p>
             <w:pPr>
-              <w:spacing w:line="240" w:lineRule="auto" w:after="0"/>
+              <w:spacing w:line="240" w:lineRule="auto" w:before="0" w:after="0"/>
               <w:jc w:val="left"/>
             </w:pPr>
-            <w:r/>
             <w:r>
               <w:rPr>
                 <w:rFonts w:ascii="Times New Roman" w:hAnsi="Times New Roman" w:eastAsia="Times New Roman"/>
@@ -802,7 +832,7 @@
         </w:tc>
         <w:tc>
           <w:tcPr>
-            <w:tcW w:type="dxa" w:w="2268"/>
+            <w:tcW w:type="dxa" w:w="1960"/>
             <w:tcMar>
               <w:top w:w="55" w:type="dxa"/>
               <w:start w:w="65" w:type="dxa"/>
@@ -813,10 +843,9 @@
           </w:tcPr>
           <w:p>
             <w:pPr>
-              <w:spacing w:line="240" w:lineRule="auto" w:after="0"/>
+              <w:spacing w:line="240" w:lineRule="auto" w:before="0" w:after="0"/>
               <w:jc w:val="left"/>
             </w:pPr>
-            <w:r/>
             <w:r>
               <w:rPr>
                 <w:rFonts w:ascii="Times New Roman" w:hAnsi="Times New Roman" w:eastAsia="Times New Roman"/>
@@ -824,13 +853,13 @@
                 <w:i w:val="0"/>
                 <w:sz w:val="20"/>
               </w:rPr>
-              <w:t>Инструктаж</w:t>
+              <w:t>Выбор руководителя каждой подгруппы</w:t>
             </w:r>
           </w:p>
         </w:tc>
         <w:tc>
           <w:tcPr>
-            <w:tcW w:type="dxa" w:w="6520"/>
+            <w:tcW w:type="dxa" w:w="6812"/>
             <w:tcMar>
               <w:top w:w="55" w:type="dxa"/>
               <w:start w:w="65" w:type="dxa"/>
@@ -841,10 +870,9 @@
           </w:tcPr>
           <w:p>
             <w:pPr>
-              <w:spacing w:line="240" w:lineRule="auto" w:after="0"/>
+              <w:spacing w:line="240" w:lineRule="auto" w:before="0" w:after="0"/>
               <w:jc w:val="left"/>
             </w:pPr>
-            <w:r/>
             <w:r>
               <w:rPr>
                 <w:rFonts w:ascii="Times New Roman" w:hAnsi="Times New Roman" w:eastAsia="Times New Roman"/>
@@ -852,7 +880,7 @@
                 <w:i w:val="0"/>
                 <w:sz w:val="20"/>
               </w:rPr>
-              <w:t>Участникам сообщаются правила: отсрочка критики, равенство голосов, краткость, ориентация на количество, право предлагать необычные идеи.</w:t>
+              <w:t>Руководитель подгруппы отвечает за соблюдение правил, регламента и фиксацию предложений.</w:t>
             </w:r>
           </w:p>
         </w:tc>
@@ -863,7 +891,7 @@
         </w:trPr>
         <w:tc>
           <w:tcPr>
-            <w:tcW w:type="dxa" w:w="567"/>
+            <w:tcW w:type="dxa" w:w="583"/>
             <w:tcMar>
               <w:top w:w="55" w:type="dxa"/>
               <w:start w:w="65" w:type="dxa"/>
@@ -874,10 +902,9 @@
           </w:tcPr>
           <w:p>
             <w:pPr>
-              <w:spacing w:line="240" w:lineRule="auto" w:after="0"/>
+              <w:spacing w:line="240" w:lineRule="auto" w:before="0" w:after="0"/>
               <w:jc w:val="left"/>
             </w:pPr>
-            <w:r/>
             <w:r>
               <w:rPr>
                 <w:rFonts w:ascii="Times New Roman" w:hAnsi="Times New Roman" w:eastAsia="Times New Roman"/>
@@ -891,7 +918,7 @@
         </w:tc>
         <w:tc>
           <w:tcPr>
-            <w:tcW w:type="dxa" w:w="2268"/>
+            <w:tcW w:type="dxa" w:w="1960"/>
             <w:tcMar>
               <w:top w:w="55" w:type="dxa"/>
               <w:start w:w="65" w:type="dxa"/>
@@ -902,10 +929,9 @@
           </w:tcPr>
           <w:p>
             <w:pPr>
-              <w:spacing w:line="240" w:lineRule="auto" w:after="0"/>
+              <w:spacing w:line="240" w:lineRule="auto" w:before="0" w:after="0"/>
               <w:jc w:val="left"/>
             </w:pPr>
-            <w:r/>
             <w:r>
               <w:rPr>
                 <w:rFonts w:ascii="Times New Roman" w:hAnsi="Times New Roman" w:eastAsia="Times New Roman"/>
@@ -913,13 +939,13 @@
                 <w:i w:val="0"/>
                 <w:sz w:val="20"/>
               </w:rPr>
-              <w:t>Молчаливое генерирование</w:t>
+              <w:t>Этап молчаливого генерирования</w:t>
             </w:r>
           </w:p>
         </w:tc>
         <w:tc>
           <w:tcPr>
-            <w:tcW w:type="dxa" w:w="6520"/>
+            <w:tcW w:type="dxa" w:w="6812"/>
             <w:tcMar>
               <w:top w:w="55" w:type="dxa"/>
               <w:start w:w="65" w:type="dxa"/>
@@ -930,10 +956,9 @@
           </w:tcPr>
           <w:p>
             <w:pPr>
-              <w:spacing w:line="240" w:lineRule="auto" w:after="0"/>
+              <w:spacing w:line="240" w:lineRule="auto" w:before="0" w:after="0"/>
               <w:jc w:val="left"/>
             </w:pPr>
-            <w:r/>
             <w:r>
               <w:rPr>
                 <w:rFonts w:ascii="Times New Roman" w:hAnsi="Times New Roman" w:eastAsia="Times New Roman"/>
@@ -941,7 +966,7 @@
                 <w:i w:val="0"/>
                 <w:sz w:val="20"/>
               </w:rPr>
-              <w:t>В течение 10–15 минут каждый генератор индивидуально записывает не менее пяти идей. Разговоры и оценка запрещены.</w:t>
+              <w:t>В течение 10–15 минут каждый участник письменно и в полной тишине отвечает на поставленную задачу. Генерирование индивидуальное: внимание не отвлекается, создаётся атмосфера поиска.</w:t>
             </w:r>
           </w:p>
         </w:tc>
@@ -952,7 +977,7 @@
         </w:trPr>
         <w:tc>
           <w:tcPr>
-            <w:tcW w:type="dxa" w:w="567"/>
+            <w:tcW w:type="dxa" w:w="583"/>
             <w:tcMar>
               <w:top w:w="55" w:type="dxa"/>
               <w:start w:w="65" w:type="dxa"/>
@@ -963,10 +988,9 @@
           </w:tcPr>
           <w:p>
             <w:pPr>
-              <w:spacing w:line="240" w:lineRule="auto" w:after="0"/>
+              <w:spacing w:line="240" w:lineRule="auto" w:before="0" w:after="0"/>
               <w:jc w:val="left"/>
             </w:pPr>
-            <w:r/>
             <w:r>
               <w:rPr>
                 <w:rFonts w:ascii="Times New Roman" w:hAnsi="Times New Roman" w:eastAsia="Times New Roman"/>
@@ -980,7 +1004,7 @@
         </w:tc>
         <w:tc>
           <w:tcPr>
-            <w:tcW w:type="dxa" w:w="2268"/>
+            <w:tcW w:type="dxa" w:w="1960"/>
             <w:tcMar>
               <w:top w:w="55" w:type="dxa"/>
               <w:start w:w="65" w:type="dxa"/>
@@ -991,10 +1015,9 @@
           </w:tcPr>
           <w:p>
             <w:pPr>
-              <w:spacing w:line="240" w:lineRule="auto" w:after="0"/>
+              <w:spacing w:line="240" w:lineRule="auto" w:before="0" w:after="0"/>
               <w:jc w:val="left"/>
             </w:pPr>
-            <w:r/>
             <w:r>
               <w:rPr>
                 <w:rFonts w:ascii="Times New Roman" w:hAnsi="Times New Roman" w:eastAsia="Times New Roman"/>
@@ -1002,13 +1025,13 @@
                 <w:i w:val="0"/>
                 <w:sz w:val="20"/>
               </w:rPr>
-              <w:t>Неупорядоченное перечисление</w:t>
+              <w:t>Этап неупорядоченного перечисления идей</w:t>
             </w:r>
           </w:p>
         </w:tc>
         <w:tc>
           <w:tcPr>
-            <w:tcW w:type="dxa" w:w="6520"/>
+            <w:tcW w:type="dxa" w:w="6812"/>
             <w:tcMar>
               <w:top w:w="55" w:type="dxa"/>
               <w:start w:w="65" w:type="dxa"/>
@@ -1019,10 +1042,9 @@
           </w:tcPr>
           <w:p>
             <w:pPr>
-              <w:spacing w:line="240" w:lineRule="auto" w:after="0"/>
+              <w:spacing w:line="240" w:lineRule="auto" w:before="0" w:after="0"/>
               <w:jc w:val="left"/>
             </w:pPr>
-            <w:r/>
             <w:r>
               <w:rPr>
                 <w:rFonts w:ascii="Times New Roman" w:hAnsi="Times New Roman" w:eastAsia="Times New Roman"/>
@@ -1030,7 +1052,7 @@
                 <w:i w:val="0"/>
                 <w:sz w:val="20"/>
               </w:rPr>
-              <w:t>Участники по очереди кратко называют идеи. Секретарь фиксирует их максимально точно. Разрешено развивать и комбинировать предложения других участников.</w:t>
+              <w:t>Участники по кругу называют записанные решения. Обсуждение ограничивается попыткой сжато изложить ответ для удобства регистрации; этап продолжается до тех пор, пока не будут записаны все идеи.</w:t>
             </w:r>
           </w:p>
         </w:tc>
@@ -1041,7 +1063,7 @@
         </w:trPr>
         <w:tc>
           <w:tcPr>
-            <w:tcW w:type="dxa" w:w="567"/>
+            <w:tcW w:type="dxa" w:w="583"/>
             <w:tcMar>
               <w:top w:w="55" w:type="dxa"/>
               <w:start w:w="65" w:type="dxa"/>
@@ -1052,10 +1074,9 @@
           </w:tcPr>
           <w:p>
             <w:pPr>
-              <w:spacing w:line="240" w:lineRule="auto" w:after="0"/>
+              <w:spacing w:line="240" w:lineRule="auto" w:before="0" w:after="0"/>
               <w:jc w:val="left"/>
             </w:pPr>
-            <w:r/>
             <w:r>
               <w:rPr>
                 <w:rFonts w:ascii="Times New Roman" w:hAnsi="Times New Roman" w:eastAsia="Times New Roman"/>
@@ -1069,7 +1090,7 @@
         </w:tc>
         <w:tc>
           <w:tcPr>
-            <w:tcW w:type="dxa" w:w="2268"/>
+            <w:tcW w:type="dxa" w:w="1960"/>
             <w:tcMar>
               <w:top w:w="55" w:type="dxa"/>
               <w:start w:w="65" w:type="dxa"/>
@@ -1080,10 +1101,9 @@
           </w:tcPr>
           <w:p>
             <w:pPr>
-              <w:spacing w:line="240" w:lineRule="auto" w:after="0"/>
+              <w:spacing w:line="240" w:lineRule="auto" w:before="0" w:after="0"/>
               <w:jc w:val="left"/>
             </w:pPr>
-            <w:r/>
             <w:r>
               <w:rPr>
                 <w:rFonts w:ascii="Times New Roman" w:hAnsi="Times New Roman" w:eastAsia="Times New Roman"/>
@@ -1091,13 +1111,13 @@
                 <w:i w:val="0"/>
                 <w:sz w:val="20"/>
               </w:rPr>
-              <w:t>Уяснение и объединение</w:t>
+              <w:t>Этап уяснения идей</w:t>
             </w:r>
           </w:p>
         </w:tc>
         <w:tc>
           <w:tcPr>
-            <w:tcW w:type="dxa" w:w="6520"/>
+            <w:tcW w:type="dxa" w:w="6812"/>
             <w:tcMar>
               <w:top w:w="55" w:type="dxa"/>
               <w:start w:w="65" w:type="dxa"/>
@@ -1108,10 +1128,9 @@
           </w:tcPr>
           <w:p>
             <w:pPr>
-              <w:spacing w:line="240" w:lineRule="auto" w:after="0"/>
+              <w:spacing w:line="240" w:lineRule="auto" w:before="0" w:after="0"/>
               <w:jc w:val="left"/>
             </w:pPr>
-            <w:r/>
             <w:r>
               <w:rPr>
                 <w:rFonts w:ascii="Times New Roman" w:hAnsi="Times New Roman" w:eastAsia="Times New Roman"/>
@@ -1119,7 +1138,7 @@
                 <w:i w:val="0"/>
                 <w:sz w:val="20"/>
               </w:rPr>
-              <w:t>После завершения генерации уточняется смысл записей, исключаются буквальные повторы, близкие идеи объединяются, но первоначальный замысел сохраняется.</w:t>
+              <w:t>Быстро рассматривается зарегистрированный перечень: уточняется смысл формулировок, устраняются буквальные повторы, близкие предложения укрупняются без потери первоначального замысла.</w:t>
             </w:r>
           </w:p>
         </w:tc>
@@ -1130,7 +1149,7 @@
         </w:trPr>
         <w:tc>
           <w:tcPr>
-            <w:tcW w:type="dxa" w:w="567"/>
+            <w:tcW w:type="dxa" w:w="583"/>
             <w:tcMar>
               <w:top w:w="55" w:type="dxa"/>
               <w:start w:w="65" w:type="dxa"/>
@@ -1141,10 +1160,9 @@
           </w:tcPr>
           <w:p>
             <w:pPr>
-              <w:spacing w:line="240" w:lineRule="auto" w:after="0"/>
+              <w:spacing w:line="240" w:lineRule="auto" w:before="0" w:after="0"/>
               <w:jc w:val="left"/>
             </w:pPr>
-            <w:r/>
             <w:r>
               <w:rPr>
                 <w:rFonts w:ascii="Times New Roman" w:hAnsi="Times New Roman" w:eastAsia="Times New Roman"/>
@@ -1158,7 +1176,7 @@
         </w:tc>
         <w:tc>
           <w:tcPr>
-            <w:tcW w:type="dxa" w:w="2268"/>
+            <w:tcW w:type="dxa" w:w="1960"/>
             <w:tcMar>
               <w:top w:w="55" w:type="dxa"/>
               <w:start w:w="65" w:type="dxa"/>
@@ -1169,10 +1187,9 @@
           </w:tcPr>
           <w:p>
             <w:pPr>
-              <w:spacing w:line="240" w:lineRule="auto" w:after="0"/>
+              <w:spacing w:line="240" w:lineRule="auto" w:before="0" w:after="0"/>
               <w:jc w:val="left"/>
             </w:pPr>
-            <w:r/>
             <w:r>
               <w:rPr>
                 <w:rFonts w:ascii="Times New Roman" w:hAnsi="Times New Roman" w:eastAsia="Times New Roman"/>
@@ -1180,13 +1197,13 @@
                 <w:i w:val="0"/>
                 <w:sz w:val="20"/>
               </w:rPr>
-              <w:t>Построение интеллект-карты</w:t>
+              <w:t>Подготовка письменного отчёта подгруппы</w:t>
             </w:r>
           </w:p>
         </w:tc>
         <w:tc>
           <w:tcPr>
-            <w:tcW w:type="dxa" w:w="6520"/>
+            <w:tcW w:type="dxa" w:w="6812"/>
             <w:tcMar>
               <w:top w:w="55" w:type="dxa"/>
               <w:start w:w="65" w:type="dxa"/>
@@ -1197,10 +1214,9 @@
           </w:tcPr>
           <w:p>
             <w:pPr>
-              <w:spacing w:line="240" w:lineRule="auto" w:after="0"/>
+              <w:spacing w:line="240" w:lineRule="auto" w:before="0" w:after="0"/>
               <w:jc w:val="left"/>
             </w:pPr>
-            <w:r/>
             <w:r>
               <w:rPr>
                 <w:rFonts w:ascii="Times New Roman" w:hAnsi="Times New Roman" w:eastAsia="Times New Roman"/>
@@ -1208,7 +1224,7 @@
                 <w:i w:val="0"/>
                 <w:sz w:val="20"/>
               </w:rPr>
-              <w:t>Предложения группируются по смысловым ветвям: цифровая организация, обратная связь, практика, форматы обучения, среда и развитие сообщества.</w:t>
+              <w:t>Каждая подгруппа оформляет перечень идей в соответствии с требованиями к отчёту.</w:t>
             </w:r>
           </w:p>
         </w:tc>
@@ -1219,7 +1235,7 @@
         </w:trPr>
         <w:tc>
           <w:tcPr>
-            <w:tcW w:type="dxa" w:w="567"/>
+            <w:tcW w:type="dxa" w:w="583"/>
             <w:tcMar>
               <w:top w:w="55" w:type="dxa"/>
               <w:start w:w="65" w:type="dxa"/>
@@ -1230,10 +1246,9 @@
           </w:tcPr>
           <w:p>
             <w:pPr>
-              <w:spacing w:line="240" w:lineRule="auto" w:after="0"/>
+              <w:spacing w:line="240" w:lineRule="auto" w:before="0" w:after="0"/>
               <w:jc w:val="left"/>
             </w:pPr>
-            <w:r/>
             <w:r>
               <w:rPr>
                 <w:rFonts w:ascii="Times New Roman" w:hAnsi="Times New Roman" w:eastAsia="Times New Roman"/>
@@ -1247,7 +1262,7 @@
         </w:tc>
         <w:tc>
           <w:tcPr>
-            <w:tcW w:type="dxa" w:w="2268"/>
+            <w:tcW w:type="dxa" w:w="1960"/>
             <w:tcMar>
               <w:top w:w="55" w:type="dxa"/>
               <w:start w:w="65" w:type="dxa"/>
@@ -1258,10 +1273,9 @@
           </w:tcPr>
           <w:p>
             <w:pPr>
-              <w:spacing w:line="240" w:lineRule="auto" w:after="0"/>
+              <w:spacing w:line="240" w:lineRule="auto" w:before="0" w:after="0"/>
               <w:jc w:val="left"/>
             </w:pPr>
-            <w:r/>
             <w:r>
               <w:rPr>
                 <w:rFonts w:ascii="Times New Roman" w:hAnsi="Times New Roman" w:eastAsia="Times New Roman"/>
@@ -1269,13 +1283,13 @@
                 <w:i w:val="0"/>
                 <w:sz w:val="20"/>
               </w:rPr>
-              <w:t>Экспертная оценка</w:t>
+              <w:t>Этап голосования и ранжирования</w:t>
             </w:r>
           </w:p>
         </w:tc>
         <w:tc>
           <w:tcPr>
-            <w:tcW w:type="dxa" w:w="6520"/>
+            <w:tcW w:type="dxa" w:w="6812"/>
             <w:tcMar>
               <w:top w:w="55" w:type="dxa"/>
               <w:start w:w="65" w:type="dxa"/>
@@ -1286,10 +1300,9 @@
           </w:tcPr>
           <w:p>
             <w:pPr>
-              <w:spacing w:line="240" w:lineRule="auto" w:after="0"/>
+              <w:spacing w:line="240" w:lineRule="auto" w:before="0" w:after="0"/>
               <w:jc w:val="left"/>
             </w:pPr>
-            <w:r/>
             <w:r>
               <w:rPr>
                 <w:rFonts w:ascii="Times New Roman" w:hAnsi="Times New Roman" w:eastAsia="Times New Roman"/>
@@ -1297,185 +1310,7 @@
                 <w:i w:val="0"/>
                 <w:sz w:val="20"/>
               </w:rPr>
-              <w:t>Подгруппа критиков независимо оценивает идеи по двум заранее установленным критериям. На этом этапе критика разрешена, но должна быть конкретной и относиться к идее, а не к автору.</w:t>
-            </w:r>
-          </w:p>
-        </w:tc>
-      </w:tr>
-      <w:tr>
-        <w:trPr>
-          <w:cantSplit/>
-        </w:trPr>
-        <w:tc>
-          <w:tcPr>
-            <w:tcW w:type="dxa" w:w="567"/>
-            <w:tcMar>
-              <w:top w:w="55" w:type="dxa"/>
-              <w:start w:w="65" w:type="dxa"/>
-              <w:bottom w:w="55" w:type="dxa"/>
-              <w:end w:w="65" w:type="dxa"/>
-            </w:tcMar>
-            <w:vAlign w:val="center"/>
-          </w:tcPr>
-          <w:p>
-            <w:pPr>
-              <w:spacing w:line="240" w:lineRule="auto" w:after="0"/>
-              <w:jc w:val="left"/>
-            </w:pPr>
-            <w:r/>
-            <w:r>
-              <w:rPr>
-                <w:rFonts w:ascii="Times New Roman" w:hAnsi="Times New Roman" w:eastAsia="Times New Roman"/>
-                <w:b w:val="0"/>
-                <w:i w:val="0"/>
-                <w:sz w:val="20"/>
-              </w:rPr>
-              <w:t>9</w:t>
-            </w:r>
-          </w:p>
-        </w:tc>
-        <w:tc>
-          <w:tcPr>
-            <w:tcW w:type="dxa" w:w="2268"/>
-            <w:tcMar>
-              <w:top w:w="55" w:type="dxa"/>
-              <w:start w:w="65" w:type="dxa"/>
-              <w:bottom w:w="55" w:type="dxa"/>
-              <w:end w:w="65" w:type="dxa"/>
-            </w:tcMar>
-            <w:vAlign w:val="center"/>
-          </w:tcPr>
-          <w:p>
-            <w:pPr>
-              <w:spacing w:line="240" w:lineRule="auto" w:after="0"/>
-              <w:jc w:val="left"/>
-            </w:pPr>
-            <w:r/>
-            <w:r>
-              <w:rPr>
-                <w:rFonts w:ascii="Times New Roman" w:hAnsi="Times New Roman" w:eastAsia="Times New Roman"/>
-                <w:b w:val="0"/>
-                <w:i w:val="0"/>
-                <w:sz w:val="20"/>
-              </w:rPr>
-              <w:t>Ранжирование и выбор</w:t>
-            </w:r>
-          </w:p>
-        </w:tc>
-        <w:tc>
-          <w:tcPr>
-            <w:tcW w:type="dxa" w:w="6520"/>
-            <w:tcMar>
-              <w:top w:w="55" w:type="dxa"/>
-              <w:start w:w="65" w:type="dxa"/>
-              <w:bottom w:w="55" w:type="dxa"/>
-              <w:end w:w="65" w:type="dxa"/>
-            </w:tcMar>
-            <w:vAlign w:val="center"/>
-          </w:tcPr>
-          <w:p>
-            <w:pPr>
-              <w:spacing w:line="240" w:lineRule="auto" w:after="0"/>
-              <w:jc w:val="left"/>
-            </w:pPr>
-            <w:r/>
-            <w:r>
-              <w:rPr>
-                <w:rFonts w:ascii="Times New Roman" w:hAnsi="Times New Roman" w:eastAsia="Times New Roman"/>
-                <w:b w:val="0"/>
-                <w:i w:val="0"/>
-                <w:sz w:val="20"/>
-              </w:rPr>
-              <w:t>Баллы усредняются, рассчитывается итоговая оценка, выбираются 2–3 предложения с наилучшим сочетанием эффекта и реализуемости.</w:t>
-            </w:r>
-          </w:p>
-        </w:tc>
-      </w:tr>
-      <w:tr>
-        <w:trPr>
-          <w:cantSplit/>
-        </w:trPr>
-        <w:tc>
-          <w:tcPr>
-            <w:tcW w:type="dxa" w:w="567"/>
-            <w:tcMar>
-              <w:top w:w="55" w:type="dxa"/>
-              <w:start w:w="65" w:type="dxa"/>
-              <w:bottom w:w="55" w:type="dxa"/>
-              <w:end w:w="65" w:type="dxa"/>
-            </w:tcMar>
-            <w:vAlign w:val="center"/>
-          </w:tcPr>
-          <w:p>
-            <w:pPr>
-              <w:spacing w:line="240" w:lineRule="auto" w:after="0"/>
-              <w:jc w:val="left"/>
-            </w:pPr>
-            <w:r/>
-            <w:r>
-              <w:rPr>
-                <w:rFonts w:ascii="Times New Roman" w:hAnsi="Times New Roman" w:eastAsia="Times New Roman"/>
-                <w:b w:val="0"/>
-                <w:i w:val="0"/>
-                <w:sz w:val="20"/>
-              </w:rPr>
-              <w:t>10</w:t>
-            </w:r>
-          </w:p>
-        </w:tc>
-        <w:tc>
-          <w:tcPr>
-            <w:tcW w:type="dxa" w:w="2268"/>
-            <w:tcMar>
-              <w:top w:w="55" w:type="dxa"/>
-              <w:start w:w="65" w:type="dxa"/>
-              <w:bottom w:w="55" w:type="dxa"/>
-              <w:end w:w="65" w:type="dxa"/>
-            </w:tcMar>
-            <w:vAlign w:val="center"/>
-          </w:tcPr>
-          <w:p>
-            <w:pPr>
-              <w:spacing w:line="240" w:lineRule="auto" w:after="0"/>
-              <w:jc w:val="left"/>
-            </w:pPr>
-            <w:r/>
-            <w:r>
-              <w:rPr>
-                <w:rFonts w:ascii="Times New Roman" w:hAnsi="Times New Roman" w:eastAsia="Times New Roman"/>
-                <w:b w:val="0"/>
-                <w:i w:val="0"/>
-                <w:sz w:val="20"/>
-              </w:rPr>
-              <w:t>Подведение итогов</w:t>
-            </w:r>
-          </w:p>
-        </w:tc>
-        <w:tc>
-          <w:tcPr>
-            <w:tcW w:type="dxa" w:w="6520"/>
-            <w:tcMar>
-              <w:top w:w="55" w:type="dxa"/>
-              <w:start w:w="65" w:type="dxa"/>
-              <w:bottom w:w="55" w:type="dxa"/>
-              <w:end w:w="65" w:type="dxa"/>
-            </w:tcMar>
-            <w:vAlign w:val="center"/>
-          </w:tcPr>
-          <w:p>
-            <w:pPr>
-              <w:spacing w:line="240" w:lineRule="auto" w:after="0"/>
-              <w:jc w:val="left"/>
-            </w:pPr>
-            <w:r/>
-            <w:r>
-              <w:rPr>
-                <w:rFonts w:ascii="Times New Roman" w:hAnsi="Times New Roman" w:eastAsia="Times New Roman"/>
-                <w:b w:val="0"/>
-                <w:i w:val="0"/>
-                <w:sz w:val="20"/>
-              </w:rPr>
-              <w:t>Готовится протокол: полный перечень идей, карта, оценки, выбранные предложения, ответственные, пилотные действия и показатели проверки.</w:t>
+              <w:t>Всем участникам раздаются карточки; число карточек равно числу полученных на этапе неупорядоченного перечисления идей. Когда участники проранжировали предложения, руководитель и его помощники делают подсчёты и определяют лучшие идеи.</w:t>
             </w:r>
           </w:p>
         </w:tc>
@@ -1483,7 +1318,7 @@
     </w:tbl>
     <w:p>
       <w:pPr>
-        <w:spacing w:after="0"/>
+        <w:spacing w:line="240" w:lineRule="auto" w:before="0" w:after="0"/>
       </w:pPr>
     </w:p>
     <w:p>
@@ -1497,7 +1332,7 @@
           <w:i w:val="0"/>
           <w:sz w:val="32"/>
         </w:rPr>
-        <w:t>5. Основные правила проведения процедуры</w:t>
+        <w:t>5. Требования, обязанности координатора и правила отчёта</w:t>
       </w:r>
     </w:p>
     <w:p>
@@ -1511,7 +1346,7 @@
           <w:i w:val="0"/>
           <w:sz w:val="30"/>
         </w:rPr>
-        <w:t>5.1. Правила этапа генерации</w:t>
+        <w:t>5.1. Требования к проведению мозговой атаки</w:t>
       </w:r>
     </w:p>
     <w:p>
@@ -1527,25 +1362,7 @@
           <w:i w:val="0"/>
           <w:sz w:val="28"/>
         </w:rPr>
-        <w:t xml:space="preserve">1. </w:t>
-      </w:r>
-      <w:r>
-        <w:rPr>
-          <w:rFonts w:ascii="Times New Roman" w:hAnsi="Times New Roman" w:eastAsia="Times New Roman"/>
-          <w:b/>
-          <w:i w:val="0"/>
-          <w:sz w:val="28"/>
-        </w:rPr>
-        <w:t>Критика, споры и оценки запрещены.</w:t>
-      </w:r>
-      <w:r>
-        <w:rPr>
-          <w:rFonts w:ascii="Times New Roman" w:hAnsi="Times New Roman" w:eastAsia="Times New Roman"/>
-          <w:b w:val="0"/>
-          <w:i w:val="0"/>
-          <w:sz w:val="28"/>
-        </w:rPr>
-        <w:t xml:space="preserve"> Нельзя обсуждать, почему идея «не сработает», пока не завершена генерация.</w:t>
+        <w:t>1. Участники садятся за общий стол лицом друг к другу.</w:t>
       </w:r>
     </w:p>
     <w:p>
@@ -1561,25 +1378,7 @@
           <w:i w:val="0"/>
           <w:sz w:val="28"/>
         </w:rPr>
-        <w:t xml:space="preserve">2. </w:t>
-      </w:r>
-      <w:r>
-        <w:rPr>
-          <w:rFonts w:ascii="Times New Roman" w:hAnsi="Times New Roman" w:eastAsia="Times New Roman"/>
-          <w:b/>
-          <w:i w:val="0"/>
-          <w:sz w:val="28"/>
-        </w:rPr>
-        <w:t>Количество первично.</w:t>
-      </w:r>
-      <w:r>
-        <w:rPr>
-          <w:rFonts w:ascii="Times New Roman" w:hAnsi="Times New Roman" w:eastAsia="Times New Roman"/>
-          <w:b w:val="0"/>
-          <w:i w:val="0"/>
-          <w:sz w:val="28"/>
-        </w:rPr>
-        <w:t xml:space="preserve"> Чем больше идей получено, тем выше вероятность найти сильное решение; качество рассматривается позднее.</w:t>
+        <w:t>2. Запрещаются споры, критика и какие-либо оценки того, что говорится.</w:t>
       </w:r>
     </w:p>
     <w:p>
@@ -1595,25 +1394,7 @@
           <w:i w:val="0"/>
           <w:sz w:val="28"/>
         </w:rPr>
-        <w:t xml:space="preserve">3. </w:t>
-      </w:r>
-      <w:r>
-        <w:rPr>
-          <w:rFonts w:ascii="Times New Roman" w:hAnsi="Times New Roman" w:eastAsia="Times New Roman"/>
-          <w:b/>
-          <w:i w:val="0"/>
-          <w:sz w:val="28"/>
-        </w:rPr>
-        <w:t>Допускаются необычные идеи.</w:t>
-      </w:r>
-      <w:r>
-        <w:rPr>
-          <w:rFonts w:ascii="Times New Roman" w:hAnsi="Times New Roman" w:eastAsia="Times New Roman"/>
-          <w:b w:val="0"/>
-          <w:i w:val="0"/>
-          <w:sz w:val="28"/>
-        </w:rPr>
-        <w:t xml:space="preserve"> Можно высказывать смелые, фантастические и на первый взгляд нереализуемые предложения.</w:t>
+        <w:t>3. Время выступления каждого участника — 1–2 минуты.</w:t>
       </w:r>
     </w:p>
     <w:p>
@@ -1629,25 +1410,7 @@
           <w:i w:val="0"/>
           <w:sz w:val="28"/>
         </w:rPr>
-        <w:t xml:space="preserve">4. </w:t>
-      </w:r>
-      <w:r>
-        <w:rPr>
-          <w:rFonts w:ascii="Times New Roman" w:hAnsi="Times New Roman" w:eastAsia="Times New Roman"/>
-          <w:b/>
-          <w:i w:val="0"/>
-          <w:sz w:val="28"/>
-        </w:rPr>
-        <w:t>Разрешено комбинировать.</w:t>
-      </w:r>
-      <w:r>
-        <w:rPr>
-          <w:rFonts w:ascii="Times New Roman" w:hAnsi="Times New Roman" w:eastAsia="Times New Roman"/>
-          <w:b w:val="0"/>
-          <w:i w:val="0"/>
-          <w:sz w:val="28"/>
-        </w:rPr>
-        <w:t xml:space="preserve"> Участник может продолжить, дополнить или объединить идеи других членов группы без присвоения авторства.</w:t>
+        <w:t>4. Высказываются любые идеи, вплоть до утопических и «бредовых».</w:t>
       </w:r>
     </w:p>
     <w:p>
@@ -1663,25 +1426,7 @@
           <w:i w:val="0"/>
           <w:sz w:val="28"/>
         </w:rPr>
-        <w:t xml:space="preserve">5. </w:t>
-      </w:r>
-      <w:r>
-        <w:rPr>
-          <w:rFonts w:ascii="Times New Roman" w:hAnsi="Times New Roman" w:eastAsia="Times New Roman"/>
-          <w:b/>
-          <w:i w:val="0"/>
-          <w:sz w:val="28"/>
-        </w:rPr>
-        <w:t>Краткость выступления.</w:t>
-      </w:r>
-      <w:r>
-        <w:rPr>
-          <w:rFonts w:ascii="Times New Roman" w:hAnsi="Times New Roman" w:eastAsia="Times New Roman"/>
-          <w:b w:val="0"/>
-          <w:i w:val="0"/>
-          <w:sz w:val="28"/>
-        </w:rPr>
-        <w:t xml:space="preserve"> На изложение одной идеи отводится до 1–2 минут; длинная дискуссия переносится на этап уяснения.</w:t>
+        <w:t>5. Количество идей важнее их качества.</w:t>
       </w:r>
     </w:p>
     <w:p>
@@ -1697,25 +1442,7 @@
           <w:i w:val="0"/>
           <w:sz w:val="28"/>
         </w:rPr>
-        <w:t xml:space="preserve">6. </w:t>
-      </w:r>
-      <w:r>
-        <w:rPr>
-          <w:rFonts w:ascii="Times New Roman" w:hAnsi="Times New Roman" w:eastAsia="Times New Roman"/>
-          <w:b/>
-          <w:i w:val="0"/>
-          <w:sz w:val="28"/>
-        </w:rPr>
-        <w:t>Равенство участников.</w:t>
-      </w:r>
-      <w:r>
-        <w:rPr>
-          <w:rFonts w:ascii="Times New Roman" w:hAnsi="Times New Roman" w:eastAsia="Times New Roman"/>
-          <w:b w:val="0"/>
-          <w:i w:val="0"/>
-          <w:sz w:val="28"/>
-        </w:rPr>
-        <w:t xml:space="preserve"> Должность, успеваемость и авторитет не дают приоритета; участники размещаются так, чтобы видеть друг друга.</w:t>
+        <w:t>6. Критические замечания излагаются сжато и лаконично; идеи, обсуждение которых требует много времени, рассматриваются повторно позже.</w:t>
       </w:r>
     </w:p>
     <w:p>
@@ -1731,25 +1458,7 @@
           <w:i w:val="0"/>
           <w:sz w:val="28"/>
         </w:rPr>
-        <w:t xml:space="preserve">7. </w:t>
-      </w:r>
-      <w:r>
-        <w:rPr>
-          <w:rFonts w:ascii="Times New Roman" w:hAnsi="Times New Roman" w:eastAsia="Times New Roman"/>
-          <w:b/>
-          <w:i w:val="0"/>
-          <w:sz w:val="28"/>
-        </w:rPr>
-        <w:t>Фиксируется каждая идея.</w:t>
-      </w:r>
-      <w:r>
-        <w:rPr>
-          <w:rFonts w:ascii="Times New Roman" w:hAnsi="Times New Roman" w:eastAsia="Times New Roman"/>
-          <w:b w:val="0"/>
-          <w:i w:val="0"/>
-          <w:sz w:val="28"/>
-        </w:rPr>
-        <w:t xml:space="preserve"> Модератор не отбрасывает предложение во время выдвижения, а секретарь сохраняет его исходный смысл.</w:t>
+        <w:t>7. Выступать можно несколько раз, однако высказывания должны быть непродолжительными.</w:t>
       </w:r>
     </w:p>
     <w:p>
@@ -1765,25 +1474,21 @@
           <w:i w:val="0"/>
           <w:sz w:val="28"/>
         </w:rPr>
-        <w:t xml:space="preserve">8. </w:t>
+        <w:t>8. Продолжительность первого рассмотрения — 20 минут.</w:t>
       </w:r>
+    </w:p>
+    <w:p>
+      <w:pPr>
+        <w:pStyle w:val="Heading2"/>
+      </w:pPr>
       <w:r>
         <w:rPr>
           <w:rFonts w:ascii="Times New Roman" w:hAnsi="Times New Roman" w:eastAsia="Times New Roman"/>
           <w:b/>
           <w:i w:val="0"/>
-          <w:sz w:val="28"/>
+          <w:sz w:val="30"/>
         </w:rPr>
-        <w:t>Индивидуальная работа не прерывается.</w:t>
-      </w:r>
-      <w:r>
-        <w:rPr>
-          <w:rFonts w:ascii="Times New Roman" w:hAnsi="Times New Roman" w:eastAsia="Times New Roman"/>
-          <w:b w:val="0"/>
-          <w:i w:val="0"/>
-          <w:sz w:val="28"/>
-        </w:rPr>
-        <w:t xml:space="preserve"> На этапе молчаливого генерирования участники не разговаривают и не отвлекают друг друга.</w:t>
+        <w:t>5.2. Обязанности руководителя-координатора мозгового штурма</w:t>
       </w:r>
     </w:p>
     <w:p>
@@ -1799,39 +1504,7 @@
           <w:i w:val="0"/>
           <w:sz w:val="28"/>
         </w:rPr>
-        <w:t xml:space="preserve">9. </w:t>
-      </w:r>
-      <w:r>
-        <w:rPr>
-          <w:rFonts w:ascii="Times New Roman" w:hAnsi="Times New Roman" w:eastAsia="Times New Roman"/>
-          <w:b/>
-          <w:i w:val="0"/>
-          <w:sz w:val="28"/>
-        </w:rPr>
-        <w:t>Соблюдается регламент.</w:t>
-      </w:r>
-      <w:r>
-        <w:rPr>
-          <w:rFonts w:ascii="Times New Roman" w:hAnsi="Times New Roman" w:eastAsia="Times New Roman"/>
-          <w:b w:val="0"/>
-          <w:i w:val="0"/>
-          <w:sz w:val="28"/>
-        </w:rPr>
-        <w:t xml:space="preserve"> Модератор отделяет периоды генерации, уяснения, критики и выбора.</w:t>
-      </w:r>
-    </w:p>
-    <w:p>
-      <w:pPr>
-        <w:pStyle w:val="Heading2"/>
-      </w:pPr>
-      <w:r>
-        <w:rPr>
-          <w:rFonts w:ascii="Times New Roman" w:hAnsi="Times New Roman" w:eastAsia="Times New Roman"/>
-          <w:b/>
-          <w:i w:val="0"/>
-          <w:sz w:val="30"/>
-        </w:rPr>
-        <w:t>5.2. Правила этапа экспертной оценки</w:t>
+        <w:t>1. Знакомит членов группы с правилами работы и поведения в группе.</w:t>
       </w:r>
     </w:p>
     <w:p>
@@ -1847,7 +1520,7 @@
           <w:i w:val="0"/>
           <w:sz w:val="28"/>
         </w:rPr>
-        <w:t>1. Критик оценивает содержание предложения, а не личность автора.</w:t>
+        <w:t>2. Ставит проблему и предлагает высказывать любые решения без предварительного обдумывания.</w:t>
       </w:r>
     </w:p>
     <w:p>
@@ -1863,7 +1536,7 @@
           <w:i w:val="0"/>
           <w:sz w:val="28"/>
         </w:rPr>
-        <w:t>2. Используются только объявленные критерии и единая пятибалльная шкала.</w:t>
+        <w:t>3. Организует запись всех высказываемых предложений как можно точнее.</w:t>
       </w:r>
     </w:p>
     <w:p>
@@ -1879,7 +1552,7 @@
           <w:i w:val="0"/>
           <w:sz w:val="28"/>
         </w:rPr>
-        <w:t>3. Замечание формулируется лаконично и по возможности сопровождается способом устранения недостатка.</w:t>
+        <w:t>4. Следит за регламентом и периодами работы: генерация идей, их критика и оценка, принятие решения.</w:t>
       </w:r>
     </w:p>
     <w:p>
@@ -1895,7 +1568,7 @@
           <w:i w:val="0"/>
           <w:sz w:val="28"/>
         </w:rPr>
-        <w:t>4. Идеи, требующие дополнительных данных, не уничтожаются, а помещаются в резервный список для последующей проверки.</w:t>
+        <w:t>5. Помогает высказаться всем молчаливым участникам, поощряет стеснительных или неспециалистов, особенно если творческая активность снижается.</w:t>
       </w:r>
     </w:p>
     <w:p>
@@ -1911,7 +1584,7 @@
           <w:i w:val="0"/>
           <w:sz w:val="28"/>
         </w:rPr>
-        <w:t>5. Оценки сначала выставляются индивидуально, чтобы снизить давление авторитета и групповое соглашательство, затем обсуждаются расхождения.</w:t>
+        <w:t>6. Набирает спектр версий решения проблемы и лишь потом останавливается на лучшей из них.</w:t>
       </w:r>
     </w:p>
     <w:p>
@@ -1927,7 +1600,149 @@
           <w:i w:val="0"/>
           <w:sz w:val="28"/>
         </w:rPr>
-        <w:t>6. Выбранная идея должна соответствовать задаче, иметь понятный ожидаемый эффект и допускать проверку пилотом.</w:t>
+        <w:t>7. Стимулирует комбинированные вопросы типа: «Есть ли связь между идеями?»</w:t>
+      </w:r>
+    </w:p>
+    <w:p>
+      <w:pPr>
+        <w:spacing w:line="360" w:lineRule="auto" w:before="0" w:after="0"/>
+        <w:ind w:left="709" w:hanging="369"/>
+        <w:jc w:val="both"/>
+      </w:pPr>
+      <w:r>
+        <w:rPr>
+          <w:rFonts w:ascii="Times New Roman" w:hAnsi="Times New Roman" w:eastAsia="Times New Roman"/>
+          <w:b w:val="0"/>
+          <w:i w:val="0"/>
+          <w:sz w:val="28"/>
+        </w:rPr>
+        <w:t>8. Представляет участникам полный список идей, составленный на этапе их высказывания.</w:t>
+      </w:r>
+    </w:p>
+    <w:p>
+      <w:pPr>
+        <w:spacing w:line="360" w:lineRule="auto" w:before="0" w:after="0"/>
+        <w:ind w:left="709" w:hanging="369"/>
+        <w:jc w:val="both"/>
+      </w:pPr>
+      <w:r>
+        <w:rPr>
+          <w:rFonts w:ascii="Times New Roman" w:hAnsi="Times New Roman" w:eastAsia="Times New Roman"/>
+          <w:b w:val="0"/>
+          <w:i w:val="0"/>
+          <w:sz w:val="28"/>
+        </w:rPr>
+        <w:t>9. Пытается систематизировать идеи по каким-либо признакам.</w:t>
+      </w:r>
+    </w:p>
+    <w:p>
+      <w:pPr>
+        <w:spacing w:line="360" w:lineRule="auto" w:before="0" w:after="0"/>
+        <w:ind w:left="709" w:hanging="369"/>
+        <w:jc w:val="both"/>
+      </w:pPr>
+      <w:r>
+        <w:rPr>
+          <w:rFonts w:ascii="Times New Roman" w:hAnsi="Times New Roman" w:eastAsia="Times New Roman"/>
+          <w:b w:val="0"/>
+          <w:i w:val="0"/>
+          <w:sz w:val="28"/>
+        </w:rPr>
+        <w:t>10. Подводит итоги обсуждения, информирует о проблемах, оставшихся открытыми.</w:t>
+      </w:r>
+    </w:p>
+    <w:p>
+      <w:pPr>
+        <w:spacing w:line="360" w:lineRule="auto" w:before="0" w:after="0"/>
+        <w:ind w:left="709" w:hanging="369"/>
+        <w:jc w:val="both"/>
+      </w:pPr>
+      <w:r>
+        <w:rPr>
+          <w:rFonts w:ascii="Times New Roman" w:hAnsi="Times New Roman" w:eastAsia="Times New Roman"/>
+          <w:b w:val="0"/>
+          <w:i w:val="0"/>
+          <w:sz w:val="28"/>
+        </w:rPr>
+        <w:t>11. При проведении мозгового штурма не перебивает участников, не комментирует их высказывания, какими бы оригинальными они ни были, и не превращается в ингибитора творческой активности.</w:t>
+      </w:r>
+    </w:p>
+    <w:p>
+      <w:pPr>
+        <w:pStyle w:val="Heading2"/>
+      </w:pPr>
+      <w:r>
+        <w:rPr>
+          <w:rFonts w:ascii="Times New Roman" w:hAnsi="Times New Roman" w:eastAsia="Times New Roman"/>
+          <w:b/>
+          <w:i w:val="0"/>
+          <w:sz w:val="30"/>
+        </w:rPr>
+        <w:t>5.3. Требования к отчёту подгруппы</w:t>
+      </w:r>
+    </w:p>
+    <w:p>
+      <w:pPr>
+        <w:spacing w:line="360" w:lineRule="auto" w:before="0" w:after="0"/>
+        <w:ind w:left="709" w:hanging="369"/>
+        <w:jc w:val="both"/>
+      </w:pPr>
+      <w:r>
+        <w:rPr>
+          <w:rFonts w:ascii="Times New Roman" w:hAnsi="Times New Roman" w:eastAsia="Times New Roman"/>
+          <w:b w:val="0"/>
+          <w:i w:val="0"/>
+          <w:sz w:val="28"/>
+        </w:rPr>
+        <w:t>1. Количество идей должно быть максимально большим.</w:t>
+      </w:r>
+    </w:p>
+    <w:p>
+      <w:pPr>
+        <w:spacing w:line="360" w:lineRule="auto" w:before="0" w:after="0"/>
+        <w:ind w:left="709" w:hanging="369"/>
+        <w:jc w:val="both"/>
+      </w:pPr>
+      <w:r>
+        <w:rPr>
+          <w:rFonts w:ascii="Times New Roman" w:hAnsi="Times New Roman" w:eastAsia="Times New Roman"/>
+          <w:b w:val="0"/>
+          <w:i w:val="0"/>
+          <w:sz w:val="28"/>
+        </w:rPr>
+        <w:t>2. Идеи не должны дублировать друг друга.</w:t>
+      </w:r>
+    </w:p>
+    <w:p>
+      <w:pPr>
+        <w:spacing w:line="360" w:lineRule="auto" w:before="0" w:after="0"/>
+        <w:ind w:left="709" w:hanging="369"/>
+        <w:jc w:val="both"/>
+      </w:pPr>
+      <w:r>
+        <w:rPr>
+          <w:rFonts w:ascii="Times New Roman" w:hAnsi="Times New Roman" w:eastAsia="Times New Roman"/>
+          <w:b w:val="0"/>
+          <w:i w:val="0"/>
+          <w:sz w:val="28"/>
+        </w:rPr>
+        <w:t>3. Изложение идеи — краткое и чёткое.</w:t>
+      </w:r>
+    </w:p>
+    <w:p>
+      <w:pPr>
+        <w:spacing w:line="360" w:lineRule="auto" w:before="0" w:after="0"/>
+        <w:ind w:left="709" w:hanging="369"/>
+        <w:jc w:val="both"/>
+      </w:pPr>
+      <w:r>
+        <w:rPr>
+          <w:rFonts w:ascii="Times New Roman" w:hAnsi="Times New Roman" w:eastAsia="Times New Roman"/>
+          <w:b w:val="0"/>
+          <w:i w:val="0"/>
+          <w:sz w:val="28"/>
+        </w:rPr>
+        <w:t>4. Идеи должны соответствовать поставленной проблеме.</w:t>
       </w:r>
     </w:p>
     <w:p>
@@ -2053,7 +1868,7 @@
           <w:i w:val="0"/>
           <w:sz w:val="28"/>
         </w:rPr>
-        <w:t>• карточки или электронная форма экспертного голосования;</w:t>
+        <w:t>• карточки голосования и ранжирования по методике учебного пособия;</w:t>
       </w:r>
     </w:p>
     <w:p>
@@ -2069,7 +1884,7 @@
           <w:i w:val="0"/>
           <w:sz w:val="28"/>
         </w:rPr>
-        <w:t>• итоговая таблица с двумя оценками, средним баллом и решением о выборе;</w:t>
+        <w:t>• итоговая таблица с рангами подгрупп, экспертными оценками и решением о выборе;</w:t>
       </w:r>
     </w:p>
     <w:p>
@@ -2085,7 +1900,7 @@
           <w:i w:val="0"/>
           <w:sz w:val="28"/>
         </w:rPr>
-        <w:t>• протокол с авторами уточнений, ответственными за пилот и отложенными идеями.</w:t>
+        <w:t>• протокол с ответственными за пилотные действия и перечнем отложенных идей.</w:t>
       </w:r>
     </w:p>
     <w:p>
@@ -2125,10 +1940,11 @@
         <w:jc w:val="center"/>
         <w:tblLayout w:type="fixed"/>
         <w:tblLook w:firstColumn="1" w:firstRow="1" w:lastColumn="0" w:lastRow="0" w:noHBand="0" w:noVBand="1" w:val="04A0"/>
+        <w:tblLayout w:type="fixed"/>
       </w:tblPr>
       <w:tblGrid>
-        <w:gridCol w:w="4844"/>
-        <w:gridCol w:w="4844"/>
+        <w:gridCol w:w="1589"/>
+        <w:gridCol w:w="7766"/>
       </w:tblGrid>
       <w:tr>
         <w:trPr>
@@ -2137,7 +1953,7 @@
         </w:trPr>
         <w:tc>
           <w:tcPr>
-            <w:tcW w:type="dxa" w:w="2381"/>
+            <w:tcW w:type="dxa" w:w="1589"/>
             <w:tcMar>
               <w:top w:w="55" w:type="dxa"/>
               <w:start w:w="65" w:type="dxa"/>
@@ -2149,16 +1965,15 @@
           </w:tcPr>
           <w:p>
             <w:pPr>
-              <w:spacing w:line="240" w:lineRule="auto" w:after="0"/>
+              <w:spacing w:line="240" w:lineRule="auto" w:before="0" w:after="0"/>
               <w:jc w:val="center"/>
             </w:pPr>
-            <w:r/>
             <w:r>
               <w:rPr>
                 <w:rFonts w:ascii="Times New Roman" w:hAnsi="Times New Roman" w:eastAsia="Times New Roman"/>
                 <w:b/>
                 <w:i w:val="0"/>
-                <w:sz w:val="21"/>
+                <w:sz w:val="20"/>
               </w:rPr>
               <w:t>Роль</w:t>
             </w:r>
@@ -2166,7 +1981,7 @@
         </w:tc>
         <w:tc>
           <w:tcPr>
-            <w:tcW w:type="dxa" w:w="6974"/>
+            <w:tcW w:type="dxa" w:w="7766"/>
             <w:tcMar>
               <w:top w:w="55" w:type="dxa"/>
               <w:start w:w="65" w:type="dxa"/>
@@ -2178,16 +1993,15 @@
           </w:tcPr>
           <w:p>
             <w:pPr>
-              <w:spacing w:line="240" w:lineRule="auto" w:after="0"/>
+              <w:spacing w:line="240" w:lineRule="auto" w:before="0" w:after="0"/>
               <w:jc w:val="center"/>
             </w:pPr>
-            <w:r/>
             <w:r>
               <w:rPr>
                 <w:rFonts w:ascii="Times New Roman" w:hAnsi="Times New Roman" w:eastAsia="Times New Roman"/>
                 <w:b/>
                 <w:i w:val="0"/>
-                <w:sz w:val="21"/>
+                <w:sz w:val="20"/>
               </w:rPr>
               <w:t>Функции в мозговой атаке</w:t>
             </w:r>
@@ -2200,7 +2014,7 @@
         </w:trPr>
         <w:tc>
           <w:tcPr>
-            <w:tcW w:type="dxa" w:w="2381"/>
+            <w:tcW w:type="dxa" w:w="1589"/>
             <w:tcMar>
               <w:top w:w="55" w:type="dxa"/>
               <w:start w:w="65" w:type="dxa"/>
@@ -2211,16 +2025,15 @@
           </w:tcPr>
           <w:p>
             <w:pPr>
-              <w:spacing w:line="240" w:lineRule="auto" w:after="0"/>
+              <w:spacing w:line="240" w:lineRule="auto" w:before="0" w:after="0"/>
               <w:jc w:val="left"/>
             </w:pPr>
-            <w:r/>
             <w:r>
               <w:rPr>
                 <w:rFonts w:ascii="Times New Roman" w:hAnsi="Times New Roman" w:eastAsia="Times New Roman"/>
                 <w:b w:val="0"/>
                 <w:i w:val="0"/>
-                <w:sz w:val="21"/>
+                <w:sz w:val="20"/>
               </w:rPr>
               <w:t>Заказчик проблемы</w:t>
             </w:r>
@@ -2228,7 +2041,7 @@
         </w:tc>
         <w:tc>
           <w:tcPr>
-            <w:tcW w:type="dxa" w:w="6974"/>
+            <w:tcW w:type="dxa" w:w="7766"/>
             <w:tcMar>
               <w:top w:w="55" w:type="dxa"/>
               <w:start w:w="65" w:type="dxa"/>
@@ -2239,18 +2052,17 @@
           </w:tcPr>
           <w:p>
             <w:pPr>
-              <w:spacing w:line="240" w:lineRule="auto" w:after="0"/>
+              <w:spacing w:line="240" w:lineRule="auto" w:before="0" w:after="0"/>
               <w:jc w:val="left"/>
             </w:pPr>
-            <w:r/>
             <w:r>
               <w:rPr>
                 <w:rFonts w:ascii="Times New Roman" w:hAnsi="Times New Roman" w:eastAsia="Times New Roman"/>
                 <w:b w:val="0"/>
                 <w:i w:val="0"/>
-                <w:sz w:val="21"/>
+                <w:sz w:val="20"/>
               </w:rPr>
-              <w:t>Объясняет, какой результат нужен университету, какие ограничения нельзя нарушать и по каким признакам будет проверяться результат.</w:t>
+              <w:t>Объясняет, какой результат нужен аэропорту, какие ограничения (безопасность полётов, бюджет, сроки, требования контролирующих органов) нельзя нарушать и по каким признакам будет проверяться результат.</w:t>
             </w:r>
           </w:p>
         </w:tc>
@@ -2261,7 +2073,7 @@
         </w:trPr>
         <w:tc>
           <w:tcPr>
-            <w:tcW w:type="dxa" w:w="2381"/>
+            <w:tcW w:type="dxa" w:w="1589"/>
             <w:tcMar>
               <w:top w:w="55" w:type="dxa"/>
               <w:start w:w="65" w:type="dxa"/>
@@ -2272,24 +2084,23 @@
           </w:tcPr>
           <w:p>
             <w:pPr>
-              <w:spacing w:line="240" w:lineRule="auto" w:after="0"/>
+              <w:spacing w:line="240" w:lineRule="auto" w:before="0" w:after="0"/>
               <w:jc w:val="left"/>
             </w:pPr>
-            <w:r/>
             <w:r>
               <w:rPr>
                 <w:rFonts w:ascii="Times New Roman" w:hAnsi="Times New Roman" w:eastAsia="Times New Roman"/>
                 <w:b w:val="0"/>
                 <w:i w:val="0"/>
-                <w:sz w:val="21"/>
+                <w:sz w:val="20"/>
               </w:rPr>
-              <w:t>Модератор (руководитель-координатор)</w:t>
+              <w:t>Руководитель-координатор</w:t>
             </w:r>
           </w:p>
         </w:tc>
         <w:tc>
           <w:tcPr>
-            <w:tcW w:type="dxa" w:w="6974"/>
+            <w:tcW w:type="dxa" w:w="7766"/>
             <w:tcMar>
               <w:top w:w="55" w:type="dxa"/>
               <w:start w:w="65" w:type="dxa"/>
@@ -2300,16 +2111,15 @@
           </w:tcPr>
           <w:p>
             <w:pPr>
-              <w:spacing w:line="240" w:lineRule="auto" w:after="0"/>
+              <w:spacing w:line="240" w:lineRule="auto" w:before="0" w:after="0"/>
               <w:jc w:val="left"/>
             </w:pPr>
-            <w:r/>
             <w:r>
               <w:rPr>
                 <w:rFonts w:ascii="Times New Roman" w:hAnsi="Times New Roman" w:eastAsia="Times New Roman"/>
                 <w:b w:val="0"/>
                 <w:i w:val="0"/>
-                <w:sz w:val="21"/>
+                <w:sz w:val="20"/>
               </w:rPr>
               <w:t>Формулирует проблему, объясняет правила, не допускает преждевременную критику, предоставляет слово, следит за этапами и подводит итог.</w:t>
             </w:r>
@@ -2322,7 +2132,7 @@
         </w:trPr>
         <w:tc>
           <w:tcPr>
-            <w:tcW w:type="dxa" w:w="2381"/>
+            <w:tcW w:type="dxa" w:w="1589"/>
             <w:tcMar>
               <w:top w:w="55" w:type="dxa"/>
               <w:start w:w="65" w:type="dxa"/>
@@ -2333,16 +2143,15 @@
           </w:tcPr>
           <w:p>
             <w:pPr>
-              <w:spacing w:line="240" w:lineRule="auto" w:after="0"/>
+              <w:spacing w:line="240" w:lineRule="auto" w:before="0" w:after="0"/>
               <w:jc w:val="left"/>
             </w:pPr>
-            <w:r/>
             <w:r>
               <w:rPr>
                 <w:rFonts w:ascii="Times New Roman" w:hAnsi="Times New Roman" w:eastAsia="Times New Roman"/>
                 <w:b w:val="0"/>
                 <w:i w:val="0"/>
-                <w:sz w:val="21"/>
+                <w:sz w:val="20"/>
               </w:rPr>
               <w:t>Генератор идей</w:t>
             </w:r>
@@ -2350,7 +2159,7 @@
         </w:tc>
         <w:tc>
           <w:tcPr>
-            <w:tcW w:type="dxa" w:w="6974"/>
+            <w:tcW w:type="dxa" w:w="7766"/>
             <w:tcMar>
               <w:top w:w="55" w:type="dxa"/>
               <w:start w:w="65" w:type="dxa"/>
@@ -2361,16 +2170,15 @@
           </w:tcPr>
           <w:p>
             <w:pPr>
-              <w:spacing w:line="240" w:lineRule="auto" w:after="0"/>
+              <w:spacing w:line="240" w:lineRule="auto" w:before="0" w:after="0"/>
               <w:jc w:val="left"/>
             </w:pPr>
-            <w:r/>
             <w:r>
               <w:rPr>
                 <w:rFonts w:ascii="Times New Roman" w:hAnsi="Times New Roman" w:eastAsia="Times New Roman"/>
                 <w:b w:val="0"/>
                 <w:i w:val="0"/>
-                <w:sz w:val="21"/>
+                <w:sz w:val="20"/>
               </w:rPr>
               <w:t>Выдвигает максимальное число предложений, свободно комбинирует идеи, не оценивает их во время генерации.</w:t>
             </w:r>
@@ -2383,7 +2191,7 @@
         </w:trPr>
         <w:tc>
           <w:tcPr>
-            <w:tcW w:type="dxa" w:w="2381"/>
+            <w:tcW w:type="dxa" w:w="1589"/>
             <w:tcMar>
               <w:top w:w="55" w:type="dxa"/>
               <w:start w:w="65" w:type="dxa"/>
@@ -2394,16 +2202,15 @@
           </w:tcPr>
           <w:p>
             <w:pPr>
-              <w:spacing w:line="240" w:lineRule="auto" w:after="0"/>
+              <w:spacing w:line="240" w:lineRule="auto" w:before="0" w:after="0"/>
               <w:jc w:val="left"/>
             </w:pPr>
-            <w:r/>
             <w:r>
               <w:rPr>
                 <w:rFonts w:ascii="Times New Roman" w:hAnsi="Times New Roman" w:eastAsia="Times New Roman"/>
                 <w:b w:val="0"/>
                 <w:i w:val="0"/>
-                <w:sz w:val="21"/>
+                <w:sz w:val="20"/>
               </w:rPr>
               <w:t>Катализатор</w:t>
             </w:r>
@@ -2411,7 +2218,7 @@
         </w:tc>
         <w:tc>
           <w:tcPr>
-            <w:tcW w:type="dxa" w:w="6974"/>
+            <w:tcW w:type="dxa" w:w="7766"/>
             <w:tcMar>
               <w:top w:w="55" w:type="dxa"/>
               <w:start w:w="65" w:type="dxa"/>
@@ -2422,16 +2229,15 @@
           </w:tcPr>
           <w:p>
             <w:pPr>
-              <w:spacing w:line="240" w:lineRule="auto" w:after="0"/>
+              <w:spacing w:line="240" w:lineRule="auto" w:before="0" w:after="0"/>
               <w:jc w:val="left"/>
             </w:pPr>
-            <w:r/>
             <w:r>
               <w:rPr>
                 <w:rFonts w:ascii="Times New Roman" w:hAnsi="Times New Roman" w:eastAsia="Times New Roman"/>
                 <w:b w:val="0"/>
                 <w:i w:val="0"/>
-                <w:sz w:val="21"/>
+                <w:sz w:val="20"/>
               </w:rPr>
               <w:t>Задаёт стимулирующие вопросы: «Что можно объединить?», «Как сделать наоборот?», «Что изменится, если убрать ограничение?», но не навязывает группе готовый ответ.</w:t>
             </w:r>
@@ -2444,7 +2250,7 @@
         </w:trPr>
         <w:tc>
           <w:tcPr>
-            <w:tcW w:type="dxa" w:w="2381"/>
+            <w:tcW w:type="dxa" w:w="1589"/>
             <w:tcMar>
               <w:top w:w="55" w:type="dxa"/>
               <w:start w:w="65" w:type="dxa"/>
@@ -2455,16 +2261,15 @@
           </w:tcPr>
           <w:p>
             <w:pPr>
-              <w:spacing w:line="240" w:lineRule="auto" w:after="0"/>
+              <w:spacing w:line="240" w:lineRule="auto" w:before="0" w:after="0"/>
               <w:jc w:val="left"/>
             </w:pPr>
-            <w:r/>
             <w:r>
               <w:rPr>
                 <w:rFonts w:ascii="Times New Roman" w:hAnsi="Times New Roman" w:eastAsia="Times New Roman"/>
                 <w:b w:val="0"/>
                 <w:i w:val="0"/>
-                <w:sz w:val="21"/>
+                <w:sz w:val="20"/>
               </w:rPr>
               <w:t>Слушатель</w:t>
             </w:r>
@@ -2472,7 +2277,7 @@
         </w:tc>
         <w:tc>
           <w:tcPr>
-            <w:tcW w:type="dxa" w:w="6974"/>
+            <w:tcW w:type="dxa" w:w="7766"/>
             <w:tcMar>
               <w:top w:w="55" w:type="dxa"/>
               <w:start w:w="65" w:type="dxa"/>
@@ -2483,16 +2288,15 @@
           </w:tcPr>
           <w:p>
             <w:pPr>
-              <w:spacing w:line="240" w:lineRule="auto" w:after="0"/>
+              <w:spacing w:line="240" w:lineRule="auto" w:before="0" w:after="0"/>
               <w:jc w:val="left"/>
             </w:pPr>
-            <w:r/>
             <w:r>
               <w:rPr>
                 <w:rFonts w:ascii="Times New Roman" w:hAnsi="Times New Roman" w:eastAsia="Times New Roman"/>
                 <w:b w:val="0"/>
                 <w:i w:val="0"/>
-                <w:sz w:val="21"/>
+                <w:sz w:val="20"/>
               </w:rPr>
               <w:t>Сосредоточенно воспринимает идеи других участников и удерживается от перебивания и немедленной оценки.</w:t>
             </w:r>
@@ -2505,7 +2309,7 @@
         </w:trPr>
         <w:tc>
           <w:tcPr>
-            <w:tcW w:type="dxa" w:w="2381"/>
+            <w:tcW w:type="dxa" w:w="1589"/>
             <w:tcMar>
               <w:top w:w="55" w:type="dxa"/>
               <w:start w:w="65" w:type="dxa"/>
@@ -2516,16 +2320,15 @@
           </w:tcPr>
           <w:p>
             <w:pPr>
-              <w:spacing w:line="240" w:lineRule="auto" w:after="0"/>
+              <w:spacing w:line="240" w:lineRule="auto" w:before="0" w:after="0"/>
               <w:jc w:val="left"/>
             </w:pPr>
-            <w:r/>
             <w:r>
               <w:rPr>
                 <w:rFonts w:ascii="Times New Roman" w:hAnsi="Times New Roman" w:eastAsia="Times New Roman"/>
                 <w:b w:val="0"/>
                 <w:i w:val="0"/>
-                <w:sz w:val="21"/>
+                <w:sz w:val="20"/>
               </w:rPr>
               <w:t>Активный слушатель</w:t>
             </w:r>
@@ -2533,7 +2336,7 @@
         </w:tc>
         <w:tc>
           <w:tcPr>
-            <w:tcW w:type="dxa" w:w="6974"/>
+            <w:tcW w:type="dxa" w:w="7766"/>
             <w:tcMar>
               <w:top w:w="55" w:type="dxa"/>
               <w:start w:w="65" w:type="dxa"/>
@@ -2544,16 +2347,15 @@
           </w:tcPr>
           <w:p>
             <w:pPr>
-              <w:spacing w:line="240" w:lineRule="auto" w:after="0"/>
+              <w:spacing w:line="240" w:lineRule="auto" w:before="0" w:after="0"/>
               <w:jc w:val="left"/>
             </w:pPr>
-            <w:r/>
             <w:r>
               <w:rPr>
                 <w:rFonts w:ascii="Times New Roman" w:hAnsi="Times New Roman" w:eastAsia="Times New Roman"/>
                 <w:b w:val="0"/>
                 <w:i w:val="0"/>
-                <w:sz w:val="21"/>
+                <w:sz w:val="20"/>
               </w:rPr>
               <w:t>Уточняет смысл нейтральным перефразированием после завершения генерации, помогает обнаружить связи и развить предложение.</w:t>
             </w:r>
@@ -2566,7 +2368,7 @@
         </w:trPr>
         <w:tc>
           <w:tcPr>
-            <w:tcW w:type="dxa" w:w="2381"/>
+            <w:tcW w:type="dxa" w:w="1589"/>
             <w:tcMar>
               <w:top w:w="55" w:type="dxa"/>
               <w:start w:w="65" w:type="dxa"/>
@@ -2577,16 +2379,15 @@
           </w:tcPr>
           <w:p>
             <w:pPr>
-              <w:spacing w:line="240" w:lineRule="auto" w:after="0"/>
+              <w:spacing w:line="240" w:lineRule="auto" w:before="0" w:after="0"/>
               <w:jc w:val="left"/>
             </w:pPr>
-            <w:r/>
             <w:r>
               <w:rPr>
                 <w:rFonts w:ascii="Times New Roman" w:hAnsi="Times New Roman" w:eastAsia="Times New Roman"/>
                 <w:b w:val="0"/>
                 <w:i w:val="0"/>
-                <w:sz w:val="21"/>
+                <w:sz w:val="20"/>
               </w:rPr>
               <w:t>Секретарь-картограф</w:t>
             </w:r>
@@ -2594,7 +2395,7 @@
         </w:tc>
         <w:tc>
           <w:tcPr>
-            <w:tcW w:type="dxa" w:w="6974"/>
+            <w:tcW w:type="dxa" w:w="7766"/>
             <w:tcMar>
               <w:top w:w="55" w:type="dxa"/>
               <w:start w:w="65" w:type="dxa"/>
@@ -2605,16 +2406,15 @@
           </w:tcPr>
           <w:p>
             <w:pPr>
-              <w:spacing w:line="240" w:lineRule="auto" w:after="0"/>
+              <w:spacing w:line="240" w:lineRule="auto" w:before="0" w:after="0"/>
               <w:jc w:val="left"/>
             </w:pPr>
-            <w:r/>
             <w:r>
               <w:rPr>
                 <w:rFonts w:ascii="Times New Roman" w:hAnsi="Times New Roman" w:eastAsia="Times New Roman"/>
                 <w:b w:val="0"/>
                 <w:i w:val="0"/>
-                <w:sz w:val="21"/>
+                <w:sz w:val="20"/>
               </w:rPr>
               <w:t>Нумерует и фиксирует идеи, сохраняет исходные формулировки, строит интеллект-карту и оформляет протокол.</w:t>
             </w:r>
@@ -2627,7 +2427,7 @@
         </w:trPr>
         <w:tc>
           <w:tcPr>
-            <w:tcW w:type="dxa" w:w="2381"/>
+            <w:tcW w:type="dxa" w:w="1589"/>
             <w:tcMar>
               <w:top w:w="55" w:type="dxa"/>
               <w:start w:w="65" w:type="dxa"/>
@@ -2638,16 +2438,15 @@
           </w:tcPr>
           <w:p>
             <w:pPr>
-              <w:spacing w:line="240" w:lineRule="auto" w:after="0"/>
+              <w:spacing w:line="240" w:lineRule="auto" w:before="0" w:after="0"/>
               <w:jc w:val="left"/>
             </w:pPr>
-            <w:r/>
             <w:r>
               <w:rPr>
                 <w:rFonts w:ascii="Times New Roman" w:hAnsi="Times New Roman" w:eastAsia="Times New Roman"/>
                 <w:b w:val="0"/>
                 <w:i w:val="0"/>
-                <w:sz w:val="21"/>
+                <w:sz w:val="20"/>
               </w:rPr>
               <w:t>Хронометрист</w:t>
             </w:r>
@@ -2655,7 +2454,7 @@
         </w:tc>
         <w:tc>
           <w:tcPr>
-            <w:tcW w:type="dxa" w:w="6974"/>
+            <w:tcW w:type="dxa" w:w="7766"/>
             <w:tcMar>
               <w:top w:w="55" w:type="dxa"/>
               <w:start w:w="65" w:type="dxa"/>
@@ -2666,18 +2465,17 @@
           </w:tcPr>
           <w:p>
             <w:pPr>
-              <w:spacing w:line="240" w:lineRule="auto" w:after="0"/>
+              <w:spacing w:line="240" w:lineRule="auto" w:before="0" w:after="0"/>
               <w:jc w:val="left"/>
             </w:pPr>
-            <w:r/>
             <w:r>
               <w:rPr>
                 <w:rFonts w:ascii="Times New Roman" w:hAnsi="Times New Roman" w:eastAsia="Times New Roman"/>
                 <w:b w:val="0"/>
                 <w:i w:val="0"/>
-                <w:sz w:val="21"/>
+                <w:sz w:val="20"/>
               </w:rPr>
-              <w:t>Контролирует время индивидуальной генерации, выступлений, уяснения и оценки.</w:t>
+              <w:t>Контролирует время индивидуальной генерации, выступлений, уяснения и ранжирования.</w:t>
             </w:r>
           </w:p>
         </w:tc>
@@ -2688,7 +2486,7 @@
         </w:trPr>
         <w:tc>
           <w:tcPr>
-            <w:tcW w:type="dxa" w:w="2381"/>
+            <w:tcW w:type="dxa" w:w="1589"/>
             <w:tcMar>
               <w:top w:w="55" w:type="dxa"/>
               <w:start w:w="65" w:type="dxa"/>
@@ -2699,16 +2497,15 @@
           </w:tcPr>
           <w:p>
             <w:pPr>
-              <w:spacing w:line="240" w:lineRule="auto" w:after="0"/>
+              <w:spacing w:line="240" w:lineRule="auto" w:before="0" w:after="0"/>
               <w:jc w:val="left"/>
             </w:pPr>
-            <w:r/>
             <w:r>
               <w:rPr>
                 <w:rFonts w:ascii="Times New Roman" w:hAnsi="Times New Roman" w:eastAsia="Times New Roman"/>
                 <w:b w:val="0"/>
                 <w:i w:val="0"/>
-                <w:sz w:val="21"/>
+                <w:sz w:val="20"/>
               </w:rPr>
               <w:t>Критик-эксперт</w:t>
             </w:r>
@@ -2716,7 +2513,7 @@
         </w:tc>
         <w:tc>
           <w:tcPr>
-            <w:tcW w:type="dxa" w:w="6974"/>
+            <w:tcW w:type="dxa" w:w="7766"/>
             <w:tcMar>
               <w:top w:w="55" w:type="dxa"/>
               <w:start w:w="65" w:type="dxa"/>
@@ -2727,16 +2524,15 @@
           </w:tcPr>
           <w:p>
             <w:pPr>
-              <w:spacing w:line="240" w:lineRule="auto" w:after="0"/>
+              <w:spacing w:line="240" w:lineRule="auto" w:before="0" w:after="0"/>
               <w:jc w:val="left"/>
             </w:pPr>
-            <w:r/>
             <w:r>
               <w:rPr>
                 <w:rFonts w:ascii="Times New Roman" w:hAnsi="Times New Roman" w:eastAsia="Times New Roman"/>
                 <w:b w:val="0"/>
                 <w:i w:val="0"/>
-                <w:sz w:val="21"/>
+                <w:sz w:val="20"/>
               </w:rPr>
               <w:t>После окончания генерации проверяет соответствие задаче, оценивает эффект и реализуемость, указывает риски и возможные доработки.</w:t>
             </w:r>
@@ -2749,7 +2545,7 @@
         </w:trPr>
         <w:tc>
           <w:tcPr>
-            <w:tcW w:type="dxa" w:w="2381"/>
+            <w:tcW w:type="dxa" w:w="1589"/>
             <w:tcMar>
               <w:top w:w="55" w:type="dxa"/>
               <w:start w:w="65" w:type="dxa"/>
@@ -2760,16 +2556,15 @@
           </w:tcPr>
           <w:p>
             <w:pPr>
-              <w:spacing w:line="240" w:lineRule="auto" w:after="0"/>
+              <w:spacing w:line="240" w:lineRule="auto" w:before="0" w:after="0"/>
               <w:jc w:val="left"/>
             </w:pPr>
-            <w:r/>
             <w:r>
               <w:rPr>
                 <w:rFonts w:ascii="Times New Roman" w:hAnsi="Times New Roman" w:eastAsia="Times New Roman"/>
                 <w:b w:val="0"/>
                 <w:i w:val="0"/>
-                <w:sz w:val="21"/>
+                <w:sz w:val="20"/>
               </w:rPr>
               <w:t>Докладчик</w:t>
             </w:r>
@@ -2777,7 +2572,7 @@
         </w:tc>
         <w:tc>
           <w:tcPr>
-            <w:tcW w:type="dxa" w:w="6974"/>
+            <w:tcW w:type="dxa" w:w="7766"/>
             <w:tcMar>
               <w:top w:w="55" w:type="dxa"/>
               <w:start w:w="65" w:type="dxa"/>
@@ -2788,16 +2583,15 @@
           </w:tcPr>
           <w:p>
             <w:pPr>
-              <w:spacing w:line="240" w:lineRule="auto" w:after="0"/>
+              <w:spacing w:line="240" w:lineRule="auto" w:before="0" w:after="0"/>
               <w:jc w:val="left"/>
             </w:pPr>
-            <w:r/>
             <w:r>
               <w:rPr>
                 <w:rFonts w:ascii="Times New Roman" w:hAnsi="Times New Roman" w:eastAsia="Times New Roman"/>
                 <w:b w:val="0"/>
                 <w:i w:val="0"/>
-                <w:sz w:val="21"/>
+                <w:sz w:val="20"/>
               </w:rPr>
               <w:t>Представляет полный список, критерии, результаты ранжирования и выбранные предложения.</w:t>
             </w:r>
@@ -2807,7 +2601,7 @@
     </w:tbl>
     <w:p>
       <w:pPr>
-        <w:spacing w:after="0"/>
+        <w:spacing w:line="240" w:lineRule="auto" w:before="0" w:after="0"/>
       </w:pPr>
     </w:p>
     <w:p>
@@ -2823,7 +2617,7 @@
           <w:i w:val="0"/>
           <w:sz w:val="28"/>
         </w:rPr>
-        <w:t>Модератор не должен превращаться в ингибитора: он не перебивает участников, не комментирует оригинальность идей и не использует свой авторитет для навязывания решения [1, с. 178].</w:t>
+        <w:t>Руководитель не должен превращаться в ингибитора: он не перебивает участников, не комментирует оригинальность идей и не использует свой авторитет для навязывания решения [1, с. 178].</w:t>
       </w:r>
     </w:p>
     <w:p>
@@ -2837,7 +2631,7 @@
           <w:i w:val="0"/>
           <w:sz w:val="32"/>
         </w:rPr>
-        <w:t>8. Результаты этапа генерации</w:t>
+        <w:t>8. Результаты этапа неупорядоченного перечисления идей</w:t>
       </w:r>
     </w:p>
     <w:p>
@@ -2853,7 +2647,7 @@
           <w:i w:val="0"/>
           <w:sz w:val="28"/>
         </w:rPr>
-        <w:t>После удаления только буквальных повторов сформирован следующий перечень предложений:</w:t>
+        <w:t>Восемь предложений (1–8) зафиксированы в условии занятия [1, с. 177]; предложения 9–18 выдвинуты подгруппой генераторов дополнительно.</w:t>
       </w:r>
     </w:p>
     <w:p>
@@ -2869,7 +2663,7 @@
           <w:i w:val="0"/>
           <w:sz w:val="28"/>
         </w:rPr>
-        <w:t>1. создать единый цифровой навигатор курса с целями, расписанием, материалами, заданиями, сроками и критериями оценки;</w:t>
+        <w:t>1. упрощение таможенного контроля как для российских, так и для иностранных граждан;</w:t>
       </w:r>
     </w:p>
     <w:p>
@@ -2885,7 +2679,7 @@
           <w:i w:val="0"/>
           <w:sz w:val="28"/>
         </w:rPr>
-        <w:t>2. ввести еженедельный короткий опрос студентов и обязательный ответ преподавателя на выявленные затруднения;</w:t>
+        <w:t>2. приобретение автобусов для перевозки пассажиров по лётному полю и установка новых телескопических трапов;</w:t>
       </w:r>
     </w:p>
     <w:p>
@@ -2901,7 +2695,7 @@
           <w:i w:val="0"/>
           <w:sz w:val="28"/>
         </w:rPr>
-        <w:t>3. включать в основные дисциплины практические кейсы от работодателей и подразделений университета;</w:t>
+        <w:t>3. обеспечение транспортного сообщения между терминалами «Шереметьево-I» и «Шереметьево-II»;</w:t>
       </w:r>
     </w:p>
     <w:p>
@@ -2917,7 +2711,7 @@
           <w:i w:val="0"/>
           <w:sz w:val="28"/>
         </w:rPr>
-        <w:t>4. публиковать прозрачные оценочные рубрики и примеры работ разного уровня;</w:t>
+        <w:t>4. строительство новых терминалов;</w:t>
       </w:r>
     </w:p>
     <w:p>
@@ -2933,7 +2727,7 @@
           <w:i w:val="0"/>
           <w:sz w:val="28"/>
         </w:rPr>
-        <w:t>5. организовать систему взаимного наставничества студентов старших и младших курсов;</w:t>
+        <w:t>5. реконструкция схемы внутреннего электроосвещения;</w:t>
       </w:r>
     </w:p>
     <w:p>
@@ -2949,7 +2743,7 @@
           <w:i w:val="0"/>
           <w:sz w:val="28"/>
         </w:rPr>
-        <w:t>6. записывать короткие микролекции по наиболее сложным темам;</w:t>
+        <w:t>6. обновление технического оснащения аэропорта;</w:t>
       </w:r>
     </w:p>
     <w:p>
@@ -2965,7 +2759,7 @@
           <w:i w:val="0"/>
           <w:sz w:val="28"/>
         </w:rPr>
-        <w:t>7. применять элементы перевёрнутого обучения: знакомство с материалом до занятия, разбор и практика — на занятии;</w:t>
+        <w:t>7. реконструкция взлётной полосы;</w:t>
       </w:r>
     </w:p>
     <w:p>
@@ -2981,7 +2775,7 @@
           <w:i w:val="0"/>
           <w:sz w:val="28"/>
         </w:rPr>
-        <w:t>8. создать единое электронное окно записи на консультации;</w:t>
+        <w:t>8. сокращение времени на обслуживание самолётов (заправка топливом);</w:t>
       </w:r>
     </w:p>
     <w:p>
@@ -2997,7 +2791,7 @@
           <w:i w:val="0"/>
           <w:sz w:val="28"/>
         </w:rPr>
-        <w:t>9. проводить входную диагностику и формировать персональные рекомендации по повторению;</w:t>
+        <w:t>9. единая система информирования и навигации: табло, указатели и объявления на русском и английском языках;</w:t>
       </w:r>
     </w:p>
     <w:p>
@@ -3013,7 +2807,7 @@
           <w:i w:val="0"/>
           <w:sz w:val="28"/>
         </w:rPr>
-        <w:t>10. проводить междисциплинарные проектные недели;</w:t>
+        <w:t>10. автоматизация регистрации: стойки самообслуживания, электронные посадочные талоны, отдельные стойки для пассажиров без багажа;</w:t>
       </w:r>
     </w:p>
     <w:p>
@@ -3029,7 +2823,7 @@
           <w:i w:val="0"/>
           <w:sz w:val="28"/>
         </w:rPr>
-        <w:t>11. создать панель учебной аналитики по срокам, активности и типовым ошибкам;</w:t>
+        <w:t>11. технология «единого окна» для трансферных пассажиров и сокращение минимального времени стыковки;</w:t>
       </w:r>
     </w:p>
     <w:p>
@@ -3045,7 +2839,7 @@
           <w:i w:val="0"/>
           <w:sz w:val="28"/>
         </w:rPr>
-        <w:t>12. организовать доступные тихие зоны для самостоятельной и групповой работы;</w:t>
+        <w:t>12. программа обучения и мотивации персонала фронт-линии, единые стандарты сервиса и регулярная проверка методом «тайного пассажира»;</w:t>
       </w:r>
     </w:p>
     <w:p>
@@ -3061,7 +2855,7 @@
           <w:i w:val="0"/>
           <w:sz w:val="28"/>
         </w:rPr>
-        <w:t>13. предусмотреть резервный гибридный доступ к занятию при подтверждённых обстоятельствах;</w:t>
+        <w:t>13. развитие коммерческой зоны: магазины, питание, зоны отдыха и ожидания, что одновременно повышает неавиационные доходы;</w:t>
       </w:r>
     </w:p>
     <w:p>
@@ -3077,7 +2871,7 @@
           <w:i w:val="0"/>
           <w:sz w:val="28"/>
         </w:rPr>
-        <w:t>14. проводить короткие мастерские для преподавателей по активным методам обучения;</w:t>
+        <w:t>14. модернизация системы обработки, сортировки и выдачи багажа, снижение числа задержанных и утраченных мест;</w:t>
       </w:r>
     </w:p>
     <w:p>
@@ -3093,7 +2887,7 @@
           <w:i w:val="0"/>
           <w:sz w:val="28"/>
         </w:rPr>
-        <w:t>15. создать студенческий совет по совместному проектированию отдельных элементов курсов;</w:t>
+        <w:t>15. расширение привокзальных парковок и подъездных дорог, организация регулярного скоростного сообщения с городом;</w:t>
       </w:r>
     </w:p>
     <w:p>
@@ -3109,7 +2903,7 @@
           <w:i w:val="0"/>
           <w:sz w:val="28"/>
         </w:rPr>
-        <w:t>16. использовать взаимную проверку черновиков работ по единым рубрикам;</w:t>
+        <w:t>16. оптимизация расписания и распределения слотов для снижения пиковых перегрузок перрона и зон контроля;</w:t>
       </w:r>
     </w:p>
     <w:p>
@@ -3125,7 +2919,7 @@
           <w:i w:val="0"/>
           <w:sz w:val="28"/>
         </w:rPr>
-        <w:t>17. выделить в расписании окна без междисциплинарных конфликтов для консультаций и проектной работы;</w:t>
+        <w:t>17. система измерения качества: время в очереди на контроле, время выдачи багажа, доля задержек, индекс удовлетворённости пассажиров;</w:t>
       </w:r>
     </w:p>
     <w:p>
@@ -3141,21 +2935,7 @@
           <w:i w:val="0"/>
           <w:sz w:val="28"/>
         </w:rPr>
-        <w:t>18. сформировать открытый банк тренировочных вопросов и пробных защит перед зачётом.</w:t>
-      </w:r>
-    </w:p>
-    <w:p>
-      <w:pPr>
-        <w:pStyle w:val="Heading1"/>
-      </w:pPr>
-      <w:r>
-        <w:rPr>
-          <w:rFonts w:ascii="Times New Roman" w:hAnsi="Times New Roman" w:eastAsia="Times New Roman"/>
-          <w:b/>
-          <w:i w:val="0"/>
-          <w:sz w:val="32"/>
-        </w:rPr>
-        <w:t>9. Критерии и экспертная оценка предложений</w:t>
+        <w:t>18. программа энергосбережения и снижения эксплуатационных затрат на освещение, отопление и техническое обслуживание.</w:t>
       </w:r>
     </w:p>
     <w:p>
@@ -3171,7 +2951,2185 @@
           <w:i w:val="0"/>
           <w:sz w:val="28"/>
         </w:rPr>
-        <w:t>Для отбора установлены ровно два критерия.</w:t>
+        <w:t xml:space="preserve">На </w:t>
+      </w:r>
+      <w:r>
+        <w:rPr>
+          <w:rFonts w:ascii="Times New Roman" w:hAnsi="Times New Roman" w:eastAsia="Times New Roman"/>
+          <w:b/>
+          <w:i w:val="0"/>
+          <w:sz w:val="28"/>
+        </w:rPr>
+        <w:t>этапе уяснения</w:t>
+      </w:r>
+      <w:r>
+        <w:rPr>
+          <w:rFonts w:ascii="Times New Roman" w:hAnsi="Times New Roman" w:eastAsia="Times New Roman"/>
+          <w:b w:val="0"/>
+          <w:i w:val="0"/>
+          <w:sz w:val="28"/>
+        </w:rPr>
+        <w:t xml:space="preserve"> буквальные повторы удалены, а близкие по смыслу предложения укрупнены в восемь направлений — по числу карточек, необходимых для ранжирования [1, с. 177].</w:t>
+      </w:r>
+    </w:p>
+    <w:tbl>
+      <w:tblPr>
+        <w:tblStyle w:val="TableGrid"/>
+        <w:tblW w:type="auto" w:w="0"/>
+        <w:jc w:val="center"/>
+        <w:tblLayout w:type="fixed"/>
+        <w:tblLook w:firstColumn="1" w:firstRow="1" w:lastColumn="0" w:lastRow="0" w:noHBand="0" w:noVBand="1" w:val="04A0"/>
+        <w:tblLayout w:type="fixed"/>
+      </w:tblPr>
+      <w:tblGrid>
+        <w:gridCol w:w="825"/>
+        <w:gridCol w:w="7481"/>
+        <w:gridCol w:w="1049"/>
+      </w:tblGrid>
+      <w:tr>
+        <w:trPr>
+          <w:cantSplit/>
+          <w:tblHeader w:val="true"/>
+        </w:trPr>
+        <w:tc>
+          <w:tcPr>
+            <w:tcW w:type="dxa" w:w="825"/>
+            <w:tcMar>
+              <w:top w:w="55" w:type="dxa"/>
+              <w:start w:w="65" w:type="dxa"/>
+              <w:bottom w:w="55" w:type="dxa"/>
+              <w:end w:w="65" w:type="dxa"/>
+            </w:tcMar>
+            <w:vAlign w:val="center"/>
+            <w:shd w:fill="D9E2F3"/>
+          </w:tcPr>
+          <w:p>
+            <w:pPr>
+              <w:spacing w:line="240" w:lineRule="auto" w:before="0" w:after="0"/>
+              <w:jc w:val="center"/>
+            </w:pPr>
+            <w:r>
+              <w:rPr>
+                <w:rFonts w:ascii="Times New Roman" w:hAnsi="Times New Roman" w:eastAsia="Times New Roman"/>
+                <w:b/>
+                <w:i w:val="0"/>
+                <w:sz w:val="20"/>
+              </w:rPr>
+              <w:t>Карточка</w:t>
+            </w:r>
+          </w:p>
+        </w:tc>
+        <w:tc>
+          <w:tcPr>
+            <w:tcW w:type="dxa" w:w="7481"/>
+            <w:tcMar>
+              <w:top w:w="55" w:type="dxa"/>
+              <w:start w:w="65" w:type="dxa"/>
+              <w:bottom w:w="55" w:type="dxa"/>
+              <w:end w:w="65" w:type="dxa"/>
+            </w:tcMar>
+            <w:vAlign w:val="center"/>
+            <w:shd w:fill="D9E2F3"/>
+          </w:tcPr>
+          <w:p>
+            <w:pPr>
+              <w:spacing w:line="240" w:lineRule="auto" w:before="0" w:after="0"/>
+              <w:jc w:val="center"/>
+            </w:pPr>
+            <w:r>
+              <w:rPr>
+                <w:rFonts w:ascii="Times New Roman" w:hAnsi="Times New Roman" w:eastAsia="Times New Roman"/>
+                <w:b/>
+                <w:i w:val="0"/>
+                <w:sz w:val="20"/>
+              </w:rPr>
+              <w:t>Укрупнённое предложение</w:t>
+            </w:r>
+          </w:p>
+        </w:tc>
+        <w:tc>
+          <w:tcPr>
+            <w:tcW w:type="dxa" w:w="1049"/>
+            <w:tcMar>
+              <w:top w:w="55" w:type="dxa"/>
+              <w:start w:w="65" w:type="dxa"/>
+              <w:bottom w:w="55" w:type="dxa"/>
+              <w:end w:w="65" w:type="dxa"/>
+            </w:tcMar>
+            <w:vAlign w:val="center"/>
+            <w:shd w:fill="D9E2F3"/>
+          </w:tcPr>
+          <w:p>
+            <w:pPr>
+              <w:spacing w:line="240" w:lineRule="auto" w:before="0" w:after="0"/>
+              <w:jc w:val="center"/>
+            </w:pPr>
+            <w:r>
+              <w:rPr>
+                <w:rFonts w:ascii="Times New Roman" w:hAnsi="Times New Roman" w:eastAsia="Times New Roman"/>
+                <w:b/>
+                <w:i w:val="0"/>
+                <w:sz w:val="20"/>
+              </w:rPr>
+              <w:t>Исходные идеи</w:t>
+            </w:r>
+          </w:p>
+        </w:tc>
+      </w:tr>
+      <w:tr>
+        <w:trPr>
+          <w:cantSplit/>
+        </w:trPr>
+        <w:tc>
+          <w:tcPr>
+            <w:tcW w:type="dxa" w:w="825"/>
+            <w:tcMar>
+              <w:top w:w="55" w:type="dxa"/>
+              <w:start w:w="65" w:type="dxa"/>
+              <w:bottom w:w="55" w:type="dxa"/>
+              <w:end w:w="65" w:type="dxa"/>
+            </w:tcMar>
+            <w:vAlign w:val="center"/>
+          </w:tcPr>
+          <w:p>
+            <w:pPr>
+              <w:spacing w:line="240" w:lineRule="auto" w:before="0" w:after="0"/>
+              <w:jc w:val="left"/>
+            </w:pPr>
+            <w:r>
+              <w:rPr>
+                <w:rFonts w:ascii="Times New Roman" w:hAnsi="Times New Roman" w:eastAsia="Times New Roman"/>
+                <w:b w:val="0"/>
+                <w:i w:val="0"/>
+                <w:sz w:val="20"/>
+              </w:rPr>
+              <w:t>К1</w:t>
+            </w:r>
+          </w:p>
+        </w:tc>
+        <w:tc>
+          <w:tcPr>
+            <w:tcW w:type="dxa" w:w="7481"/>
+            <w:tcMar>
+              <w:top w:w="55" w:type="dxa"/>
+              <w:start w:w="65" w:type="dxa"/>
+              <w:bottom w:w="55" w:type="dxa"/>
+              <w:end w:w="65" w:type="dxa"/>
+            </w:tcMar>
+            <w:vAlign w:val="center"/>
+          </w:tcPr>
+          <w:p>
+            <w:pPr>
+              <w:spacing w:line="240" w:lineRule="auto" w:before="0" w:after="0"/>
+              <w:jc w:val="left"/>
+            </w:pPr>
+            <w:r>
+              <w:rPr>
+                <w:rFonts w:ascii="Times New Roman" w:hAnsi="Times New Roman" w:eastAsia="Times New Roman"/>
+                <w:b w:val="0"/>
+                <w:i w:val="0"/>
+                <w:sz w:val="20"/>
+              </w:rPr>
+              <w:t>Ускорение пассажирских формальностей: упрощение таможенного и пограничного контроля, самостоятельная регистрация, «единое окно» для трансфера</w:t>
+            </w:r>
+          </w:p>
+        </w:tc>
+        <w:tc>
+          <w:tcPr>
+            <w:tcW w:type="dxa" w:w="1049"/>
+            <w:tcMar>
+              <w:top w:w="55" w:type="dxa"/>
+              <w:start w:w="65" w:type="dxa"/>
+              <w:bottom w:w="55" w:type="dxa"/>
+              <w:end w:w="65" w:type="dxa"/>
+            </w:tcMar>
+            <w:vAlign w:val="center"/>
+          </w:tcPr>
+          <w:p>
+            <w:pPr>
+              <w:spacing w:line="240" w:lineRule="auto" w:before="0" w:after="0"/>
+              <w:jc w:val="left"/>
+            </w:pPr>
+            <w:r>
+              <w:rPr>
+                <w:rFonts w:ascii="Times New Roman" w:hAnsi="Times New Roman" w:eastAsia="Times New Roman"/>
+                <w:b w:val="0"/>
+                <w:i w:val="0"/>
+                <w:sz w:val="20"/>
+              </w:rPr>
+              <w:t>1, 10, 11</w:t>
+            </w:r>
+          </w:p>
+        </w:tc>
+      </w:tr>
+      <w:tr>
+        <w:trPr>
+          <w:cantSplit/>
+        </w:trPr>
+        <w:tc>
+          <w:tcPr>
+            <w:tcW w:type="dxa" w:w="825"/>
+            <w:tcMar>
+              <w:top w:w="55" w:type="dxa"/>
+              <w:start w:w="65" w:type="dxa"/>
+              <w:bottom w:w="55" w:type="dxa"/>
+              <w:end w:w="65" w:type="dxa"/>
+            </w:tcMar>
+            <w:vAlign w:val="center"/>
+          </w:tcPr>
+          <w:p>
+            <w:pPr>
+              <w:spacing w:line="240" w:lineRule="auto" w:before="0" w:after="0"/>
+              <w:jc w:val="left"/>
+            </w:pPr>
+            <w:r>
+              <w:rPr>
+                <w:rFonts w:ascii="Times New Roman" w:hAnsi="Times New Roman" w:eastAsia="Times New Roman"/>
+                <w:b w:val="0"/>
+                <w:i w:val="0"/>
+                <w:sz w:val="20"/>
+              </w:rPr>
+              <w:t>К2</w:t>
+            </w:r>
+          </w:p>
+        </w:tc>
+        <w:tc>
+          <w:tcPr>
+            <w:tcW w:type="dxa" w:w="7481"/>
+            <w:tcMar>
+              <w:top w:w="55" w:type="dxa"/>
+              <w:start w:w="65" w:type="dxa"/>
+              <w:bottom w:w="55" w:type="dxa"/>
+              <w:end w:w="65" w:type="dxa"/>
+            </w:tcMar>
+            <w:vAlign w:val="center"/>
+          </w:tcPr>
+          <w:p>
+            <w:pPr>
+              <w:spacing w:line="240" w:lineRule="auto" w:before="0" w:after="0"/>
+              <w:jc w:val="left"/>
+            </w:pPr>
+            <w:r>
+              <w:rPr>
+                <w:rFonts w:ascii="Times New Roman" w:hAnsi="Times New Roman" w:eastAsia="Times New Roman"/>
+                <w:b w:val="0"/>
+                <w:i w:val="0"/>
+                <w:sz w:val="20"/>
+              </w:rPr>
+              <w:t>Ускорение перронного обслуживания: автобусы для перевозки по лётному полю, новые телескопические трапы, сокращение времени заправки и обслуживания самолётов</w:t>
+            </w:r>
+          </w:p>
+        </w:tc>
+        <w:tc>
+          <w:tcPr>
+            <w:tcW w:type="dxa" w:w="1049"/>
+            <w:tcMar>
+              <w:top w:w="55" w:type="dxa"/>
+              <w:start w:w="65" w:type="dxa"/>
+              <w:bottom w:w="55" w:type="dxa"/>
+              <w:end w:w="65" w:type="dxa"/>
+            </w:tcMar>
+            <w:vAlign w:val="center"/>
+          </w:tcPr>
+          <w:p>
+            <w:pPr>
+              <w:spacing w:line="240" w:lineRule="auto" w:before="0" w:after="0"/>
+              <w:jc w:val="left"/>
+            </w:pPr>
+            <w:r>
+              <w:rPr>
+                <w:rFonts w:ascii="Times New Roman" w:hAnsi="Times New Roman" w:eastAsia="Times New Roman"/>
+                <w:b w:val="0"/>
+                <w:i w:val="0"/>
+                <w:sz w:val="20"/>
+              </w:rPr>
+              <w:t>2, 8</w:t>
+            </w:r>
+          </w:p>
+        </w:tc>
+      </w:tr>
+      <w:tr>
+        <w:trPr>
+          <w:cantSplit/>
+        </w:trPr>
+        <w:tc>
+          <w:tcPr>
+            <w:tcW w:type="dxa" w:w="825"/>
+            <w:tcMar>
+              <w:top w:w="55" w:type="dxa"/>
+              <w:start w:w="65" w:type="dxa"/>
+              <w:bottom w:w="55" w:type="dxa"/>
+              <w:end w:w="65" w:type="dxa"/>
+            </w:tcMar>
+            <w:vAlign w:val="center"/>
+          </w:tcPr>
+          <w:p>
+            <w:pPr>
+              <w:spacing w:line="240" w:lineRule="auto" w:before="0" w:after="0"/>
+              <w:jc w:val="left"/>
+            </w:pPr>
+            <w:r>
+              <w:rPr>
+                <w:rFonts w:ascii="Times New Roman" w:hAnsi="Times New Roman" w:eastAsia="Times New Roman"/>
+                <w:b w:val="0"/>
+                <w:i w:val="0"/>
+                <w:sz w:val="20"/>
+              </w:rPr>
+              <w:t>К3</w:t>
+            </w:r>
+          </w:p>
+        </w:tc>
+        <w:tc>
+          <w:tcPr>
+            <w:tcW w:type="dxa" w:w="7481"/>
+            <w:tcMar>
+              <w:top w:w="55" w:type="dxa"/>
+              <w:start w:w="65" w:type="dxa"/>
+              <w:bottom w:w="55" w:type="dxa"/>
+              <w:end w:w="65" w:type="dxa"/>
+            </w:tcMar>
+            <w:vAlign w:val="center"/>
+          </w:tcPr>
+          <w:p>
+            <w:pPr>
+              <w:spacing w:line="240" w:lineRule="auto" w:before="0" w:after="0"/>
+              <w:jc w:val="left"/>
+            </w:pPr>
+            <w:r>
+              <w:rPr>
+                <w:rFonts w:ascii="Times New Roman" w:hAnsi="Times New Roman" w:eastAsia="Times New Roman"/>
+                <w:b w:val="0"/>
+                <w:i w:val="0"/>
+                <w:sz w:val="20"/>
+              </w:rPr>
+              <w:t>Транспортная связность: сообщение между «Шереметьево-I» и «Шереметьево-II», подъездные дороги, парковки, скоростная связь с городом</w:t>
+            </w:r>
+          </w:p>
+        </w:tc>
+        <w:tc>
+          <w:tcPr>
+            <w:tcW w:type="dxa" w:w="1049"/>
+            <w:tcMar>
+              <w:top w:w="55" w:type="dxa"/>
+              <w:start w:w="65" w:type="dxa"/>
+              <w:bottom w:w="55" w:type="dxa"/>
+              <w:end w:w="65" w:type="dxa"/>
+            </w:tcMar>
+            <w:vAlign w:val="center"/>
+          </w:tcPr>
+          <w:p>
+            <w:pPr>
+              <w:spacing w:line="240" w:lineRule="auto" w:before="0" w:after="0"/>
+              <w:jc w:val="left"/>
+            </w:pPr>
+            <w:r>
+              <w:rPr>
+                <w:rFonts w:ascii="Times New Roman" w:hAnsi="Times New Roman" w:eastAsia="Times New Roman"/>
+                <w:b w:val="0"/>
+                <w:i w:val="0"/>
+                <w:sz w:val="20"/>
+              </w:rPr>
+              <w:t>3, 15</w:t>
+            </w:r>
+          </w:p>
+        </w:tc>
+      </w:tr>
+      <w:tr>
+        <w:trPr>
+          <w:cantSplit/>
+        </w:trPr>
+        <w:tc>
+          <w:tcPr>
+            <w:tcW w:type="dxa" w:w="825"/>
+            <w:tcMar>
+              <w:top w:w="55" w:type="dxa"/>
+              <w:start w:w="65" w:type="dxa"/>
+              <w:bottom w:w="55" w:type="dxa"/>
+              <w:end w:w="65" w:type="dxa"/>
+            </w:tcMar>
+            <w:vAlign w:val="center"/>
+          </w:tcPr>
+          <w:p>
+            <w:pPr>
+              <w:spacing w:line="240" w:lineRule="auto" w:before="0" w:after="0"/>
+              <w:jc w:val="left"/>
+            </w:pPr>
+            <w:r>
+              <w:rPr>
+                <w:rFonts w:ascii="Times New Roman" w:hAnsi="Times New Roman" w:eastAsia="Times New Roman"/>
+                <w:b w:val="0"/>
+                <w:i w:val="0"/>
+                <w:sz w:val="20"/>
+              </w:rPr>
+              <w:t>К4</w:t>
+            </w:r>
+          </w:p>
+        </w:tc>
+        <w:tc>
+          <w:tcPr>
+            <w:tcW w:type="dxa" w:w="7481"/>
+            <w:tcMar>
+              <w:top w:w="55" w:type="dxa"/>
+              <w:start w:w="65" w:type="dxa"/>
+              <w:bottom w:w="55" w:type="dxa"/>
+              <w:end w:w="65" w:type="dxa"/>
+            </w:tcMar>
+            <w:vAlign w:val="center"/>
+          </w:tcPr>
+          <w:p>
+            <w:pPr>
+              <w:spacing w:line="240" w:lineRule="auto" w:before="0" w:after="0"/>
+              <w:jc w:val="left"/>
+            </w:pPr>
+            <w:r>
+              <w:rPr>
+                <w:rFonts w:ascii="Times New Roman" w:hAnsi="Times New Roman" w:eastAsia="Times New Roman"/>
+                <w:b w:val="0"/>
+                <w:i w:val="0"/>
+                <w:sz w:val="20"/>
+              </w:rPr>
+              <w:t>Строительство новых терминалов</w:t>
+            </w:r>
+          </w:p>
+        </w:tc>
+        <w:tc>
+          <w:tcPr>
+            <w:tcW w:type="dxa" w:w="1049"/>
+            <w:tcMar>
+              <w:top w:w="55" w:type="dxa"/>
+              <w:start w:w="65" w:type="dxa"/>
+              <w:bottom w:w="55" w:type="dxa"/>
+              <w:end w:w="65" w:type="dxa"/>
+            </w:tcMar>
+            <w:vAlign w:val="center"/>
+          </w:tcPr>
+          <w:p>
+            <w:pPr>
+              <w:spacing w:line="240" w:lineRule="auto" w:before="0" w:after="0"/>
+              <w:jc w:val="left"/>
+            </w:pPr>
+            <w:r>
+              <w:rPr>
+                <w:rFonts w:ascii="Times New Roman" w:hAnsi="Times New Roman" w:eastAsia="Times New Roman"/>
+                <w:b w:val="0"/>
+                <w:i w:val="0"/>
+                <w:sz w:val="20"/>
+              </w:rPr>
+              <w:t>4</w:t>
+            </w:r>
+          </w:p>
+        </w:tc>
+      </w:tr>
+      <w:tr>
+        <w:trPr>
+          <w:cantSplit/>
+        </w:trPr>
+        <w:tc>
+          <w:tcPr>
+            <w:tcW w:type="dxa" w:w="825"/>
+            <w:tcMar>
+              <w:top w:w="55" w:type="dxa"/>
+              <w:start w:w="65" w:type="dxa"/>
+              <w:bottom w:w="55" w:type="dxa"/>
+              <w:end w:w="65" w:type="dxa"/>
+            </w:tcMar>
+            <w:vAlign w:val="center"/>
+          </w:tcPr>
+          <w:p>
+            <w:pPr>
+              <w:spacing w:line="240" w:lineRule="auto" w:before="0" w:after="0"/>
+              <w:jc w:val="left"/>
+            </w:pPr>
+            <w:r>
+              <w:rPr>
+                <w:rFonts w:ascii="Times New Roman" w:hAnsi="Times New Roman" w:eastAsia="Times New Roman"/>
+                <w:b w:val="0"/>
+                <w:i w:val="0"/>
+                <w:sz w:val="20"/>
+              </w:rPr>
+              <w:t>К5</w:t>
+            </w:r>
+          </w:p>
+        </w:tc>
+        <w:tc>
+          <w:tcPr>
+            <w:tcW w:type="dxa" w:w="7481"/>
+            <w:tcMar>
+              <w:top w:w="55" w:type="dxa"/>
+              <w:start w:w="65" w:type="dxa"/>
+              <w:bottom w:w="55" w:type="dxa"/>
+              <w:end w:w="65" w:type="dxa"/>
+            </w:tcMar>
+            <w:vAlign w:val="center"/>
+          </w:tcPr>
+          <w:p>
+            <w:pPr>
+              <w:spacing w:line="240" w:lineRule="auto" w:before="0" w:after="0"/>
+              <w:jc w:val="left"/>
+            </w:pPr>
+            <w:r>
+              <w:rPr>
+                <w:rFonts w:ascii="Times New Roman" w:hAnsi="Times New Roman" w:eastAsia="Times New Roman"/>
+                <w:b w:val="0"/>
+                <w:i w:val="0"/>
+                <w:sz w:val="20"/>
+              </w:rPr>
+              <w:t>Техническое оснащение: обновление оборудования, реконструкция внутреннего электроосвещения, энергосбережение</w:t>
+            </w:r>
+          </w:p>
+        </w:tc>
+        <w:tc>
+          <w:tcPr>
+            <w:tcW w:type="dxa" w:w="1049"/>
+            <w:tcMar>
+              <w:top w:w="55" w:type="dxa"/>
+              <w:start w:w="65" w:type="dxa"/>
+              <w:bottom w:w="55" w:type="dxa"/>
+              <w:end w:w="65" w:type="dxa"/>
+            </w:tcMar>
+            <w:vAlign w:val="center"/>
+          </w:tcPr>
+          <w:p>
+            <w:pPr>
+              <w:spacing w:line="240" w:lineRule="auto" w:before="0" w:after="0"/>
+              <w:jc w:val="left"/>
+            </w:pPr>
+            <w:r>
+              <w:rPr>
+                <w:rFonts w:ascii="Times New Roman" w:hAnsi="Times New Roman" w:eastAsia="Times New Roman"/>
+                <w:b w:val="0"/>
+                <w:i w:val="0"/>
+                <w:sz w:val="20"/>
+              </w:rPr>
+              <w:t>5, 6, 18</w:t>
+            </w:r>
+          </w:p>
+        </w:tc>
+      </w:tr>
+      <w:tr>
+        <w:trPr>
+          <w:cantSplit/>
+        </w:trPr>
+        <w:tc>
+          <w:tcPr>
+            <w:tcW w:type="dxa" w:w="825"/>
+            <w:tcMar>
+              <w:top w:w="55" w:type="dxa"/>
+              <w:start w:w="65" w:type="dxa"/>
+              <w:bottom w:w="55" w:type="dxa"/>
+              <w:end w:w="65" w:type="dxa"/>
+            </w:tcMar>
+            <w:vAlign w:val="center"/>
+          </w:tcPr>
+          <w:p>
+            <w:pPr>
+              <w:spacing w:line="240" w:lineRule="auto" w:before="0" w:after="0"/>
+              <w:jc w:val="left"/>
+            </w:pPr>
+            <w:r>
+              <w:rPr>
+                <w:rFonts w:ascii="Times New Roman" w:hAnsi="Times New Roman" w:eastAsia="Times New Roman"/>
+                <w:b w:val="0"/>
+                <w:i w:val="0"/>
+                <w:sz w:val="20"/>
+              </w:rPr>
+              <w:t>К6</w:t>
+            </w:r>
+          </w:p>
+        </w:tc>
+        <w:tc>
+          <w:tcPr>
+            <w:tcW w:type="dxa" w:w="7481"/>
+            <w:tcMar>
+              <w:top w:w="55" w:type="dxa"/>
+              <w:start w:w="65" w:type="dxa"/>
+              <w:bottom w:w="55" w:type="dxa"/>
+              <w:end w:w="65" w:type="dxa"/>
+            </w:tcMar>
+            <w:vAlign w:val="center"/>
+          </w:tcPr>
+          <w:p>
+            <w:pPr>
+              <w:spacing w:line="240" w:lineRule="auto" w:before="0" w:after="0"/>
+              <w:jc w:val="left"/>
+            </w:pPr>
+            <w:r>
+              <w:rPr>
+                <w:rFonts w:ascii="Times New Roman" w:hAnsi="Times New Roman" w:eastAsia="Times New Roman"/>
+                <w:b w:val="0"/>
+                <w:i w:val="0"/>
+                <w:sz w:val="20"/>
+              </w:rPr>
+              <w:t>Реконструкция взлётно-посадочной полосы и оптимизация слотов и расписания</w:t>
+            </w:r>
+          </w:p>
+        </w:tc>
+        <w:tc>
+          <w:tcPr>
+            <w:tcW w:type="dxa" w:w="1049"/>
+            <w:tcMar>
+              <w:top w:w="55" w:type="dxa"/>
+              <w:start w:w="65" w:type="dxa"/>
+              <w:bottom w:w="55" w:type="dxa"/>
+              <w:end w:w="65" w:type="dxa"/>
+            </w:tcMar>
+            <w:vAlign w:val="center"/>
+          </w:tcPr>
+          <w:p>
+            <w:pPr>
+              <w:spacing w:line="240" w:lineRule="auto" w:before="0" w:after="0"/>
+              <w:jc w:val="left"/>
+            </w:pPr>
+            <w:r>
+              <w:rPr>
+                <w:rFonts w:ascii="Times New Roman" w:hAnsi="Times New Roman" w:eastAsia="Times New Roman"/>
+                <w:b w:val="0"/>
+                <w:i w:val="0"/>
+                <w:sz w:val="20"/>
+              </w:rPr>
+              <w:t>7, 16</w:t>
+            </w:r>
+          </w:p>
+        </w:tc>
+      </w:tr>
+      <w:tr>
+        <w:trPr>
+          <w:cantSplit/>
+        </w:trPr>
+        <w:tc>
+          <w:tcPr>
+            <w:tcW w:type="dxa" w:w="825"/>
+            <w:tcMar>
+              <w:top w:w="55" w:type="dxa"/>
+              <w:start w:w="65" w:type="dxa"/>
+              <w:bottom w:w="55" w:type="dxa"/>
+              <w:end w:w="65" w:type="dxa"/>
+            </w:tcMar>
+            <w:vAlign w:val="center"/>
+          </w:tcPr>
+          <w:p>
+            <w:pPr>
+              <w:spacing w:line="240" w:lineRule="auto" w:before="0" w:after="0"/>
+              <w:jc w:val="left"/>
+            </w:pPr>
+            <w:r>
+              <w:rPr>
+                <w:rFonts w:ascii="Times New Roman" w:hAnsi="Times New Roman" w:eastAsia="Times New Roman"/>
+                <w:b w:val="0"/>
+                <w:i w:val="0"/>
+                <w:sz w:val="20"/>
+              </w:rPr>
+              <w:t>К7</w:t>
+            </w:r>
+          </w:p>
+        </w:tc>
+        <w:tc>
+          <w:tcPr>
+            <w:tcW w:type="dxa" w:w="7481"/>
+            <w:tcMar>
+              <w:top w:w="55" w:type="dxa"/>
+              <w:start w:w="65" w:type="dxa"/>
+              <w:bottom w:w="55" w:type="dxa"/>
+              <w:end w:w="65" w:type="dxa"/>
+            </w:tcMar>
+            <w:vAlign w:val="center"/>
+          </w:tcPr>
+          <w:p>
+            <w:pPr>
+              <w:spacing w:line="240" w:lineRule="auto" w:before="0" w:after="0"/>
+              <w:jc w:val="left"/>
+            </w:pPr>
+            <w:r>
+              <w:rPr>
+                <w:rFonts w:ascii="Times New Roman" w:hAnsi="Times New Roman" w:eastAsia="Times New Roman"/>
+                <w:b w:val="0"/>
+                <w:i w:val="0"/>
+                <w:sz w:val="20"/>
+              </w:rPr>
+              <w:t>Сервис и персонал: стандарты обслуживания, обучение и мотивация сотрудников, развитие коммерческой зоны</w:t>
+            </w:r>
+          </w:p>
+        </w:tc>
+        <w:tc>
+          <w:tcPr>
+            <w:tcW w:type="dxa" w:w="1049"/>
+            <w:tcMar>
+              <w:top w:w="55" w:type="dxa"/>
+              <w:start w:w="65" w:type="dxa"/>
+              <w:bottom w:w="55" w:type="dxa"/>
+              <w:end w:w="65" w:type="dxa"/>
+            </w:tcMar>
+            <w:vAlign w:val="center"/>
+          </w:tcPr>
+          <w:p>
+            <w:pPr>
+              <w:spacing w:line="240" w:lineRule="auto" w:before="0" w:after="0"/>
+              <w:jc w:val="left"/>
+            </w:pPr>
+            <w:r>
+              <w:rPr>
+                <w:rFonts w:ascii="Times New Roman" w:hAnsi="Times New Roman" w:eastAsia="Times New Roman"/>
+                <w:b w:val="0"/>
+                <w:i w:val="0"/>
+                <w:sz w:val="20"/>
+              </w:rPr>
+              <w:t>12, 13</w:t>
+            </w:r>
+          </w:p>
+        </w:tc>
+      </w:tr>
+      <w:tr>
+        <w:trPr>
+          <w:cantSplit/>
+        </w:trPr>
+        <w:tc>
+          <w:tcPr>
+            <w:tcW w:type="dxa" w:w="825"/>
+            <w:tcMar>
+              <w:top w:w="55" w:type="dxa"/>
+              <w:start w:w="65" w:type="dxa"/>
+              <w:bottom w:w="55" w:type="dxa"/>
+              <w:end w:w="65" w:type="dxa"/>
+            </w:tcMar>
+            <w:vAlign w:val="center"/>
+          </w:tcPr>
+          <w:p>
+            <w:pPr>
+              <w:spacing w:line="240" w:lineRule="auto" w:before="0" w:after="0"/>
+              <w:jc w:val="left"/>
+            </w:pPr>
+            <w:r>
+              <w:rPr>
+                <w:rFonts w:ascii="Times New Roman" w:hAnsi="Times New Roman" w:eastAsia="Times New Roman"/>
+                <w:b w:val="0"/>
+                <w:i w:val="0"/>
+                <w:sz w:val="20"/>
+              </w:rPr>
+              <w:t>К8</w:t>
+            </w:r>
+          </w:p>
+        </w:tc>
+        <w:tc>
+          <w:tcPr>
+            <w:tcW w:type="dxa" w:w="7481"/>
+            <w:tcMar>
+              <w:top w:w="55" w:type="dxa"/>
+              <w:start w:w="65" w:type="dxa"/>
+              <w:bottom w:w="55" w:type="dxa"/>
+              <w:end w:w="65" w:type="dxa"/>
+            </w:tcMar>
+            <w:vAlign w:val="center"/>
+          </w:tcPr>
+          <w:p>
+            <w:pPr>
+              <w:spacing w:line="240" w:lineRule="auto" w:before="0" w:after="0"/>
+              <w:jc w:val="left"/>
+            </w:pPr>
+            <w:r>
+              <w:rPr>
+                <w:rFonts w:ascii="Times New Roman" w:hAnsi="Times New Roman" w:eastAsia="Times New Roman"/>
+                <w:b w:val="0"/>
+                <w:i w:val="0"/>
+                <w:sz w:val="20"/>
+              </w:rPr>
+              <w:t>Информация, багаж и измерение качества: навигация и информирование, модернизация обработки багажа, система показателей качества</w:t>
+            </w:r>
+          </w:p>
+        </w:tc>
+        <w:tc>
+          <w:tcPr>
+            <w:tcW w:type="dxa" w:w="1049"/>
+            <w:tcMar>
+              <w:top w:w="55" w:type="dxa"/>
+              <w:start w:w="65" w:type="dxa"/>
+              <w:bottom w:w="55" w:type="dxa"/>
+              <w:end w:w="65" w:type="dxa"/>
+            </w:tcMar>
+            <w:vAlign w:val="center"/>
+          </w:tcPr>
+          <w:p>
+            <w:pPr>
+              <w:spacing w:line="240" w:lineRule="auto" w:before="0" w:after="0"/>
+              <w:jc w:val="left"/>
+            </w:pPr>
+            <w:r>
+              <w:rPr>
+                <w:rFonts w:ascii="Times New Roman" w:hAnsi="Times New Roman" w:eastAsia="Times New Roman"/>
+                <w:b w:val="0"/>
+                <w:i w:val="0"/>
+                <w:sz w:val="20"/>
+              </w:rPr>
+              <w:t>9, 14, 17</w:t>
+            </w:r>
+          </w:p>
+        </w:tc>
+      </w:tr>
+    </w:tbl>
+    <w:p>
+      <w:pPr>
+        <w:spacing w:line="240" w:lineRule="auto" w:before="0" w:after="0"/>
+      </w:pPr>
+    </w:p>
+    <w:p>
+      <w:pPr>
+        <w:pStyle w:val="Heading1"/>
+      </w:pPr>
+      <w:r>
+        <w:rPr>
+          <w:rFonts w:ascii="Times New Roman" w:hAnsi="Times New Roman" w:eastAsia="Times New Roman"/>
+          <w:b/>
+          <w:i w:val="0"/>
+          <w:sz w:val="32"/>
+        </w:rPr>
+        <w:t>9. Ранжирование и экспертная оценка предложений</w:t>
+      </w:r>
+    </w:p>
+    <w:p>
+      <w:pPr>
+        <w:pStyle w:val="Heading2"/>
+      </w:pPr>
+      <w:r>
+        <w:rPr>
+          <w:rFonts w:ascii="Times New Roman" w:hAnsi="Times New Roman" w:eastAsia="Times New Roman"/>
+          <w:b/>
+          <w:i w:val="0"/>
+          <w:sz w:val="30"/>
+        </w:rPr>
+        <w:t>9.1. Голосование по методике карточек</w:t>
+      </w:r>
+    </w:p>
+    <w:p>
+      <w:pPr>
+        <w:spacing w:line="360" w:lineRule="auto" w:before="0" w:after="0"/>
+        <w:ind w:firstLine="709"/>
+        <w:jc w:val="both"/>
+      </w:pPr>
+      <w:r>
+        <w:rPr>
+          <w:rFonts w:ascii="Times New Roman" w:hAnsi="Times New Roman" w:eastAsia="Times New Roman"/>
+          <w:b w:val="0"/>
+          <w:i w:val="0"/>
+          <w:sz w:val="28"/>
+        </w:rPr>
+        <w:t>Ранжирование выполнено в порядке, описанном в пособии: из восьми карточек выбирается самая важная — ей присваивается ранг 8; из оставшихся семи выбирается наименее важная — ранг 1; затем из оставшихся шести снова выбирается самая важная — ранг 7 и так далее до исчерпания карточек. Подсчёты выполняют руководитель и его помощники [1, с. 177].</w:t>
+      </w:r>
+    </w:p>
+    <w:tbl>
+      <w:tblPr>
+        <w:tblStyle w:val="TableGrid"/>
+        <w:tblW w:type="auto" w:w="0"/>
+        <w:jc w:val="center"/>
+        <w:tblLayout w:type="fixed"/>
+        <w:tblLook w:firstColumn="1" w:firstRow="1" w:lastColumn="0" w:lastRow="0" w:noHBand="0" w:noVBand="1" w:val="04A0"/>
+        <w:tblLayout w:type="fixed"/>
+      </w:tblPr>
+      <w:tblGrid>
+        <w:gridCol w:w="3573"/>
+        <w:gridCol w:w="1723"/>
+        <w:gridCol w:w="1583"/>
+        <w:gridCol w:w="1237"/>
+        <w:gridCol w:w="1239"/>
+      </w:tblGrid>
+      <w:tr>
+        <w:trPr>
+          <w:cantSplit/>
+          <w:tblHeader w:val="true"/>
+        </w:trPr>
+        <w:tc>
+          <w:tcPr>
+            <w:tcW w:type="dxa" w:w="3573"/>
+            <w:tcMar>
+              <w:top w:w="55" w:type="dxa"/>
+              <w:start w:w="65" w:type="dxa"/>
+              <w:bottom w:w="55" w:type="dxa"/>
+              <w:end w:w="65" w:type="dxa"/>
+            </w:tcMar>
+            <w:vAlign w:val="center"/>
+            <w:shd w:fill="D9E2F3"/>
+          </w:tcPr>
+          <w:p>
+            <w:pPr>
+              <w:spacing w:line="240" w:lineRule="auto" w:before="0" w:after="0"/>
+              <w:jc w:val="center"/>
+            </w:pPr>
+            <w:r>
+              <w:rPr>
+                <w:rFonts w:ascii="Times New Roman" w:hAnsi="Times New Roman" w:eastAsia="Times New Roman"/>
+                <w:b/>
+                <w:i w:val="0"/>
+                <w:sz w:val="20"/>
+              </w:rPr>
+              <w:t>Карточка</w:t>
+            </w:r>
+          </w:p>
+        </w:tc>
+        <w:tc>
+          <w:tcPr>
+            <w:tcW w:type="dxa" w:w="1723"/>
+            <w:tcMar>
+              <w:top w:w="55" w:type="dxa"/>
+              <w:start w:w="65" w:type="dxa"/>
+              <w:bottom w:w="55" w:type="dxa"/>
+              <w:end w:w="65" w:type="dxa"/>
+            </w:tcMar>
+            <w:vAlign w:val="center"/>
+            <w:shd w:fill="D9E2F3"/>
+          </w:tcPr>
+          <w:p>
+            <w:pPr>
+              <w:spacing w:line="240" w:lineRule="auto" w:before="0" w:after="0"/>
+              <w:jc w:val="center"/>
+            </w:pPr>
+            <w:r>
+              <w:rPr>
+                <w:rFonts w:ascii="Times New Roman" w:hAnsi="Times New Roman" w:eastAsia="Times New Roman"/>
+                <w:b/>
+                <w:i w:val="0"/>
+                <w:sz w:val="20"/>
+              </w:rPr>
+              <w:t>Ранг подгруппы генераторов</w:t>
+            </w:r>
+          </w:p>
+        </w:tc>
+        <w:tc>
+          <w:tcPr>
+            <w:tcW w:type="dxa" w:w="1583"/>
+            <w:tcMar>
+              <w:top w:w="55" w:type="dxa"/>
+              <w:start w:w="65" w:type="dxa"/>
+              <w:bottom w:w="55" w:type="dxa"/>
+              <w:end w:w="65" w:type="dxa"/>
+            </w:tcMar>
+            <w:vAlign w:val="center"/>
+            <w:shd w:fill="D9E2F3"/>
+          </w:tcPr>
+          <w:p>
+            <w:pPr>
+              <w:spacing w:line="240" w:lineRule="auto" w:before="0" w:after="0"/>
+              <w:jc w:val="center"/>
+            </w:pPr>
+            <w:r>
+              <w:rPr>
+                <w:rFonts w:ascii="Times New Roman" w:hAnsi="Times New Roman" w:eastAsia="Times New Roman"/>
+                <w:b/>
+                <w:i w:val="0"/>
+                <w:sz w:val="20"/>
+              </w:rPr>
+              <w:t>Ранг подгруппы критиков</w:t>
+            </w:r>
+          </w:p>
+        </w:tc>
+        <w:tc>
+          <w:tcPr>
+            <w:tcW w:type="dxa" w:w="1237"/>
+            <w:tcMar>
+              <w:top w:w="55" w:type="dxa"/>
+              <w:start w:w="65" w:type="dxa"/>
+              <w:bottom w:w="55" w:type="dxa"/>
+              <w:end w:w="65" w:type="dxa"/>
+            </w:tcMar>
+            <w:vAlign w:val="center"/>
+            <w:shd w:fill="D9E2F3"/>
+          </w:tcPr>
+          <w:p>
+            <w:pPr>
+              <w:spacing w:line="240" w:lineRule="auto" w:before="0" w:after="0"/>
+              <w:jc w:val="center"/>
+            </w:pPr>
+            <w:r>
+              <w:rPr>
+                <w:rFonts w:ascii="Times New Roman" w:hAnsi="Times New Roman" w:eastAsia="Times New Roman"/>
+                <w:b/>
+                <w:i w:val="0"/>
+                <w:sz w:val="20"/>
+              </w:rPr>
+              <w:t>Сумма рангов</w:t>
+            </w:r>
+          </w:p>
+        </w:tc>
+        <w:tc>
+          <w:tcPr>
+            <w:tcW w:type="dxa" w:w="1239"/>
+            <w:tcMar>
+              <w:top w:w="55" w:type="dxa"/>
+              <w:start w:w="65" w:type="dxa"/>
+              <w:bottom w:w="55" w:type="dxa"/>
+              <w:end w:w="65" w:type="dxa"/>
+            </w:tcMar>
+            <w:vAlign w:val="center"/>
+            <w:shd w:fill="D9E2F3"/>
+          </w:tcPr>
+          <w:p>
+            <w:pPr>
+              <w:spacing w:line="240" w:lineRule="auto" w:before="0" w:after="0"/>
+              <w:jc w:val="center"/>
+            </w:pPr>
+            <w:r>
+              <w:rPr>
+                <w:rFonts w:ascii="Times New Roman" w:hAnsi="Times New Roman" w:eastAsia="Times New Roman"/>
+                <w:b/>
+                <w:i w:val="0"/>
+                <w:sz w:val="20"/>
+              </w:rPr>
+              <w:t>Место</w:t>
+            </w:r>
+          </w:p>
+        </w:tc>
+      </w:tr>
+      <w:tr>
+        <w:trPr>
+          <w:cantSplit/>
+        </w:trPr>
+        <w:tc>
+          <w:tcPr>
+            <w:tcW w:type="dxa" w:w="3573"/>
+            <w:tcMar>
+              <w:top w:w="55" w:type="dxa"/>
+              <w:start w:w="65" w:type="dxa"/>
+              <w:bottom w:w="55" w:type="dxa"/>
+              <w:end w:w="65" w:type="dxa"/>
+            </w:tcMar>
+            <w:vAlign w:val="center"/>
+          </w:tcPr>
+          <w:p>
+            <w:pPr>
+              <w:spacing w:line="240" w:lineRule="auto" w:before="0" w:after="0"/>
+              <w:jc w:val="left"/>
+            </w:pPr>
+            <w:r>
+              <w:rPr>
+                <w:rFonts w:ascii="Times New Roman" w:hAnsi="Times New Roman" w:eastAsia="Times New Roman"/>
+                <w:b/>
+                <w:i w:val="0"/>
+                <w:sz w:val="20"/>
+              </w:rPr>
+              <w:t>К1. Пассажирские формальности</w:t>
+            </w:r>
+          </w:p>
+        </w:tc>
+        <w:tc>
+          <w:tcPr>
+            <w:tcW w:type="dxa" w:w="1723"/>
+            <w:tcMar>
+              <w:top w:w="55" w:type="dxa"/>
+              <w:start w:w="65" w:type="dxa"/>
+              <w:bottom w:w="55" w:type="dxa"/>
+              <w:end w:w="65" w:type="dxa"/>
+            </w:tcMar>
+            <w:vAlign w:val="center"/>
+          </w:tcPr>
+          <w:p>
+            <w:pPr>
+              <w:spacing w:line="240" w:lineRule="auto" w:before="0" w:after="0"/>
+              <w:jc w:val="left"/>
+            </w:pPr>
+            <w:r>
+              <w:rPr>
+                <w:rFonts w:ascii="Times New Roman" w:hAnsi="Times New Roman" w:eastAsia="Times New Roman"/>
+                <w:b w:val="0"/>
+                <w:i w:val="0"/>
+                <w:sz w:val="20"/>
+              </w:rPr>
+              <w:t>7</w:t>
+            </w:r>
+          </w:p>
+        </w:tc>
+        <w:tc>
+          <w:tcPr>
+            <w:tcW w:type="dxa" w:w="1583"/>
+            <w:tcMar>
+              <w:top w:w="55" w:type="dxa"/>
+              <w:start w:w="65" w:type="dxa"/>
+              <w:bottom w:w="55" w:type="dxa"/>
+              <w:end w:w="65" w:type="dxa"/>
+            </w:tcMar>
+            <w:vAlign w:val="center"/>
+          </w:tcPr>
+          <w:p>
+            <w:pPr>
+              <w:spacing w:line="240" w:lineRule="auto" w:before="0" w:after="0"/>
+              <w:jc w:val="left"/>
+            </w:pPr>
+            <w:r>
+              <w:rPr>
+                <w:rFonts w:ascii="Times New Roman" w:hAnsi="Times New Roman" w:eastAsia="Times New Roman"/>
+                <w:b w:val="0"/>
+                <w:i w:val="0"/>
+                <w:sz w:val="20"/>
+              </w:rPr>
+              <w:t>8</w:t>
+            </w:r>
+          </w:p>
+        </w:tc>
+        <w:tc>
+          <w:tcPr>
+            <w:tcW w:type="dxa" w:w="1237"/>
+            <w:tcMar>
+              <w:top w:w="55" w:type="dxa"/>
+              <w:start w:w="65" w:type="dxa"/>
+              <w:bottom w:w="55" w:type="dxa"/>
+              <w:end w:w="65" w:type="dxa"/>
+            </w:tcMar>
+            <w:vAlign w:val="center"/>
+          </w:tcPr>
+          <w:p>
+            <w:pPr>
+              <w:spacing w:line="240" w:lineRule="auto" w:before="0" w:after="0"/>
+              <w:jc w:val="left"/>
+            </w:pPr>
+            <w:r>
+              <w:rPr>
+                <w:rFonts w:ascii="Times New Roman" w:hAnsi="Times New Roman" w:eastAsia="Times New Roman"/>
+                <w:b/>
+                <w:i w:val="0"/>
+                <w:sz w:val="20"/>
+              </w:rPr>
+              <w:t>15</w:t>
+            </w:r>
+          </w:p>
+        </w:tc>
+        <w:tc>
+          <w:tcPr>
+            <w:tcW w:type="dxa" w:w="1239"/>
+            <w:tcMar>
+              <w:top w:w="55" w:type="dxa"/>
+              <w:start w:w="65" w:type="dxa"/>
+              <w:bottom w:w="55" w:type="dxa"/>
+              <w:end w:w="65" w:type="dxa"/>
+            </w:tcMar>
+            <w:vAlign w:val="center"/>
+          </w:tcPr>
+          <w:p>
+            <w:pPr>
+              <w:spacing w:line="240" w:lineRule="auto" w:before="0" w:after="0"/>
+              <w:jc w:val="left"/>
+            </w:pPr>
+            <w:r>
+              <w:rPr>
+                <w:rFonts w:ascii="Times New Roman" w:hAnsi="Times New Roman" w:eastAsia="Times New Roman"/>
+                <w:b/>
+                <w:i w:val="0"/>
+                <w:sz w:val="20"/>
+              </w:rPr>
+              <w:t>1–2</w:t>
+            </w:r>
+          </w:p>
+        </w:tc>
+      </w:tr>
+      <w:tr>
+        <w:trPr>
+          <w:cantSplit/>
+        </w:trPr>
+        <w:tc>
+          <w:tcPr>
+            <w:tcW w:type="dxa" w:w="3573"/>
+            <w:tcMar>
+              <w:top w:w="55" w:type="dxa"/>
+              <w:start w:w="65" w:type="dxa"/>
+              <w:bottom w:w="55" w:type="dxa"/>
+              <w:end w:w="65" w:type="dxa"/>
+            </w:tcMar>
+            <w:vAlign w:val="center"/>
+          </w:tcPr>
+          <w:p>
+            <w:pPr>
+              <w:spacing w:line="240" w:lineRule="auto" w:before="0" w:after="0"/>
+              <w:jc w:val="left"/>
+            </w:pPr>
+            <w:r>
+              <w:rPr>
+                <w:rFonts w:ascii="Times New Roman" w:hAnsi="Times New Roman" w:eastAsia="Times New Roman"/>
+                <w:b/>
+                <w:i w:val="0"/>
+                <w:sz w:val="20"/>
+              </w:rPr>
+              <w:t>К2. Перронное обслуживание</w:t>
+            </w:r>
+          </w:p>
+        </w:tc>
+        <w:tc>
+          <w:tcPr>
+            <w:tcW w:type="dxa" w:w="1723"/>
+            <w:tcMar>
+              <w:top w:w="55" w:type="dxa"/>
+              <w:start w:w="65" w:type="dxa"/>
+              <w:bottom w:w="55" w:type="dxa"/>
+              <w:end w:w="65" w:type="dxa"/>
+            </w:tcMar>
+            <w:vAlign w:val="center"/>
+          </w:tcPr>
+          <w:p>
+            <w:pPr>
+              <w:spacing w:line="240" w:lineRule="auto" w:before="0" w:after="0"/>
+              <w:jc w:val="left"/>
+            </w:pPr>
+            <w:r>
+              <w:rPr>
+                <w:rFonts w:ascii="Times New Roman" w:hAnsi="Times New Roman" w:eastAsia="Times New Roman"/>
+                <w:b w:val="0"/>
+                <w:i w:val="0"/>
+                <w:sz w:val="20"/>
+              </w:rPr>
+              <w:t>8</w:t>
+            </w:r>
+          </w:p>
+        </w:tc>
+        <w:tc>
+          <w:tcPr>
+            <w:tcW w:type="dxa" w:w="1583"/>
+            <w:tcMar>
+              <w:top w:w="55" w:type="dxa"/>
+              <w:start w:w="65" w:type="dxa"/>
+              <w:bottom w:w="55" w:type="dxa"/>
+              <w:end w:w="65" w:type="dxa"/>
+            </w:tcMar>
+            <w:vAlign w:val="center"/>
+          </w:tcPr>
+          <w:p>
+            <w:pPr>
+              <w:spacing w:line="240" w:lineRule="auto" w:before="0" w:after="0"/>
+              <w:jc w:val="left"/>
+            </w:pPr>
+            <w:r>
+              <w:rPr>
+                <w:rFonts w:ascii="Times New Roman" w:hAnsi="Times New Roman" w:eastAsia="Times New Roman"/>
+                <w:b w:val="0"/>
+                <w:i w:val="0"/>
+                <w:sz w:val="20"/>
+              </w:rPr>
+              <w:t>7</w:t>
+            </w:r>
+          </w:p>
+        </w:tc>
+        <w:tc>
+          <w:tcPr>
+            <w:tcW w:type="dxa" w:w="1237"/>
+            <w:tcMar>
+              <w:top w:w="55" w:type="dxa"/>
+              <w:start w:w="65" w:type="dxa"/>
+              <w:bottom w:w="55" w:type="dxa"/>
+              <w:end w:w="65" w:type="dxa"/>
+            </w:tcMar>
+            <w:vAlign w:val="center"/>
+          </w:tcPr>
+          <w:p>
+            <w:pPr>
+              <w:spacing w:line="240" w:lineRule="auto" w:before="0" w:after="0"/>
+              <w:jc w:val="left"/>
+            </w:pPr>
+            <w:r>
+              <w:rPr>
+                <w:rFonts w:ascii="Times New Roman" w:hAnsi="Times New Roman" w:eastAsia="Times New Roman"/>
+                <w:b/>
+                <w:i w:val="0"/>
+                <w:sz w:val="20"/>
+              </w:rPr>
+              <w:t>15</w:t>
+            </w:r>
+          </w:p>
+        </w:tc>
+        <w:tc>
+          <w:tcPr>
+            <w:tcW w:type="dxa" w:w="1239"/>
+            <w:tcMar>
+              <w:top w:w="55" w:type="dxa"/>
+              <w:start w:w="65" w:type="dxa"/>
+              <w:bottom w:w="55" w:type="dxa"/>
+              <w:end w:w="65" w:type="dxa"/>
+            </w:tcMar>
+            <w:vAlign w:val="center"/>
+          </w:tcPr>
+          <w:p>
+            <w:pPr>
+              <w:spacing w:line="240" w:lineRule="auto" w:before="0" w:after="0"/>
+              <w:jc w:val="left"/>
+            </w:pPr>
+            <w:r>
+              <w:rPr>
+                <w:rFonts w:ascii="Times New Roman" w:hAnsi="Times New Roman" w:eastAsia="Times New Roman"/>
+                <w:b/>
+                <w:i w:val="0"/>
+                <w:sz w:val="20"/>
+              </w:rPr>
+              <w:t>1–2</w:t>
+            </w:r>
+          </w:p>
+        </w:tc>
+      </w:tr>
+      <w:tr>
+        <w:trPr>
+          <w:cantSplit/>
+        </w:trPr>
+        <w:tc>
+          <w:tcPr>
+            <w:tcW w:type="dxa" w:w="3573"/>
+            <w:tcMar>
+              <w:top w:w="55" w:type="dxa"/>
+              <w:start w:w="65" w:type="dxa"/>
+              <w:bottom w:w="55" w:type="dxa"/>
+              <w:end w:w="65" w:type="dxa"/>
+            </w:tcMar>
+            <w:vAlign w:val="center"/>
+          </w:tcPr>
+          <w:p>
+            <w:pPr>
+              <w:spacing w:line="240" w:lineRule="auto" w:before="0" w:after="0"/>
+              <w:jc w:val="left"/>
+            </w:pPr>
+            <w:r>
+              <w:rPr>
+                <w:rFonts w:ascii="Times New Roman" w:hAnsi="Times New Roman" w:eastAsia="Times New Roman"/>
+                <w:b/>
+                <w:i w:val="0"/>
+                <w:sz w:val="20"/>
+              </w:rPr>
+              <w:t>К8. Информация, багаж, качество</w:t>
+            </w:r>
+          </w:p>
+        </w:tc>
+        <w:tc>
+          <w:tcPr>
+            <w:tcW w:type="dxa" w:w="1723"/>
+            <w:tcMar>
+              <w:top w:w="55" w:type="dxa"/>
+              <w:start w:w="65" w:type="dxa"/>
+              <w:bottom w:w="55" w:type="dxa"/>
+              <w:end w:w="65" w:type="dxa"/>
+            </w:tcMar>
+            <w:vAlign w:val="center"/>
+          </w:tcPr>
+          <w:p>
+            <w:pPr>
+              <w:spacing w:line="240" w:lineRule="auto" w:before="0" w:after="0"/>
+              <w:jc w:val="left"/>
+            </w:pPr>
+            <w:r>
+              <w:rPr>
+                <w:rFonts w:ascii="Times New Roman" w:hAnsi="Times New Roman" w:eastAsia="Times New Roman"/>
+                <w:b w:val="0"/>
+                <w:i w:val="0"/>
+                <w:sz w:val="20"/>
+              </w:rPr>
+              <w:t>6</w:t>
+            </w:r>
+          </w:p>
+        </w:tc>
+        <w:tc>
+          <w:tcPr>
+            <w:tcW w:type="dxa" w:w="1583"/>
+            <w:tcMar>
+              <w:top w:w="55" w:type="dxa"/>
+              <w:start w:w="65" w:type="dxa"/>
+              <w:bottom w:w="55" w:type="dxa"/>
+              <w:end w:w="65" w:type="dxa"/>
+            </w:tcMar>
+            <w:vAlign w:val="center"/>
+          </w:tcPr>
+          <w:p>
+            <w:pPr>
+              <w:spacing w:line="240" w:lineRule="auto" w:before="0" w:after="0"/>
+              <w:jc w:val="left"/>
+            </w:pPr>
+            <w:r>
+              <w:rPr>
+                <w:rFonts w:ascii="Times New Roman" w:hAnsi="Times New Roman" w:eastAsia="Times New Roman"/>
+                <w:b w:val="0"/>
+                <w:i w:val="0"/>
+                <w:sz w:val="20"/>
+              </w:rPr>
+              <w:t>5</w:t>
+            </w:r>
+          </w:p>
+        </w:tc>
+        <w:tc>
+          <w:tcPr>
+            <w:tcW w:type="dxa" w:w="1237"/>
+            <w:tcMar>
+              <w:top w:w="55" w:type="dxa"/>
+              <w:start w:w="65" w:type="dxa"/>
+              <w:bottom w:w="55" w:type="dxa"/>
+              <w:end w:w="65" w:type="dxa"/>
+            </w:tcMar>
+            <w:vAlign w:val="center"/>
+          </w:tcPr>
+          <w:p>
+            <w:pPr>
+              <w:spacing w:line="240" w:lineRule="auto" w:before="0" w:after="0"/>
+              <w:jc w:val="left"/>
+            </w:pPr>
+            <w:r>
+              <w:rPr>
+                <w:rFonts w:ascii="Times New Roman" w:hAnsi="Times New Roman" w:eastAsia="Times New Roman"/>
+                <w:b/>
+                <w:i w:val="0"/>
+                <w:sz w:val="20"/>
+              </w:rPr>
+              <w:t>11</w:t>
+            </w:r>
+          </w:p>
+        </w:tc>
+        <w:tc>
+          <w:tcPr>
+            <w:tcW w:type="dxa" w:w="1239"/>
+            <w:tcMar>
+              <w:top w:w="55" w:type="dxa"/>
+              <w:start w:w="65" w:type="dxa"/>
+              <w:bottom w:w="55" w:type="dxa"/>
+              <w:end w:w="65" w:type="dxa"/>
+            </w:tcMar>
+            <w:vAlign w:val="center"/>
+          </w:tcPr>
+          <w:p>
+            <w:pPr>
+              <w:spacing w:line="240" w:lineRule="auto" w:before="0" w:after="0"/>
+              <w:jc w:val="left"/>
+            </w:pPr>
+            <w:r>
+              <w:rPr>
+                <w:rFonts w:ascii="Times New Roman" w:hAnsi="Times New Roman" w:eastAsia="Times New Roman"/>
+                <w:b/>
+                <w:i w:val="0"/>
+                <w:sz w:val="20"/>
+              </w:rPr>
+              <w:t>3</w:t>
+            </w:r>
+          </w:p>
+        </w:tc>
+      </w:tr>
+      <w:tr>
+        <w:trPr>
+          <w:cantSplit/>
+        </w:trPr>
+        <w:tc>
+          <w:tcPr>
+            <w:tcW w:type="dxa" w:w="3573"/>
+            <w:tcMar>
+              <w:top w:w="55" w:type="dxa"/>
+              <w:start w:w="65" w:type="dxa"/>
+              <w:bottom w:w="55" w:type="dxa"/>
+              <w:end w:w="65" w:type="dxa"/>
+            </w:tcMar>
+            <w:vAlign w:val="center"/>
+          </w:tcPr>
+          <w:p>
+            <w:pPr>
+              <w:spacing w:line="240" w:lineRule="auto" w:before="0" w:after="0"/>
+              <w:jc w:val="left"/>
+            </w:pPr>
+            <w:r>
+              <w:rPr>
+                <w:rFonts w:ascii="Times New Roman" w:hAnsi="Times New Roman" w:eastAsia="Times New Roman"/>
+                <w:b w:val="0"/>
+                <w:i w:val="0"/>
+                <w:sz w:val="20"/>
+              </w:rPr>
+              <w:t>К3. Транспортная связность</w:t>
+            </w:r>
+          </w:p>
+        </w:tc>
+        <w:tc>
+          <w:tcPr>
+            <w:tcW w:type="dxa" w:w="1723"/>
+            <w:tcMar>
+              <w:top w:w="55" w:type="dxa"/>
+              <w:start w:w="65" w:type="dxa"/>
+              <w:bottom w:w="55" w:type="dxa"/>
+              <w:end w:w="65" w:type="dxa"/>
+            </w:tcMar>
+            <w:vAlign w:val="center"/>
+          </w:tcPr>
+          <w:p>
+            <w:pPr>
+              <w:spacing w:line="240" w:lineRule="auto" w:before="0" w:after="0"/>
+              <w:jc w:val="left"/>
+            </w:pPr>
+            <w:r>
+              <w:rPr>
+                <w:rFonts w:ascii="Times New Roman" w:hAnsi="Times New Roman" w:eastAsia="Times New Roman"/>
+                <w:b w:val="0"/>
+                <w:i w:val="0"/>
+                <w:sz w:val="20"/>
+              </w:rPr>
+              <w:t>4</w:t>
+            </w:r>
+          </w:p>
+        </w:tc>
+        <w:tc>
+          <w:tcPr>
+            <w:tcW w:type="dxa" w:w="1583"/>
+            <w:tcMar>
+              <w:top w:w="55" w:type="dxa"/>
+              <w:start w:w="65" w:type="dxa"/>
+              <w:bottom w:w="55" w:type="dxa"/>
+              <w:end w:w="65" w:type="dxa"/>
+            </w:tcMar>
+            <w:vAlign w:val="center"/>
+          </w:tcPr>
+          <w:p>
+            <w:pPr>
+              <w:spacing w:line="240" w:lineRule="auto" w:before="0" w:after="0"/>
+              <w:jc w:val="left"/>
+            </w:pPr>
+            <w:r>
+              <w:rPr>
+                <w:rFonts w:ascii="Times New Roman" w:hAnsi="Times New Roman" w:eastAsia="Times New Roman"/>
+                <w:b w:val="0"/>
+                <w:i w:val="0"/>
+                <w:sz w:val="20"/>
+              </w:rPr>
+              <w:t>6</w:t>
+            </w:r>
+          </w:p>
+        </w:tc>
+        <w:tc>
+          <w:tcPr>
+            <w:tcW w:type="dxa" w:w="1237"/>
+            <w:tcMar>
+              <w:top w:w="55" w:type="dxa"/>
+              <w:start w:w="65" w:type="dxa"/>
+              <w:bottom w:w="55" w:type="dxa"/>
+              <w:end w:w="65" w:type="dxa"/>
+            </w:tcMar>
+            <w:vAlign w:val="center"/>
+          </w:tcPr>
+          <w:p>
+            <w:pPr>
+              <w:spacing w:line="240" w:lineRule="auto" w:before="0" w:after="0"/>
+              <w:jc w:val="left"/>
+            </w:pPr>
+            <w:r>
+              <w:rPr>
+                <w:rFonts w:ascii="Times New Roman" w:hAnsi="Times New Roman" w:eastAsia="Times New Roman"/>
+                <w:b w:val="0"/>
+                <w:i w:val="0"/>
+                <w:sz w:val="20"/>
+              </w:rPr>
+              <w:t>10</w:t>
+            </w:r>
+          </w:p>
+        </w:tc>
+        <w:tc>
+          <w:tcPr>
+            <w:tcW w:type="dxa" w:w="1239"/>
+            <w:tcMar>
+              <w:top w:w="55" w:type="dxa"/>
+              <w:start w:w="65" w:type="dxa"/>
+              <w:bottom w:w="55" w:type="dxa"/>
+              <w:end w:w="65" w:type="dxa"/>
+            </w:tcMar>
+            <w:vAlign w:val="center"/>
+          </w:tcPr>
+          <w:p>
+            <w:pPr>
+              <w:spacing w:line="240" w:lineRule="auto" w:before="0" w:after="0"/>
+              <w:jc w:val="left"/>
+            </w:pPr>
+            <w:r>
+              <w:rPr>
+                <w:rFonts w:ascii="Times New Roman" w:hAnsi="Times New Roman" w:eastAsia="Times New Roman"/>
+                <w:b w:val="0"/>
+                <w:i w:val="0"/>
+                <w:sz w:val="20"/>
+              </w:rPr>
+              <w:t>4</w:t>
+            </w:r>
+          </w:p>
+        </w:tc>
+      </w:tr>
+      <w:tr>
+        <w:trPr>
+          <w:cantSplit/>
+        </w:trPr>
+        <w:tc>
+          <w:tcPr>
+            <w:tcW w:type="dxa" w:w="3573"/>
+            <w:tcMar>
+              <w:top w:w="55" w:type="dxa"/>
+              <w:start w:w="65" w:type="dxa"/>
+              <w:bottom w:w="55" w:type="dxa"/>
+              <w:end w:w="65" w:type="dxa"/>
+            </w:tcMar>
+            <w:vAlign w:val="center"/>
+          </w:tcPr>
+          <w:p>
+            <w:pPr>
+              <w:spacing w:line="240" w:lineRule="auto" w:before="0" w:after="0"/>
+              <w:jc w:val="left"/>
+            </w:pPr>
+            <w:r>
+              <w:rPr>
+                <w:rFonts w:ascii="Times New Roman" w:hAnsi="Times New Roman" w:eastAsia="Times New Roman"/>
+                <w:b w:val="0"/>
+                <w:i w:val="0"/>
+                <w:sz w:val="20"/>
+              </w:rPr>
+              <w:t>К7. Сервис и персонал</w:t>
+            </w:r>
+          </w:p>
+        </w:tc>
+        <w:tc>
+          <w:tcPr>
+            <w:tcW w:type="dxa" w:w="1723"/>
+            <w:tcMar>
+              <w:top w:w="55" w:type="dxa"/>
+              <w:start w:w="65" w:type="dxa"/>
+              <w:bottom w:w="55" w:type="dxa"/>
+              <w:end w:w="65" w:type="dxa"/>
+            </w:tcMar>
+            <w:vAlign w:val="center"/>
+          </w:tcPr>
+          <w:p>
+            <w:pPr>
+              <w:spacing w:line="240" w:lineRule="auto" w:before="0" w:after="0"/>
+              <w:jc w:val="left"/>
+            </w:pPr>
+            <w:r>
+              <w:rPr>
+                <w:rFonts w:ascii="Times New Roman" w:hAnsi="Times New Roman" w:eastAsia="Times New Roman"/>
+                <w:b w:val="0"/>
+                <w:i w:val="0"/>
+                <w:sz w:val="20"/>
+              </w:rPr>
+              <w:t>5</w:t>
+            </w:r>
+          </w:p>
+        </w:tc>
+        <w:tc>
+          <w:tcPr>
+            <w:tcW w:type="dxa" w:w="1583"/>
+            <w:tcMar>
+              <w:top w:w="55" w:type="dxa"/>
+              <w:start w:w="65" w:type="dxa"/>
+              <w:bottom w:w="55" w:type="dxa"/>
+              <w:end w:w="65" w:type="dxa"/>
+            </w:tcMar>
+            <w:vAlign w:val="center"/>
+          </w:tcPr>
+          <w:p>
+            <w:pPr>
+              <w:spacing w:line="240" w:lineRule="auto" w:before="0" w:after="0"/>
+              <w:jc w:val="left"/>
+            </w:pPr>
+            <w:r>
+              <w:rPr>
+                <w:rFonts w:ascii="Times New Roman" w:hAnsi="Times New Roman" w:eastAsia="Times New Roman"/>
+                <w:b w:val="0"/>
+                <w:i w:val="0"/>
+                <w:sz w:val="20"/>
+              </w:rPr>
+              <w:t>4</w:t>
+            </w:r>
+          </w:p>
+        </w:tc>
+        <w:tc>
+          <w:tcPr>
+            <w:tcW w:type="dxa" w:w="1237"/>
+            <w:tcMar>
+              <w:top w:w="55" w:type="dxa"/>
+              <w:start w:w="65" w:type="dxa"/>
+              <w:bottom w:w="55" w:type="dxa"/>
+              <w:end w:w="65" w:type="dxa"/>
+            </w:tcMar>
+            <w:vAlign w:val="center"/>
+          </w:tcPr>
+          <w:p>
+            <w:pPr>
+              <w:spacing w:line="240" w:lineRule="auto" w:before="0" w:after="0"/>
+              <w:jc w:val="left"/>
+            </w:pPr>
+            <w:r>
+              <w:rPr>
+                <w:rFonts w:ascii="Times New Roman" w:hAnsi="Times New Roman" w:eastAsia="Times New Roman"/>
+                <w:b w:val="0"/>
+                <w:i w:val="0"/>
+                <w:sz w:val="20"/>
+              </w:rPr>
+              <w:t>9</w:t>
+            </w:r>
+          </w:p>
+        </w:tc>
+        <w:tc>
+          <w:tcPr>
+            <w:tcW w:type="dxa" w:w="1239"/>
+            <w:tcMar>
+              <w:top w:w="55" w:type="dxa"/>
+              <w:start w:w="65" w:type="dxa"/>
+              <w:bottom w:w="55" w:type="dxa"/>
+              <w:end w:w="65" w:type="dxa"/>
+            </w:tcMar>
+            <w:vAlign w:val="center"/>
+          </w:tcPr>
+          <w:p>
+            <w:pPr>
+              <w:spacing w:line="240" w:lineRule="auto" w:before="0" w:after="0"/>
+              <w:jc w:val="left"/>
+            </w:pPr>
+            <w:r>
+              <w:rPr>
+                <w:rFonts w:ascii="Times New Roman" w:hAnsi="Times New Roman" w:eastAsia="Times New Roman"/>
+                <w:b w:val="0"/>
+                <w:i w:val="0"/>
+                <w:sz w:val="20"/>
+              </w:rPr>
+              <w:t>5</w:t>
+            </w:r>
+          </w:p>
+        </w:tc>
+      </w:tr>
+      <w:tr>
+        <w:trPr>
+          <w:cantSplit/>
+        </w:trPr>
+        <w:tc>
+          <w:tcPr>
+            <w:tcW w:type="dxa" w:w="3573"/>
+            <w:tcMar>
+              <w:top w:w="55" w:type="dxa"/>
+              <w:start w:w="65" w:type="dxa"/>
+              <w:bottom w:w="55" w:type="dxa"/>
+              <w:end w:w="65" w:type="dxa"/>
+            </w:tcMar>
+            <w:vAlign w:val="center"/>
+          </w:tcPr>
+          <w:p>
+            <w:pPr>
+              <w:spacing w:line="240" w:lineRule="auto" w:before="0" w:after="0"/>
+              <w:jc w:val="left"/>
+            </w:pPr>
+            <w:r>
+              <w:rPr>
+                <w:rFonts w:ascii="Times New Roman" w:hAnsi="Times New Roman" w:eastAsia="Times New Roman"/>
+                <w:b w:val="0"/>
+                <w:i w:val="0"/>
+                <w:sz w:val="20"/>
+              </w:rPr>
+              <w:t>К5. Техническое оснащение</w:t>
+            </w:r>
+          </w:p>
+        </w:tc>
+        <w:tc>
+          <w:tcPr>
+            <w:tcW w:type="dxa" w:w="1723"/>
+            <w:tcMar>
+              <w:top w:w="55" w:type="dxa"/>
+              <w:start w:w="65" w:type="dxa"/>
+              <w:bottom w:w="55" w:type="dxa"/>
+              <w:end w:w="65" w:type="dxa"/>
+            </w:tcMar>
+            <w:vAlign w:val="center"/>
+          </w:tcPr>
+          <w:p>
+            <w:pPr>
+              <w:spacing w:line="240" w:lineRule="auto" w:before="0" w:after="0"/>
+              <w:jc w:val="left"/>
+            </w:pPr>
+            <w:r>
+              <w:rPr>
+                <w:rFonts w:ascii="Times New Roman" w:hAnsi="Times New Roman" w:eastAsia="Times New Roman"/>
+                <w:b w:val="0"/>
+                <w:i w:val="0"/>
+                <w:sz w:val="20"/>
+              </w:rPr>
+              <w:t>3</w:t>
+            </w:r>
+          </w:p>
+        </w:tc>
+        <w:tc>
+          <w:tcPr>
+            <w:tcW w:type="dxa" w:w="1583"/>
+            <w:tcMar>
+              <w:top w:w="55" w:type="dxa"/>
+              <w:start w:w="65" w:type="dxa"/>
+              <w:bottom w:w="55" w:type="dxa"/>
+              <w:end w:w="65" w:type="dxa"/>
+            </w:tcMar>
+            <w:vAlign w:val="center"/>
+          </w:tcPr>
+          <w:p>
+            <w:pPr>
+              <w:spacing w:line="240" w:lineRule="auto" w:before="0" w:after="0"/>
+              <w:jc w:val="left"/>
+            </w:pPr>
+            <w:r>
+              <w:rPr>
+                <w:rFonts w:ascii="Times New Roman" w:hAnsi="Times New Roman" w:eastAsia="Times New Roman"/>
+                <w:b w:val="0"/>
+                <w:i w:val="0"/>
+                <w:sz w:val="20"/>
+              </w:rPr>
+              <w:t>2</w:t>
+            </w:r>
+          </w:p>
+        </w:tc>
+        <w:tc>
+          <w:tcPr>
+            <w:tcW w:type="dxa" w:w="1237"/>
+            <w:tcMar>
+              <w:top w:w="55" w:type="dxa"/>
+              <w:start w:w="65" w:type="dxa"/>
+              <w:bottom w:w="55" w:type="dxa"/>
+              <w:end w:w="65" w:type="dxa"/>
+            </w:tcMar>
+            <w:vAlign w:val="center"/>
+          </w:tcPr>
+          <w:p>
+            <w:pPr>
+              <w:spacing w:line="240" w:lineRule="auto" w:before="0" w:after="0"/>
+              <w:jc w:val="left"/>
+            </w:pPr>
+            <w:r>
+              <w:rPr>
+                <w:rFonts w:ascii="Times New Roman" w:hAnsi="Times New Roman" w:eastAsia="Times New Roman"/>
+                <w:b w:val="0"/>
+                <w:i w:val="0"/>
+                <w:sz w:val="20"/>
+              </w:rPr>
+              <w:t>5</w:t>
+            </w:r>
+          </w:p>
+        </w:tc>
+        <w:tc>
+          <w:tcPr>
+            <w:tcW w:type="dxa" w:w="1239"/>
+            <w:tcMar>
+              <w:top w:w="55" w:type="dxa"/>
+              <w:start w:w="65" w:type="dxa"/>
+              <w:bottom w:w="55" w:type="dxa"/>
+              <w:end w:w="65" w:type="dxa"/>
+            </w:tcMar>
+            <w:vAlign w:val="center"/>
+          </w:tcPr>
+          <w:p>
+            <w:pPr>
+              <w:spacing w:line="240" w:lineRule="auto" w:before="0" w:after="0"/>
+              <w:jc w:val="left"/>
+            </w:pPr>
+            <w:r>
+              <w:rPr>
+                <w:rFonts w:ascii="Times New Roman" w:hAnsi="Times New Roman" w:eastAsia="Times New Roman"/>
+                <w:b w:val="0"/>
+                <w:i w:val="0"/>
+                <w:sz w:val="20"/>
+              </w:rPr>
+              <w:t>6–7</w:t>
+            </w:r>
+          </w:p>
+        </w:tc>
+      </w:tr>
+      <w:tr>
+        <w:trPr>
+          <w:cantSplit/>
+        </w:trPr>
+        <w:tc>
+          <w:tcPr>
+            <w:tcW w:type="dxa" w:w="3573"/>
+            <w:tcMar>
+              <w:top w:w="55" w:type="dxa"/>
+              <w:start w:w="65" w:type="dxa"/>
+              <w:bottom w:w="55" w:type="dxa"/>
+              <w:end w:w="65" w:type="dxa"/>
+            </w:tcMar>
+            <w:vAlign w:val="center"/>
+          </w:tcPr>
+          <w:p>
+            <w:pPr>
+              <w:spacing w:line="240" w:lineRule="auto" w:before="0" w:after="0"/>
+              <w:jc w:val="left"/>
+            </w:pPr>
+            <w:r>
+              <w:rPr>
+                <w:rFonts w:ascii="Times New Roman" w:hAnsi="Times New Roman" w:eastAsia="Times New Roman"/>
+                <w:b w:val="0"/>
+                <w:i w:val="0"/>
+                <w:sz w:val="20"/>
+              </w:rPr>
+              <w:t>К6. Полоса и слоты</w:t>
+            </w:r>
+          </w:p>
+        </w:tc>
+        <w:tc>
+          <w:tcPr>
+            <w:tcW w:type="dxa" w:w="1723"/>
+            <w:tcMar>
+              <w:top w:w="55" w:type="dxa"/>
+              <w:start w:w="65" w:type="dxa"/>
+              <w:bottom w:w="55" w:type="dxa"/>
+              <w:end w:w="65" w:type="dxa"/>
+            </w:tcMar>
+            <w:vAlign w:val="center"/>
+          </w:tcPr>
+          <w:p>
+            <w:pPr>
+              <w:spacing w:line="240" w:lineRule="auto" w:before="0" w:after="0"/>
+              <w:jc w:val="left"/>
+            </w:pPr>
+            <w:r>
+              <w:rPr>
+                <w:rFonts w:ascii="Times New Roman" w:hAnsi="Times New Roman" w:eastAsia="Times New Roman"/>
+                <w:b w:val="0"/>
+                <w:i w:val="0"/>
+                <w:sz w:val="20"/>
+              </w:rPr>
+              <w:t>2</w:t>
+            </w:r>
+          </w:p>
+        </w:tc>
+        <w:tc>
+          <w:tcPr>
+            <w:tcW w:type="dxa" w:w="1583"/>
+            <w:tcMar>
+              <w:top w:w="55" w:type="dxa"/>
+              <w:start w:w="65" w:type="dxa"/>
+              <w:bottom w:w="55" w:type="dxa"/>
+              <w:end w:w="65" w:type="dxa"/>
+            </w:tcMar>
+            <w:vAlign w:val="center"/>
+          </w:tcPr>
+          <w:p>
+            <w:pPr>
+              <w:spacing w:line="240" w:lineRule="auto" w:before="0" w:after="0"/>
+              <w:jc w:val="left"/>
+            </w:pPr>
+            <w:r>
+              <w:rPr>
+                <w:rFonts w:ascii="Times New Roman" w:hAnsi="Times New Roman" w:eastAsia="Times New Roman"/>
+                <w:b w:val="0"/>
+                <w:i w:val="0"/>
+                <w:sz w:val="20"/>
+              </w:rPr>
+              <w:t>3</w:t>
+            </w:r>
+          </w:p>
+        </w:tc>
+        <w:tc>
+          <w:tcPr>
+            <w:tcW w:type="dxa" w:w="1237"/>
+            <w:tcMar>
+              <w:top w:w="55" w:type="dxa"/>
+              <w:start w:w="65" w:type="dxa"/>
+              <w:bottom w:w="55" w:type="dxa"/>
+              <w:end w:w="65" w:type="dxa"/>
+            </w:tcMar>
+            <w:vAlign w:val="center"/>
+          </w:tcPr>
+          <w:p>
+            <w:pPr>
+              <w:spacing w:line="240" w:lineRule="auto" w:before="0" w:after="0"/>
+              <w:jc w:val="left"/>
+            </w:pPr>
+            <w:r>
+              <w:rPr>
+                <w:rFonts w:ascii="Times New Roman" w:hAnsi="Times New Roman" w:eastAsia="Times New Roman"/>
+                <w:b w:val="0"/>
+                <w:i w:val="0"/>
+                <w:sz w:val="20"/>
+              </w:rPr>
+              <w:t>5</w:t>
+            </w:r>
+          </w:p>
+        </w:tc>
+        <w:tc>
+          <w:tcPr>
+            <w:tcW w:type="dxa" w:w="1239"/>
+            <w:tcMar>
+              <w:top w:w="55" w:type="dxa"/>
+              <w:start w:w="65" w:type="dxa"/>
+              <w:bottom w:w="55" w:type="dxa"/>
+              <w:end w:w="65" w:type="dxa"/>
+            </w:tcMar>
+            <w:vAlign w:val="center"/>
+          </w:tcPr>
+          <w:p>
+            <w:pPr>
+              <w:spacing w:line="240" w:lineRule="auto" w:before="0" w:after="0"/>
+              <w:jc w:val="left"/>
+            </w:pPr>
+            <w:r>
+              <w:rPr>
+                <w:rFonts w:ascii="Times New Roman" w:hAnsi="Times New Roman" w:eastAsia="Times New Roman"/>
+                <w:b w:val="0"/>
+                <w:i w:val="0"/>
+                <w:sz w:val="20"/>
+              </w:rPr>
+              <w:t>6–7</w:t>
+            </w:r>
+          </w:p>
+        </w:tc>
+      </w:tr>
+      <w:tr>
+        <w:trPr>
+          <w:cantSplit/>
+        </w:trPr>
+        <w:tc>
+          <w:tcPr>
+            <w:tcW w:type="dxa" w:w="3573"/>
+            <w:tcMar>
+              <w:top w:w="55" w:type="dxa"/>
+              <w:start w:w="65" w:type="dxa"/>
+              <w:bottom w:w="55" w:type="dxa"/>
+              <w:end w:w="65" w:type="dxa"/>
+            </w:tcMar>
+            <w:vAlign w:val="center"/>
+          </w:tcPr>
+          <w:p>
+            <w:pPr>
+              <w:spacing w:line="240" w:lineRule="auto" w:before="0" w:after="0"/>
+              <w:jc w:val="left"/>
+            </w:pPr>
+            <w:r>
+              <w:rPr>
+                <w:rFonts w:ascii="Times New Roman" w:hAnsi="Times New Roman" w:eastAsia="Times New Roman"/>
+                <w:b w:val="0"/>
+                <w:i w:val="0"/>
+                <w:sz w:val="20"/>
+              </w:rPr>
+              <w:t>К4. Новые терминалы</w:t>
+            </w:r>
+          </w:p>
+        </w:tc>
+        <w:tc>
+          <w:tcPr>
+            <w:tcW w:type="dxa" w:w="1723"/>
+            <w:tcMar>
+              <w:top w:w="55" w:type="dxa"/>
+              <w:start w:w="65" w:type="dxa"/>
+              <w:bottom w:w="55" w:type="dxa"/>
+              <w:end w:w="65" w:type="dxa"/>
+            </w:tcMar>
+            <w:vAlign w:val="center"/>
+          </w:tcPr>
+          <w:p>
+            <w:pPr>
+              <w:spacing w:line="240" w:lineRule="auto" w:before="0" w:after="0"/>
+              <w:jc w:val="left"/>
+            </w:pPr>
+            <w:r>
+              <w:rPr>
+                <w:rFonts w:ascii="Times New Roman" w:hAnsi="Times New Roman" w:eastAsia="Times New Roman"/>
+                <w:b w:val="0"/>
+                <w:i w:val="0"/>
+                <w:sz w:val="20"/>
+              </w:rPr>
+              <w:t>1</w:t>
+            </w:r>
+          </w:p>
+        </w:tc>
+        <w:tc>
+          <w:tcPr>
+            <w:tcW w:type="dxa" w:w="1583"/>
+            <w:tcMar>
+              <w:top w:w="55" w:type="dxa"/>
+              <w:start w:w="65" w:type="dxa"/>
+              <w:bottom w:w="55" w:type="dxa"/>
+              <w:end w:w="65" w:type="dxa"/>
+            </w:tcMar>
+            <w:vAlign w:val="center"/>
+          </w:tcPr>
+          <w:p>
+            <w:pPr>
+              <w:spacing w:line="240" w:lineRule="auto" w:before="0" w:after="0"/>
+              <w:jc w:val="left"/>
+            </w:pPr>
+            <w:r>
+              <w:rPr>
+                <w:rFonts w:ascii="Times New Roman" w:hAnsi="Times New Roman" w:eastAsia="Times New Roman"/>
+                <w:b w:val="0"/>
+                <w:i w:val="0"/>
+                <w:sz w:val="20"/>
+              </w:rPr>
+              <w:t>1</w:t>
+            </w:r>
+          </w:p>
+        </w:tc>
+        <w:tc>
+          <w:tcPr>
+            <w:tcW w:type="dxa" w:w="1237"/>
+            <w:tcMar>
+              <w:top w:w="55" w:type="dxa"/>
+              <w:start w:w="65" w:type="dxa"/>
+              <w:bottom w:w="55" w:type="dxa"/>
+              <w:end w:w="65" w:type="dxa"/>
+            </w:tcMar>
+            <w:vAlign w:val="center"/>
+          </w:tcPr>
+          <w:p>
+            <w:pPr>
+              <w:spacing w:line="240" w:lineRule="auto" w:before="0" w:after="0"/>
+              <w:jc w:val="left"/>
+            </w:pPr>
+            <w:r>
+              <w:rPr>
+                <w:rFonts w:ascii="Times New Roman" w:hAnsi="Times New Roman" w:eastAsia="Times New Roman"/>
+                <w:b w:val="0"/>
+                <w:i w:val="0"/>
+                <w:sz w:val="20"/>
+              </w:rPr>
+              <w:t>2</w:t>
+            </w:r>
+          </w:p>
+        </w:tc>
+        <w:tc>
+          <w:tcPr>
+            <w:tcW w:type="dxa" w:w="1239"/>
+            <w:tcMar>
+              <w:top w:w="55" w:type="dxa"/>
+              <w:start w:w="65" w:type="dxa"/>
+              <w:bottom w:w="55" w:type="dxa"/>
+              <w:end w:w="65" w:type="dxa"/>
+            </w:tcMar>
+            <w:vAlign w:val="center"/>
+          </w:tcPr>
+          <w:p>
+            <w:pPr>
+              <w:spacing w:line="240" w:lineRule="auto" w:before="0" w:after="0"/>
+              <w:jc w:val="left"/>
+            </w:pPr>
+            <w:r>
+              <w:rPr>
+                <w:rFonts w:ascii="Times New Roman" w:hAnsi="Times New Roman" w:eastAsia="Times New Roman"/>
+                <w:b w:val="0"/>
+                <w:i w:val="0"/>
+                <w:sz w:val="20"/>
+              </w:rPr>
+              <w:t>8</w:t>
+            </w:r>
+          </w:p>
+        </w:tc>
+      </w:tr>
+    </w:tbl>
+    <w:p>
+      <w:pPr>
+        <w:spacing w:line="240" w:lineRule="auto" w:before="0" w:after="0"/>
+      </w:pPr>
+    </w:p>
+    <w:p>
+      <w:pPr>
+        <w:pStyle w:val="Heading2"/>
+      </w:pPr>
+      <w:r>
+        <w:rPr>
+          <w:rFonts w:ascii="Times New Roman" w:hAnsi="Times New Roman" w:eastAsia="Times New Roman"/>
+          <w:b/>
+          <w:i w:val="0"/>
+          <w:sz w:val="30"/>
+        </w:rPr>
+        <w:t>9.2. Экспертная оценка по критериям</w:t>
+      </w:r>
+    </w:p>
+    <w:p>
+      <w:pPr>
+        <w:spacing w:line="360" w:lineRule="auto" w:before="0" w:after="0"/>
+        <w:ind w:firstLine="709"/>
+        <w:jc w:val="both"/>
+      </w:pPr>
+      <w:r>
+        <w:rPr>
+          <w:rFonts w:ascii="Times New Roman" w:hAnsi="Times New Roman" w:eastAsia="Times New Roman"/>
+          <w:b w:val="0"/>
+          <w:i w:val="0"/>
+          <w:sz w:val="28"/>
+        </w:rPr>
+        <w:t>Голосование показывает значимость направления, но не учитывает возможность его реализации. Поэтому подгруппа критиков-экспертов оценила все восемь карточек по двум заранее объявленным критериям.</w:t>
       </w:r>
     </w:p>
     <w:p>
@@ -3196,7 +5154,7 @@
           <w:i w:val="0"/>
           <w:sz w:val="28"/>
         </w:rPr>
-        <w:t>К1 — ожидаемый образовательный эффект (вес 0,6):</w:t>
+        <w:t>К1 — ожидаемый эффект для качества обслуживания (вес 0,6):</w:t>
       </w:r>
       <w:r>
         <w:rPr>
@@ -3205,7 +5163,7 @@
           <w:i w:val="0"/>
           <w:sz w:val="28"/>
         </w:rPr>
-        <w:t xml:space="preserve"> влияние на усвоение материала, практические навыки, вовлечённость и скорость обратной связи.</w:t>
+        <w:t xml:space="preserve"> влияние на время обслуживания пассажиров и воздушных судов, удобство и оценку аэропорта.</w:t>
       </w:r>
     </w:p>
     <w:p>
@@ -3230,7 +5188,7 @@
           <w:i w:val="0"/>
           <w:sz w:val="28"/>
         </w:rPr>
-        <w:t>К2 — реализуемость в течение одного учебного года (вес 0,4):</w:t>
+        <w:t>К2 — реализуемость в течение одного года (вес 0,4):</w:t>
       </w:r>
       <w:r>
         <w:rPr>
@@ -3239,7 +5197,7 @@
           <w:i w:val="0"/>
           <w:sz w:val="28"/>
         </w:rPr>
-        <w:t xml:space="preserve"> приемлемость затрат, трудоёмкости, организационных изменений и технических требований.</w:t>
+        <w:t xml:space="preserve"> приемлемость затрат, сроков, организационных изменений и технических требований.</w:t>
       </w:r>
     </w:p>
     <w:p>
@@ -3255,7 +5213,7 @@
           <w:i w:val="0"/>
           <w:sz w:val="28"/>
         </w:rPr>
-        <w:t>Каждый критерий оценивается от 1 до 5 баллов, где 1 — очень низкий уровень, 5 — очень высокий. Итоговый балл рассчитывается по формуле:</w:t>
+        <w:t>Каждый критерий оценивается от 1 до 5 баллов. Итоговый балл рассчитывается по формуле:</w:t>
       </w:r>
     </w:p>
     <w:p>
@@ -3281,14 +5239,14 @@
         <w:jc w:val="center"/>
         <w:tblLayout w:type="fixed"/>
         <w:tblLook w:firstColumn="1" w:firstRow="1" w:lastColumn="0" w:lastRow="0" w:noHBand="0" w:noVBand="1" w:val="04A0"/>
+        <w:tblLayout w:type="fixed"/>
       </w:tblPr>
       <w:tblGrid>
-        <w:gridCol w:w="1615"/>
-        <w:gridCol w:w="1615"/>
-        <w:gridCol w:w="1615"/>
-        <w:gridCol w:w="1615"/>
-        <w:gridCol w:w="1615"/>
-        <w:gridCol w:w="1615"/>
+        <w:gridCol w:w="3502"/>
+        <w:gridCol w:w="1212"/>
+        <w:gridCol w:w="1262"/>
+        <w:gridCol w:w="1212"/>
+        <w:gridCol w:w="2167"/>
       </w:tblGrid>
       <w:tr>
         <w:trPr>
@@ -3297,7 +5255,7 @@
         </w:trPr>
         <w:tc>
           <w:tcPr>
-            <w:tcW w:type="dxa" w:w="453"/>
+            <w:tcW w:type="dxa" w:w="3502"/>
             <w:tcMar>
               <w:top w:w="55" w:type="dxa"/>
               <w:start w:w="65" w:type="dxa"/>
@@ -3309,24 +5267,23 @@
           </w:tcPr>
           <w:p>
             <w:pPr>
-              <w:spacing w:line="240" w:lineRule="auto" w:after="0"/>
+              <w:spacing w:line="240" w:lineRule="auto" w:before="0" w:after="0"/>
               <w:jc w:val="center"/>
             </w:pPr>
-            <w:r/>
             <w:r>
               <w:rPr>
                 <w:rFonts w:ascii="Times New Roman" w:hAnsi="Times New Roman" w:eastAsia="Times New Roman"/>
                 <w:b/>
                 <w:i w:val="0"/>
-                <w:sz w:val="16"/>
+                <w:sz w:val="20"/>
               </w:rPr>
-              <w:t>№</w:t>
+              <w:t>Карточка</w:t>
             </w:r>
           </w:p>
         </w:tc>
         <w:tc>
           <w:tcPr>
-            <w:tcW w:type="dxa" w:w="3628"/>
+            <w:tcW w:type="dxa" w:w="1212"/>
             <w:tcMar>
               <w:top w:w="55" w:type="dxa"/>
               <w:start w:w="65" w:type="dxa"/>
@@ -3338,24 +5295,23 @@
           </w:tcPr>
           <w:p>
             <w:pPr>
-              <w:spacing w:line="240" w:lineRule="auto" w:after="0"/>
+              <w:spacing w:line="240" w:lineRule="auto" w:before="0" w:after="0"/>
               <w:jc w:val="center"/>
             </w:pPr>
-            <w:r/>
             <w:r>
               <w:rPr>
                 <w:rFonts w:ascii="Times New Roman" w:hAnsi="Times New Roman" w:eastAsia="Times New Roman"/>
                 <w:b/>
                 <w:i w:val="0"/>
-                <w:sz w:val="16"/>
+                <w:sz w:val="20"/>
               </w:rPr>
-              <w:t>Предложение</w:t>
+              <w:t>К1: эффект</w:t>
             </w:r>
           </w:p>
         </w:tc>
         <w:tc>
           <w:tcPr>
-            <w:tcW w:type="dxa" w:w="935"/>
+            <w:tcW w:type="dxa" w:w="1262"/>
             <w:tcMar>
               <w:top w:w="55" w:type="dxa"/>
               <w:start w:w="65" w:type="dxa"/>
@@ -3367,24 +5323,23 @@
           </w:tcPr>
           <w:p>
             <w:pPr>
-              <w:spacing w:line="240" w:lineRule="auto" w:after="0"/>
+              <w:spacing w:line="240" w:lineRule="auto" w:before="0" w:after="0"/>
               <w:jc w:val="center"/>
             </w:pPr>
-            <w:r/>
             <w:r>
               <w:rPr>
                 <w:rFonts w:ascii="Times New Roman" w:hAnsi="Times New Roman" w:eastAsia="Times New Roman"/>
                 <w:b/>
                 <w:i w:val="0"/>
-                <w:sz w:val="16"/>
+                <w:sz w:val="20"/>
               </w:rPr>
-              <w:t>К1: эффект</w:t>
+              <w:t>К2: реализуемость</w:t>
             </w:r>
           </w:p>
         </w:tc>
         <w:tc>
           <w:tcPr>
-            <w:tcW w:type="dxa" w:w="1048"/>
+            <w:tcW w:type="dxa" w:w="1212"/>
             <w:tcMar>
               <w:top w:w="55" w:type="dxa"/>
               <w:start w:w="65" w:type="dxa"/>
@@ -3396,24 +5351,23 @@
           </w:tcPr>
           <w:p>
             <w:pPr>
-              <w:spacing w:line="240" w:lineRule="auto" w:after="0"/>
+              <w:spacing w:line="240" w:lineRule="auto" w:before="0" w:after="0"/>
               <w:jc w:val="center"/>
             </w:pPr>
-            <w:r/>
             <w:r>
               <w:rPr>
                 <w:rFonts w:ascii="Times New Roman" w:hAnsi="Times New Roman" w:eastAsia="Times New Roman"/>
                 <w:b/>
                 <w:i w:val="0"/>
-                <w:sz w:val="16"/>
+                <w:sz w:val="20"/>
               </w:rPr>
-              <w:t>К2: реализуемость</w:t>
+              <w:t>Итог</w:t>
             </w:r>
           </w:p>
         </w:tc>
         <w:tc>
           <w:tcPr>
-            <w:tcW w:type="dxa" w:w="737"/>
+            <w:tcW w:type="dxa" w:w="2167"/>
             <w:tcMar>
               <w:top w:w="55" w:type="dxa"/>
               <w:start w:w="65" w:type="dxa"/>
@@ -3425,45 +5379,15 @@
           </w:tcPr>
           <w:p>
             <w:pPr>
-              <w:spacing w:line="240" w:lineRule="auto" w:after="0"/>
+              <w:spacing w:line="240" w:lineRule="auto" w:before="0" w:after="0"/>
               <w:jc w:val="center"/>
             </w:pPr>
-            <w:r/>
             <w:r>
               <w:rPr>
                 <w:rFonts w:ascii="Times New Roman" w:hAnsi="Times New Roman" w:eastAsia="Times New Roman"/>
                 <w:b/>
                 <w:i w:val="0"/>
-                <w:sz w:val="16"/>
-              </w:rPr>
-              <w:t>Итог</w:t>
-            </w:r>
-          </w:p>
-        </w:tc>
-        <w:tc>
-          <w:tcPr>
-            <w:tcW w:type="dxa" w:w="2551"/>
-            <w:tcMar>
-              <w:top w:w="55" w:type="dxa"/>
-              <w:start w:w="65" w:type="dxa"/>
-              <w:bottom w:w="55" w:type="dxa"/>
-              <w:end w:w="65" w:type="dxa"/>
-            </w:tcMar>
-            <w:vAlign w:val="center"/>
-            <w:shd w:fill="D9E2F3"/>
-          </w:tcPr>
-          <w:p>
-            <w:pPr>
-              <w:spacing w:line="240" w:lineRule="auto" w:after="0"/>
-              <w:jc w:val="center"/>
-            </w:pPr>
-            <w:r/>
-            <w:r>
-              <w:rPr>
-                <w:rFonts w:ascii="Times New Roman" w:hAnsi="Times New Roman" w:eastAsia="Times New Roman"/>
-                <w:b/>
-                <w:i w:val="0"/>
-                <w:sz w:val="16"/>
+                <w:sz w:val="20"/>
               </w:rPr>
               <w:t>Решение</w:t>
             </w:r>
@@ -3476,7 +5400,7 @@
         </w:trPr>
         <w:tc>
           <w:tcPr>
-            <w:tcW w:type="dxa" w:w="453"/>
+            <w:tcW w:type="dxa" w:w="3502"/>
             <w:tcMar>
               <w:top w:w="55" w:type="dxa"/>
               <w:start w:w="65" w:type="dxa"/>
@@ -3487,24 +5411,23 @@
           </w:tcPr>
           <w:p>
             <w:pPr>
-              <w:spacing w:line="240" w:lineRule="auto" w:after="0"/>
-              <w:jc w:val="center"/>
+              <w:spacing w:line="240" w:lineRule="auto" w:before="0" w:after="0"/>
+              <w:jc w:val="left"/>
             </w:pPr>
-            <w:r/>
             <w:r>
               <w:rPr>
                 <w:rFonts w:ascii="Times New Roman" w:hAnsi="Times New Roman" w:eastAsia="Times New Roman"/>
                 <w:b w:val="0"/>
                 <w:i w:val="0"/>
-                <w:sz w:val="16"/>
+                <w:sz w:val="20"/>
               </w:rPr>
-              <w:t>1</w:t>
+              <w:t>К2. Перронное обслуживание</w:t>
             </w:r>
           </w:p>
         </w:tc>
         <w:tc>
           <w:tcPr>
-            <w:tcW w:type="dxa" w:w="3628"/>
+            <w:tcW w:type="dxa" w:w="1212"/>
             <w:tcMar>
               <w:top w:w="55" w:type="dxa"/>
               <w:start w:w="65" w:type="dxa"/>
@@ -3515,24 +5438,23 @@
           </w:tcPr>
           <w:p>
             <w:pPr>
-              <w:spacing w:line="240" w:lineRule="auto" w:after="0"/>
+              <w:spacing w:line="240" w:lineRule="auto" w:before="0" w:after="0"/>
               <w:jc w:val="left"/>
             </w:pPr>
-            <w:r/>
             <w:r>
               <w:rPr>
                 <w:rFonts w:ascii="Times New Roman" w:hAnsi="Times New Roman" w:eastAsia="Times New Roman"/>
                 <w:b w:val="0"/>
                 <w:i w:val="0"/>
-                <w:sz w:val="16"/>
+                <w:sz w:val="20"/>
               </w:rPr>
-              <w:t>Единый цифровой навигатор курса</w:t>
+              <w:t>5</w:t>
             </w:r>
           </w:p>
         </w:tc>
         <w:tc>
           <w:tcPr>
-            <w:tcW w:type="dxa" w:w="935"/>
+            <w:tcW w:type="dxa" w:w="1262"/>
             <w:tcMar>
               <w:top w:w="55" w:type="dxa"/>
               <w:start w:w="65" w:type="dxa"/>
@@ -3543,16 +5465,15 @@
           </w:tcPr>
           <w:p>
             <w:pPr>
-              <w:spacing w:line="240" w:lineRule="auto" w:after="0"/>
-              <w:jc w:val="center"/>
+              <w:spacing w:line="240" w:lineRule="auto" w:before="0" w:after="0"/>
+              <w:jc w:val="left"/>
             </w:pPr>
-            <w:r/>
             <w:r>
               <w:rPr>
                 <w:rFonts w:ascii="Times New Roman" w:hAnsi="Times New Roman" w:eastAsia="Times New Roman"/>
                 <w:b w:val="0"/>
                 <w:i w:val="0"/>
-                <w:sz w:val="16"/>
+                <w:sz w:val="20"/>
               </w:rPr>
               <w:t>5</w:t>
             </w:r>
@@ -3560,7 +5481,7 @@
         </w:tc>
         <w:tc>
           <w:tcPr>
-            <w:tcW w:type="dxa" w:w="1048"/>
+            <w:tcW w:type="dxa" w:w="1212"/>
             <w:tcMar>
               <w:top w:w="55" w:type="dxa"/>
               <w:start w:w="65" w:type="dxa"/>
@@ -3571,24 +5492,23 @@
           </w:tcPr>
           <w:p>
             <w:pPr>
-              <w:spacing w:line="240" w:lineRule="auto" w:after="0"/>
-              <w:jc w:val="center"/>
+              <w:spacing w:line="240" w:lineRule="auto" w:before="0" w:after="0"/>
+              <w:jc w:val="left"/>
             </w:pPr>
-            <w:r/>
             <w:r>
               <w:rPr>
                 <w:rFonts w:ascii="Times New Roman" w:hAnsi="Times New Roman" w:eastAsia="Times New Roman"/>
-                <w:b w:val="0"/>
+                <w:b/>
                 <w:i w:val="0"/>
-                <w:sz w:val="16"/>
+                <w:sz w:val="20"/>
               </w:rPr>
-              <w:t>5</w:t>
+              <w:t>5,0</w:t>
             </w:r>
           </w:p>
         </w:tc>
         <w:tc>
           <w:tcPr>
-            <w:tcW w:type="dxa" w:w="737"/>
+            <w:tcW w:type="dxa" w:w="2167"/>
             <w:tcMar>
               <w:top w:w="55" w:type="dxa"/>
               <w:start w:w="65" w:type="dxa"/>
@@ -3599,44 +5519,15 @@
           </w:tcPr>
           <w:p>
             <w:pPr>
-              <w:spacing w:line="240" w:lineRule="auto" w:after="0"/>
-              <w:jc w:val="center"/>
+              <w:spacing w:line="240" w:lineRule="auto" w:before="0" w:after="0"/>
+              <w:jc w:val="left"/>
             </w:pPr>
-            <w:r/>
             <w:r>
               <w:rPr>
                 <w:rFonts w:ascii="Times New Roman" w:hAnsi="Times New Roman" w:eastAsia="Times New Roman"/>
                 <w:b/>
                 <w:i w:val="0"/>
-                <w:sz w:val="16"/>
-              </w:rPr>
-              <w:t>5,0</w:t>
-            </w:r>
-          </w:p>
-        </w:tc>
-        <w:tc>
-          <w:tcPr>
-            <w:tcW w:type="dxa" w:w="2551"/>
-            <w:tcMar>
-              <w:top w:w="55" w:type="dxa"/>
-              <w:start w:w="65" w:type="dxa"/>
-              <w:bottom w:w="55" w:type="dxa"/>
-              <w:end w:w="65" w:type="dxa"/>
-            </w:tcMar>
-            <w:vAlign w:val="center"/>
-          </w:tcPr>
-          <w:p>
-            <w:pPr>
-              <w:spacing w:line="240" w:lineRule="auto" w:after="0"/>
-              <w:jc w:val="center"/>
-            </w:pPr>
-            <w:r/>
-            <w:r>
-              <w:rPr>
-                <w:rFonts w:ascii="Times New Roman" w:hAnsi="Times New Roman" w:eastAsia="Times New Roman"/>
-                <w:b/>
-                <w:i w:val="0"/>
-                <w:sz w:val="16"/>
+                <w:sz w:val="20"/>
               </w:rPr>
               <w:t>Выбрано</w:t>
             </w:r>
@@ -3649,7 +5540,7 @@
         </w:trPr>
         <w:tc>
           <w:tcPr>
-            <w:tcW w:type="dxa" w:w="453"/>
+            <w:tcW w:type="dxa" w:w="3502"/>
             <w:tcMar>
               <w:top w:w="55" w:type="dxa"/>
               <w:start w:w="65" w:type="dxa"/>
@@ -3660,24 +5551,23 @@
           </w:tcPr>
           <w:p>
             <w:pPr>
-              <w:spacing w:line="240" w:lineRule="auto" w:after="0"/>
-              <w:jc w:val="center"/>
+              <w:spacing w:line="240" w:lineRule="auto" w:before="0" w:after="0"/>
+              <w:jc w:val="left"/>
             </w:pPr>
-            <w:r/>
             <w:r>
               <w:rPr>
                 <w:rFonts w:ascii="Times New Roman" w:hAnsi="Times New Roman" w:eastAsia="Times New Roman"/>
                 <w:b w:val="0"/>
                 <w:i w:val="0"/>
-                <w:sz w:val="16"/>
+                <w:sz w:val="20"/>
               </w:rPr>
-              <w:t>2</w:t>
+              <w:t>К1. Пассажирские формальности</w:t>
             </w:r>
           </w:p>
         </w:tc>
         <w:tc>
           <w:tcPr>
-            <w:tcW w:type="dxa" w:w="3628"/>
+            <w:tcW w:type="dxa" w:w="1212"/>
             <w:tcMar>
               <w:top w:w="55" w:type="dxa"/>
               <w:start w:w="65" w:type="dxa"/>
@@ -3688,24 +5578,23 @@
           </w:tcPr>
           <w:p>
             <w:pPr>
-              <w:spacing w:line="240" w:lineRule="auto" w:after="0"/>
+              <w:spacing w:line="240" w:lineRule="auto" w:before="0" w:after="0"/>
               <w:jc w:val="left"/>
             </w:pPr>
-            <w:r/>
             <w:r>
               <w:rPr>
                 <w:rFonts w:ascii="Times New Roman" w:hAnsi="Times New Roman" w:eastAsia="Times New Roman"/>
                 <w:b w:val="0"/>
                 <w:i w:val="0"/>
-                <w:sz w:val="16"/>
+                <w:sz w:val="20"/>
               </w:rPr>
-              <w:t>Еженедельная обратная связь и реакция преподавателя</w:t>
+              <w:t>5</w:t>
             </w:r>
           </w:p>
         </w:tc>
         <w:tc>
           <w:tcPr>
-            <w:tcW w:type="dxa" w:w="935"/>
+            <w:tcW w:type="dxa" w:w="1262"/>
             <w:tcMar>
               <w:top w:w="55" w:type="dxa"/>
               <w:start w:w="65" w:type="dxa"/>
@@ -3716,24 +5605,23 @@
           </w:tcPr>
           <w:p>
             <w:pPr>
-              <w:spacing w:line="240" w:lineRule="auto" w:after="0"/>
-              <w:jc w:val="center"/>
+              <w:spacing w:line="240" w:lineRule="auto" w:before="0" w:after="0"/>
+              <w:jc w:val="left"/>
             </w:pPr>
-            <w:r/>
             <w:r>
               <w:rPr>
                 <w:rFonts w:ascii="Times New Roman" w:hAnsi="Times New Roman" w:eastAsia="Times New Roman"/>
                 <w:b w:val="0"/>
                 <w:i w:val="0"/>
-                <w:sz w:val="16"/>
+                <w:sz w:val="20"/>
               </w:rPr>
-              <w:t>5</w:t>
+              <w:t>4</w:t>
             </w:r>
           </w:p>
         </w:tc>
         <w:tc>
           <w:tcPr>
-            <w:tcW w:type="dxa" w:w="1048"/>
+            <w:tcW w:type="dxa" w:w="1212"/>
             <w:tcMar>
               <w:top w:w="55" w:type="dxa"/>
               <w:start w:w="65" w:type="dxa"/>
@@ -3744,24 +5632,23 @@
           </w:tcPr>
           <w:p>
             <w:pPr>
-              <w:spacing w:line="240" w:lineRule="auto" w:after="0"/>
-              <w:jc w:val="center"/>
+              <w:spacing w:line="240" w:lineRule="auto" w:before="0" w:after="0"/>
+              <w:jc w:val="left"/>
             </w:pPr>
-            <w:r/>
             <w:r>
               <w:rPr>
                 <w:rFonts w:ascii="Times New Roman" w:hAnsi="Times New Roman" w:eastAsia="Times New Roman"/>
-                <w:b w:val="0"/>
+                <w:b/>
                 <w:i w:val="0"/>
-                <w:sz w:val="16"/>
+                <w:sz w:val="20"/>
               </w:rPr>
-              <w:t>4</w:t>
+              <w:t>4,6</w:t>
             </w:r>
           </w:p>
         </w:tc>
         <w:tc>
           <w:tcPr>
-            <w:tcW w:type="dxa" w:w="737"/>
+            <w:tcW w:type="dxa" w:w="2167"/>
             <w:tcMar>
               <w:top w:w="55" w:type="dxa"/>
               <w:start w:w="65" w:type="dxa"/>
@@ -3772,44 +5659,15 @@
           </w:tcPr>
           <w:p>
             <w:pPr>
-              <w:spacing w:line="240" w:lineRule="auto" w:after="0"/>
-              <w:jc w:val="center"/>
+              <w:spacing w:line="240" w:lineRule="auto" w:before="0" w:after="0"/>
+              <w:jc w:val="left"/>
             </w:pPr>
-            <w:r/>
             <w:r>
               <w:rPr>
                 <w:rFonts w:ascii="Times New Roman" w:hAnsi="Times New Roman" w:eastAsia="Times New Roman"/>
                 <w:b/>
                 <w:i w:val="0"/>
-                <w:sz w:val="16"/>
-              </w:rPr>
-              <w:t>4,6</w:t>
-            </w:r>
-          </w:p>
-        </w:tc>
-        <w:tc>
-          <w:tcPr>
-            <w:tcW w:type="dxa" w:w="2551"/>
-            <w:tcMar>
-              <w:top w:w="55" w:type="dxa"/>
-              <w:start w:w="65" w:type="dxa"/>
-              <w:bottom w:w="55" w:type="dxa"/>
-              <w:end w:w="65" w:type="dxa"/>
-            </w:tcMar>
-            <w:vAlign w:val="center"/>
-          </w:tcPr>
-          <w:p>
-            <w:pPr>
-              <w:spacing w:line="240" w:lineRule="auto" w:after="0"/>
-              <w:jc w:val="center"/>
-            </w:pPr>
-            <w:r/>
-            <w:r>
-              <w:rPr>
-                <w:rFonts w:ascii="Times New Roman" w:hAnsi="Times New Roman" w:eastAsia="Times New Roman"/>
-                <w:b/>
-                <w:i w:val="0"/>
-                <w:sz w:val="16"/>
+                <w:sz w:val="20"/>
               </w:rPr>
               <w:t>Выбрано</w:t>
             </w:r>
@@ -3822,7 +5680,7 @@
         </w:trPr>
         <w:tc>
           <w:tcPr>
-            <w:tcW w:type="dxa" w:w="453"/>
+            <w:tcW w:type="dxa" w:w="3502"/>
             <w:tcMar>
               <w:top w:w="55" w:type="dxa"/>
               <w:start w:w="65" w:type="dxa"/>
@@ -3833,24 +5691,23 @@
           </w:tcPr>
           <w:p>
             <w:pPr>
-              <w:spacing w:line="240" w:lineRule="auto" w:after="0"/>
-              <w:jc w:val="center"/>
+              <w:spacing w:line="240" w:lineRule="auto" w:before="0" w:after="0"/>
+              <w:jc w:val="left"/>
             </w:pPr>
-            <w:r/>
             <w:r>
               <w:rPr>
                 <w:rFonts w:ascii="Times New Roman" w:hAnsi="Times New Roman" w:eastAsia="Times New Roman"/>
                 <w:b w:val="0"/>
                 <w:i w:val="0"/>
-                <w:sz w:val="16"/>
+                <w:sz w:val="20"/>
               </w:rPr>
-              <w:t>3</w:t>
+              <w:t>К8. Информация, багаж, качество</w:t>
             </w:r>
           </w:p>
         </w:tc>
         <w:tc>
           <w:tcPr>
-            <w:tcW w:type="dxa" w:w="3628"/>
+            <w:tcW w:type="dxa" w:w="1212"/>
             <w:tcMar>
               <w:top w:w="55" w:type="dxa"/>
               <w:start w:w="65" w:type="dxa"/>
@@ -3861,24 +5718,23 @@
           </w:tcPr>
           <w:p>
             <w:pPr>
-              <w:spacing w:line="240" w:lineRule="auto" w:after="0"/>
+              <w:spacing w:line="240" w:lineRule="auto" w:before="0" w:after="0"/>
               <w:jc w:val="left"/>
             </w:pPr>
-            <w:r/>
             <w:r>
               <w:rPr>
                 <w:rFonts w:ascii="Times New Roman" w:hAnsi="Times New Roman" w:eastAsia="Times New Roman"/>
                 <w:b w:val="0"/>
                 <w:i w:val="0"/>
-                <w:sz w:val="16"/>
+                <w:sz w:val="20"/>
               </w:rPr>
-              <w:t>Практические кейсы от работодателей</w:t>
+              <w:t>4</w:t>
             </w:r>
           </w:p>
         </w:tc>
         <w:tc>
           <w:tcPr>
-            <w:tcW w:type="dxa" w:w="935"/>
+            <w:tcW w:type="dxa" w:w="1262"/>
             <w:tcMar>
               <w:top w:w="55" w:type="dxa"/>
               <w:start w:w="65" w:type="dxa"/>
@@ -3889,16 +5745,15 @@
           </w:tcPr>
           <w:p>
             <w:pPr>
-              <w:spacing w:line="240" w:lineRule="auto" w:after="0"/>
-              <w:jc w:val="center"/>
+              <w:spacing w:line="240" w:lineRule="auto" w:before="0" w:after="0"/>
+              <w:jc w:val="left"/>
             </w:pPr>
-            <w:r/>
             <w:r>
               <w:rPr>
                 <w:rFonts w:ascii="Times New Roman" w:hAnsi="Times New Roman" w:eastAsia="Times New Roman"/>
                 <w:b w:val="0"/>
                 <w:i w:val="0"/>
-                <w:sz w:val="16"/>
+                <w:sz w:val="20"/>
               </w:rPr>
               <w:t>5</w:t>
             </w:r>
@@ -3906,7 +5761,7 @@
         </w:tc>
         <w:tc>
           <w:tcPr>
-            <w:tcW w:type="dxa" w:w="1048"/>
+            <w:tcW w:type="dxa" w:w="1212"/>
             <w:tcMar>
               <w:top w:w="55" w:type="dxa"/>
               <w:start w:w="65" w:type="dxa"/>
@@ -3917,24 +5772,23 @@
           </w:tcPr>
           <w:p>
             <w:pPr>
-              <w:spacing w:line="240" w:lineRule="auto" w:after="0"/>
-              <w:jc w:val="center"/>
+              <w:spacing w:line="240" w:lineRule="auto" w:before="0" w:after="0"/>
+              <w:jc w:val="left"/>
             </w:pPr>
-            <w:r/>
             <w:r>
               <w:rPr>
                 <w:rFonts w:ascii="Times New Roman" w:hAnsi="Times New Roman" w:eastAsia="Times New Roman"/>
-                <w:b w:val="0"/>
+                <w:b/>
                 <w:i w:val="0"/>
-                <w:sz w:val="16"/>
+                <w:sz w:val="20"/>
               </w:rPr>
-              <w:t>4</w:t>
+              <w:t>4,4</w:t>
             </w:r>
           </w:p>
         </w:tc>
         <w:tc>
           <w:tcPr>
-            <w:tcW w:type="dxa" w:w="737"/>
+            <w:tcW w:type="dxa" w:w="2167"/>
             <w:tcMar>
               <w:top w:w="55" w:type="dxa"/>
               <w:start w:w="65" w:type="dxa"/>
@@ -3945,44 +5799,15 @@
           </w:tcPr>
           <w:p>
             <w:pPr>
-              <w:spacing w:line="240" w:lineRule="auto" w:after="0"/>
-              <w:jc w:val="center"/>
+              <w:spacing w:line="240" w:lineRule="auto" w:before="0" w:after="0"/>
+              <w:jc w:val="left"/>
             </w:pPr>
-            <w:r/>
             <w:r>
               <w:rPr>
                 <w:rFonts w:ascii="Times New Roman" w:hAnsi="Times New Roman" w:eastAsia="Times New Roman"/>
                 <w:b/>
                 <w:i w:val="0"/>
-                <w:sz w:val="16"/>
-              </w:rPr>
-              <w:t>4,6</w:t>
-            </w:r>
-          </w:p>
-        </w:tc>
-        <w:tc>
-          <w:tcPr>
-            <w:tcW w:type="dxa" w:w="2551"/>
-            <w:tcMar>
-              <w:top w:w="55" w:type="dxa"/>
-              <w:start w:w="65" w:type="dxa"/>
-              <w:bottom w:w="55" w:type="dxa"/>
-              <w:end w:w="65" w:type="dxa"/>
-            </w:tcMar>
-            <w:vAlign w:val="center"/>
-          </w:tcPr>
-          <w:p>
-            <w:pPr>
-              <w:spacing w:line="240" w:lineRule="auto" w:after="0"/>
-              <w:jc w:val="center"/>
-            </w:pPr>
-            <w:r/>
-            <w:r>
-              <w:rPr>
-                <w:rFonts w:ascii="Times New Roman" w:hAnsi="Times New Roman" w:eastAsia="Times New Roman"/>
-                <w:b/>
-                <w:i w:val="0"/>
-                <w:sz w:val="16"/>
+                <w:sz w:val="20"/>
               </w:rPr>
               <w:t>Выбрано</w:t>
             </w:r>
@@ -3995,7 +5820,7 @@
         </w:trPr>
         <w:tc>
           <w:tcPr>
-            <w:tcW w:type="dxa" w:w="453"/>
+            <w:tcW w:type="dxa" w:w="3502"/>
             <w:tcMar>
               <w:top w:w="55" w:type="dxa"/>
               <w:start w:w="65" w:type="dxa"/>
@@ -4006,24 +5831,23 @@
           </w:tcPr>
           <w:p>
             <w:pPr>
-              <w:spacing w:line="240" w:lineRule="auto" w:after="0"/>
-              <w:jc w:val="center"/>
+              <w:spacing w:line="240" w:lineRule="auto" w:before="0" w:after="0"/>
+              <w:jc w:val="left"/>
             </w:pPr>
-            <w:r/>
             <w:r>
               <w:rPr>
                 <w:rFonts w:ascii="Times New Roman" w:hAnsi="Times New Roman" w:eastAsia="Times New Roman"/>
                 <w:b w:val="0"/>
                 <w:i w:val="0"/>
-                <w:sz w:val="16"/>
+                <w:sz w:val="20"/>
               </w:rPr>
-              <w:t>4</w:t>
+              <w:t>К7. Сервис и персонал</w:t>
             </w:r>
           </w:p>
         </w:tc>
         <w:tc>
           <w:tcPr>
-            <w:tcW w:type="dxa" w:w="3628"/>
+            <w:tcW w:type="dxa" w:w="1212"/>
             <w:tcMar>
               <w:top w:w="55" w:type="dxa"/>
               <w:start w:w="65" w:type="dxa"/>
@@ -4034,24 +5858,23 @@
           </w:tcPr>
           <w:p>
             <w:pPr>
-              <w:spacing w:line="240" w:lineRule="auto" w:after="0"/>
+              <w:spacing w:line="240" w:lineRule="auto" w:before="0" w:after="0"/>
               <w:jc w:val="left"/>
             </w:pPr>
-            <w:r/>
             <w:r>
               <w:rPr>
                 <w:rFonts w:ascii="Times New Roman" w:hAnsi="Times New Roman" w:eastAsia="Times New Roman"/>
                 <w:b w:val="0"/>
                 <w:i w:val="0"/>
-                <w:sz w:val="16"/>
+                <w:sz w:val="20"/>
               </w:rPr>
-              <w:t>Оценочные рубрики и примеры работ</w:t>
+              <w:t>4</w:t>
             </w:r>
           </w:p>
         </w:tc>
         <w:tc>
           <w:tcPr>
-            <w:tcW w:type="dxa" w:w="935"/>
+            <w:tcW w:type="dxa" w:w="1262"/>
             <w:tcMar>
               <w:top w:w="55" w:type="dxa"/>
               <w:start w:w="65" w:type="dxa"/>
@@ -4062,16 +5885,15 @@
           </w:tcPr>
           <w:p>
             <w:pPr>
-              <w:spacing w:line="240" w:lineRule="auto" w:after="0"/>
-              <w:jc w:val="center"/>
+              <w:spacing w:line="240" w:lineRule="auto" w:before="0" w:after="0"/>
+              <w:jc w:val="left"/>
             </w:pPr>
-            <w:r/>
             <w:r>
               <w:rPr>
                 <w:rFonts w:ascii="Times New Roman" w:hAnsi="Times New Roman" w:eastAsia="Times New Roman"/>
                 <w:b w:val="0"/>
                 <w:i w:val="0"/>
-                <w:sz w:val="16"/>
+                <w:sz w:val="20"/>
               </w:rPr>
               <w:t>4</w:t>
             </w:r>
@@ -4079,7 +5901,7 @@
         </w:tc>
         <w:tc>
           <w:tcPr>
-            <w:tcW w:type="dxa" w:w="1048"/>
+            <w:tcW w:type="dxa" w:w="1212"/>
             <w:tcMar>
               <w:top w:w="55" w:type="dxa"/>
               <w:start w:w="65" w:type="dxa"/>
@@ -4090,24 +5912,23 @@
           </w:tcPr>
           <w:p>
             <w:pPr>
-              <w:spacing w:line="240" w:lineRule="auto" w:after="0"/>
-              <w:jc w:val="center"/>
+              <w:spacing w:line="240" w:lineRule="auto" w:before="0" w:after="0"/>
+              <w:jc w:val="left"/>
             </w:pPr>
-            <w:r/>
             <w:r>
               <w:rPr>
                 <w:rFonts w:ascii="Times New Roman" w:hAnsi="Times New Roman" w:eastAsia="Times New Roman"/>
                 <w:b w:val="0"/>
                 <w:i w:val="0"/>
-                <w:sz w:val="16"/>
+                <w:sz w:val="20"/>
               </w:rPr>
-              <w:t>5</w:t>
+              <w:t>4,0</w:t>
             </w:r>
           </w:p>
         </w:tc>
         <w:tc>
           <w:tcPr>
-            <w:tcW w:type="dxa" w:w="737"/>
+            <w:tcW w:type="dxa" w:w="2167"/>
             <w:tcMar>
               <w:top w:w="55" w:type="dxa"/>
               <w:start w:w="65" w:type="dxa"/>
@@ -4118,44 +5939,15 @@
           </w:tcPr>
           <w:p>
             <w:pPr>
-              <w:spacing w:line="240" w:lineRule="auto" w:after="0"/>
-              <w:jc w:val="center"/>
+              <w:spacing w:line="240" w:lineRule="auto" w:before="0" w:after="0"/>
+              <w:jc w:val="left"/>
             </w:pPr>
-            <w:r/>
             <w:r>
               <w:rPr>
                 <w:rFonts w:ascii="Times New Roman" w:hAnsi="Times New Roman" w:eastAsia="Times New Roman"/>
                 <w:b w:val="0"/>
                 <w:i w:val="0"/>
-                <w:sz w:val="16"/>
-              </w:rPr>
-              <w:t>4,4</w:t>
-            </w:r>
-          </w:p>
-        </w:tc>
-        <w:tc>
-          <w:tcPr>
-            <w:tcW w:type="dxa" w:w="2551"/>
-            <w:tcMar>
-              <w:top w:w="55" w:type="dxa"/>
-              <w:start w:w="65" w:type="dxa"/>
-              <w:bottom w:w="55" w:type="dxa"/>
-              <w:end w:w="65" w:type="dxa"/>
-            </w:tcMar>
-            <w:vAlign w:val="center"/>
-          </w:tcPr>
-          <w:p>
-            <w:pPr>
-              <w:spacing w:line="240" w:lineRule="auto" w:after="0"/>
-              <w:jc w:val="center"/>
-            </w:pPr>
-            <w:r/>
-            <w:r>
-              <w:rPr>
-                <w:rFonts w:ascii="Times New Roman" w:hAnsi="Times New Roman" w:eastAsia="Times New Roman"/>
-                <w:b w:val="0"/>
-                <w:i w:val="0"/>
-                <w:sz w:val="16"/>
+                <w:sz w:val="20"/>
               </w:rPr>
               <w:t>Резерв</w:t>
             </w:r>
@@ -4168,7 +5960,7 @@
         </w:trPr>
         <w:tc>
           <w:tcPr>
-            <w:tcW w:type="dxa" w:w="453"/>
+            <w:tcW w:type="dxa" w:w="3502"/>
             <w:tcMar>
               <w:top w:w="55" w:type="dxa"/>
               <w:start w:w="65" w:type="dxa"/>
@@ -4179,24 +5971,23 @@
           </w:tcPr>
           <w:p>
             <w:pPr>
-              <w:spacing w:line="240" w:lineRule="auto" w:after="0"/>
-              <w:jc w:val="center"/>
+              <w:spacing w:line="240" w:lineRule="auto" w:before="0" w:after="0"/>
+              <w:jc w:val="left"/>
             </w:pPr>
-            <w:r/>
             <w:r>
               <w:rPr>
                 <w:rFonts w:ascii="Times New Roman" w:hAnsi="Times New Roman" w:eastAsia="Times New Roman"/>
                 <w:b w:val="0"/>
                 <w:i w:val="0"/>
-                <w:sz w:val="16"/>
+                <w:sz w:val="20"/>
               </w:rPr>
-              <w:t>5</w:t>
+              <w:t>К6. Полоса и слоты</w:t>
             </w:r>
           </w:p>
         </w:tc>
         <w:tc>
           <w:tcPr>
-            <w:tcW w:type="dxa" w:w="3628"/>
+            <w:tcW w:type="dxa" w:w="1212"/>
             <w:tcMar>
               <w:top w:w="55" w:type="dxa"/>
               <w:start w:w="65" w:type="dxa"/>
@@ -4207,24 +5998,23 @@
           </w:tcPr>
           <w:p>
             <w:pPr>
-              <w:spacing w:line="240" w:lineRule="auto" w:after="0"/>
+              <w:spacing w:line="240" w:lineRule="auto" w:before="0" w:after="0"/>
               <w:jc w:val="left"/>
             </w:pPr>
-            <w:r/>
             <w:r>
               <w:rPr>
                 <w:rFonts w:ascii="Times New Roman" w:hAnsi="Times New Roman" w:eastAsia="Times New Roman"/>
                 <w:b w:val="0"/>
                 <w:i w:val="0"/>
-                <w:sz w:val="16"/>
+                <w:sz w:val="20"/>
               </w:rPr>
-              <w:t>Взаимное наставничество студентов</w:t>
+              <w:t>5</w:t>
             </w:r>
           </w:p>
         </w:tc>
         <w:tc>
           <w:tcPr>
-            <w:tcW w:type="dxa" w:w="935"/>
+            <w:tcW w:type="dxa" w:w="1262"/>
             <w:tcMar>
               <w:top w:w="55" w:type="dxa"/>
               <w:start w:w="65" w:type="dxa"/>
@@ -4235,24 +6025,23 @@
           </w:tcPr>
           <w:p>
             <w:pPr>
-              <w:spacing w:line="240" w:lineRule="auto" w:after="0"/>
-              <w:jc w:val="center"/>
+              <w:spacing w:line="240" w:lineRule="auto" w:before="0" w:after="0"/>
+              <w:jc w:val="left"/>
             </w:pPr>
-            <w:r/>
             <w:r>
               <w:rPr>
                 <w:rFonts w:ascii="Times New Roman" w:hAnsi="Times New Roman" w:eastAsia="Times New Roman"/>
                 <w:b w:val="0"/>
                 <w:i w:val="0"/>
-                <w:sz w:val="16"/>
+                <w:sz w:val="20"/>
               </w:rPr>
-              <w:t>4</w:t>
+              <w:t>2</w:t>
             </w:r>
           </w:p>
         </w:tc>
         <w:tc>
           <w:tcPr>
-            <w:tcW w:type="dxa" w:w="1048"/>
+            <w:tcW w:type="dxa" w:w="1212"/>
             <w:tcMar>
               <w:top w:w="55" w:type="dxa"/>
               <w:start w:w="65" w:type="dxa"/>
@@ -4263,24 +6052,23 @@
           </w:tcPr>
           <w:p>
             <w:pPr>
-              <w:spacing w:line="240" w:lineRule="auto" w:after="0"/>
-              <w:jc w:val="center"/>
+              <w:spacing w:line="240" w:lineRule="auto" w:before="0" w:after="0"/>
+              <w:jc w:val="left"/>
             </w:pPr>
-            <w:r/>
             <w:r>
               <w:rPr>
                 <w:rFonts w:ascii="Times New Roman" w:hAnsi="Times New Roman" w:eastAsia="Times New Roman"/>
                 <w:b w:val="0"/>
                 <w:i w:val="0"/>
-                <w:sz w:val="16"/>
+                <w:sz w:val="20"/>
               </w:rPr>
-              <w:t>5</w:t>
+              <w:t>3,8</w:t>
             </w:r>
           </w:p>
         </w:tc>
         <w:tc>
           <w:tcPr>
-            <w:tcW w:type="dxa" w:w="737"/>
+            <w:tcW w:type="dxa" w:w="2167"/>
             <w:tcMar>
               <w:top w:w="55" w:type="dxa"/>
               <w:start w:w="65" w:type="dxa"/>
@@ -4291,24 +6079,28 @@
           </w:tcPr>
           <w:p>
             <w:pPr>
-              <w:spacing w:line="240" w:lineRule="auto" w:after="0"/>
-              <w:jc w:val="center"/>
+              <w:spacing w:line="240" w:lineRule="auto" w:before="0" w:after="0"/>
+              <w:jc w:val="left"/>
             </w:pPr>
-            <w:r/>
             <w:r>
               <w:rPr>
                 <w:rFonts w:ascii="Times New Roman" w:hAnsi="Times New Roman" w:eastAsia="Times New Roman"/>
                 <w:b w:val="0"/>
                 <w:i w:val="0"/>
-                <w:sz w:val="16"/>
+                <w:sz w:val="20"/>
               </w:rPr>
-              <w:t>4,4</w:t>
+              <w:t>Долгосрочная программа</w:t>
             </w:r>
           </w:p>
         </w:tc>
+      </w:tr>
+      <w:tr>
+        <w:trPr>
+          <w:cantSplit/>
+        </w:trPr>
         <w:tc>
           <w:tcPr>
-            <w:tcW w:type="dxa" w:w="2551"/>
+            <w:tcW w:type="dxa" w:w="3502"/>
             <w:tcMar>
               <w:top w:w="55" w:type="dxa"/>
               <w:start w:w="65" w:type="dxa"/>
@@ -4319,16 +6111,123 @@
           </w:tcPr>
           <w:p>
             <w:pPr>
-              <w:spacing w:line="240" w:lineRule="auto" w:after="0"/>
-              <w:jc w:val="center"/>
+              <w:spacing w:line="240" w:lineRule="auto" w:before="0" w:after="0"/>
+              <w:jc w:val="left"/>
             </w:pPr>
-            <w:r/>
             <w:r>
               <w:rPr>
                 <w:rFonts w:ascii="Times New Roman" w:hAnsi="Times New Roman" w:eastAsia="Times New Roman"/>
                 <w:b w:val="0"/>
                 <w:i w:val="0"/>
-                <w:sz w:val="16"/>
+                <w:sz w:val="20"/>
+              </w:rPr>
+              <w:t>К3. Транспортная связность</w:t>
+            </w:r>
+          </w:p>
+        </w:tc>
+        <w:tc>
+          <w:tcPr>
+            <w:tcW w:type="dxa" w:w="1212"/>
+            <w:tcMar>
+              <w:top w:w="55" w:type="dxa"/>
+              <w:start w:w="65" w:type="dxa"/>
+              <w:bottom w:w="55" w:type="dxa"/>
+              <w:end w:w="65" w:type="dxa"/>
+            </w:tcMar>
+            <w:vAlign w:val="center"/>
+          </w:tcPr>
+          <w:p>
+            <w:pPr>
+              <w:spacing w:line="240" w:lineRule="auto" w:before="0" w:after="0"/>
+              <w:jc w:val="left"/>
+            </w:pPr>
+            <w:r>
+              <w:rPr>
+                <w:rFonts w:ascii="Times New Roman" w:hAnsi="Times New Roman" w:eastAsia="Times New Roman"/>
+                <w:b w:val="0"/>
+                <w:i w:val="0"/>
+                <w:sz w:val="20"/>
+              </w:rPr>
+              <w:t>4</w:t>
+            </w:r>
+          </w:p>
+        </w:tc>
+        <w:tc>
+          <w:tcPr>
+            <w:tcW w:type="dxa" w:w="1262"/>
+            <w:tcMar>
+              <w:top w:w="55" w:type="dxa"/>
+              <w:start w:w="65" w:type="dxa"/>
+              <w:bottom w:w="55" w:type="dxa"/>
+              <w:end w:w="65" w:type="dxa"/>
+            </w:tcMar>
+            <w:vAlign w:val="center"/>
+          </w:tcPr>
+          <w:p>
+            <w:pPr>
+              <w:spacing w:line="240" w:lineRule="auto" w:before="0" w:after="0"/>
+              <w:jc w:val="left"/>
+            </w:pPr>
+            <w:r>
+              <w:rPr>
+                <w:rFonts w:ascii="Times New Roman" w:hAnsi="Times New Roman" w:eastAsia="Times New Roman"/>
+                <w:b w:val="0"/>
+                <w:i w:val="0"/>
+                <w:sz w:val="20"/>
+              </w:rPr>
+              <w:t>3</w:t>
+            </w:r>
+          </w:p>
+        </w:tc>
+        <w:tc>
+          <w:tcPr>
+            <w:tcW w:type="dxa" w:w="1212"/>
+            <w:tcMar>
+              <w:top w:w="55" w:type="dxa"/>
+              <w:start w:w="65" w:type="dxa"/>
+              <w:bottom w:w="55" w:type="dxa"/>
+              <w:end w:w="65" w:type="dxa"/>
+            </w:tcMar>
+            <w:vAlign w:val="center"/>
+          </w:tcPr>
+          <w:p>
+            <w:pPr>
+              <w:spacing w:line="240" w:lineRule="auto" w:before="0" w:after="0"/>
+              <w:jc w:val="left"/>
+            </w:pPr>
+            <w:r>
+              <w:rPr>
+                <w:rFonts w:ascii="Times New Roman" w:hAnsi="Times New Roman" w:eastAsia="Times New Roman"/>
+                <w:b w:val="0"/>
+                <w:i w:val="0"/>
+                <w:sz w:val="20"/>
+              </w:rPr>
+              <w:t>3,6</w:t>
+            </w:r>
+          </w:p>
+        </w:tc>
+        <w:tc>
+          <w:tcPr>
+            <w:tcW w:type="dxa" w:w="2167"/>
+            <w:tcMar>
+              <w:top w:w="55" w:type="dxa"/>
+              <w:start w:w="65" w:type="dxa"/>
+              <w:bottom w:w="55" w:type="dxa"/>
+              <w:end w:w="65" w:type="dxa"/>
+            </w:tcMar>
+            <w:vAlign w:val="center"/>
+          </w:tcPr>
+          <w:p>
+            <w:pPr>
+              <w:spacing w:line="240" w:lineRule="auto" w:before="0" w:after="0"/>
+              <w:jc w:val="left"/>
+            </w:pPr>
+            <w:r>
+              <w:rPr>
+                <w:rFonts w:ascii="Times New Roman" w:hAnsi="Times New Roman" w:eastAsia="Times New Roman"/>
+                <w:b w:val="0"/>
+                <w:i w:val="0"/>
+                <w:sz w:val="20"/>
               </w:rPr>
               <w:t>Резерв</w:t>
             </w:r>
@@ -4341,7 +6240,7 @@
         </w:trPr>
         <w:tc>
           <w:tcPr>
-            <w:tcW w:type="dxa" w:w="453"/>
+            <w:tcW w:type="dxa" w:w="3502"/>
             <w:tcMar>
               <w:top w:w="55" w:type="dxa"/>
               <w:start w:w="65" w:type="dxa"/>
@@ -4352,24 +6251,23 @@
           </w:tcPr>
           <w:p>
             <w:pPr>
-              <w:spacing w:line="240" w:lineRule="auto" w:after="0"/>
-              <w:jc w:val="center"/>
+              <w:spacing w:line="240" w:lineRule="auto" w:before="0" w:after="0"/>
+              <w:jc w:val="left"/>
             </w:pPr>
-            <w:r/>
             <w:r>
               <w:rPr>
                 <w:rFonts w:ascii="Times New Roman" w:hAnsi="Times New Roman" w:eastAsia="Times New Roman"/>
                 <w:b w:val="0"/>
                 <w:i w:val="0"/>
-                <w:sz w:val="16"/>
+                <w:sz w:val="20"/>
               </w:rPr>
-              <w:t>6</w:t>
+              <w:t>К5. Техническое оснащение</w:t>
             </w:r>
           </w:p>
         </w:tc>
         <w:tc>
           <w:tcPr>
-            <w:tcW w:type="dxa" w:w="3628"/>
+            <w:tcW w:type="dxa" w:w="1212"/>
             <w:tcMar>
               <w:top w:w="55" w:type="dxa"/>
               <w:start w:w="65" w:type="dxa"/>
@@ -4380,24 +6278,23 @@
           </w:tcPr>
           <w:p>
             <w:pPr>
-              <w:spacing w:line="240" w:lineRule="auto" w:after="0"/>
+              <w:spacing w:line="240" w:lineRule="auto" w:before="0" w:after="0"/>
               <w:jc w:val="left"/>
             </w:pPr>
-            <w:r/>
             <w:r>
               <w:rPr>
                 <w:rFonts w:ascii="Times New Roman" w:hAnsi="Times New Roman" w:eastAsia="Times New Roman"/>
                 <w:b w:val="0"/>
                 <w:i w:val="0"/>
-                <w:sz w:val="16"/>
+                <w:sz w:val="20"/>
               </w:rPr>
-              <w:t>Короткие микролекции по сложным темам</w:t>
+              <w:t>3</w:t>
             </w:r>
           </w:p>
         </w:tc>
         <w:tc>
           <w:tcPr>
-            <w:tcW w:type="dxa" w:w="935"/>
+            <w:tcW w:type="dxa" w:w="1262"/>
             <w:tcMar>
               <w:top w:w="55" w:type="dxa"/>
               <w:start w:w="65" w:type="dxa"/>
@@ -4408,16 +6305,15 @@
           </w:tcPr>
           <w:p>
             <w:pPr>
-              <w:spacing w:line="240" w:lineRule="auto" w:after="0"/>
-              <w:jc w:val="center"/>
+              <w:spacing w:line="240" w:lineRule="auto" w:before="0" w:after="0"/>
+              <w:jc w:val="left"/>
             </w:pPr>
-            <w:r/>
             <w:r>
               <w:rPr>
                 <w:rFonts w:ascii="Times New Roman" w:hAnsi="Times New Roman" w:eastAsia="Times New Roman"/>
                 <w:b w:val="0"/>
                 <w:i w:val="0"/>
-                <w:sz w:val="16"/>
+                <w:sz w:val="20"/>
               </w:rPr>
               <w:t>4</w:t>
             </w:r>
@@ -4425,7 +6321,7 @@
         </w:tc>
         <w:tc>
           <w:tcPr>
-            <w:tcW w:type="dxa" w:w="1048"/>
+            <w:tcW w:type="dxa" w:w="1212"/>
             <w:tcMar>
               <w:top w:w="55" w:type="dxa"/>
               <w:start w:w="65" w:type="dxa"/>
@@ -4436,24 +6332,23 @@
           </w:tcPr>
           <w:p>
             <w:pPr>
-              <w:spacing w:line="240" w:lineRule="auto" w:after="0"/>
-              <w:jc w:val="center"/>
+              <w:spacing w:line="240" w:lineRule="auto" w:before="0" w:after="0"/>
+              <w:jc w:val="left"/>
             </w:pPr>
-            <w:r/>
             <w:r>
               <w:rPr>
                 <w:rFonts w:ascii="Times New Roman" w:hAnsi="Times New Roman" w:eastAsia="Times New Roman"/>
                 <w:b w:val="0"/>
                 <w:i w:val="0"/>
-                <w:sz w:val="16"/>
+                <w:sz w:val="20"/>
               </w:rPr>
-              <w:t>4</w:t>
+              <w:t>3,4</w:t>
             </w:r>
           </w:p>
         </w:tc>
         <w:tc>
           <w:tcPr>
-            <w:tcW w:type="dxa" w:w="737"/>
+            <w:tcW w:type="dxa" w:w="2167"/>
             <w:tcMar>
               <w:top w:w="55" w:type="dxa"/>
               <w:start w:w="65" w:type="dxa"/>
@@ -4464,44 +6359,15 @@
           </w:tcPr>
           <w:p>
             <w:pPr>
-              <w:spacing w:line="240" w:lineRule="auto" w:after="0"/>
-              <w:jc w:val="center"/>
+              <w:spacing w:line="240" w:lineRule="auto" w:before="0" w:after="0"/>
+              <w:jc w:val="left"/>
             </w:pPr>
-            <w:r/>
             <w:r>
               <w:rPr>
                 <w:rFonts w:ascii="Times New Roman" w:hAnsi="Times New Roman" w:eastAsia="Times New Roman"/>
                 <w:b w:val="0"/>
                 <w:i w:val="0"/>
-                <w:sz w:val="16"/>
-              </w:rPr>
-              <w:t>4,0</w:t>
-            </w:r>
-          </w:p>
-        </w:tc>
-        <w:tc>
-          <w:tcPr>
-            <w:tcW w:type="dxa" w:w="2551"/>
-            <w:tcMar>
-              <w:top w:w="55" w:type="dxa"/>
-              <w:start w:w="65" w:type="dxa"/>
-              <w:bottom w:w="55" w:type="dxa"/>
-              <w:end w:w="65" w:type="dxa"/>
-            </w:tcMar>
-            <w:vAlign w:val="center"/>
-          </w:tcPr>
-          <w:p>
-            <w:pPr>
-              <w:spacing w:line="240" w:lineRule="auto" w:after="0"/>
-              <w:jc w:val="center"/>
-            </w:pPr>
-            <w:r/>
-            <w:r>
-              <w:rPr>
-                <w:rFonts w:ascii="Times New Roman" w:hAnsi="Times New Roman" w:eastAsia="Times New Roman"/>
-                <w:b w:val="0"/>
-                <w:i w:val="0"/>
-                <w:sz w:val="16"/>
+                <w:sz w:val="20"/>
               </w:rPr>
               <w:t>Резерв</w:t>
             </w:r>
@@ -4514,7 +6380,7 @@
         </w:trPr>
         <w:tc>
           <w:tcPr>
-            <w:tcW w:type="dxa" w:w="453"/>
+            <w:tcW w:type="dxa" w:w="3502"/>
             <w:tcMar>
               <w:top w:w="55" w:type="dxa"/>
               <w:start w:w="65" w:type="dxa"/>
@@ -4525,24 +6391,23 @@
           </w:tcPr>
           <w:p>
             <w:pPr>
-              <w:spacing w:line="240" w:lineRule="auto" w:after="0"/>
-              <w:jc w:val="center"/>
+              <w:spacing w:line="240" w:lineRule="auto" w:before="0" w:after="0"/>
+              <w:jc w:val="left"/>
             </w:pPr>
-            <w:r/>
             <w:r>
               <w:rPr>
                 <w:rFonts w:ascii="Times New Roman" w:hAnsi="Times New Roman" w:eastAsia="Times New Roman"/>
                 <w:b w:val="0"/>
                 <w:i w:val="0"/>
-                <w:sz w:val="16"/>
+                <w:sz w:val="20"/>
               </w:rPr>
-              <w:t>7</w:t>
+              <w:t>К4. Новые терминалы</w:t>
             </w:r>
           </w:p>
         </w:tc>
         <w:tc>
           <w:tcPr>
-            <w:tcW w:type="dxa" w:w="3628"/>
+            <w:tcW w:type="dxa" w:w="1212"/>
             <w:tcMar>
               <w:top w:w="55" w:type="dxa"/>
               <w:start w:w="65" w:type="dxa"/>
@@ -4553,24 +6418,23 @@
           </w:tcPr>
           <w:p>
             <w:pPr>
-              <w:spacing w:line="240" w:lineRule="auto" w:after="0"/>
+              <w:spacing w:line="240" w:lineRule="auto" w:before="0" w:after="0"/>
               <w:jc w:val="left"/>
             </w:pPr>
-            <w:r/>
             <w:r>
               <w:rPr>
                 <w:rFonts w:ascii="Times New Roman" w:hAnsi="Times New Roman" w:eastAsia="Times New Roman"/>
                 <w:b w:val="0"/>
                 <w:i w:val="0"/>
-                <w:sz w:val="16"/>
+                <w:sz w:val="20"/>
               </w:rPr>
-              <w:t>Перевёрнутое обучение</w:t>
+              <w:t>5</w:t>
             </w:r>
           </w:p>
         </w:tc>
         <w:tc>
           <w:tcPr>
-            <w:tcW w:type="dxa" w:w="935"/>
+            <w:tcW w:type="dxa" w:w="1262"/>
             <w:tcMar>
               <w:top w:w="55" w:type="dxa"/>
               <w:start w:w="65" w:type="dxa"/>
@@ -4581,24 +6445,23 @@
           </w:tcPr>
           <w:p>
             <w:pPr>
-              <w:spacing w:line="240" w:lineRule="auto" w:after="0"/>
-              <w:jc w:val="center"/>
+              <w:spacing w:line="240" w:lineRule="auto" w:before="0" w:after="0"/>
+              <w:jc w:val="left"/>
             </w:pPr>
-            <w:r/>
             <w:r>
               <w:rPr>
                 <w:rFonts w:ascii="Times New Roman" w:hAnsi="Times New Roman" w:eastAsia="Times New Roman"/>
                 <w:b w:val="0"/>
                 <w:i w:val="0"/>
-                <w:sz w:val="16"/>
+                <w:sz w:val="20"/>
               </w:rPr>
-              <w:t>4</w:t>
+              <w:t>1</w:t>
             </w:r>
           </w:p>
         </w:tc>
         <w:tc>
           <w:tcPr>
-            <w:tcW w:type="dxa" w:w="1048"/>
+            <w:tcW w:type="dxa" w:w="1212"/>
             <w:tcMar>
               <w:top w:w="55" w:type="dxa"/>
               <w:start w:w="65" w:type="dxa"/>
@@ -4609,24 +6472,23 @@
           </w:tcPr>
           <w:p>
             <w:pPr>
-              <w:spacing w:line="240" w:lineRule="auto" w:after="0"/>
-              <w:jc w:val="center"/>
+              <w:spacing w:line="240" w:lineRule="auto" w:before="0" w:after="0"/>
+              <w:jc w:val="left"/>
             </w:pPr>
-            <w:r/>
             <w:r>
               <w:rPr>
                 <w:rFonts w:ascii="Times New Roman" w:hAnsi="Times New Roman" w:eastAsia="Times New Roman"/>
                 <w:b w:val="0"/>
                 <w:i w:val="0"/>
-                <w:sz w:val="16"/>
+                <w:sz w:val="20"/>
               </w:rPr>
-              <w:t>3</w:t>
+              <w:t>3,4</w:t>
             </w:r>
           </w:p>
         </w:tc>
         <w:tc>
           <w:tcPr>
-            <w:tcW w:type="dxa" w:w="737"/>
+            <w:tcW w:type="dxa" w:w="2167"/>
             <w:tcMar>
               <w:top w:w="55" w:type="dxa"/>
               <w:start w:w="65" w:type="dxa"/>
@@ -4637,1949 +6499,17 @@
           </w:tcPr>
           <w:p>
             <w:pPr>
-              <w:spacing w:line="240" w:lineRule="auto" w:after="0"/>
-              <w:jc w:val="center"/>
+              <w:spacing w:line="240" w:lineRule="auto" w:before="0" w:after="0"/>
+              <w:jc w:val="left"/>
             </w:pPr>
-            <w:r/>
             <w:r>
               <w:rPr>
                 <w:rFonts w:ascii="Times New Roman" w:hAnsi="Times New Roman" w:eastAsia="Times New Roman"/>
                 <w:b w:val="0"/>
                 <w:i w:val="0"/>
-                <w:sz w:val="16"/>
+                <w:sz w:val="20"/>
               </w:rPr>
-              <w:t>3,6</w:t>
-            </w:r>
-          </w:p>
-        </w:tc>
-        <w:tc>
-          <w:tcPr>
-            <w:tcW w:type="dxa" w:w="2551"/>
-            <w:tcMar>
-              <w:top w:w="55" w:type="dxa"/>
-              <w:start w:w="65" w:type="dxa"/>
-              <w:bottom w:w="55" w:type="dxa"/>
-              <w:end w:w="65" w:type="dxa"/>
-            </w:tcMar>
-            <w:vAlign w:val="center"/>
-          </w:tcPr>
-          <w:p>
-            <w:pPr>
-              <w:spacing w:line="240" w:lineRule="auto" w:after="0"/>
-              <w:jc w:val="center"/>
-            </w:pPr>
-            <w:r/>
-            <w:r>
-              <w:rPr>
-                <w:rFonts w:ascii="Times New Roman" w:hAnsi="Times New Roman" w:eastAsia="Times New Roman"/>
-                <w:b w:val="0"/>
-                <w:i w:val="0"/>
-                <w:sz w:val="16"/>
-              </w:rPr>
-              <w:t>Доработать</w:t>
-            </w:r>
-          </w:p>
-        </w:tc>
-      </w:tr>
-      <w:tr>
-        <w:trPr>
-          <w:cantSplit/>
-        </w:trPr>
-        <w:tc>
-          <w:tcPr>
-            <w:tcW w:type="dxa" w:w="453"/>
-            <w:tcMar>
-              <w:top w:w="55" w:type="dxa"/>
-              <w:start w:w="65" w:type="dxa"/>
-              <w:bottom w:w="55" w:type="dxa"/>
-              <w:end w:w="65" w:type="dxa"/>
-            </w:tcMar>
-            <w:vAlign w:val="center"/>
-          </w:tcPr>
-          <w:p>
-            <w:pPr>
-              <w:spacing w:line="240" w:lineRule="auto" w:after="0"/>
-              <w:jc w:val="center"/>
-            </w:pPr>
-            <w:r/>
-            <w:r>
-              <w:rPr>
-                <w:rFonts w:ascii="Times New Roman" w:hAnsi="Times New Roman" w:eastAsia="Times New Roman"/>
-                <w:b w:val="0"/>
-                <w:i w:val="0"/>
-                <w:sz w:val="16"/>
-              </w:rPr>
-              <w:t>8</w:t>
-            </w:r>
-          </w:p>
-        </w:tc>
-        <w:tc>
-          <w:tcPr>
-            <w:tcW w:type="dxa" w:w="3628"/>
-            <w:tcMar>
-              <w:top w:w="55" w:type="dxa"/>
-              <w:start w:w="65" w:type="dxa"/>
-              <w:bottom w:w="55" w:type="dxa"/>
-              <w:end w:w="65" w:type="dxa"/>
-            </w:tcMar>
-            <w:vAlign w:val="center"/>
-          </w:tcPr>
-          <w:p>
-            <w:pPr>
-              <w:spacing w:line="240" w:lineRule="auto" w:after="0"/>
-              <w:jc w:val="left"/>
-            </w:pPr>
-            <w:r/>
-            <w:r>
-              <w:rPr>
-                <w:rFonts w:ascii="Times New Roman" w:hAnsi="Times New Roman" w:eastAsia="Times New Roman"/>
-                <w:b w:val="0"/>
-                <w:i w:val="0"/>
-                <w:sz w:val="16"/>
-              </w:rPr>
-              <w:t>Электронная запись на консультации</w:t>
-            </w:r>
-          </w:p>
-        </w:tc>
-        <w:tc>
-          <w:tcPr>
-            <w:tcW w:type="dxa" w:w="935"/>
-            <w:tcMar>
-              <w:top w:w="55" w:type="dxa"/>
-              <w:start w:w="65" w:type="dxa"/>
-              <w:bottom w:w="55" w:type="dxa"/>
-              <w:end w:w="65" w:type="dxa"/>
-            </w:tcMar>
-            <w:vAlign w:val="center"/>
-          </w:tcPr>
-          <w:p>
-            <w:pPr>
-              <w:spacing w:line="240" w:lineRule="auto" w:after="0"/>
-              <w:jc w:val="center"/>
-            </w:pPr>
-            <w:r/>
-            <w:r>
-              <w:rPr>
-                <w:rFonts w:ascii="Times New Roman" w:hAnsi="Times New Roman" w:eastAsia="Times New Roman"/>
-                <w:b w:val="0"/>
-                <w:i w:val="0"/>
-                <w:sz w:val="16"/>
-              </w:rPr>
-              <w:t>3</w:t>
-            </w:r>
-          </w:p>
-        </w:tc>
-        <w:tc>
-          <w:tcPr>
-            <w:tcW w:type="dxa" w:w="1048"/>
-            <w:tcMar>
-              <w:top w:w="55" w:type="dxa"/>
-              <w:start w:w="65" w:type="dxa"/>
-              <w:bottom w:w="55" w:type="dxa"/>
-              <w:end w:w="65" w:type="dxa"/>
-            </w:tcMar>
-            <w:vAlign w:val="center"/>
-          </w:tcPr>
-          <w:p>
-            <w:pPr>
-              <w:spacing w:line="240" w:lineRule="auto" w:after="0"/>
-              <w:jc w:val="center"/>
-            </w:pPr>
-            <w:r/>
-            <w:r>
-              <w:rPr>
-                <w:rFonts w:ascii="Times New Roman" w:hAnsi="Times New Roman" w:eastAsia="Times New Roman"/>
-                <w:b w:val="0"/>
-                <w:i w:val="0"/>
-                <w:sz w:val="16"/>
-              </w:rPr>
-              <w:t>5</w:t>
-            </w:r>
-          </w:p>
-        </w:tc>
-        <w:tc>
-          <w:tcPr>
-            <w:tcW w:type="dxa" w:w="737"/>
-            <w:tcMar>
-              <w:top w:w="55" w:type="dxa"/>
-              <w:start w:w="65" w:type="dxa"/>
-              <w:bottom w:w="55" w:type="dxa"/>
-              <w:end w:w="65" w:type="dxa"/>
-            </w:tcMar>
-            <w:vAlign w:val="center"/>
-          </w:tcPr>
-          <w:p>
-            <w:pPr>
-              <w:spacing w:line="240" w:lineRule="auto" w:after="0"/>
-              <w:jc w:val="center"/>
-            </w:pPr>
-            <w:r/>
-            <w:r>
-              <w:rPr>
-                <w:rFonts w:ascii="Times New Roman" w:hAnsi="Times New Roman" w:eastAsia="Times New Roman"/>
-                <w:b w:val="0"/>
-                <w:i w:val="0"/>
-                <w:sz w:val="16"/>
-              </w:rPr>
-              <w:t>3,8</w:t>
-            </w:r>
-          </w:p>
-        </w:tc>
-        <w:tc>
-          <w:tcPr>
-            <w:tcW w:type="dxa" w:w="2551"/>
-            <w:tcMar>
-              <w:top w:w="55" w:type="dxa"/>
-              <w:start w:w="65" w:type="dxa"/>
-              <w:bottom w:w="55" w:type="dxa"/>
-              <w:end w:w="65" w:type="dxa"/>
-            </w:tcMar>
-            <w:vAlign w:val="center"/>
-          </w:tcPr>
-          <w:p>
-            <w:pPr>
-              <w:spacing w:line="240" w:lineRule="auto" w:after="0"/>
-              <w:jc w:val="center"/>
-            </w:pPr>
-            <w:r/>
-            <w:r>
-              <w:rPr>
-                <w:rFonts w:ascii="Times New Roman" w:hAnsi="Times New Roman" w:eastAsia="Times New Roman"/>
-                <w:b w:val="0"/>
-                <w:i w:val="0"/>
-                <w:sz w:val="16"/>
-              </w:rPr>
-              <w:t>Резерв</w:t>
-            </w:r>
-          </w:p>
-        </w:tc>
-      </w:tr>
-      <w:tr>
-        <w:trPr>
-          <w:cantSplit/>
-        </w:trPr>
-        <w:tc>
-          <w:tcPr>
-            <w:tcW w:type="dxa" w:w="453"/>
-            <w:tcMar>
-              <w:top w:w="55" w:type="dxa"/>
-              <w:start w:w="65" w:type="dxa"/>
-              <w:bottom w:w="55" w:type="dxa"/>
-              <w:end w:w="65" w:type="dxa"/>
-            </w:tcMar>
-            <w:vAlign w:val="center"/>
-          </w:tcPr>
-          <w:p>
-            <w:pPr>
-              <w:spacing w:line="240" w:lineRule="auto" w:after="0"/>
-              <w:jc w:val="center"/>
-            </w:pPr>
-            <w:r/>
-            <w:r>
-              <w:rPr>
-                <w:rFonts w:ascii="Times New Roman" w:hAnsi="Times New Roman" w:eastAsia="Times New Roman"/>
-                <w:b w:val="0"/>
-                <w:i w:val="0"/>
-                <w:sz w:val="16"/>
-              </w:rPr>
-              <w:t>9</w:t>
-            </w:r>
-          </w:p>
-        </w:tc>
-        <w:tc>
-          <w:tcPr>
-            <w:tcW w:type="dxa" w:w="3628"/>
-            <w:tcMar>
-              <w:top w:w="55" w:type="dxa"/>
-              <w:start w:w="65" w:type="dxa"/>
-              <w:bottom w:w="55" w:type="dxa"/>
-              <w:end w:w="65" w:type="dxa"/>
-            </w:tcMar>
-            <w:vAlign w:val="center"/>
-          </w:tcPr>
-          <w:p>
-            <w:pPr>
-              <w:spacing w:line="240" w:lineRule="auto" w:after="0"/>
-              <w:jc w:val="left"/>
-            </w:pPr>
-            <w:r/>
-            <w:r>
-              <w:rPr>
-                <w:rFonts w:ascii="Times New Roman" w:hAnsi="Times New Roman" w:eastAsia="Times New Roman"/>
-                <w:b w:val="0"/>
-                <w:i w:val="0"/>
-                <w:sz w:val="16"/>
-              </w:rPr>
-              <w:t>Входная диагностика и персональные рекомендации</w:t>
-            </w:r>
-          </w:p>
-        </w:tc>
-        <w:tc>
-          <w:tcPr>
-            <w:tcW w:type="dxa" w:w="935"/>
-            <w:tcMar>
-              <w:top w:w="55" w:type="dxa"/>
-              <w:start w:w="65" w:type="dxa"/>
-              <w:bottom w:w="55" w:type="dxa"/>
-              <w:end w:w="65" w:type="dxa"/>
-            </w:tcMar>
-            <w:vAlign w:val="center"/>
-          </w:tcPr>
-          <w:p>
-            <w:pPr>
-              <w:spacing w:line="240" w:lineRule="auto" w:after="0"/>
-              <w:jc w:val="center"/>
-            </w:pPr>
-            <w:r/>
-            <w:r>
-              <w:rPr>
-                <w:rFonts w:ascii="Times New Roman" w:hAnsi="Times New Roman" w:eastAsia="Times New Roman"/>
-                <w:b w:val="0"/>
-                <w:i w:val="0"/>
-                <w:sz w:val="16"/>
-              </w:rPr>
-              <w:t>5</w:t>
-            </w:r>
-          </w:p>
-        </w:tc>
-        <w:tc>
-          <w:tcPr>
-            <w:tcW w:type="dxa" w:w="1048"/>
-            <w:tcMar>
-              <w:top w:w="55" w:type="dxa"/>
-              <w:start w:w="65" w:type="dxa"/>
-              <w:bottom w:w="55" w:type="dxa"/>
-              <w:end w:w="65" w:type="dxa"/>
-            </w:tcMar>
-            <w:vAlign w:val="center"/>
-          </w:tcPr>
-          <w:p>
-            <w:pPr>
-              <w:spacing w:line="240" w:lineRule="auto" w:after="0"/>
-              <w:jc w:val="center"/>
-            </w:pPr>
-            <w:r/>
-            <w:r>
-              <w:rPr>
-                <w:rFonts w:ascii="Times New Roman" w:hAnsi="Times New Roman" w:eastAsia="Times New Roman"/>
-                <w:b w:val="0"/>
-                <w:i w:val="0"/>
-                <w:sz w:val="16"/>
-              </w:rPr>
-              <w:t>2</w:t>
-            </w:r>
-          </w:p>
-        </w:tc>
-        <w:tc>
-          <w:tcPr>
-            <w:tcW w:type="dxa" w:w="737"/>
-            <w:tcMar>
-              <w:top w:w="55" w:type="dxa"/>
-              <w:start w:w="65" w:type="dxa"/>
-              <w:bottom w:w="55" w:type="dxa"/>
-              <w:end w:w="65" w:type="dxa"/>
-            </w:tcMar>
-            <w:vAlign w:val="center"/>
-          </w:tcPr>
-          <w:p>
-            <w:pPr>
-              <w:spacing w:line="240" w:lineRule="auto" w:after="0"/>
-              <w:jc w:val="center"/>
-            </w:pPr>
-            <w:r/>
-            <w:r>
-              <w:rPr>
-                <w:rFonts w:ascii="Times New Roman" w:hAnsi="Times New Roman" w:eastAsia="Times New Roman"/>
-                <w:b w:val="0"/>
-                <w:i w:val="0"/>
-                <w:sz w:val="16"/>
-              </w:rPr>
-              <w:t>3,8</w:t>
-            </w:r>
-          </w:p>
-        </w:tc>
-        <w:tc>
-          <w:tcPr>
-            <w:tcW w:type="dxa" w:w="2551"/>
-            <w:tcMar>
-              <w:top w:w="55" w:type="dxa"/>
-              <w:start w:w="65" w:type="dxa"/>
-              <w:bottom w:w="55" w:type="dxa"/>
-              <w:end w:w="65" w:type="dxa"/>
-            </w:tcMar>
-            <w:vAlign w:val="center"/>
-          </w:tcPr>
-          <w:p>
-            <w:pPr>
-              <w:spacing w:line="240" w:lineRule="auto" w:after="0"/>
-              <w:jc w:val="center"/>
-            </w:pPr>
-            <w:r/>
-            <w:r>
-              <w:rPr>
-                <w:rFonts w:ascii="Times New Roman" w:hAnsi="Times New Roman" w:eastAsia="Times New Roman"/>
-                <w:b w:val="0"/>
-                <w:i w:val="0"/>
-                <w:sz w:val="16"/>
-              </w:rPr>
-              <w:t>Доработать</w:t>
-            </w:r>
-          </w:p>
-        </w:tc>
-      </w:tr>
-      <w:tr>
-        <w:trPr>
-          <w:cantSplit/>
-        </w:trPr>
-        <w:tc>
-          <w:tcPr>
-            <w:tcW w:type="dxa" w:w="453"/>
-            <w:tcMar>
-              <w:top w:w="55" w:type="dxa"/>
-              <w:start w:w="65" w:type="dxa"/>
-              <w:bottom w:w="55" w:type="dxa"/>
-              <w:end w:w="65" w:type="dxa"/>
-            </w:tcMar>
-            <w:vAlign w:val="center"/>
-          </w:tcPr>
-          <w:p>
-            <w:pPr>
-              <w:spacing w:line="240" w:lineRule="auto" w:after="0"/>
-              <w:jc w:val="center"/>
-            </w:pPr>
-            <w:r/>
-            <w:r>
-              <w:rPr>
-                <w:rFonts w:ascii="Times New Roman" w:hAnsi="Times New Roman" w:eastAsia="Times New Roman"/>
-                <w:b w:val="0"/>
-                <w:i w:val="0"/>
-                <w:sz w:val="16"/>
-              </w:rPr>
-              <w:t>10</w:t>
-            </w:r>
-          </w:p>
-        </w:tc>
-        <w:tc>
-          <w:tcPr>
-            <w:tcW w:type="dxa" w:w="3628"/>
-            <w:tcMar>
-              <w:top w:w="55" w:type="dxa"/>
-              <w:start w:w="65" w:type="dxa"/>
-              <w:bottom w:w="55" w:type="dxa"/>
-              <w:end w:w="65" w:type="dxa"/>
-            </w:tcMar>
-            <w:vAlign w:val="center"/>
-          </w:tcPr>
-          <w:p>
-            <w:pPr>
-              <w:spacing w:line="240" w:lineRule="auto" w:after="0"/>
-              <w:jc w:val="left"/>
-            </w:pPr>
-            <w:r/>
-            <w:r>
-              <w:rPr>
-                <w:rFonts w:ascii="Times New Roman" w:hAnsi="Times New Roman" w:eastAsia="Times New Roman"/>
-                <w:b w:val="0"/>
-                <w:i w:val="0"/>
-                <w:sz w:val="16"/>
-              </w:rPr>
-              <w:t>Междисциплинарные проектные недели</w:t>
-            </w:r>
-          </w:p>
-        </w:tc>
-        <w:tc>
-          <w:tcPr>
-            <w:tcW w:type="dxa" w:w="935"/>
-            <w:tcMar>
-              <w:top w:w="55" w:type="dxa"/>
-              <w:start w:w="65" w:type="dxa"/>
-              <w:bottom w:w="55" w:type="dxa"/>
-              <w:end w:w="65" w:type="dxa"/>
-            </w:tcMar>
-            <w:vAlign w:val="center"/>
-          </w:tcPr>
-          <w:p>
-            <w:pPr>
-              <w:spacing w:line="240" w:lineRule="auto" w:after="0"/>
-              <w:jc w:val="center"/>
-            </w:pPr>
-            <w:r/>
-            <w:r>
-              <w:rPr>
-                <w:rFonts w:ascii="Times New Roman" w:hAnsi="Times New Roman" w:eastAsia="Times New Roman"/>
-                <w:b w:val="0"/>
-                <w:i w:val="0"/>
-                <w:sz w:val="16"/>
-              </w:rPr>
-              <w:t>4</w:t>
-            </w:r>
-          </w:p>
-        </w:tc>
-        <w:tc>
-          <w:tcPr>
-            <w:tcW w:type="dxa" w:w="1048"/>
-            <w:tcMar>
-              <w:top w:w="55" w:type="dxa"/>
-              <w:start w:w="65" w:type="dxa"/>
-              <w:bottom w:w="55" w:type="dxa"/>
-              <w:end w:w="65" w:type="dxa"/>
-            </w:tcMar>
-            <w:vAlign w:val="center"/>
-          </w:tcPr>
-          <w:p>
-            <w:pPr>
-              <w:spacing w:line="240" w:lineRule="auto" w:after="0"/>
-              <w:jc w:val="center"/>
-            </w:pPr>
-            <w:r/>
-            <w:r>
-              <w:rPr>
-                <w:rFonts w:ascii="Times New Roman" w:hAnsi="Times New Roman" w:eastAsia="Times New Roman"/>
-                <w:b w:val="0"/>
-                <w:i w:val="0"/>
-                <w:sz w:val="16"/>
-              </w:rPr>
-              <w:t>3</w:t>
-            </w:r>
-          </w:p>
-        </w:tc>
-        <w:tc>
-          <w:tcPr>
-            <w:tcW w:type="dxa" w:w="737"/>
-            <w:tcMar>
-              <w:top w:w="55" w:type="dxa"/>
-              <w:start w:w="65" w:type="dxa"/>
-              <w:bottom w:w="55" w:type="dxa"/>
-              <w:end w:w="65" w:type="dxa"/>
-            </w:tcMar>
-            <w:vAlign w:val="center"/>
-          </w:tcPr>
-          <w:p>
-            <w:pPr>
-              <w:spacing w:line="240" w:lineRule="auto" w:after="0"/>
-              <w:jc w:val="center"/>
-            </w:pPr>
-            <w:r/>
-            <w:r>
-              <w:rPr>
-                <w:rFonts w:ascii="Times New Roman" w:hAnsi="Times New Roman" w:eastAsia="Times New Roman"/>
-                <w:b w:val="0"/>
-                <w:i w:val="0"/>
-                <w:sz w:val="16"/>
-              </w:rPr>
-              <w:t>3,6</w:t>
-            </w:r>
-          </w:p>
-        </w:tc>
-        <w:tc>
-          <w:tcPr>
-            <w:tcW w:type="dxa" w:w="2551"/>
-            <w:tcMar>
-              <w:top w:w="55" w:type="dxa"/>
-              <w:start w:w="65" w:type="dxa"/>
-              <w:bottom w:w="55" w:type="dxa"/>
-              <w:end w:w="65" w:type="dxa"/>
-            </w:tcMar>
-            <w:vAlign w:val="center"/>
-          </w:tcPr>
-          <w:p>
-            <w:pPr>
-              <w:spacing w:line="240" w:lineRule="auto" w:after="0"/>
-              <w:jc w:val="center"/>
-            </w:pPr>
-            <w:r/>
-            <w:r>
-              <w:rPr>
-                <w:rFonts w:ascii="Times New Roman" w:hAnsi="Times New Roman" w:eastAsia="Times New Roman"/>
-                <w:b w:val="0"/>
-                <w:i w:val="0"/>
-                <w:sz w:val="16"/>
-              </w:rPr>
-              <w:t>Доработать</w:t>
-            </w:r>
-          </w:p>
-        </w:tc>
-      </w:tr>
-      <w:tr>
-        <w:trPr>
-          <w:cantSplit/>
-        </w:trPr>
-        <w:tc>
-          <w:tcPr>
-            <w:tcW w:type="dxa" w:w="453"/>
-            <w:tcMar>
-              <w:top w:w="55" w:type="dxa"/>
-              <w:start w:w="65" w:type="dxa"/>
-              <w:bottom w:w="55" w:type="dxa"/>
-              <w:end w:w="65" w:type="dxa"/>
-            </w:tcMar>
-            <w:vAlign w:val="center"/>
-          </w:tcPr>
-          <w:p>
-            <w:pPr>
-              <w:spacing w:line="240" w:lineRule="auto" w:after="0"/>
-              <w:jc w:val="center"/>
-            </w:pPr>
-            <w:r/>
-            <w:r>
-              <w:rPr>
-                <w:rFonts w:ascii="Times New Roman" w:hAnsi="Times New Roman" w:eastAsia="Times New Roman"/>
-                <w:b w:val="0"/>
-                <w:i w:val="0"/>
-                <w:sz w:val="16"/>
-              </w:rPr>
-              <w:t>11</w:t>
-            </w:r>
-          </w:p>
-        </w:tc>
-        <w:tc>
-          <w:tcPr>
-            <w:tcW w:type="dxa" w:w="3628"/>
-            <w:tcMar>
-              <w:top w:w="55" w:type="dxa"/>
-              <w:start w:w="65" w:type="dxa"/>
-              <w:bottom w:w="55" w:type="dxa"/>
-              <w:end w:w="65" w:type="dxa"/>
-            </w:tcMar>
-            <w:vAlign w:val="center"/>
-          </w:tcPr>
-          <w:p>
-            <w:pPr>
-              <w:spacing w:line="240" w:lineRule="auto" w:after="0"/>
-              <w:jc w:val="left"/>
-            </w:pPr>
-            <w:r/>
-            <w:r>
-              <w:rPr>
-                <w:rFonts w:ascii="Times New Roman" w:hAnsi="Times New Roman" w:eastAsia="Times New Roman"/>
-                <w:b w:val="0"/>
-                <w:i w:val="0"/>
-                <w:sz w:val="16"/>
-              </w:rPr>
-              <w:t>Панель учебной аналитики</w:t>
-            </w:r>
-          </w:p>
-        </w:tc>
-        <w:tc>
-          <w:tcPr>
-            <w:tcW w:type="dxa" w:w="935"/>
-            <w:tcMar>
-              <w:top w:w="55" w:type="dxa"/>
-              <w:start w:w="65" w:type="dxa"/>
-              <w:bottom w:w="55" w:type="dxa"/>
-              <w:end w:w="65" w:type="dxa"/>
-            </w:tcMar>
-            <w:vAlign w:val="center"/>
-          </w:tcPr>
-          <w:p>
-            <w:pPr>
-              <w:spacing w:line="240" w:lineRule="auto" w:after="0"/>
-              <w:jc w:val="center"/>
-            </w:pPr>
-            <w:r/>
-            <w:r>
-              <w:rPr>
-                <w:rFonts w:ascii="Times New Roman" w:hAnsi="Times New Roman" w:eastAsia="Times New Roman"/>
-                <w:b w:val="0"/>
-                <w:i w:val="0"/>
-                <w:sz w:val="16"/>
-              </w:rPr>
-              <w:t>4</w:t>
-            </w:r>
-          </w:p>
-        </w:tc>
-        <w:tc>
-          <w:tcPr>
-            <w:tcW w:type="dxa" w:w="1048"/>
-            <w:tcMar>
-              <w:top w:w="55" w:type="dxa"/>
-              <w:start w:w="65" w:type="dxa"/>
-              <w:bottom w:w="55" w:type="dxa"/>
-              <w:end w:w="65" w:type="dxa"/>
-            </w:tcMar>
-            <w:vAlign w:val="center"/>
-          </w:tcPr>
-          <w:p>
-            <w:pPr>
-              <w:spacing w:line="240" w:lineRule="auto" w:after="0"/>
-              <w:jc w:val="center"/>
-            </w:pPr>
-            <w:r/>
-            <w:r>
-              <w:rPr>
-                <w:rFonts w:ascii="Times New Roman" w:hAnsi="Times New Roman" w:eastAsia="Times New Roman"/>
-                <w:b w:val="0"/>
-                <w:i w:val="0"/>
-                <w:sz w:val="16"/>
-              </w:rPr>
-              <w:t>3</w:t>
-            </w:r>
-          </w:p>
-        </w:tc>
-        <w:tc>
-          <w:tcPr>
-            <w:tcW w:type="dxa" w:w="737"/>
-            <w:tcMar>
-              <w:top w:w="55" w:type="dxa"/>
-              <w:start w:w="65" w:type="dxa"/>
-              <w:bottom w:w="55" w:type="dxa"/>
-              <w:end w:w="65" w:type="dxa"/>
-            </w:tcMar>
-            <w:vAlign w:val="center"/>
-          </w:tcPr>
-          <w:p>
-            <w:pPr>
-              <w:spacing w:line="240" w:lineRule="auto" w:after="0"/>
-              <w:jc w:val="center"/>
-            </w:pPr>
-            <w:r/>
-            <w:r>
-              <w:rPr>
-                <w:rFonts w:ascii="Times New Roman" w:hAnsi="Times New Roman" w:eastAsia="Times New Roman"/>
-                <w:b w:val="0"/>
-                <w:i w:val="0"/>
-                <w:sz w:val="16"/>
-              </w:rPr>
-              <w:t>3,6</w:t>
-            </w:r>
-          </w:p>
-        </w:tc>
-        <w:tc>
-          <w:tcPr>
-            <w:tcW w:type="dxa" w:w="2551"/>
-            <w:tcMar>
-              <w:top w:w="55" w:type="dxa"/>
-              <w:start w:w="65" w:type="dxa"/>
-              <w:bottom w:w="55" w:type="dxa"/>
-              <w:end w:w="65" w:type="dxa"/>
-            </w:tcMar>
-            <w:vAlign w:val="center"/>
-          </w:tcPr>
-          <w:p>
-            <w:pPr>
-              <w:spacing w:line="240" w:lineRule="auto" w:after="0"/>
-              <w:jc w:val="center"/>
-            </w:pPr>
-            <w:r/>
-            <w:r>
-              <w:rPr>
-                <w:rFonts w:ascii="Times New Roman" w:hAnsi="Times New Roman" w:eastAsia="Times New Roman"/>
-                <w:b w:val="0"/>
-                <w:i w:val="0"/>
-                <w:sz w:val="16"/>
-              </w:rPr>
-              <w:t>Доработать</w:t>
-            </w:r>
-          </w:p>
-        </w:tc>
-      </w:tr>
-      <w:tr>
-        <w:trPr>
-          <w:cantSplit/>
-        </w:trPr>
-        <w:tc>
-          <w:tcPr>
-            <w:tcW w:type="dxa" w:w="453"/>
-            <w:tcMar>
-              <w:top w:w="55" w:type="dxa"/>
-              <w:start w:w="65" w:type="dxa"/>
-              <w:bottom w:w="55" w:type="dxa"/>
-              <w:end w:w="65" w:type="dxa"/>
-            </w:tcMar>
-            <w:vAlign w:val="center"/>
-          </w:tcPr>
-          <w:p>
-            <w:pPr>
-              <w:spacing w:line="240" w:lineRule="auto" w:after="0"/>
-              <w:jc w:val="center"/>
-            </w:pPr>
-            <w:r/>
-            <w:r>
-              <w:rPr>
-                <w:rFonts w:ascii="Times New Roman" w:hAnsi="Times New Roman" w:eastAsia="Times New Roman"/>
-                <w:b w:val="0"/>
-                <w:i w:val="0"/>
-                <w:sz w:val="16"/>
-              </w:rPr>
-              <w:t>12</w:t>
-            </w:r>
-          </w:p>
-        </w:tc>
-        <w:tc>
-          <w:tcPr>
-            <w:tcW w:type="dxa" w:w="3628"/>
-            <w:tcMar>
-              <w:top w:w="55" w:type="dxa"/>
-              <w:start w:w="65" w:type="dxa"/>
-              <w:bottom w:w="55" w:type="dxa"/>
-              <w:end w:w="65" w:type="dxa"/>
-            </w:tcMar>
-            <w:vAlign w:val="center"/>
-          </w:tcPr>
-          <w:p>
-            <w:pPr>
-              <w:spacing w:line="240" w:lineRule="auto" w:after="0"/>
-              <w:jc w:val="left"/>
-            </w:pPr>
-            <w:r/>
-            <w:r>
-              <w:rPr>
-                <w:rFonts w:ascii="Times New Roman" w:hAnsi="Times New Roman" w:eastAsia="Times New Roman"/>
-                <w:b w:val="0"/>
-                <w:i w:val="0"/>
-                <w:sz w:val="16"/>
-              </w:rPr>
-              <w:t>Зоны самостоятельной и групповой работы</w:t>
-            </w:r>
-          </w:p>
-        </w:tc>
-        <w:tc>
-          <w:tcPr>
-            <w:tcW w:type="dxa" w:w="935"/>
-            <w:tcMar>
-              <w:top w:w="55" w:type="dxa"/>
-              <w:start w:w="65" w:type="dxa"/>
-              <w:bottom w:w="55" w:type="dxa"/>
-              <w:end w:w="65" w:type="dxa"/>
-            </w:tcMar>
-            <w:vAlign w:val="center"/>
-          </w:tcPr>
-          <w:p>
-            <w:pPr>
-              <w:spacing w:line="240" w:lineRule="auto" w:after="0"/>
-              <w:jc w:val="center"/>
-            </w:pPr>
-            <w:r/>
-            <w:r>
-              <w:rPr>
-                <w:rFonts w:ascii="Times New Roman" w:hAnsi="Times New Roman" w:eastAsia="Times New Roman"/>
-                <w:b w:val="0"/>
-                <w:i w:val="0"/>
-                <w:sz w:val="16"/>
-              </w:rPr>
-              <w:t>3</w:t>
-            </w:r>
-          </w:p>
-        </w:tc>
-        <w:tc>
-          <w:tcPr>
-            <w:tcW w:type="dxa" w:w="1048"/>
-            <w:tcMar>
-              <w:top w:w="55" w:type="dxa"/>
-              <w:start w:w="65" w:type="dxa"/>
-              <w:bottom w:w="55" w:type="dxa"/>
-              <w:end w:w="65" w:type="dxa"/>
-            </w:tcMar>
-            <w:vAlign w:val="center"/>
-          </w:tcPr>
-          <w:p>
-            <w:pPr>
-              <w:spacing w:line="240" w:lineRule="auto" w:after="0"/>
-              <w:jc w:val="center"/>
-            </w:pPr>
-            <w:r/>
-            <w:r>
-              <w:rPr>
-                <w:rFonts w:ascii="Times New Roman" w:hAnsi="Times New Roman" w:eastAsia="Times New Roman"/>
-                <w:b w:val="0"/>
-                <w:i w:val="0"/>
-                <w:sz w:val="16"/>
-              </w:rPr>
-              <w:t>2</w:t>
-            </w:r>
-          </w:p>
-        </w:tc>
-        <w:tc>
-          <w:tcPr>
-            <w:tcW w:type="dxa" w:w="737"/>
-            <w:tcMar>
-              <w:top w:w="55" w:type="dxa"/>
-              <w:start w:w="65" w:type="dxa"/>
-              <w:bottom w:w="55" w:type="dxa"/>
-              <w:end w:w="65" w:type="dxa"/>
-            </w:tcMar>
-            <w:vAlign w:val="center"/>
-          </w:tcPr>
-          <w:p>
-            <w:pPr>
-              <w:spacing w:line="240" w:lineRule="auto" w:after="0"/>
-              <w:jc w:val="center"/>
-            </w:pPr>
-            <w:r/>
-            <w:r>
-              <w:rPr>
-                <w:rFonts w:ascii="Times New Roman" w:hAnsi="Times New Roman" w:eastAsia="Times New Roman"/>
-                <w:b w:val="0"/>
-                <w:i w:val="0"/>
-                <w:sz w:val="16"/>
-              </w:rPr>
-              <w:t>2,6</w:t>
-            </w:r>
-          </w:p>
-        </w:tc>
-        <w:tc>
-          <w:tcPr>
-            <w:tcW w:type="dxa" w:w="2551"/>
-            <w:tcMar>
-              <w:top w:w="55" w:type="dxa"/>
-              <w:start w:w="65" w:type="dxa"/>
-              <w:bottom w:w="55" w:type="dxa"/>
-              <w:end w:w="65" w:type="dxa"/>
-            </w:tcMar>
-            <w:vAlign w:val="center"/>
-          </w:tcPr>
-          <w:p>
-            <w:pPr>
-              <w:spacing w:line="240" w:lineRule="auto" w:after="0"/>
-              <w:jc w:val="center"/>
-            </w:pPr>
-            <w:r/>
-            <w:r>
-              <w:rPr>
-                <w:rFonts w:ascii="Times New Roman" w:hAnsi="Times New Roman" w:eastAsia="Times New Roman"/>
-                <w:b w:val="0"/>
-                <w:i w:val="0"/>
-                <w:sz w:val="16"/>
-              </w:rPr>
-              <w:t>Отложить</w:t>
-            </w:r>
-          </w:p>
-        </w:tc>
-      </w:tr>
-      <w:tr>
-        <w:trPr>
-          <w:cantSplit/>
-        </w:trPr>
-        <w:tc>
-          <w:tcPr>
-            <w:tcW w:type="dxa" w:w="453"/>
-            <w:tcMar>
-              <w:top w:w="55" w:type="dxa"/>
-              <w:start w:w="65" w:type="dxa"/>
-              <w:bottom w:w="55" w:type="dxa"/>
-              <w:end w:w="65" w:type="dxa"/>
-            </w:tcMar>
-            <w:vAlign w:val="center"/>
-          </w:tcPr>
-          <w:p>
-            <w:pPr>
-              <w:spacing w:line="240" w:lineRule="auto" w:after="0"/>
-              <w:jc w:val="center"/>
-            </w:pPr>
-            <w:r/>
-            <w:r>
-              <w:rPr>
-                <w:rFonts w:ascii="Times New Roman" w:hAnsi="Times New Roman" w:eastAsia="Times New Roman"/>
-                <w:b w:val="0"/>
-                <w:i w:val="0"/>
-                <w:sz w:val="16"/>
-              </w:rPr>
-              <w:t>13</w:t>
-            </w:r>
-          </w:p>
-        </w:tc>
-        <w:tc>
-          <w:tcPr>
-            <w:tcW w:type="dxa" w:w="3628"/>
-            <w:tcMar>
-              <w:top w:w="55" w:type="dxa"/>
-              <w:start w:w="65" w:type="dxa"/>
-              <w:bottom w:w="55" w:type="dxa"/>
-              <w:end w:w="65" w:type="dxa"/>
-            </w:tcMar>
-            <w:vAlign w:val="center"/>
-          </w:tcPr>
-          <w:p>
-            <w:pPr>
-              <w:spacing w:line="240" w:lineRule="auto" w:after="0"/>
-              <w:jc w:val="left"/>
-            </w:pPr>
-            <w:r/>
-            <w:r>
-              <w:rPr>
-                <w:rFonts w:ascii="Times New Roman" w:hAnsi="Times New Roman" w:eastAsia="Times New Roman"/>
-                <w:b w:val="0"/>
-                <w:i w:val="0"/>
-                <w:sz w:val="16"/>
-              </w:rPr>
-              <w:t>Резервный гибридный доступ</w:t>
-            </w:r>
-          </w:p>
-        </w:tc>
-        <w:tc>
-          <w:tcPr>
-            <w:tcW w:type="dxa" w:w="935"/>
-            <w:tcMar>
-              <w:top w:w="55" w:type="dxa"/>
-              <w:start w:w="65" w:type="dxa"/>
-              <w:bottom w:w="55" w:type="dxa"/>
-              <w:end w:w="65" w:type="dxa"/>
-            </w:tcMar>
-            <w:vAlign w:val="center"/>
-          </w:tcPr>
-          <w:p>
-            <w:pPr>
-              <w:spacing w:line="240" w:lineRule="auto" w:after="0"/>
-              <w:jc w:val="center"/>
-            </w:pPr>
-            <w:r/>
-            <w:r>
-              <w:rPr>
-                <w:rFonts w:ascii="Times New Roman" w:hAnsi="Times New Roman" w:eastAsia="Times New Roman"/>
-                <w:b w:val="0"/>
-                <w:i w:val="0"/>
-                <w:sz w:val="16"/>
-              </w:rPr>
-              <w:t>3</w:t>
-            </w:r>
-          </w:p>
-        </w:tc>
-        <w:tc>
-          <w:tcPr>
-            <w:tcW w:type="dxa" w:w="1048"/>
-            <w:tcMar>
-              <w:top w:w="55" w:type="dxa"/>
-              <w:start w:w="65" w:type="dxa"/>
-              <w:bottom w:w="55" w:type="dxa"/>
-              <w:end w:w="65" w:type="dxa"/>
-            </w:tcMar>
-            <w:vAlign w:val="center"/>
-          </w:tcPr>
-          <w:p>
-            <w:pPr>
-              <w:spacing w:line="240" w:lineRule="auto" w:after="0"/>
-              <w:jc w:val="center"/>
-            </w:pPr>
-            <w:r/>
-            <w:r>
-              <w:rPr>
-                <w:rFonts w:ascii="Times New Roman" w:hAnsi="Times New Roman" w:eastAsia="Times New Roman"/>
-                <w:b w:val="0"/>
-                <w:i w:val="0"/>
-                <w:sz w:val="16"/>
-              </w:rPr>
-              <w:t>4</w:t>
-            </w:r>
-          </w:p>
-        </w:tc>
-        <w:tc>
-          <w:tcPr>
-            <w:tcW w:type="dxa" w:w="737"/>
-            <w:tcMar>
-              <w:top w:w="55" w:type="dxa"/>
-              <w:start w:w="65" w:type="dxa"/>
-              <w:bottom w:w="55" w:type="dxa"/>
-              <w:end w:w="65" w:type="dxa"/>
-            </w:tcMar>
-            <w:vAlign w:val="center"/>
-          </w:tcPr>
-          <w:p>
-            <w:pPr>
-              <w:spacing w:line="240" w:lineRule="auto" w:after="0"/>
-              <w:jc w:val="center"/>
-            </w:pPr>
-            <w:r/>
-            <w:r>
-              <w:rPr>
-                <w:rFonts w:ascii="Times New Roman" w:hAnsi="Times New Roman" w:eastAsia="Times New Roman"/>
-                <w:b w:val="0"/>
-                <w:i w:val="0"/>
-                <w:sz w:val="16"/>
-              </w:rPr>
-              <w:t>3,4</w:t>
-            </w:r>
-          </w:p>
-        </w:tc>
-        <w:tc>
-          <w:tcPr>
-            <w:tcW w:type="dxa" w:w="2551"/>
-            <w:tcMar>
-              <w:top w:w="55" w:type="dxa"/>
-              <w:start w:w="65" w:type="dxa"/>
-              <w:bottom w:w="55" w:type="dxa"/>
-              <w:end w:w="65" w:type="dxa"/>
-            </w:tcMar>
-            <w:vAlign w:val="center"/>
-          </w:tcPr>
-          <w:p>
-            <w:pPr>
-              <w:spacing w:line="240" w:lineRule="auto" w:after="0"/>
-              <w:jc w:val="center"/>
-            </w:pPr>
-            <w:r/>
-            <w:r>
-              <w:rPr>
-                <w:rFonts w:ascii="Times New Roman" w:hAnsi="Times New Roman" w:eastAsia="Times New Roman"/>
-                <w:b w:val="0"/>
-                <w:i w:val="0"/>
-                <w:sz w:val="16"/>
-              </w:rPr>
-              <w:t>Доработать</w:t>
-            </w:r>
-          </w:p>
-        </w:tc>
-      </w:tr>
-      <w:tr>
-        <w:trPr>
-          <w:cantSplit/>
-        </w:trPr>
-        <w:tc>
-          <w:tcPr>
-            <w:tcW w:type="dxa" w:w="453"/>
-            <w:tcMar>
-              <w:top w:w="55" w:type="dxa"/>
-              <w:start w:w="65" w:type="dxa"/>
-              <w:bottom w:w="55" w:type="dxa"/>
-              <w:end w:w="65" w:type="dxa"/>
-            </w:tcMar>
-            <w:vAlign w:val="center"/>
-          </w:tcPr>
-          <w:p>
-            <w:pPr>
-              <w:spacing w:line="240" w:lineRule="auto" w:after="0"/>
-              <w:jc w:val="center"/>
-            </w:pPr>
-            <w:r/>
-            <w:r>
-              <w:rPr>
-                <w:rFonts w:ascii="Times New Roman" w:hAnsi="Times New Roman" w:eastAsia="Times New Roman"/>
-                <w:b w:val="0"/>
-                <w:i w:val="0"/>
-                <w:sz w:val="16"/>
-              </w:rPr>
-              <w:t>14</w:t>
-            </w:r>
-          </w:p>
-        </w:tc>
-        <w:tc>
-          <w:tcPr>
-            <w:tcW w:type="dxa" w:w="3628"/>
-            <w:tcMar>
-              <w:top w:w="55" w:type="dxa"/>
-              <w:start w:w="65" w:type="dxa"/>
-              <w:bottom w:w="55" w:type="dxa"/>
-              <w:end w:w="65" w:type="dxa"/>
-            </w:tcMar>
-            <w:vAlign w:val="center"/>
-          </w:tcPr>
-          <w:p>
-            <w:pPr>
-              <w:spacing w:line="240" w:lineRule="auto" w:after="0"/>
-              <w:jc w:val="left"/>
-            </w:pPr>
-            <w:r/>
-            <w:r>
-              <w:rPr>
-                <w:rFonts w:ascii="Times New Roman" w:hAnsi="Times New Roman" w:eastAsia="Times New Roman"/>
-                <w:b w:val="0"/>
-                <w:i w:val="0"/>
-                <w:sz w:val="16"/>
-              </w:rPr>
-              <w:t>Мастерские активных методов для преподавателей</w:t>
-            </w:r>
-          </w:p>
-        </w:tc>
-        <w:tc>
-          <w:tcPr>
-            <w:tcW w:type="dxa" w:w="935"/>
-            <w:tcMar>
-              <w:top w:w="55" w:type="dxa"/>
-              <w:start w:w="65" w:type="dxa"/>
-              <w:bottom w:w="55" w:type="dxa"/>
-              <w:end w:w="65" w:type="dxa"/>
-            </w:tcMar>
-            <w:vAlign w:val="center"/>
-          </w:tcPr>
-          <w:p>
-            <w:pPr>
-              <w:spacing w:line="240" w:lineRule="auto" w:after="0"/>
-              <w:jc w:val="center"/>
-            </w:pPr>
-            <w:r/>
-            <w:r>
-              <w:rPr>
-                <w:rFonts w:ascii="Times New Roman" w:hAnsi="Times New Roman" w:eastAsia="Times New Roman"/>
-                <w:b w:val="0"/>
-                <w:i w:val="0"/>
-                <w:sz w:val="16"/>
-              </w:rPr>
-              <w:t>4</w:t>
-            </w:r>
-          </w:p>
-        </w:tc>
-        <w:tc>
-          <w:tcPr>
-            <w:tcW w:type="dxa" w:w="1048"/>
-            <w:tcMar>
-              <w:top w:w="55" w:type="dxa"/>
-              <w:start w:w="65" w:type="dxa"/>
-              <w:bottom w:w="55" w:type="dxa"/>
-              <w:end w:w="65" w:type="dxa"/>
-            </w:tcMar>
-            <w:vAlign w:val="center"/>
-          </w:tcPr>
-          <w:p>
-            <w:pPr>
-              <w:spacing w:line="240" w:lineRule="auto" w:after="0"/>
-              <w:jc w:val="center"/>
-            </w:pPr>
-            <w:r/>
-            <w:r>
-              <w:rPr>
-                <w:rFonts w:ascii="Times New Roman" w:hAnsi="Times New Roman" w:eastAsia="Times New Roman"/>
-                <w:b w:val="0"/>
-                <w:i w:val="0"/>
-                <w:sz w:val="16"/>
-              </w:rPr>
-              <w:t>4</w:t>
-            </w:r>
-          </w:p>
-        </w:tc>
-        <w:tc>
-          <w:tcPr>
-            <w:tcW w:type="dxa" w:w="737"/>
-            <w:tcMar>
-              <w:top w:w="55" w:type="dxa"/>
-              <w:start w:w="65" w:type="dxa"/>
-              <w:bottom w:w="55" w:type="dxa"/>
-              <w:end w:w="65" w:type="dxa"/>
-            </w:tcMar>
-            <w:vAlign w:val="center"/>
-          </w:tcPr>
-          <w:p>
-            <w:pPr>
-              <w:spacing w:line="240" w:lineRule="auto" w:after="0"/>
-              <w:jc w:val="center"/>
-            </w:pPr>
-            <w:r/>
-            <w:r>
-              <w:rPr>
-                <w:rFonts w:ascii="Times New Roman" w:hAnsi="Times New Roman" w:eastAsia="Times New Roman"/>
-                <w:b w:val="0"/>
-                <w:i w:val="0"/>
-                <w:sz w:val="16"/>
-              </w:rPr>
-              <w:t>4,0</w:t>
-            </w:r>
-          </w:p>
-        </w:tc>
-        <w:tc>
-          <w:tcPr>
-            <w:tcW w:type="dxa" w:w="2551"/>
-            <w:tcMar>
-              <w:top w:w="55" w:type="dxa"/>
-              <w:start w:w="65" w:type="dxa"/>
-              <w:bottom w:w="55" w:type="dxa"/>
-              <w:end w:w="65" w:type="dxa"/>
-            </w:tcMar>
-            <w:vAlign w:val="center"/>
-          </w:tcPr>
-          <w:p>
-            <w:pPr>
-              <w:spacing w:line="240" w:lineRule="auto" w:after="0"/>
-              <w:jc w:val="center"/>
-            </w:pPr>
-            <w:r/>
-            <w:r>
-              <w:rPr>
-                <w:rFonts w:ascii="Times New Roman" w:hAnsi="Times New Roman" w:eastAsia="Times New Roman"/>
-                <w:b w:val="0"/>
-                <w:i w:val="0"/>
-                <w:sz w:val="16"/>
-              </w:rPr>
-              <w:t>Резерв</w:t>
-            </w:r>
-          </w:p>
-        </w:tc>
-      </w:tr>
-      <w:tr>
-        <w:trPr>
-          <w:cantSplit/>
-        </w:trPr>
-        <w:tc>
-          <w:tcPr>
-            <w:tcW w:type="dxa" w:w="453"/>
-            <w:tcMar>
-              <w:top w:w="55" w:type="dxa"/>
-              <w:start w:w="65" w:type="dxa"/>
-              <w:bottom w:w="55" w:type="dxa"/>
-              <w:end w:w="65" w:type="dxa"/>
-            </w:tcMar>
-            <w:vAlign w:val="center"/>
-          </w:tcPr>
-          <w:p>
-            <w:pPr>
-              <w:spacing w:line="240" w:lineRule="auto" w:after="0"/>
-              <w:jc w:val="center"/>
-            </w:pPr>
-            <w:r/>
-            <w:r>
-              <w:rPr>
-                <w:rFonts w:ascii="Times New Roman" w:hAnsi="Times New Roman" w:eastAsia="Times New Roman"/>
-                <w:b w:val="0"/>
-                <w:i w:val="0"/>
-                <w:sz w:val="16"/>
-              </w:rPr>
-              <w:t>15</w:t>
-            </w:r>
-          </w:p>
-        </w:tc>
-        <w:tc>
-          <w:tcPr>
-            <w:tcW w:type="dxa" w:w="3628"/>
-            <w:tcMar>
-              <w:top w:w="55" w:type="dxa"/>
-              <w:start w:w="65" w:type="dxa"/>
-              <w:bottom w:w="55" w:type="dxa"/>
-              <w:end w:w="65" w:type="dxa"/>
-            </w:tcMar>
-            <w:vAlign w:val="center"/>
-          </w:tcPr>
-          <w:p>
-            <w:pPr>
-              <w:spacing w:line="240" w:lineRule="auto" w:after="0"/>
-              <w:jc w:val="left"/>
-            </w:pPr>
-            <w:r/>
-            <w:r>
-              <w:rPr>
-                <w:rFonts w:ascii="Times New Roman" w:hAnsi="Times New Roman" w:eastAsia="Times New Roman"/>
-                <w:b w:val="0"/>
-                <w:i w:val="0"/>
-                <w:sz w:val="16"/>
-              </w:rPr>
-              <w:t>Студенческий совет по проектированию курсов</w:t>
-            </w:r>
-          </w:p>
-        </w:tc>
-        <w:tc>
-          <w:tcPr>
-            <w:tcW w:type="dxa" w:w="935"/>
-            <w:tcMar>
-              <w:top w:w="55" w:type="dxa"/>
-              <w:start w:w="65" w:type="dxa"/>
-              <w:bottom w:w="55" w:type="dxa"/>
-              <w:end w:w="65" w:type="dxa"/>
-            </w:tcMar>
-            <w:vAlign w:val="center"/>
-          </w:tcPr>
-          <w:p>
-            <w:pPr>
-              <w:spacing w:line="240" w:lineRule="auto" w:after="0"/>
-              <w:jc w:val="center"/>
-            </w:pPr>
-            <w:r/>
-            <w:r>
-              <w:rPr>
-                <w:rFonts w:ascii="Times New Roman" w:hAnsi="Times New Roman" w:eastAsia="Times New Roman"/>
-                <w:b w:val="0"/>
-                <w:i w:val="0"/>
-                <w:sz w:val="16"/>
-              </w:rPr>
-              <w:t>3</w:t>
-            </w:r>
-          </w:p>
-        </w:tc>
-        <w:tc>
-          <w:tcPr>
-            <w:tcW w:type="dxa" w:w="1048"/>
-            <w:tcMar>
-              <w:top w:w="55" w:type="dxa"/>
-              <w:start w:w="65" w:type="dxa"/>
-              <w:bottom w:w="55" w:type="dxa"/>
-              <w:end w:w="65" w:type="dxa"/>
-            </w:tcMar>
-            <w:vAlign w:val="center"/>
-          </w:tcPr>
-          <w:p>
-            <w:pPr>
-              <w:spacing w:line="240" w:lineRule="auto" w:after="0"/>
-              <w:jc w:val="center"/>
-            </w:pPr>
-            <w:r/>
-            <w:r>
-              <w:rPr>
-                <w:rFonts w:ascii="Times New Roman" w:hAnsi="Times New Roman" w:eastAsia="Times New Roman"/>
-                <w:b w:val="0"/>
-                <w:i w:val="0"/>
-                <w:sz w:val="16"/>
-              </w:rPr>
-              <w:t>3</w:t>
-            </w:r>
-          </w:p>
-        </w:tc>
-        <w:tc>
-          <w:tcPr>
-            <w:tcW w:type="dxa" w:w="737"/>
-            <w:tcMar>
-              <w:top w:w="55" w:type="dxa"/>
-              <w:start w:w="65" w:type="dxa"/>
-              <w:bottom w:w="55" w:type="dxa"/>
-              <w:end w:w="65" w:type="dxa"/>
-            </w:tcMar>
-            <w:vAlign w:val="center"/>
-          </w:tcPr>
-          <w:p>
-            <w:pPr>
-              <w:spacing w:line="240" w:lineRule="auto" w:after="0"/>
-              <w:jc w:val="center"/>
-            </w:pPr>
-            <w:r/>
-            <w:r>
-              <w:rPr>
-                <w:rFonts w:ascii="Times New Roman" w:hAnsi="Times New Roman" w:eastAsia="Times New Roman"/>
-                <w:b w:val="0"/>
-                <w:i w:val="0"/>
-                <w:sz w:val="16"/>
-              </w:rPr>
-              <w:t>3,0</w:t>
-            </w:r>
-          </w:p>
-        </w:tc>
-        <w:tc>
-          <w:tcPr>
-            <w:tcW w:type="dxa" w:w="2551"/>
-            <w:tcMar>
-              <w:top w:w="55" w:type="dxa"/>
-              <w:start w:w="65" w:type="dxa"/>
-              <w:bottom w:w="55" w:type="dxa"/>
-              <w:end w:w="65" w:type="dxa"/>
-            </w:tcMar>
-            <w:vAlign w:val="center"/>
-          </w:tcPr>
-          <w:p>
-            <w:pPr>
-              <w:spacing w:line="240" w:lineRule="auto" w:after="0"/>
-              <w:jc w:val="center"/>
-            </w:pPr>
-            <w:r/>
-            <w:r>
-              <w:rPr>
-                <w:rFonts w:ascii="Times New Roman" w:hAnsi="Times New Roman" w:eastAsia="Times New Roman"/>
-                <w:b w:val="0"/>
-                <w:i w:val="0"/>
-                <w:sz w:val="16"/>
-              </w:rPr>
-              <w:t>Доработать</w:t>
-            </w:r>
-          </w:p>
-        </w:tc>
-      </w:tr>
-      <w:tr>
-        <w:trPr>
-          <w:cantSplit/>
-        </w:trPr>
-        <w:tc>
-          <w:tcPr>
-            <w:tcW w:type="dxa" w:w="453"/>
-            <w:tcMar>
-              <w:top w:w="55" w:type="dxa"/>
-              <w:start w:w="65" w:type="dxa"/>
-              <w:bottom w:w="55" w:type="dxa"/>
-              <w:end w:w="65" w:type="dxa"/>
-            </w:tcMar>
-            <w:vAlign w:val="center"/>
-          </w:tcPr>
-          <w:p>
-            <w:pPr>
-              <w:spacing w:line="240" w:lineRule="auto" w:after="0"/>
-              <w:jc w:val="center"/>
-            </w:pPr>
-            <w:r/>
-            <w:r>
-              <w:rPr>
-                <w:rFonts w:ascii="Times New Roman" w:hAnsi="Times New Roman" w:eastAsia="Times New Roman"/>
-                <w:b w:val="0"/>
-                <w:i w:val="0"/>
-                <w:sz w:val="16"/>
-              </w:rPr>
-              <w:t>16</w:t>
-            </w:r>
-          </w:p>
-        </w:tc>
-        <w:tc>
-          <w:tcPr>
-            <w:tcW w:type="dxa" w:w="3628"/>
-            <w:tcMar>
-              <w:top w:w="55" w:type="dxa"/>
-              <w:start w:w="65" w:type="dxa"/>
-              <w:bottom w:w="55" w:type="dxa"/>
-              <w:end w:w="65" w:type="dxa"/>
-            </w:tcMar>
-            <w:vAlign w:val="center"/>
-          </w:tcPr>
-          <w:p>
-            <w:pPr>
-              <w:spacing w:line="240" w:lineRule="auto" w:after="0"/>
-              <w:jc w:val="left"/>
-            </w:pPr>
-            <w:r/>
-            <w:r>
-              <w:rPr>
-                <w:rFonts w:ascii="Times New Roman" w:hAnsi="Times New Roman" w:eastAsia="Times New Roman"/>
-                <w:b w:val="0"/>
-                <w:i w:val="0"/>
-                <w:sz w:val="16"/>
-              </w:rPr>
-              <w:t>Взаимная проверка черновиков по рубрикам</w:t>
-            </w:r>
-          </w:p>
-        </w:tc>
-        <w:tc>
-          <w:tcPr>
-            <w:tcW w:type="dxa" w:w="935"/>
-            <w:tcMar>
-              <w:top w:w="55" w:type="dxa"/>
-              <w:start w:w="65" w:type="dxa"/>
-              <w:bottom w:w="55" w:type="dxa"/>
-              <w:end w:w="65" w:type="dxa"/>
-            </w:tcMar>
-            <w:vAlign w:val="center"/>
-          </w:tcPr>
-          <w:p>
-            <w:pPr>
-              <w:spacing w:line="240" w:lineRule="auto" w:after="0"/>
-              <w:jc w:val="center"/>
-            </w:pPr>
-            <w:r/>
-            <w:r>
-              <w:rPr>
-                <w:rFonts w:ascii="Times New Roman" w:hAnsi="Times New Roman" w:eastAsia="Times New Roman"/>
-                <w:b w:val="0"/>
-                <w:i w:val="0"/>
-                <w:sz w:val="16"/>
-              </w:rPr>
-              <w:t>4</w:t>
-            </w:r>
-          </w:p>
-        </w:tc>
-        <w:tc>
-          <w:tcPr>
-            <w:tcW w:type="dxa" w:w="1048"/>
-            <w:tcMar>
-              <w:top w:w="55" w:type="dxa"/>
-              <w:start w:w="65" w:type="dxa"/>
-              <w:bottom w:w="55" w:type="dxa"/>
-              <w:end w:w="65" w:type="dxa"/>
-            </w:tcMar>
-            <w:vAlign w:val="center"/>
-          </w:tcPr>
-          <w:p>
-            <w:pPr>
-              <w:spacing w:line="240" w:lineRule="auto" w:after="0"/>
-              <w:jc w:val="center"/>
-            </w:pPr>
-            <w:r/>
-            <w:r>
-              <w:rPr>
-                <w:rFonts w:ascii="Times New Roman" w:hAnsi="Times New Roman" w:eastAsia="Times New Roman"/>
-                <w:b w:val="0"/>
-                <w:i w:val="0"/>
-                <w:sz w:val="16"/>
-              </w:rPr>
-              <w:t>4</w:t>
-            </w:r>
-          </w:p>
-        </w:tc>
-        <w:tc>
-          <w:tcPr>
-            <w:tcW w:type="dxa" w:w="737"/>
-            <w:tcMar>
-              <w:top w:w="55" w:type="dxa"/>
-              <w:start w:w="65" w:type="dxa"/>
-              <w:bottom w:w="55" w:type="dxa"/>
-              <w:end w:w="65" w:type="dxa"/>
-            </w:tcMar>
-            <w:vAlign w:val="center"/>
-          </w:tcPr>
-          <w:p>
-            <w:pPr>
-              <w:spacing w:line="240" w:lineRule="auto" w:after="0"/>
-              <w:jc w:val="center"/>
-            </w:pPr>
-            <w:r/>
-            <w:r>
-              <w:rPr>
-                <w:rFonts w:ascii="Times New Roman" w:hAnsi="Times New Roman" w:eastAsia="Times New Roman"/>
-                <w:b w:val="0"/>
-                <w:i w:val="0"/>
-                <w:sz w:val="16"/>
-              </w:rPr>
-              <w:t>4,0</w:t>
-            </w:r>
-          </w:p>
-        </w:tc>
-        <w:tc>
-          <w:tcPr>
-            <w:tcW w:type="dxa" w:w="2551"/>
-            <w:tcMar>
-              <w:top w:w="55" w:type="dxa"/>
-              <w:start w:w="65" w:type="dxa"/>
-              <w:bottom w:w="55" w:type="dxa"/>
-              <w:end w:w="65" w:type="dxa"/>
-            </w:tcMar>
-            <w:vAlign w:val="center"/>
-          </w:tcPr>
-          <w:p>
-            <w:pPr>
-              <w:spacing w:line="240" w:lineRule="auto" w:after="0"/>
-              <w:jc w:val="center"/>
-            </w:pPr>
-            <w:r/>
-            <w:r>
-              <w:rPr>
-                <w:rFonts w:ascii="Times New Roman" w:hAnsi="Times New Roman" w:eastAsia="Times New Roman"/>
-                <w:b w:val="0"/>
-                <w:i w:val="0"/>
-                <w:sz w:val="16"/>
-              </w:rPr>
-              <w:t>Резерв</w:t>
-            </w:r>
-          </w:p>
-        </w:tc>
-      </w:tr>
-      <w:tr>
-        <w:trPr>
-          <w:cantSplit/>
-        </w:trPr>
-        <w:tc>
-          <w:tcPr>
-            <w:tcW w:type="dxa" w:w="453"/>
-            <w:tcMar>
-              <w:top w:w="55" w:type="dxa"/>
-              <w:start w:w="65" w:type="dxa"/>
-              <w:bottom w:w="55" w:type="dxa"/>
-              <w:end w:w="65" w:type="dxa"/>
-            </w:tcMar>
-            <w:vAlign w:val="center"/>
-          </w:tcPr>
-          <w:p>
-            <w:pPr>
-              <w:spacing w:line="240" w:lineRule="auto" w:after="0"/>
-              <w:jc w:val="center"/>
-            </w:pPr>
-            <w:r/>
-            <w:r>
-              <w:rPr>
-                <w:rFonts w:ascii="Times New Roman" w:hAnsi="Times New Roman" w:eastAsia="Times New Roman"/>
-                <w:b w:val="0"/>
-                <w:i w:val="0"/>
-                <w:sz w:val="16"/>
-              </w:rPr>
-              <w:t>17</w:t>
-            </w:r>
-          </w:p>
-        </w:tc>
-        <w:tc>
-          <w:tcPr>
-            <w:tcW w:type="dxa" w:w="3628"/>
-            <w:tcMar>
-              <w:top w:w="55" w:type="dxa"/>
-              <w:start w:w="65" w:type="dxa"/>
-              <w:bottom w:w="55" w:type="dxa"/>
-              <w:end w:w="65" w:type="dxa"/>
-            </w:tcMar>
-            <w:vAlign w:val="center"/>
-          </w:tcPr>
-          <w:p>
-            <w:pPr>
-              <w:spacing w:line="240" w:lineRule="auto" w:after="0"/>
-              <w:jc w:val="left"/>
-            </w:pPr>
-            <w:r/>
-            <w:r>
-              <w:rPr>
-                <w:rFonts w:ascii="Times New Roman" w:hAnsi="Times New Roman" w:eastAsia="Times New Roman"/>
-                <w:b w:val="0"/>
-                <w:i w:val="0"/>
-                <w:sz w:val="16"/>
-              </w:rPr>
-              <w:t>Окна в расписании для консультаций и проектов</w:t>
-            </w:r>
-          </w:p>
-        </w:tc>
-        <w:tc>
-          <w:tcPr>
-            <w:tcW w:type="dxa" w:w="935"/>
-            <w:tcMar>
-              <w:top w:w="55" w:type="dxa"/>
-              <w:start w:w="65" w:type="dxa"/>
-              <w:bottom w:w="55" w:type="dxa"/>
-              <w:end w:w="65" w:type="dxa"/>
-            </w:tcMar>
-            <w:vAlign w:val="center"/>
-          </w:tcPr>
-          <w:p>
-            <w:pPr>
-              <w:spacing w:line="240" w:lineRule="auto" w:after="0"/>
-              <w:jc w:val="center"/>
-            </w:pPr>
-            <w:r/>
-            <w:r>
-              <w:rPr>
-                <w:rFonts w:ascii="Times New Roman" w:hAnsi="Times New Roman" w:eastAsia="Times New Roman"/>
-                <w:b w:val="0"/>
-                <w:i w:val="0"/>
-                <w:sz w:val="16"/>
-              </w:rPr>
-              <w:t>4</w:t>
-            </w:r>
-          </w:p>
-        </w:tc>
-        <w:tc>
-          <w:tcPr>
-            <w:tcW w:type="dxa" w:w="1048"/>
-            <w:tcMar>
-              <w:top w:w="55" w:type="dxa"/>
-              <w:start w:w="65" w:type="dxa"/>
-              <w:bottom w:w="55" w:type="dxa"/>
-              <w:end w:w="65" w:type="dxa"/>
-            </w:tcMar>
-            <w:vAlign w:val="center"/>
-          </w:tcPr>
-          <w:p>
-            <w:pPr>
-              <w:spacing w:line="240" w:lineRule="auto" w:after="0"/>
-              <w:jc w:val="center"/>
-            </w:pPr>
-            <w:r/>
-            <w:r>
-              <w:rPr>
-                <w:rFonts w:ascii="Times New Roman" w:hAnsi="Times New Roman" w:eastAsia="Times New Roman"/>
-                <w:b w:val="0"/>
-                <w:i w:val="0"/>
-                <w:sz w:val="16"/>
-              </w:rPr>
-              <w:t>2</w:t>
-            </w:r>
-          </w:p>
-        </w:tc>
-        <w:tc>
-          <w:tcPr>
-            <w:tcW w:type="dxa" w:w="737"/>
-            <w:tcMar>
-              <w:top w:w="55" w:type="dxa"/>
-              <w:start w:w="65" w:type="dxa"/>
-              <w:bottom w:w="55" w:type="dxa"/>
-              <w:end w:w="65" w:type="dxa"/>
-            </w:tcMar>
-            <w:vAlign w:val="center"/>
-          </w:tcPr>
-          <w:p>
-            <w:pPr>
-              <w:spacing w:line="240" w:lineRule="auto" w:after="0"/>
-              <w:jc w:val="center"/>
-            </w:pPr>
-            <w:r/>
-            <w:r>
-              <w:rPr>
-                <w:rFonts w:ascii="Times New Roman" w:hAnsi="Times New Roman" w:eastAsia="Times New Roman"/>
-                <w:b w:val="0"/>
-                <w:i w:val="0"/>
-                <w:sz w:val="16"/>
-              </w:rPr>
-              <w:t>3,2</w:t>
-            </w:r>
-          </w:p>
-        </w:tc>
-        <w:tc>
-          <w:tcPr>
-            <w:tcW w:type="dxa" w:w="2551"/>
-            <w:tcMar>
-              <w:top w:w="55" w:type="dxa"/>
-              <w:start w:w="65" w:type="dxa"/>
-              <w:bottom w:w="55" w:type="dxa"/>
-              <w:end w:w="65" w:type="dxa"/>
-            </w:tcMar>
-            <w:vAlign w:val="center"/>
-          </w:tcPr>
-          <w:p>
-            <w:pPr>
-              <w:spacing w:line="240" w:lineRule="auto" w:after="0"/>
-              <w:jc w:val="center"/>
-            </w:pPr>
-            <w:r/>
-            <w:r>
-              <w:rPr>
-                <w:rFonts w:ascii="Times New Roman" w:hAnsi="Times New Roman" w:eastAsia="Times New Roman"/>
-                <w:b w:val="0"/>
-                <w:i w:val="0"/>
-                <w:sz w:val="16"/>
-              </w:rPr>
-              <w:t>Доработать</w:t>
-            </w:r>
-          </w:p>
-        </w:tc>
-      </w:tr>
-      <w:tr>
-        <w:trPr>
-          <w:cantSplit/>
-        </w:trPr>
-        <w:tc>
-          <w:tcPr>
-            <w:tcW w:type="dxa" w:w="453"/>
-            <w:tcMar>
-              <w:top w:w="55" w:type="dxa"/>
-              <w:start w:w="65" w:type="dxa"/>
-              <w:bottom w:w="55" w:type="dxa"/>
-              <w:end w:w="65" w:type="dxa"/>
-            </w:tcMar>
-            <w:vAlign w:val="center"/>
-          </w:tcPr>
-          <w:p>
-            <w:pPr>
-              <w:spacing w:line="240" w:lineRule="auto" w:after="0"/>
-              <w:jc w:val="center"/>
-            </w:pPr>
-            <w:r/>
-            <w:r>
-              <w:rPr>
-                <w:rFonts w:ascii="Times New Roman" w:hAnsi="Times New Roman" w:eastAsia="Times New Roman"/>
-                <w:b w:val="0"/>
-                <w:i w:val="0"/>
-                <w:sz w:val="16"/>
-              </w:rPr>
-              <w:t>18</w:t>
-            </w:r>
-          </w:p>
-        </w:tc>
-        <w:tc>
-          <w:tcPr>
-            <w:tcW w:type="dxa" w:w="3628"/>
-            <w:tcMar>
-              <w:top w:w="55" w:type="dxa"/>
-              <w:start w:w="65" w:type="dxa"/>
-              <w:bottom w:w="55" w:type="dxa"/>
-              <w:end w:w="65" w:type="dxa"/>
-            </w:tcMar>
-            <w:vAlign w:val="center"/>
-          </w:tcPr>
-          <w:p>
-            <w:pPr>
-              <w:spacing w:line="240" w:lineRule="auto" w:after="0"/>
-              <w:jc w:val="left"/>
-            </w:pPr>
-            <w:r/>
-            <w:r>
-              <w:rPr>
-                <w:rFonts w:ascii="Times New Roman" w:hAnsi="Times New Roman" w:eastAsia="Times New Roman"/>
-                <w:b w:val="0"/>
-                <w:i w:val="0"/>
-                <w:sz w:val="16"/>
-              </w:rPr>
-              <w:t>Банк тренировочных вопросов и пробных защит</w:t>
-            </w:r>
-          </w:p>
-        </w:tc>
-        <w:tc>
-          <w:tcPr>
-            <w:tcW w:type="dxa" w:w="935"/>
-            <w:tcMar>
-              <w:top w:w="55" w:type="dxa"/>
-              <w:start w:w="65" w:type="dxa"/>
-              <w:bottom w:w="55" w:type="dxa"/>
-              <w:end w:w="65" w:type="dxa"/>
-            </w:tcMar>
-            <w:vAlign w:val="center"/>
-          </w:tcPr>
-          <w:p>
-            <w:pPr>
-              <w:spacing w:line="240" w:lineRule="auto" w:after="0"/>
-              <w:jc w:val="center"/>
-            </w:pPr>
-            <w:r/>
-            <w:r>
-              <w:rPr>
-                <w:rFonts w:ascii="Times New Roman" w:hAnsi="Times New Roman" w:eastAsia="Times New Roman"/>
-                <w:b w:val="0"/>
-                <w:i w:val="0"/>
-                <w:sz w:val="16"/>
-              </w:rPr>
-              <w:t>4</w:t>
-            </w:r>
-          </w:p>
-        </w:tc>
-        <w:tc>
-          <w:tcPr>
-            <w:tcW w:type="dxa" w:w="1048"/>
-            <w:tcMar>
-              <w:top w:w="55" w:type="dxa"/>
-              <w:start w:w="65" w:type="dxa"/>
-              <w:bottom w:w="55" w:type="dxa"/>
-              <w:end w:w="65" w:type="dxa"/>
-            </w:tcMar>
-            <w:vAlign w:val="center"/>
-          </w:tcPr>
-          <w:p>
-            <w:pPr>
-              <w:spacing w:line="240" w:lineRule="auto" w:after="0"/>
-              <w:jc w:val="center"/>
-            </w:pPr>
-            <w:r/>
-            <w:r>
-              <w:rPr>
-                <w:rFonts w:ascii="Times New Roman" w:hAnsi="Times New Roman" w:eastAsia="Times New Roman"/>
-                <w:b w:val="0"/>
-                <w:i w:val="0"/>
-                <w:sz w:val="16"/>
-              </w:rPr>
-              <w:t>4</w:t>
-            </w:r>
-          </w:p>
-        </w:tc>
-        <w:tc>
-          <w:tcPr>
-            <w:tcW w:type="dxa" w:w="737"/>
-            <w:tcMar>
-              <w:top w:w="55" w:type="dxa"/>
-              <w:start w:w="65" w:type="dxa"/>
-              <w:bottom w:w="55" w:type="dxa"/>
-              <w:end w:w="65" w:type="dxa"/>
-            </w:tcMar>
-            <w:vAlign w:val="center"/>
-          </w:tcPr>
-          <w:p>
-            <w:pPr>
-              <w:spacing w:line="240" w:lineRule="auto" w:after="0"/>
-              <w:jc w:val="center"/>
-            </w:pPr>
-            <w:r/>
-            <w:r>
-              <w:rPr>
-                <w:rFonts w:ascii="Times New Roman" w:hAnsi="Times New Roman" w:eastAsia="Times New Roman"/>
-                <w:b w:val="0"/>
-                <w:i w:val="0"/>
-                <w:sz w:val="16"/>
-              </w:rPr>
-              <w:t>4,0</w:t>
-            </w:r>
-          </w:p>
-        </w:tc>
-        <w:tc>
-          <w:tcPr>
-            <w:tcW w:type="dxa" w:w="2551"/>
-            <w:tcMar>
-              <w:top w:w="55" w:type="dxa"/>
-              <w:start w:w="65" w:type="dxa"/>
-              <w:bottom w:w="55" w:type="dxa"/>
-              <w:end w:w="65" w:type="dxa"/>
-            </w:tcMar>
-            <w:vAlign w:val="center"/>
-          </w:tcPr>
-          <w:p>
-            <w:pPr>
-              <w:spacing w:line="240" w:lineRule="auto" w:after="0"/>
-              <w:jc w:val="center"/>
-            </w:pPr>
-            <w:r/>
-            <w:r>
-              <w:rPr>
-                <w:rFonts w:ascii="Times New Roman" w:hAnsi="Times New Roman" w:eastAsia="Times New Roman"/>
-                <w:b w:val="0"/>
-                <w:i w:val="0"/>
-                <w:sz w:val="16"/>
-              </w:rPr>
-              <w:t>Резерв</w:t>
+              <w:t>Долгосрочная программа</w:t>
             </w:r>
           </w:p>
         </w:tc>
@@ -6587,7 +6517,7 @@
     </w:tbl>
     <w:p>
       <w:pPr>
-        <w:spacing w:after="0"/>
+        <w:spacing w:line="240" w:lineRule="auto" w:before="0" w:after="0"/>
       </w:pPr>
     </w:p>
     <w:p>
@@ -6603,10 +6533,13 @@
           <w:i w:val="0"/>
           <w:sz w:val="28"/>
         </w:rPr>
-        <w:t>Высший итоговый балл получили три взаимодополняющие идеи. Навигатор уменьшает организационную неопределённость, еженедельная обратная связь создаёт быстрый контур корректировки, а практические кейсы усиливают связь теории с профессиональной деятельностью.</w:t>
+        <w:t>Результаты голосования и экспертной оценки согласованы: три первых места по сумме рангов получили те же направления, которые имеют наибольший итоговый балл. Строительство новых терминалов и реконструкция взлётно-посадочной полосы дают сильный эффект, но требуют многолетних инвестиций, проектирования и согласований, поэтому они переведены в долгосрочную инвестиционную программу и не включены в первоочередной пакет.</w:t>
       </w:r>
     </w:p>
     <w:p>
+      <w:pPr>
+        <w:spacing w:line="240" w:lineRule="auto" w:before="0" w:after="0"/>
+      </w:pPr>
       <w:r>
         <w:br w:type="page"/>
       </w:r>
@@ -6638,7 +6571,7 @@
           <w:i w:val="0"/>
           <w:sz w:val="28"/>
         </w:rPr>
-        <w:t>Интеллект-карта группирует все предложения вокруг центральной задачи. Ветви отражают не последовательность выполнения, а смысловые направления поиска. Три выбранные идеи отмечены символом ★ и зелёным цветом.</w:t>
+        <w:t>Интеллект-карта группирует все предложения вокруг центральной задачи. Ветви отражают не последовательность выполнения, а смысловые направления поиска. Три выбранные направления отмечены символом ★ и зелёным цветом.</w:t>
       </w:r>
     </w:p>
     <w:p>
@@ -6649,7 +6582,7 @@
       <w:r>
         <w:drawing>
           <wp:inline xmlns:a="http://schemas.openxmlformats.org/drawingml/2006/main" xmlns:pic="http://schemas.openxmlformats.org/drawingml/2006/picture">
-            <wp:extent cx="5806440" cy="4301067"/>
+            <wp:extent cx="5806440" cy="4298274"/>
             <wp:docPr id="1" name="Picture 1"/>
             <wp:cNvGraphicFramePr>
               <a:graphicFrameLocks noChangeAspect="1"/>
@@ -6662,7 +6595,7 @@
                     <pic:cNvPicPr/>
                   </pic:nvPicPr>
                   <pic:blipFill>
-                    <a:blip r:embed="rId10"/>
+                    <a:blip r:embed="rId11"/>
                     <a:stretch>
                       <a:fillRect/>
                     </a:stretch>
@@ -6670,7 +6603,7 @@
                   <pic:spPr>
                     <a:xfrm>
                       <a:off x="0" y="0"/>
-                      <a:ext cx="5806440" cy="4301067"/>
+                      <a:ext cx="5806440" cy="4298274"/>
                     </a:xfrm>
                     <a:prstGeom prst="rect"/>
                   </pic:spPr>
@@ -6690,10 +6623,10 @@
         <w:rPr>
           <w:rFonts w:ascii="Times New Roman" w:hAnsi="Times New Roman" w:eastAsia="Times New Roman"/>
           <w:b/>
-          <w:i/>
-          <w:sz w:val="24"/>
+          <w:i w:val="0"/>
+          <w:sz w:val="28"/>
         </w:rPr>
-        <w:t>Рисунок 1 — Интеллект-карта предложений по улучшению процесса обучения</w:t>
+        <w:t>Рисунок 1 — Интеллект-карта предложений по повышению качества работы аэропорта «Шереметьево»</w:t>
       </w:r>
     </w:p>
     <w:p>
@@ -6709,7 +6642,7 @@
           <w:i w:val="0"/>
           <w:sz w:val="28"/>
         </w:rPr>
-        <w:t>Карта сохраняет идеи, не вошедшие в первую тройку: низкий текущий балл не означает бесполезность, поскольку условия, ресурсы и критерии университета могут измениться.</w:t>
+        <w:t>Карта сохраняет идеи, не вошедшие в первую тройку: низкий текущий балл не означает бесполезность, поскольку условия, ресурсы и критерии аэропорта могут измениться.</w:t>
       </w:r>
     </w:p>
     <w:p>
@@ -6737,7 +6670,7 @@
           <w:i w:val="0"/>
           <w:sz w:val="30"/>
         </w:rPr>
-        <w:t>11.1. Единый цифровой навигатор курса</w:t>
+        <w:t>11.1. Ускорение перронного обслуживания</w:t>
       </w:r>
     </w:p>
     <w:p>
@@ -6753,7 +6686,7 @@
           <w:i w:val="0"/>
           <w:sz w:val="28"/>
         </w:rPr>
-        <w:t>Для каждой пилотной дисциплины создаётся единая стартовая страница: результаты обучения, тематический план, ссылки на материалы, задания, сроки, рубрики, примеры и канал консультаций. На первом этапе достаточно общего шаблона в существующей информационной системе, поэтому отдельная сложная платформа не требуется.</w:t>
+        <w:t>Приобретаются автобусы для перевозки пассажиров по лётному полю, устанавливаются новые телескопические трапы, пересматривается технологический график обслуживания воздушного судна, включая заправку топливом, уборку и загрузку багажа. Работы выполняются поэтапно: сначала на направлениях с наибольшим числом рейсов.</w:t>
       </w:r>
     </w:p>
     <w:p>
@@ -6778,7 +6711,7 @@
           <w:i w:val="0"/>
           <w:sz w:val="28"/>
         </w:rPr>
-        <w:t xml:space="preserve"> доля заданий, сданных в срок; число повторных вопросов о требованиях; время поиска материалов; оценка понятности структуры курса студентами.</w:t>
+        <w:t xml:space="preserve"> среднее время наземного обслуживания самолёта, доля задержек вылета по вине аэропорта, время от посадки до выхода пассажира в терминал.</w:t>
       </w:r>
     </w:p>
     <w:p>
@@ -6792,7 +6725,7 @@
           <w:i w:val="0"/>
           <w:sz w:val="30"/>
         </w:rPr>
-        <w:t>11.2. Еженедельная обратная связь</w:t>
+        <w:t>11.2. Ускорение пассажирских формальностей</w:t>
       </w:r>
     </w:p>
     <w:p>
@@ -6808,7 +6741,7 @@
           <w:i w:val="0"/>
           <w:sz w:val="28"/>
         </w:rPr>
-        <w:t>В конце учебной недели студент отвечает на три коротких вопроса: что стало понятно; что осталось непонятным; какая поддержка нужна. Преподаватель в начале следующего занятия кратко отвечает на типовые затруднения и при необходимости корректирует материал.</w:t>
+        <w:t>Совместно с таможенными и пограничными органами упрощается и ускоряется контроль: увеличивается число одновременно работающих постов в пиковые часы, вводятся стойки самостоятельной регистрации и электронные посадочные талоны, отрабатывается технология «единого окна» для трансферных пассажиров.</w:t>
       </w:r>
     </w:p>
     <w:p>
@@ -6833,7 +6766,7 @@
           <w:i w:val="0"/>
           <w:sz w:val="28"/>
         </w:rPr>
-        <w:t xml:space="preserve"> время реакции на затруднение; доля устранённых типовых ошибок; участие студентов; изменение результатов промежуточного контроля.</w:t>
+        <w:t xml:space="preserve"> среднее и максимальное время в очереди на контроле, минимальное время стыковки, число жалоб на процедуры контроля.</w:t>
       </w:r>
     </w:p>
     <w:p>
@@ -6847,7 +6780,7 @@
           <w:i w:val="0"/>
           <w:sz w:val="30"/>
         </w:rPr>
-        <w:t>11.3. Практические кейсы от работодателей</w:t>
+        <w:t>11.3. Информация, багаж и измерение качества</w:t>
       </w:r>
     </w:p>
     <w:p>
@@ -6863,7 +6796,7 @@
           <w:i w:val="0"/>
           <w:sz w:val="28"/>
         </w:rPr>
-        <w:t>Для основных дисциплин выбирается хотя бы один реальный или реалистичный кейс, предоставленный работодателем, подразделением университета либо преподавателем на основе практики. Работа завершается защитой решения и обратной связью по профессиональным критериям.</w:t>
+        <w:t>Вводится единая система информирования и навигации на русском и английском языках, модернизируется обработка и выдача багажа, создаётся система регулярного измерения качества с публикацией показателей для руководителей служб.</w:t>
       </w:r>
     </w:p>
     <w:p>
@@ -6888,7 +6821,7 @@
           <w:i w:val="0"/>
           <w:sz w:val="28"/>
         </w:rPr>
-        <w:t xml:space="preserve"> качество решения кейса, достижение заявленных компетенций, оценка студентов, преподавателя и внешнего партнёра.</w:t>
+        <w:t xml:space="preserve"> время выдачи первого и последнего места багажа, число задержанных и утраченных мест, индекс удовлетворённости пассажиров, доля пассажиров, не нашедших нужную информацию.</w:t>
       </w:r>
     </w:p>
     <w:p>
@@ -6918,7 +6851,7 @@
           <w:i w:val="0"/>
           <w:sz w:val="28"/>
         </w:rPr>
-        <w:t>Пилот проводится на ограниченном числе дисциплин в течение одного семестра. До начала фиксируются исходные показатели, ответственные и минимальные критерии успеха. По окончании сравниваются результаты, трудозатраты и отзывы. Масштабирование выполняется только после устранения выявленных недостатков.</w:t>
+        <w:t>Пилот проводится в одном терминале в течение одного года. До начала фиксируются исходные значения показателей, ответственные и минимальные критерии успеха. Безопасность полётов и требования контролирующих органов являются жёсткими ограничениями: ни одно предложение не может быть реализовано за их счёт. По окончании сравниваются результаты, затраты и отзывы пассажиров; масштабирование на второй терминал выполняется только после устранения выявленных недостатков.</w:t>
       </w:r>
     </w:p>
     <w:p>
@@ -6980,7 +6913,7 @@
           <w:i w:val="0"/>
           <w:sz w:val="28"/>
         </w:rPr>
-        <w:t>3. По теме улучшения процесса обучения сформировано 18 предложений, сгруппированных в интеллект-карте по шести направлениям.</w:t>
+        <w:t>3. По проблеме аэропорта «Шереметьево» сформировано 18 предложений, которые на этапе уяснения укрупнены в восемь направлений и сгруппированы в интеллект-карте по шести смысловым ветвям.</w:t>
       </w:r>
     </w:p>
     <w:p>
@@ -6996,7 +6929,7 @@
           <w:i w:val="0"/>
           <w:sz w:val="28"/>
         </w:rPr>
-        <w:t>4. Для отбора использованы два критерия: ожидаемый образовательный эффект с весом 0,6 и реализуемость в течение учебного года с весом 0,4.</w:t>
+        <w:t>4. Ранжирование выполнено по методике карточек, а отбор — по двум критериям: ожидаемый эффект с весом 0,6 и реализуемость в течение года с весом 0,4.</w:t>
       </w:r>
     </w:p>
     <w:p>
@@ -7012,7 +6945,7 @@
           <w:i w:val="0"/>
           <w:sz w:val="28"/>
         </w:rPr>
-        <w:t>5. Наилучшие результаты получили единый цифровой навигатор курса — 5,0 балла, еженедельная обратная связь — 4,6 балла и практические кейсы от работодателей — 4,6 балла.</w:t>
+        <w:t>5. Наилучшие результаты получили ускорение перронного обслуживания — 5,0 балла, ускорение пассажирских формальностей — 4,6 балла и направление «информация, багаж и качество» — 4,4 балла.</w:t>
       </w:r>
     </w:p>
     <w:p>
@@ -7028,7 +6961,7 @@
           <w:i w:val="0"/>
           <w:sz w:val="28"/>
         </w:rPr>
-        <w:t>6. Выбранные предложения создают синергетический эффект: навигатор делает требования прозрачными, обратная связь позволяет быстро устранять затруднения, а практический кейс придаёт освоенному материалу профессиональный смысл.</w:t>
+        <w:t>6. Выбранные предложения создают синергетический эффект: сокращение времени обслуживания самолёта бесполезно, если пассажир стоит в очереди на контроле или ожидает багаж, поэтому три направления реализуются одновременно.</w:t>
       </w:r>
     </w:p>
     <w:p>
@@ -7044,7 +6977,23 @@
           <w:i w:val="0"/>
           <w:sz w:val="28"/>
         </w:rPr>
-        <w:t>7. Интеллект-карта служит не только иллюстрацией, но и средством сохранения коллективного результата: резервные идеи остаются доступными для следующих циклов анализа и улучшения.</w:t>
+        <w:t>7. Рост объёма перевозок сам по себе не улучшает позицию аэропорта в рейтинге: оценка определяется качеством процессов, поэтому в первоочередной пакет включены организационные и быстро реализуемые технические меры, а капитальное строительство отнесено к долгосрочной программе.</w:t>
+      </w:r>
+    </w:p>
+    <w:p>
+      <w:pPr>
+        <w:spacing w:line="360" w:lineRule="auto" w:before="0" w:after="0"/>
+        <w:ind w:left="709" w:hanging="369"/>
+        <w:jc w:val="both"/>
+      </w:pPr>
+      <w:r>
+        <w:rPr>
+          <w:rFonts w:ascii="Times New Roman" w:hAnsi="Times New Roman" w:eastAsia="Times New Roman"/>
+          <w:b w:val="0"/>
+          <w:i w:val="0"/>
+          <w:sz w:val="28"/>
+        </w:rPr>
+        <w:t>8. Интеллект-карта служит не только иллюстрацией, но и средством сохранения коллективного результата: резервные идеи остаются доступными для следующих циклов анализа и улучшения.</w:t>
       </w:r>
     </w:p>
     <w:p>
@@ -7110,6 +7059,9 @@
       </w:r>
     </w:p>
     <w:p>
+      <w:pPr>
+        <w:spacing w:line="240" w:lineRule="auto" w:before="0" w:after="0"/>
+      </w:pPr>
       <w:r>
         <w:br w:type="page"/>
       </w:r>
@@ -7366,7 +7318,7 @@
           <w:i w:val="0"/>
           <w:sz w:val="28"/>
         </w:rPr>
-        <w:t>Модератор</w:t>
+        <w:t>Модератор (руководитель-координатор)</w:t>
       </w:r>
       <w:r>
         <w:rPr>
@@ -7375,7 +7327,7 @@
           <w:i w:val="0"/>
           <w:sz w:val="28"/>
         </w:rPr>
-        <w:t xml:space="preserve"> — нейтральный организатор группового процесса, обеспечивающий соблюдение цели, правил, очередности и регламента.</w:t>
+        <w:t xml:space="preserve"> — нейтральный организатор группового процесса, обеспечивающий соблюдение цели, правил, очерёдности и регламента.</w:t>
       </w:r>
     </w:p>
     <w:p>
@@ -7626,6 +7578,31 @@
           <w:sz w:val="28"/>
         </w:rPr>
         <w:t xml:space="preserve"> — психическое состояние напряжения и разочарования, возникающее при блокировании значимой цели или невозможности удовлетворить потребность.</w:t>
+      </w:r>
+    </w:p>
+    <w:p>
+      <w:pPr>
+        <w:spacing w:line="360" w:lineRule="auto" w:before="0" w:after="0"/>
+        <w:ind w:firstLine="709"/>
+        <w:jc w:val="both"/>
+      </w:pPr>
+      <w:r>
+        <w:rPr>
+          <w:rFonts w:ascii="Times New Roman" w:hAnsi="Times New Roman" w:eastAsia="Times New Roman"/>
+          <w:b/>
+          <w:i w:val="0"/>
+          <w:sz w:val="28"/>
+        </w:rPr>
+        <w:t>Ранжирование</w:t>
+      </w:r>
+      <w:r>
+        <w:rPr>
+          <w:rFonts w:ascii="Times New Roman" w:hAnsi="Times New Roman" w:eastAsia="Times New Roman"/>
+          <w:b w:val="0"/>
+          <w:i w:val="0"/>
+          <w:sz w:val="28"/>
+        </w:rPr>
+        <w:t xml:space="preserve"> — упорядочение объектов по степени выраженности выбранного признака с присвоением рангов.</w:t>
       </w:r>
     </w:p>
     <w:p>

--- a/П-41_Соловьев_АС_ПЗ-04.docx
+++ b/П-41_Соловьев_АС_ПЗ-04.docx
@@ -2711,7 +2711,7 @@
           <w:i w:val="0"/>
           <w:sz w:val="28"/>
         </w:rPr>
-        <w:t>4. строительство новых терминалов;</w:t>
+        <w:t>4. строительство нового паркинга;</w:t>
       </w:r>
     </w:p>
     <w:p>
@@ -3302,7 +3302,7 @@
                 <w:i w:val="0"/>
                 <w:sz w:val="20"/>
               </w:rPr>
-              <w:t>Транспортная связность: сообщение между «Шереметьево-I» и «Шереметьево-II», подъездные дороги, парковки, скоростная связь с городом</w:t>
+              <w:t>Транспортная связность: сообщение между «Шереметьево-I» и «Шереметьево-II», подъездные дороги, скоростное сообщение с городом</w:t>
             </w:r>
           </w:p>
         </w:tc>
@@ -3388,7 +3388,7 @@
                 <w:i w:val="0"/>
                 <w:sz w:val="20"/>
               </w:rPr>
-              <w:t>Строительство новых терминалов</w:t>
+              <w:t>Строительство нового паркинга для автомобилей пассажиров и встречающих</w:t>
             </w:r>
           </w:p>
         </w:tc>
@@ -4983,7 +4983,7 @@
                 <w:i w:val="0"/>
                 <w:sz w:val="20"/>
               </w:rPr>
-              <w:t>К4. Новые терминалы</w:t>
+              <w:t>К4. Новый паркинг</w:t>
             </w:r>
           </w:p>
         </w:tc>
@@ -6401,7 +6401,7 @@
                 <w:i w:val="0"/>
                 <w:sz w:val="20"/>
               </w:rPr>
-              <w:t>К4. Новые терминалы</w:t>
+              <w:t>К4. Новый паркинг</w:t>
             </w:r>
           </w:p>
         </w:tc>
@@ -6428,7 +6428,7 @@
                 <w:i w:val="0"/>
                 <w:sz w:val="20"/>
               </w:rPr>
-              <w:t>5</w:t>
+              <w:t>3</w:t>
             </w:r>
           </w:p>
         </w:tc>
@@ -6455,7 +6455,7 @@
                 <w:i w:val="0"/>
                 <w:sz w:val="20"/>
               </w:rPr>
-              <w:t>1</w:t>
+              <w:t>3</w:t>
             </w:r>
           </w:p>
         </w:tc>
@@ -6482,7 +6482,7 @@
                 <w:i w:val="0"/>
                 <w:sz w:val="20"/>
               </w:rPr>
-              <w:t>3,4</w:t>
+              <w:t>3,0</w:t>
             </w:r>
           </w:p>
         </w:tc>
@@ -6509,7 +6509,7 @@
                 <w:i w:val="0"/>
                 <w:sz w:val="20"/>
               </w:rPr>
-              <w:t>Долгосрочная программа</w:t>
+              <w:t>Резерв</w:t>
             </w:r>
           </w:p>
         </w:tc>
@@ -6533,7 +6533,7 @@
           <w:i w:val="0"/>
           <w:sz w:val="28"/>
         </w:rPr>
-        <w:t>Результаты голосования и экспертной оценки согласованы: три первых места по сумме рангов получили те же направления, которые имеют наибольший итоговый балл. Строительство новых терминалов и реконструкция взлётно-посадочной полосы дают сильный эффект, но требуют многолетних инвестиций, проектирования и согласований, поэтому они переведены в долгосрочную инвестиционную программу и не включены в первоочередной пакет.</w:t>
+        <w:t>Результаты голосования и экспертной оценки согласованы: три первых места по сумме рангов получили те же направления, которые имеют наибольший итоговый балл. Наименьшие оценки получили реконструкция взлётно-посадочной полосы и строительство нового паркинга: первая даёт сильный эффект, но требует многолетних инвестиций, проектирования и согласований и переведена в долгосрочную инвестиционную программу; второй влияет лишь на наземный доступ и при ограниченных ресурсах уступает направлениям, напрямую сокращающим время обслуживания пассажиров и самолётов.</w:t>
       </w:r>
     </w:p>
     <w:p>

--- a/П-41_Соловьев_АС_ПЗ-04.docx
+++ b/П-41_Соловьев_АС_ПЗ-04.docx
@@ -210,7 +210,7 @@
           <w:i w:val="0"/>
           <w:sz w:val="28"/>
         </w:rPr>
-        <w:t xml:space="preserve"> «Деловая игра „Мозговая атака“ проблем управления (на примере аэропорта „Шереметьево“)».</w:t>
+        <w:t xml:space="preserve"> «Принятие решений в режиме мозговой атаки с применением интеллект-карт (на примере аэропорта «Шереметьево»)».</w:t>
       </w:r>
     </w:p>
     <w:p>
@@ -356,7 +356,7 @@
           <w:i w:val="0"/>
           <w:sz w:val="28"/>
         </w:rPr>
-        <w:t xml:space="preserve"> Аэропорт «Шереметьево» — единственный аэропорт в России, где наблюдается тенденция роста авиаперевозок в течение последних трёх лет: 2000 г. — 8,5 млн пассажиров, 2001 г. — 9,5 млн, 2002 г. — 10,2 млн. Аэропорт самостоятельно осуществляет наземное сервисное и техническое обслуживание 14 иностранных авиакомпаний, среди которых такие крупные перевозчики, как «Lufthansa» и «British Airways». Всего же в 2000 г. услугами «Шереметьево» пользовались 73 российских и 50 зарубежных авиакомпаний. Общая стоимость сервиса, предоставленного им за 2000 г., превысила 1 млрд рублей, а количество самолётовылетов (основной показатель технической загрузки аэропорта) возросло на 13 %, при этом за сутки в среднем производилось примерно 360 взлётов и посадок. Однако, несмотря на эти показатели, «Шереметьево» не попал в тройку лучших аэропортов России [1, с. 176].</w:t>
+        <w:t xml:space="preserve"> Аэропорт «Шереметьево» - единственный аэропорт в России, где наблюдается тенденция роста авиаперевозок в течение последних трёх лет: 2000 г. - 8,5 млн пассажиров, 2001 г. - 9,5 млн, 2002 г. - 10,2 млн. Аэропорт самостоятельно осуществляет наземное сервисное и техническое обслуживание 14 иностранных авиакомпаний, среди которых такие крупные перевозчики, как «Lufthansa» и «British Airways». Всего же в 2000 г. услугами «Шереметьево» пользовались 73 российских и 50 зарубежных авиакомпаний. Общая стоимость сервиса, предоставленного им за 2000 г., превысила 1 млрд рублей, а количество самолётовылетов (основной показатель технической загрузки аэропорта) возросло на 13 %, при этом за сутки в среднем производилось примерно 360 взлётов и посадок. Однако, несмотря на эти показатели, «Шереметьево» не попал в тройку лучших аэропортов России [1, с. 176].</w:t>
       </w:r>
     </w:p>
     <w:p>
@@ -1394,7 +1394,7 @@
           <w:i w:val="0"/>
           <w:sz w:val="28"/>
         </w:rPr>
-        <w:t>3. Время выступления каждого участника — 1–2 минуты.</w:t>
+        <w:t>3. Время выступления каждого участника - 1–2 минуты.</w:t>
       </w:r>
     </w:p>
     <w:p>
@@ -1474,7 +1474,7 @@
           <w:i w:val="0"/>
           <w:sz w:val="28"/>
         </w:rPr>
-        <w:t>8. Продолжительность первого рассмотрения — 20 минут.</w:t>
+        <w:t>8. Продолжительность первого рассмотрения - 20 минут.</w:t>
       </w:r>
     </w:p>
     <w:p>
@@ -1726,7 +1726,7 @@
           <w:i w:val="0"/>
           <w:sz w:val="28"/>
         </w:rPr>
-        <w:t>3. Изложение идеи — краткое и чёткое.</w:t>
+        <w:t>3. Изложение идеи - краткое и чёткое.</w:t>
       </w:r>
     </w:p>
     <w:p>
@@ -1788,7 +1788,7 @@
           <w:i w:val="0"/>
           <w:sz w:val="28"/>
         </w:rPr>
-        <w:t>• индивидуальные карточки или стикеры — одна идея на одном носителе;</w:t>
+        <w:t>• индивидуальные карточки или стикеры: одна идея на одном носителе;</w:t>
       </w:r>
     </w:p>
     <w:p>
@@ -2969,7 +2969,7 @@
           <w:i w:val="0"/>
           <w:sz w:val="28"/>
         </w:rPr>
-        <w:t xml:space="preserve"> буквальные повторы удалены, а близкие по смыслу предложения укрупнены в восемь направлений — по числу карточек, необходимых для ранжирования [1, с. 177].</w:t>
+        <w:t xml:space="preserve"> буквальные повторы удалены, а близкие по смыслу предложения укрупнены в восемь направлений - по числу карточек, необходимых для ранжирования [1, с. 177].</w:t>
       </w:r>
     </w:p>
     <w:tbl>
@@ -2982,9 +2982,9 @@
         <w:tblLayout w:type="fixed"/>
       </w:tblPr>
       <w:tblGrid>
-        <w:gridCol w:w="825"/>
-        <w:gridCol w:w="7481"/>
-        <w:gridCol w:w="1049"/>
+        <w:gridCol w:w="813"/>
+        <w:gridCol w:w="7509"/>
+        <w:gridCol w:w="1033"/>
       </w:tblGrid>
       <w:tr>
         <w:trPr>
@@ -2993,7 +2993,7 @@
         </w:trPr>
         <w:tc>
           <w:tcPr>
-            <w:tcW w:type="dxa" w:w="825"/>
+            <w:tcW w:type="dxa" w:w="813"/>
             <w:tcMar>
               <w:top w:w="55" w:type="dxa"/>
               <w:start w:w="65" w:type="dxa"/>
@@ -3021,7 +3021,7 @@
         </w:tc>
         <w:tc>
           <w:tcPr>
-            <w:tcW w:type="dxa" w:w="7481"/>
+            <w:tcW w:type="dxa" w:w="7509"/>
             <w:tcMar>
               <w:top w:w="55" w:type="dxa"/>
               <w:start w:w="65" w:type="dxa"/>
@@ -3049,7 +3049,7 @@
         </w:tc>
         <w:tc>
           <w:tcPr>
-            <w:tcW w:type="dxa" w:w="1049"/>
+            <w:tcW w:type="dxa" w:w="1033"/>
             <w:tcMar>
               <w:top w:w="55" w:type="dxa"/>
               <w:start w:w="65" w:type="dxa"/>
@@ -3082,7 +3082,7 @@
         </w:trPr>
         <w:tc>
           <w:tcPr>
-            <w:tcW w:type="dxa" w:w="825"/>
+            <w:tcW w:type="dxa" w:w="813"/>
             <w:tcMar>
               <w:top w:w="55" w:type="dxa"/>
               <w:start w:w="65" w:type="dxa"/>
@@ -3109,7 +3109,7 @@
         </w:tc>
         <w:tc>
           <w:tcPr>
-            <w:tcW w:type="dxa" w:w="7481"/>
+            <w:tcW w:type="dxa" w:w="7509"/>
             <w:tcMar>
               <w:top w:w="55" w:type="dxa"/>
               <w:start w:w="65" w:type="dxa"/>
@@ -3136,7 +3136,7 @@
         </w:tc>
         <w:tc>
           <w:tcPr>
-            <w:tcW w:type="dxa" w:w="1049"/>
+            <w:tcW w:type="dxa" w:w="1033"/>
             <w:tcMar>
               <w:top w:w="55" w:type="dxa"/>
               <w:start w:w="65" w:type="dxa"/>
@@ -3168,7 +3168,7 @@
         </w:trPr>
         <w:tc>
           <w:tcPr>
-            <w:tcW w:type="dxa" w:w="825"/>
+            <w:tcW w:type="dxa" w:w="813"/>
             <w:tcMar>
               <w:top w:w="55" w:type="dxa"/>
               <w:start w:w="65" w:type="dxa"/>
@@ -3195,7 +3195,7 @@
         </w:tc>
         <w:tc>
           <w:tcPr>
-            <w:tcW w:type="dxa" w:w="7481"/>
+            <w:tcW w:type="dxa" w:w="7509"/>
             <w:tcMar>
               <w:top w:w="55" w:type="dxa"/>
               <w:start w:w="65" w:type="dxa"/>
@@ -3222,7 +3222,7 @@
         </w:tc>
         <w:tc>
           <w:tcPr>
-            <w:tcW w:type="dxa" w:w="1049"/>
+            <w:tcW w:type="dxa" w:w="1033"/>
             <w:tcMar>
               <w:top w:w="55" w:type="dxa"/>
               <w:start w:w="65" w:type="dxa"/>
@@ -3254,7 +3254,7 @@
         </w:trPr>
         <w:tc>
           <w:tcPr>
-            <w:tcW w:type="dxa" w:w="825"/>
+            <w:tcW w:type="dxa" w:w="813"/>
             <w:tcMar>
               <w:top w:w="55" w:type="dxa"/>
               <w:start w:w="65" w:type="dxa"/>
@@ -3281,7 +3281,7 @@
         </w:tc>
         <w:tc>
           <w:tcPr>
-            <w:tcW w:type="dxa" w:w="7481"/>
+            <w:tcW w:type="dxa" w:w="7509"/>
             <w:tcMar>
               <w:top w:w="55" w:type="dxa"/>
               <w:start w:w="65" w:type="dxa"/>
@@ -3308,7 +3308,7 @@
         </w:tc>
         <w:tc>
           <w:tcPr>
-            <w:tcW w:type="dxa" w:w="1049"/>
+            <w:tcW w:type="dxa" w:w="1033"/>
             <w:tcMar>
               <w:top w:w="55" w:type="dxa"/>
               <w:start w:w="65" w:type="dxa"/>
@@ -3340,7 +3340,7 @@
         </w:trPr>
         <w:tc>
           <w:tcPr>
-            <w:tcW w:type="dxa" w:w="825"/>
+            <w:tcW w:type="dxa" w:w="813"/>
             <w:tcMar>
               <w:top w:w="55" w:type="dxa"/>
               <w:start w:w="65" w:type="dxa"/>
@@ -3367,7 +3367,7 @@
         </w:tc>
         <w:tc>
           <w:tcPr>
-            <w:tcW w:type="dxa" w:w="7481"/>
+            <w:tcW w:type="dxa" w:w="7509"/>
             <w:tcMar>
               <w:top w:w="55" w:type="dxa"/>
               <w:start w:w="65" w:type="dxa"/>
@@ -3394,7 +3394,7 @@
         </w:tc>
         <w:tc>
           <w:tcPr>
-            <w:tcW w:type="dxa" w:w="1049"/>
+            <w:tcW w:type="dxa" w:w="1033"/>
             <w:tcMar>
               <w:top w:w="55" w:type="dxa"/>
               <w:start w:w="65" w:type="dxa"/>
@@ -3426,7 +3426,7 @@
         </w:trPr>
         <w:tc>
           <w:tcPr>
-            <w:tcW w:type="dxa" w:w="825"/>
+            <w:tcW w:type="dxa" w:w="813"/>
             <w:tcMar>
               <w:top w:w="55" w:type="dxa"/>
               <w:start w:w="65" w:type="dxa"/>
@@ -3453,7 +3453,7 @@
         </w:tc>
         <w:tc>
           <w:tcPr>
-            <w:tcW w:type="dxa" w:w="7481"/>
+            <w:tcW w:type="dxa" w:w="7509"/>
             <w:tcMar>
               <w:top w:w="55" w:type="dxa"/>
               <w:start w:w="65" w:type="dxa"/>
@@ -3480,7 +3480,7 @@
         </w:tc>
         <w:tc>
           <w:tcPr>
-            <w:tcW w:type="dxa" w:w="1049"/>
+            <w:tcW w:type="dxa" w:w="1033"/>
             <w:tcMar>
               <w:top w:w="55" w:type="dxa"/>
               <w:start w:w="65" w:type="dxa"/>
@@ -3512,7 +3512,7 @@
         </w:trPr>
         <w:tc>
           <w:tcPr>
-            <w:tcW w:type="dxa" w:w="825"/>
+            <w:tcW w:type="dxa" w:w="813"/>
             <w:tcMar>
               <w:top w:w="55" w:type="dxa"/>
               <w:start w:w="65" w:type="dxa"/>
@@ -3539,7 +3539,7 @@
         </w:tc>
         <w:tc>
           <w:tcPr>
-            <w:tcW w:type="dxa" w:w="7481"/>
+            <w:tcW w:type="dxa" w:w="7509"/>
             <w:tcMar>
               <w:top w:w="55" w:type="dxa"/>
               <w:start w:w="65" w:type="dxa"/>
@@ -3566,7 +3566,7 @@
         </w:tc>
         <w:tc>
           <w:tcPr>
-            <w:tcW w:type="dxa" w:w="1049"/>
+            <w:tcW w:type="dxa" w:w="1033"/>
             <w:tcMar>
               <w:top w:w="55" w:type="dxa"/>
               <w:start w:w="65" w:type="dxa"/>
@@ -3598,7 +3598,7 @@
         </w:trPr>
         <w:tc>
           <w:tcPr>
-            <w:tcW w:type="dxa" w:w="825"/>
+            <w:tcW w:type="dxa" w:w="813"/>
             <w:tcMar>
               <w:top w:w="55" w:type="dxa"/>
               <w:start w:w="65" w:type="dxa"/>
@@ -3625,7 +3625,7 @@
         </w:tc>
         <w:tc>
           <w:tcPr>
-            <w:tcW w:type="dxa" w:w="7481"/>
+            <w:tcW w:type="dxa" w:w="7509"/>
             <w:tcMar>
               <w:top w:w="55" w:type="dxa"/>
               <w:start w:w="65" w:type="dxa"/>
@@ -3652,7 +3652,7 @@
         </w:tc>
         <w:tc>
           <w:tcPr>
-            <w:tcW w:type="dxa" w:w="1049"/>
+            <w:tcW w:type="dxa" w:w="1033"/>
             <w:tcMar>
               <w:top w:w="55" w:type="dxa"/>
               <w:start w:w="65" w:type="dxa"/>
@@ -3684,7 +3684,7 @@
         </w:trPr>
         <w:tc>
           <w:tcPr>
-            <w:tcW w:type="dxa" w:w="825"/>
+            <w:tcW w:type="dxa" w:w="813"/>
             <w:tcMar>
               <w:top w:w="55" w:type="dxa"/>
               <w:start w:w="65" w:type="dxa"/>
@@ -3711,7 +3711,7 @@
         </w:tc>
         <w:tc>
           <w:tcPr>
-            <w:tcW w:type="dxa" w:w="7481"/>
+            <w:tcW w:type="dxa" w:w="7509"/>
             <w:tcMar>
               <w:top w:w="55" w:type="dxa"/>
               <w:start w:w="65" w:type="dxa"/>
@@ -3738,7 +3738,7 @@
         </w:tc>
         <w:tc>
           <w:tcPr>
-            <w:tcW w:type="dxa" w:w="1049"/>
+            <w:tcW w:type="dxa" w:w="1033"/>
             <w:tcMar>
               <w:top w:w="55" w:type="dxa"/>
               <w:start w:w="65" w:type="dxa"/>
@@ -3811,7 +3811,7 @@
           <w:i w:val="0"/>
           <w:sz w:val="28"/>
         </w:rPr>
-        <w:t>Ранжирование выполнено в порядке, описанном в пособии: из восьми карточек выбирается самая важная — ей присваивается ранг 8; из оставшихся семи выбирается наименее важная — ранг 1; затем из оставшихся шести снова выбирается самая важная — ранг 7 и так далее до исчерпания карточек. Подсчёты выполняют руководитель и его помощники [1, с. 177].</w:t>
+        <w:t>Ранжирование выполнено в порядке, описанном в пособии: из восьми карточек выбирается самая важная - ей присваивается ранг 8; из оставшихся семи выбирается наименее важная - ранг 1; затем из оставшихся шести снова выбирается самая важная - ранг 7 и так далее до исчерпания карточек. Подсчёты выполняют руководитель и его помощники [1, с. 177].</w:t>
       </w:r>
     </w:p>
     <w:tbl>
@@ -3824,11 +3824,11 @@
         <w:tblLayout w:type="fixed"/>
       </w:tblPr>
       <w:tblGrid>
-        <w:gridCol w:w="3573"/>
-        <w:gridCol w:w="1723"/>
-        <w:gridCol w:w="1583"/>
-        <w:gridCol w:w="1237"/>
+        <w:gridCol w:w="3562"/>
+        <w:gridCol w:w="1727"/>
+        <w:gridCol w:w="1586"/>
         <w:gridCol w:w="1239"/>
+        <w:gridCol w:w="1241"/>
       </w:tblGrid>
       <w:tr>
         <w:trPr>
@@ -3837,7 +3837,7 @@
         </w:trPr>
         <w:tc>
           <w:tcPr>
-            <w:tcW w:type="dxa" w:w="3573"/>
+            <w:tcW w:type="dxa" w:w="3562"/>
             <w:tcMar>
               <w:top w:w="55" w:type="dxa"/>
               <w:start w:w="65" w:type="dxa"/>
@@ -3865,7 +3865,7 @@
         </w:tc>
         <w:tc>
           <w:tcPr>
-            <w:tcW w:type="dxa" w:w="1723"/>
+            <w:tcW w:type="dxa" w:w="1727"/>
             <w:tcMar>
               <w:top w:w="55" w:type="dxa"/>
               <w:start w:w="65" w:type="dxa"/>
@@ -3893,7 +3893,7 @@
         </w:tc>
         <w:tc>
           <w:tcPr>
-            <w:tcW w:type="dxa" w:w="1583"/>
+            <w:tcW w:type="dxa" w:w="1586"/>
             <w:tcMar>
               <w:top w:w="55" w:type="dxa"/>
               <w:start w:w="65" w:type="dxa"/>
@@ -3921,7 +3921,7 @@
         </w:tc>
         <w:tc>
           <w:tcPr>
-            <w:tcW w:type="dxa" w:w="1237"/>
+            <w:tcW w:type="dxa" w:w="1239"/>
             <w:tcMar>
               <w:top w:w="55" w:type="dxa"/>
               <w:start w:w="65" w:type="dxa"/>
@@ -3949,7 +3949,7 @@
         </w:tc>
         <w:tc>
           <w:tcPr>
-            <w:tcW w:type="dxa" w:w="1239"/>
+            <w:tcW w:type="dxa" w:w="1241"/>
             <w:tcMar>
               <w:top w:w="55" w:type="dxa"/>
               <w:start w:w="65" w:type="dxa"/>
@@ -3982,7 +3982,7 @@
         </w:trPr>
         <w:tc>
           <w:tcPr>
-            <w:tcW w:type="dxa" w:w="3573"/>
+            <w:tcW w:type="dxa" w:w="3562"/>
             <w:tcMar>
               <w:top w:w="55" w:type="dxa"/>
               <w:start w:w="65" w:type="dxa"/>
@@ -4009,7 +4009,7 @@
         </w:tc>
         <w:tc>
           <w:tcPr>
-            <w:tcW w:type="dxa" w:w="1723"/>
+            <w:tcW w:type="dxa" w:w="1727"/>
             <w:tcMar>
               <w:top w:w="55" w:type="dxa"/>
               <w:start w:w="65" w:type="dxa"/>
@@ -4036,7 +4036,7 @@
         </w:tc>
         <w:tc>
           <w:tcPr>
-            <w:tcW w:type="dxa" w:w="1583"/>
+            <w:tcW w:type="dxa" w:w="1586"/>
             <w:tcMar>
               <w:top w:w="55" w:type="dxa"/>
               <w:start w:w="65" w:type="dxa"/>
@@ -4063,7 +4063,7 @@
         </w:tc>
         <w:tc>
           <w:tcPr>
-            <w:tcW w:type="dxa" w:w="1237"/>
+            <w:tcW w:type="dxa" w:w="1239"/>
             <w:tcMar>
               <w:top w:w="55" w:type="dxa"/>
               <w:start w:w="65" w:type="dxa"/>
@@ -4090,7 +4090,7 @@
         </w:tc>
         <w:tc>
           <w:tcPr>
-            <w:tcW w:type="dxa" w:w="1239"/>
+            <w:tcW w:type="dxa" w:w="1241"/>
             <w:tcMar>
               <w:top w:w="55" w:type="dxa"/>
               <w:start w:w="65" w:type="dxa"/>
@@ -4122,7 +4122,7 @@
         </w:trPr>
         <w:tc>
           <w:tcPr>
-            <w:tcW w:type="dxa" w:w="3573"/>
+            <w:tcW w:type="dxa" w:w="3562"/>
             <w:tcMar>
               <w:top w:w="55" w:type="dxa"/>
               <w:start w:w="65" w:type="dxa"/>
@@ -4149,7 +4149,7 @@
         </w:tc>
         <w:tc>
           <w:tcPr>
-            <w:tcW w:type="dxa" w:w="1723"/>
+            <w:tcW w:type="dxa" w:w="1727"/>
             <w:tcMar>
               <w:top w:w="55" w:type="dxa"/>
               <w:start w:w="65" w:type="dxa"/>
@@ -4176,7 +4176,7 @@
         </w:tc>
         <w:tc>
           <w:tcPr>
-            <w:tcW w:type="dxa" w:w="1583"/>
+            <w:tcW w:type="dxa" w:w="1586"/>
             <w:tcMar>
               <w:top w:w="55" w:type="dxa"/>
               <w:start w:w="65" w:type="dxa"/>
@@ -4203,7 +4203,7 @@
         </w:tc>
         <w:tc>
           <w:tcPr>
-            <w:tcW w:type="dxa" w:w="1237"/>
+            <w:tcW w:type="dxa" w:w="1239"/>
             <w:tcMar>
               <w:top w:w="55" w:type="dxa"/>
               <w:start w:w="65" w:type="dxa"/>
@@ -4230,7 +4230,7 @@
         </w:tc>
         <w:tc>
           <w:tcPr>
-            <w:tcW w:type="dxa" w:w="1239"/>
+            <w:tcW w:type="dxa" w:w="1241"/>
             <w:tcMar>
               <w:top w:w="55" w:type="dxa"/>
               <w:start w:w="65" w:type="dxa"/>
@@ -4262,7 +4262,7 @@
         </w:trPr>
         <w:tc>
           <w:tcPr>
-            <w:tcW w:type="dxa" w:w="3573"/>
+            <w:tcW w:type="dxa" w:w="3562"/>
             <w:tcMar>
               <w:top w:w="55" w:type="dxa"/>
               <w:start w:w="65" w:type="dxa"/>
@@ -4289,7 +4289,7 @@
         </w:tc>
         <w:tc>
           <w:tcPr>
-            <w:tcW w:type="dxa" w:w="1723"/>
+            <w:tcW w:type="dxa" w:w="1727"/>
             <w:tcMar>
               <w:top w:w="55" w:type="dxa"/>
               <w:start w:w="65" w:type="dxa"/>
@@ -4316,454 +4316,7 @@
         </w:tc>
         <w:tc>
           <w:tcPr>
-            <w:tcW w:type="dxa" w:w="1583"/>
-            <w:tcMar>
-              <w:top w:w="55" w:type="dxa"/>
-              <w:start w:w="65" w:type="dxa"/>
-              <w:bottom w:w="55" w:type="dxa"/>
-              <w:end w:w="65" w:type="dxa"/>
-            </w:tcMar>
-            <w:vAlign w:val="center"/>
-          </w:tcPr>
-          <w:p>
-            <w:pPr>
-              <w:spacing w:line="240" w:lineRule="auto" w:before="0" w:after="0"/>
-              <w:jc w:val="left"/>
-            </w:pPr>
-            <w:r>
-              <w:rPr>
-                <w:rFonts w:ascii="Times New Roman" w:hAnsi="Times New Roman" w:eastAsia="Times New Roman"/>
-                <w:b w:val="0"/>
-                <w:i w:val="0"/>
-                <w:sz w:val="20"/>
-              </w:rPr>
-              <w:t>5</w:t>
-            </w:r>
-          </w:p>
-        </w:tc>
-        <w:tc>
-          <w:tcPr>
-            <w:tcW w:type="dxa" w:w="1237"/>
-            <w:tcMar>
-              <w:top w:w="55" w:type="dxa"/>
-              <w:start w:w="65" w:type="dxa"/>
-              <w:bottom w:w="55" w:type="dxa"/>
-              <w:end w:w="65" w:type="dxa"/>
-            </w:tcMar>
-            <w:vAlign w:val="center"/>
-          </w:tcPr>
-          <w:p>
-            <w:pPr>
-              <w:spacing w:line="240" w:lineRule="auto" w:before="0" w:after="0"/>
-              <w:jc w:val="left"/>
-            </w:pPr>
-            <w:r>
-              <w:rPr>
-                <w:rFonts w:ascii="Times New Roman" w:hAnsi="Times New Roman" w:eastAsia="Times New Roman"/>
-                <w:b/>
-                <w:i w:val="0"/>
-                <w:sz w:val="20"/>
-              </w:rPr>
-              <w:t>11</w:t>
-            </w:r>
-          </w:p>
-        </w:tc>
-        <w:tc>
-          <w:tcPr>
-            <w:tcW w:type="dxa" w:w="1239"/>
-            <w:tcMar>
-              <w:top w:w="55" w:type="dxa"/>
-              <w:start w:w="65" w:type="dxa"/>
-              <w:bottom w:w="55" w:type="dxa"/>
-              <w:end w:w="65" w:type="dxa"/>
-            </w:tcMar>
-            <w:vAlign w:val="center"/>
-          </w:tcPr>
-          <w:p>
-            <w:pPr>
-              <w:spacing w:line="240" w:lineRule="auto" w:before="0" w:after="0"/>
-              <w:jc w:val="left"/>
-            </w:pPr>
-            <w:r>
-              <w:rPr>
-                <w:rFonts w:ascii="Times New Roman" w:hAnsi="Times New Roman" w:eastAsia="Times New Roman"/>
-                <w:b/>
-                <w:i w:val="0"/>
-                <w:sz w:val="20"/>
-              </w:rPr>
-              <w:t>3</w:t>
-            </w:r>
-          </w:p>
-        </w:tc>
-      </w:tr>
-      <w:tr>
-        <w:trPr>
-          <w:cantSplit/>
-        </w:trPr>
-        <w:tc>
-          <w:tcPr>
-            <w:tcW w:type="dxa" w:w="3573"/>
-            <w:tcMar>
-              <w:top w:w="55" w:type="dxa"/>
-              <w:start w:w="65" w:type="dxa"/>
-              <w:bottom w:w="55" w:type="dxa"/>
-              <w:end w:w="65" w:type="dxa"/>
-            </w:tcMar>
-            <w:vAlign w:val="center"/>
-          </w:tcPr>
-          <w:p>
-            <w:pPr>
-              <w:spacing w:line="240" w:lineRule="auto" w:before="0" w:after="0"/>
-              <w:jc w:val="left"/>
-            </w:pPr>
-            <w:r>
-              <w:rPr>
-                <w:rFonts w:ascii="Times New Roman" w:hAnsi="Times New Roman" w:eastAsia="Times New Roman"/>
-                <w:b w:val="0"/>
-                <w:i w:val="0"/>
-                <w:sz w:val="20"/>
-              </w:rPr>
-              <w:t>К3. Транспортная связность</w:t>
-            </w:r>
-          </w:p>
-        </w:tc>
-        <w:tc>
-          <w:tcPr>
-            <w:tcW w:type="dxa" w:w="1723"/>
-            <w:tcMar>
-              <w:top w:w="55" w:type="dxa"/>
-              <w:start w:w="65" w:type="dxa"/>
-              <w:bottom w:w="55" w:type="dxa"/>
-              <w:end w:w="65" w:type="dxa"/>
-            </w:tcMar>
-            <w:vAlign w:val="center"/>
-          </w:tcPr>
-          <w:p>
-            <w:pPr>
-              <w:spacing w:line="240" w:lineRule="auto" w:before="0" w:after="0"/>
-              <w:jc w:val="left"/>
-            </w:pPr>
-            <w:r>
-              <w:rPr>
-                <w:rFonts w:ascii="Times New Roman" w:hAnsi="Times New Roman" w:eastAsia="Times New Roman"/>
-                <w:b w:val="0"/>
-                <w:i w:val="0"/>
-                <w:sz w:val="20"/>
-              </w:rPr>
-              <w:t>4</w:t>
-            </w:r>
-          </w:p>
-        </w:tc>
-        <w:tc>
-          <w:tcPr>
-            <w:tcW w:type="dxa" w:w="1583"/>
-            <w:tcMar>
-              <w:top w:w="55" w:type="dxa"/>
-              <w:start w:w="65" w:type="dxa"/>
-              <w:bottom w:w="55" w:type="dxa"/>
-              <w:end w:w="65" w:type="dxa"/>
-            </w:tcMar>
-            <w:vAlign w:val="center"/>
-          </w:tcPr>
-          <w:p>
-            <w:pPr>
-              <w:spacing w:line="240" w:lineRule="auto" w:before="0" w:after="0"/>
-              <w:jc w:val="left"/>
-            </w:pPr>
-            <w:r>
-              <w:rPr>
-                <w:rFonts w:ascii="Times New Roman" w:hAnsi="Times New Roman" w:eastAsia="Times New Roman"/>
-                <w:b w:val="0"/>
-                <w:i w:val="0"/>
-                <w:sz w:val="20"/>
-              </w:rPr>
-              <w:t>6</w:t>
-            </w:r>
-          </w:p>
-        </w:tc>
-        <w:tc>
-          <w:tcPr>
-            <w:tcW w:type="dxa" w:w="1237"/>
-            <w:tcMar>
-              <w:top w:w="55" w:type="dxa"/>
-              <w:start w:w="65" w:type="dxa"/>
-              <w:bottom w:w="55" w:type="dxa"/>
-              <w:end w:w="65" w:type="dxa"/>
-            </w:tcMar>
-            <w:vAlign w:val="center"/>
-          </w:tcPr>
-          <w:p>
-            <w:pPr>
-              <w:spacing w:line="240" w:lineRule="auto" w:before="0" w:after="0"/>
-              <w:jc w:val="left"/>
-            </w:pPr>
-            <w:r>
-              <w:rPr>
-                <w:rFonts w:ascii="Times New Roman" w:hAnsi="Times New Roman" w:eastAsia="Times New Roman"/>
-                <w:b w:val="0"/>
-                <w:i w:val="0"/>
-                <w:sz w:val="20"/>
-              </w:rPr>
-              <w:t>10</w:t>
-            </w:r>
-          </w:p>
-        </w:tc>
-        <w:tc>
-          <w:tcPr>
-            <w:tcW w:type="dxa" w:w="1239"/>
-            <w:tcMar>
-              <w:top w:w="55" w:type="dxa"/>
-              <w:start w:w="65" w:type="dxa"/>
-              <w:bottom w:w="55" w:type="dxa"/>
-              <w:end w:w="65" w:type="dxa"/>
-            </w:tcMar>
-            <w:vAlign w:val="center"/>
-          </w:tcPr>
-          <w:p>
-            <w:pPr>
-              <w:spacing w:line="240" w:lineRule="auto" w:before="0" w:after="0"/>
-              <w:jc w:val="left"/>
-            </w:pPr>
-            <w:r>
-              <w:rPr>
-                <w:rFonts w:ascii="Times New Roman" w:hAnsi="Times New Roman" w:eastAsia="Times New Roman"/>
-                <w:b w:val="0"/>
-                <w:i w:val="0"/>
-                <w:sz w:val="20"/>
-              </w:rPr>
-              <w:t>4</w:t>
-            </w:r>
-          </w:p>
-        </w:tc>
-      </w:tr>
-      <w:tr>
-        <w:trPr>
-          <w:cantSplit/>
-        </w:trPr>
-        <w:tc>
-          <w:tcPr>
-            <w:tcW w:type="dxa" w:w="3573"/>
-            <w:tcMar>
-              <w:top w:w="55" w:type="dxa"/>
-              <w:start w:w="65" w:type="dxa"/>
-              <w:bottom w:w="55" w:type="dxa"/>
-              <w:end w:w="65" w:type="dxa"/>
-            </w:tcMar>
-            <w:vAlign w:val="center"/>
-          </w:tcPr>
-          <w:p>
-            <w:pPr>
-              <w:spacing w:line="240" w:lineRule="auto" w:before="0" w:after="0"/>
-              <w:jc w:val="left"/>
-            </w:pPr>
-            <w:r>
-              <w:rPr>
-                <w:rFonts w:ascii="Times New Roman" w:hAnsi="Times New Roman" w:eastAsia="Times New Roman"/>
-                <w:b w:val="0"/>
-                <w:i w:val="0"/>
-                <w:sz w:val="20"/>
-              </w:rPr>
-              <w:t>К7. Сервис и персонал</w:t>
-            </w:r>
-          </w:p>
-        </w:tc>
-        <w:tc>
-          <w:tcPr>
-            <w:tcW w:type="dxa" w:w="1723"/>
-            <w:tcMar>
-              <w:top w:w="55" w:type="dxa"/>
-              <w:start w:w="65" w:type="dxa"/>
-              <w:bottom w:w="55" w:type="dxa"/>
-              <w:end w:w="65" w:type="dxa"/>
-            </w:tcMar>
-            <w:vAlign w:val="center"/>
-          </w:tcPr>
-          <w:p>
-            <w:pPr>
-              <w:spacing w:line="240" w:lineRule="auto" w:before="0" w:after="0"/>
-              <w:jc w:val="left"/>
-            </w:pPr>
-            <w:r>
-              <w:rPr>
-                <w:rFonts w:ascii="Times New Roman" w:hAnsi="Times New Roman" w:eastAsia="Times New Roman"/>
-                <w:b w:val="0"/>
-                <w:i w:val="0"/>
-                <w:sz w:val="20"/>
-              </w:rPr>
-              <w:t>5</w:t>
-            </w:r>
-          </w:p>
-        </w:tc>
-        <w:tc>
-          <w:tcPr>
-            <w:tcW w:type="dxa" w:w="1583"/>
-            <w:tcMar>
-              <w:top w:w="55" w:type="dxa"/>
-              <w:start w:w="65" w:type="dxa"/>
-              <w:bottom w:w="55" w:type="dxa"/>
-              <w:end w:w="65" w:type="dxa"/>
-            </w:tcMar>
-            <w:vAlign w:val="center"/>
-          </w:tcPr>
-          <w:p>
-            <w:pPr>
-              <w:spacing w:line="240" w:lineRule="auto" w:before="0" w:after="0"/>
-              <w:jc w:val="left"/>
-            </w:pPr>
-            <w:r>
-              <w:rPr>
-                <w:rFonts w:ascii="Times New Roman" w:hAnsi="Times New Roman" w:eastAsia="Times New Roman"/>
-                <w:b w:val="0"/>
-                <w:i w:val="0"/>
-                <w:sz w:val="20"/>
-              </w:rPr>
-              <w:t>4</w:t>
-            </w:r>
-          </w:p>
-        </w:tc>
-        <w:tc>
-          <w:tcPr>
-            <w:tcW w:type="dxa" w:w="1237"/>
-            <w:tcMar>
-              <w:top w:w="55" w:type="dxa"/>
-              <w:start w:w="65" w:type="dxa"/>
-              <w:bottom w:w="55" w:type="dxa"/>
-              <w:end w:w="65" w:type="dxa"/>
-            </w:tcMar>
-            <w:vAlign w:val="center"/>
-          </w:tcPr>
-          <w:p>
-            <w:pPr>
-              <w:spacing w:line="240" w:lineRule="auto" w:before="0" w:after="0"/>
-              <w:jc w:val="left"/>
-            </w:pPr>
-            <w:r>
-              <w:rPr>
-                <w:rFonts w:ascii="Times New Roman" w:hAnsi="Times New Roman" w:eastAsia="Times New Roman"/>
-                <w:b w:val="0"/>
-                <w:i w:val="0"/>
-                <w:sz w:val="20"/>
-              </w:rPr>
-              <w:t>9</w:t>
-            </w:r>
-          </w:p>
-        </w:tc>
-        <w:tc>
-          <w:tcPr>
-            <w:tcW w:type="dxa" w:w="1239"/>
-            <w:tcMar>
-              <w:top w:w="55" w:type="dxa"/>
-              <w:start w:w="65" w:type="dxa"/>
-              <w:bottom w:w="55" w:type="dxa"/>
-              <w:end w:w="65" w:type="dxa"/>
-            </w:tcMar>
-            <w:vAlign w:val="center"/>
-          </w:tcPr>
-          <w:p>
-            <w:pPr>
-              <w:spacing w:line="240" w:lineRule="auto" w:before="0" w:after="0"/>
-              <w:jc w:val="left"/>
-            </w:pPr>
-            <w:r>
-              <w:rPr>
-                <w:rFonts w:ascii="Times New Roman" w:hAnsi="Times New Roman" w:eastAsia="Times New Roman"/>
-                <w:b w:val="0"/>
-                <w:i w:val="0"/>
-                <w:sz w:val="20"/>
-              </w:rPr>
-              <w:t>5</w:t>
-            </w:r>
-          </w:p>
-        </w:tc>
-      </w:tr>
-      <w:tr>
-        <w:trPr>
-          <w:cantSplit/>
-        </w:trPr>
-        <w:tc>
-          <w:tcPr>
-            <w:tcW w:type="dxa" w:w="3573"/>
-            <w:tcMar>
-              <w:top w:w="55" w:type="dxa"/>
-              <w:start w:w="65" w:type="dxa"/>
-              <w:bottom w:w="55" w:type="dxa"/>
-              <w:end w:w="65" w:type="dxa"/>
-            </w:tcMar>
-            <w:vAlign w:val="center"/>
-          </w:tcPr>
-          <w:p>
-            <w:pPr>
-              <w:spacing w:line="240" w:lineRule="auto" w:before="0" w:after="0"/>
-              <w:jc w:val="left"/>
-            </w:pPr>
-            <w:r>
-              <w:rPr>
-                <w:rFonts w:ascii="Times New Roman" w:hAnsi="Times New Roman" w:eastAsia="Times New Roman"/>
-                <w:b w:val="0"/>
-                <w:i w:val="0"/>
-                <w:sz w:val="20"/>
-              </w:rPr>
-              <w:t>К5. Техническое оснащение</w:t>
-            </w:r>
-          </w:p>
-        </w:tc>
-        <w:tc>
-          <w:tcPr>
-            <w:tcW w:type="dxa" w:w="1723"/>
-            <w:tcMar>
-              <w:top w:w="55" w:type="dxa"/>
-              <w:start w:w="65" w:type="dxa"/>
-              <w:bottom w:w="55" w:type="dxa"/>
-              <w:end w:w="65" w:type="dxa"/>
-            </w:tcMar>
-            <w:vAlign w:val="center"/>
-          </w:tcPr>
-          <w:p>
-            <w:pPr>
-              <w:spacing w:line="240" w:lineRule="auto" w:before="0" w:after="0"/>
-              <w:jc w:val="left"/>
-            </w:pPr>
-            <w:r>
-              <w:rPr>
-                <w:rFonts w:ascii="Times New Roman" w:hAnsi="Times New Roman" w:eastAsia="Times New Roman"/>
-                <w:b w:val="0"/>
-                <w:i w:val="0"/>
-                <w:sz w:val="20"/>
-              </w:rPr>
-              <w:t>3</w:t>
-            </w:r>
-          </w:p>
-        </w:tc>
-        <w:tc>
-          <w:tcPr>
-            <w:tcW w:type="dxa" w:w="1583"/>
-            <w:tcMar>
-              <w:top w:w="55" w:type="dxa"/>
-              <w:start w:w="65" w:type="dxa"/>
-              <w:bottom w:w="55" w:type="dxa"/>
-              <w:end w:w="65" w:type="dxa"/>
-            </w:tcMar>
-            <w:vAlign w:val="center"/>
-          </w:tcPr>
-          <w:p>
-            <w:pPr>
-              <w:spacing w:line="240" w:lineRule="auto" w:before="0" w:after="0"/>
-              <w:jc w:val="left"/>
-            </w:pPr>
-            <w:r>
-              <w:rPr>
-                <w:rFonts w:ascii="Times New Roman" w:hAnsi="Times New Roman" w:eastAsia="Times New Roman"/>
-                <w:b w:val="0"/>
-                <w:i w:val="0"/>
-                <w:sz w:val="20"/>
-              </w:rPr>
-              <w:t>2</w:t>
-            </w:r>
-          </w:p>
-        </w:tc>
-        <w:tc>
-          <w:tcPr>
-            <w:tcW w:type="dxa" w:w="1237"/>
+            <w:tcW w:type="dxa" w:w="1586"/>
             <w:tcMar>
               <w:top w:w="55" w:type="dxa"/>
               <w:start w:w="65" w:type="dxa"/>
@@ -4807,11 +4360,38 @@
             <w:r>
               <w:rPr>
                 <w:rFonts w:ascii="Times New Roman" w:hAnsi="Times New Roman" w:eastAsia="Times New Roman"/>
-                <w:b w:val="0"/>
+                <w:b/>
                 <w:i w:val="0"/>
                 <w:sz w:val="20"/>
               </w:rPr>
-              <w:t>6–7</w:t>
+              <w:t>11</w:t>
+            </w:r>
+          </w:p>
+        </w:tc>
+        <w:tc>
+          <w:tcPr>
+            <w:tcW w:type="dxa" w:w="1241"/>
+            <w:tcMar>
+              <w:top w:w="55" w:type="dxa"/>
+              <w:start w:w="65" w:type="dxa"/>
+              <w:bottom w:w="55" w:type="dxa"/>
+              <w:end w:w="65" w:type="dxa"/>
+            </w:tcMar>
+            <w:vAlign w:val="center"/>
+          </w:tcPr>
+          <w:p>
+            <w:pPr>
+              <w:spacing w:line="240" w:lineRule="auto" w:before="0" w:after="0"/>
+              <w:jc w:val="left"/>
+            </w:pPr>
+            <w:r>
+              <w:rPr>
+                <w:rFonts w:ascii="Times New Roman" w:hAnsi="Times New Roman" w:eastAsia="Times New Roman"/>
+                <w:b/>
+                <w:i w:val="0"/>
+                <w:sz w:val="20"/>
+              </w:rPr>
+              <w:t>3</w:t>
             </w:r>
           </w:p>
         </w:tc>
@@ -4822,7 +4402,7 @@
         </w:trPr>
         <w:tc>
           <w:tcPr>
-            <w:tcW w:type="dxa" w:w="3573"/>
+            <w:tcW w:type="dxa" w:w="3562"/>
             <w:tcMar>
               <w:top w:w="55" w:type="dxa"/>
               <w:start w:w="65" w:type="dxa"/>
@@ -4843,13 +4423,320 @@
                 <w:i w:val="0"/>
                 <w:sz w:val="20"/>
               </w:rPr>
-              <w:t>К6. Полоса и слоты</w:t>
+              <w:t>К3. Транспортная связность</w:t>
             </w:r>
           </w:p>
         </w:tc>
         <w:tc>
           <w:tcPr>
-            <w:tcW w:type="dxa" w:w="1723"/>
+            <w:tcW w:type="dxa" w:w="1727"/>
+            <w:tcMar>
+              <w:top w:w="55" w:type="dxa"/>
+              <w:start w:w="65" w:type="dxa"/>
+              <w:bottom w:w="55" w:type="dxa"/>
+              <w:end w:w="65" w:type="dxa"/>
+            </w:tcMar>
+            <w:vAlign w:val="center"/>
+          </w:tcPr>
+          <w:p>
+            <w:pPr>
+              <w:spacing w:line="240" w:lineRule="auto" w:before="0" w:after="0"/>
+              <w:jc w:val="left"/>
+            </w:pPr>
+            <w:r>
+              <w:rPr>
+                <w:rFonts w:ascii="Times New Roman" w:hAnsi="Times New Roman" w:eastAsia="Times New Roman"/>
+                <w:b w:val="0"/>
+                <w:i w:val="0"/>
+                <w:sz w:val="20"/>
+              </w:rPr>
+              <w:t>4</w:t>
+            </w:r>
+          </w:p>
+        </w:tc>
+        <w:tc>
+          <w:tcPr>
+            <w:tcW w:type="dxa" w:w="1586"/>
+            <w:tcMar>
+              <w:top w:w="55" w:type="dxa"/>
+              <w:start w:w="65" w:type="dxa"/>
+              <w:bottom w:w="55" w:type="dxa"/>
+              <w:end w:w="65" w:type="dxa"/>
+            </w:tcMar>
+            <w:vAlign w:val="center"/>
+          </w:tcPr>
+          <w:p>
+            <w:pPr>
+              <w:spacing w:line="240" w:lineRule="auto" w:before="0" w:after="0"/>
+              <w:jc w:val="left"/>
+            </w:pPr>
+            <w:r>
+              <w:rPr>
+                <w:rFonts w:ascii="Times New Roman" w:hAnsi="Times New Roman" w:eastAsia="Times New Roman"/>
+                <w:b w:val="0"/>
+                <w:i w:val="0"/>
+                <w:sz w:val="20"/>
+              </w:rPr>
+              <w:t>6</w:t>
+            </w:r>
+          </w:p>
+        </w:tc>
+        <w:tc>
+          <w:tcPr>
+            <w:tcW w:type="dxa" w:w="1239"/>
+            <w:tcMar>
+              <w:top w:w="55" w:type="dxa"/>
+              <w:start w:w="65" w:type="dxa"/>
+              <w:bottom w:w="55" w:type="dxa"/>
+              <w:end w:w="65" w:type="dxa"/>
+            </w:tcMar>
+            <w:vAlign w:val="center"/>
+          </w:tcPr>
+          <w:p>
+            <w:pPr>
+              <w:spacing w:line="240" w:lineRule="auto" w:before="0" w:after="0"/>
+              <w:jc w:val="left"/>
+            </w:pPr>
+            <w:r>
+              <w:rPr>
+                <w:rFonts w:ascii="Times New Roman" w:hAnsi="Times New Roman" w:eastAsia="Times New Roman"/>
+                <w:b w:val="0"/>
+                <w:i w:val="0"/>
+                <w:sz w:val="20"/>
+              </w:rPr>
+              <w:t>10</w:t>
+            </w:r>
+          </w:p>
+        </w:tc>
+        <w:tc>
+          <w:tcPr>
+            <w:tcW w:type="dxa" w:w="1241"/>
+            <w:tcMar>
+              <w:top w:w="55" w:type="dxa"/>
+              <w:start w:w="65" w:type="dxa"/>
+              <w:bottom w:w="55" w:type="dxa"/>
+              <w:end w:w="65" w:type="dxa"/>
+            </w:tcMar>
+            <w:vAlign w:val="center"/>
+          </w:tcPr>
+          <w:p>
+            <w:pPr>
+              <w:spacing w:line="240" w:lineRule="auto" w:before="0" w:after="0"/>
+              <w:jc w:val="left"/>
+            </w:pPr>
+            <w:r>
+              <w:rPr>
+                <w:rFonts w:ascii="Times New Roman" w:hAnsi="Times New Roman" w:eastAsia="Times New Roman"/>
+                <w:b w:val="0"/>
+                <w:i w:val="0"/>
+                <w:sz w:val="20"/>
+              </w:rPr>
+              <w:t>4</w:t>
+            </w:r>
+          </w:p>
+        </w:tc>
+      </w:tr>
+      <w:tr>
+        <w:trPr>
+          <w:cantSplit/>
+        </w:trPr>
+        <w:tc>
+          <w:tcPr>
+            <w:tcW w:type="dxa" w:w="3562"/>
+            <w:tcMar>
+              <w:top w:w="55" w:type="dxa"/>
+              <w:start w:w="65" w:type="dxa"/>
+              <w:bottom w:w="55" w:type="dxa"/>
+              <w:end w:w="65" w:type="dxa"/>
+            </w:tcMar>
+            <w:vAlign w:val="center"/>
+          </w:tcPr>
+          <w:p>
+            <w:pPr>
+              <w:spacing w:line="240" w:lineRule="auto" w:before="0" w:after="0"/>
+              <w:jc w:val="left"/>
+            </w:pPr>
+            <w:r>
+              <w:rPr>
+                <w:rFonts w:ascii="Times New Roman" w:hAnsi="Times New Roman" w:eastAsia="Times New Roman"/>
+                <w:b w:val="0"/>
+                <w:i w:val="0"/>
+                <w:sz w:val="20"/>
+              </w:rPr>
+              <w:t>К7. Сервис и персонал</w:t>
+            </w:r>
+          </w:p>
+        </w:tc>
+        <w:tc>
+          <w:tcPr>
+            <w:tcW w:type="dxa" w:w="1727"/>
+            <w:tcMar>
+              <w:top w:w="55" w:type="dxa"/>
+              <w:start w:w="65" w:type="dxa"/>
+              <w:bottom w:w="55" w:type="dxa"/>
+              <w:end w:w="65" w:type="dxa"/>
+            </w:tcMar>
+            <w:vAlign w:val="center"/>
+          </w:tcPr>
+          <w:p>
+            <w:pPr>
+              <w:spacing w:line="240" w:lineRule="auto" w:before="0" w:after="0"/>
+              <w:jc w:val="left"/>
+            </w:pPr>
+            <w:r>
+              <w:rPr>
+                <w:rFonts w:ascii="Times New Roman" w:hAnsi="Times New Roman" w:eastAsia="Times New Roman"/>
+                <w:b w:val="0"/>
+                <w:i w:val="0"/>
+                <w:sz w:val="20"/>
+              </w:rPr>
+              <w:t>5</w:t>
+            </w:r>
+          </w:p>
+        </w:tc>
+        <w:tc>
+          <w:tcPr>
+            <w:tcW w:type="dxa" w:w="1586"/>
+            <w:tcMar>
+              <w:top w:w="55" w:type="dxa"/>
+              <w:start w:w="65" w:type="dxa"/>
+              <w:bottom w:w="55" w:type="dxa"/>
+              <w:end w:w="65" w:type="dxa"/>
+            </w:tcMar>
+            <w:vAlign w:val="center"/>
+          </w:tcPr>
+          <w:p>
+            <w:pPr>
+              <w:spacing w:line="240" w:lineRule="auto" w:before="0" w:after="0"/>
+              <w:jc w:val="left"/>
+            </w:pPr>
+            <w:r>
+              <w:rPr>
+                <w:rFonts w:ascii="Times New Roman" w:hAnsi="Times New Roman" w:eastAsia="Times New Roman"/>
+                <w:b w:val="0"/>
+                <w:i w:val="0"/>
+                <w:sz w:val="20"/>
+              </w:rPr>
+              <w:t>4</w:t>
+            </w:r>
+          </w:p>
+        </w:tc>
+        <w:tc>
+          <w:tcPr>
+            <w:tcW w:type="dxa" w:w="1239"/>
+            <w:tcMar>
+              <w:top w:w="55" w:type="dxa"/>
+              <w:start w:w="65" w:type="dxa"/>
+              <w:bottom w:w="55" w:type="dxa"/>
+              <w:end w:w="65" w:type="dxa"/>
+            </w:tcMar>
+            <w:vAlign w:val="center"/>
+          </w:tcPr>
+          <w:p>
+            <w:pPr>
+              <w:spacing w:line="240" w:lineRule="auto" w:before="0" w:after="0"/>
+              <w:jc w:val="left"/>
+            </w:pPr>
+            <w:r>
+              <w:rPr>
+                <w:rFonts w:ascii="Times New Roman" w:hAnsi="Times New Roman" w:eastAsia="Times New Roman"/>
+                <w:b w:val="0"/>
+                <w:i w:val="0"/>
+                <w:sz w:val="20"/>
+              </w:rPr>
+              <w:t>9</w:t>
+            </w:r>
+          </w:p>
+        </w:tc>
+        <w:tc>
+          <w:tcPr>
+            <w:tcW w:type="dxa" w:w="1241"/>
+            <w:tcMar>
+              <w:top w:w="55" w:type="dxa"/>
+              <w:start w:w="65" w:type="dxa"/>
+              <w:bottom w:w="55" w:type="dxa"/>
+              <w:end w:w="65" w:type="dxa"/>
+            </w:tcMar>
+            <w:vAlign w:val="center"/>
+          </w:tcPr>
+          <w:p>
+            <w:pPr>
+              <w:spacing w:line="240" w:lineRule="auto" w:before="0" w:after="0"/>
+              <w:jc w:val="left"/>
+            </w:pPr>
+            <w:r>
+              <w:rPr>
+                <w:rFonts w:ascii="Times New Roman" w:hAnsi="Times New Roman" w:eastAsia="Times New Roman"/>
+                <w:b w:val="0"/>
+                <w:i w:val="0"/>
+                <w:sz w:val="20"/>
+              </w:rPr>
+              <w:t>5</w:t>
+            </w:r>
+          </w:p>
+        </w:tc>
+      </w:tr>
+      <w:tr>
+        <w:trPr>
+          <w:cantSplit/>
+        </w:trPr>
+        <w:tc>
+          <w:tcPr>
+            <w:tcW w:type="dxa" w:w="3562"/>
+            <w:tcMar>
+              <w:top w:w="55" w:type="dxa"/>
+              <w:start w:w="65" w:type="dxa"/>
+              <w:bottom w:w="55" w:type="dxa"/>
+              <w:end w:w="65" w:type="dxa"/>
+            </w:tcMar>
+            <w:vAlign w:val="center"/>
+          </w:tcPr>
+          <w:p>
+            <w:pPr>
+              <w:spacing w:line="240" w:lineRule="auto" w:before="0" w:after="0"/>
+              <w:jc w:val="left"/>
+            </w:pPr>
+            <w:r>
+              <w:rPr>
+                <w:rFonts w:ascii="Times New Roman" w:hAnsi="Times New Roman" w:eastAsia="Times New Roman"/>
+                <w:b w:val="0"/>
+                <w:i w:val="0"/>
+                <w:sz w:val="20"/>
+              </w:rPr>
+              <w:t>К5. Техническое оснащение</w:t>
+            </w:r>
+          </w:p>
+        </w:tc>
+        <w:tc>
+          <w:tcPr>
+            <w:tcW w:type="dxa" w:w="1727"/>
+            <w:tcMar>
+              <w:top w:w="55" w:type="dxa"/>
+              <w:start w:w="65" w:type="dxa"/>
+              <w:bottom w:w="55" w:type="dxa"/>
+              <w:end w:w="65" w:type="dxa"/>
+            </w:tcMar>
+            <w:vAlign w:val="center"/>
+          </w:tcPr>
+          <w:p>
+            <w:pPr>
+              <w:spacing w:line="240" w:lineRule="auto" w:before="0" w:after="0"/>
+              <w:jc w:val="left"/>
+            </w:pPr>
+            <w:r>
+              <w:rPr>
+                <w:rFonts w:ascii="Times New Roman" w:hAnsi="Times New Roman" w:eastAsia="Times New Roman"/>
+                <w:b w:val="0"/>
+                <w:i w:val="0"/>
+                <w:sz w:val="20"/>
+              </w:rPr>
+              <w:t>3</w:t>
+            </w:r>
+          </w:p>
+        </w:tc>
+        <w:tc>
+          <w:tcPr>
+            <w:tcW w:type="dxa" w:w="1586"/>
             <w:tcMar>
               <w:top w:w="55" w:type="dxa"/>
               <w:start w:w="65" w:type="dxa"/>
@@ -4876,34 +4763,7 @@
         </w:tc>
         <w:tc>
           <w:tcPr>
-            <w:tcW w:type="dxa" w:w="1583"/>
-            <w:tcMar>
-              <w:top w:w="55" w:type="dxa"/>
-              <w:start w:w="65" w:type="dxa"/>
-              <w:bottom w:w="55" w:type="dxa"/>
-              <w:end w:w="65" w:type="dxa"/>
-            </w:tcMar>
-            <w:vAlign w:val="center"/>
-          </w:tcPr>
-          <w:p>
-            <w:pPr>
-              <w:spacing w:line="240" w:lineRule="auto" w:before="0" w:after="0"/>
-              <w:jc w:val="left"/>
-            </w:pPr>
-            <w:r>
-              <w:rPr>
-                <w:rFonts w:ascii="Times New Roman" w:hAnsi="Times New Roman" w:eastAsia="Times New Roman"/>
-                <w:b w:val="0"/>
-                <w:i w:val="0"/>
-                <w:sz w:val="20"/>
-              </w:rPr>
-              <w:t>3</w:t>
-            </w:r>
-          </w:p>
-        </w:tc>
-        <w:tc>
-          <w:tcPr>
-            <w:tcW w:type="dxa" w:w="1237"/>
+            <w:tcW w:type="dxa" w:w="1239"/>
             <w:tcMar>
               <w:top w:w="55" w:type="dxa"/>
               <w:start w:w="65" w:type="dxa"/>
@@ -4930,7 +4790,7 @@
         </w:tc>
         <w:tc>
           <w:tcPr>
-            <w:tcW w:type="dxa" w:w="1239"/>
+            <w:tcW w:type="dxa" w:w="1241"/>
             <w:tcMar>
               <w:top w:w="55" w:type="dxa"/>
               <w:start w:w="65" w:type="dxa"/>
@@ -4962,7 +4822,147 @@
         </w:trPr>
         <w:tc>
           <w:tcPr>
-            <w:tcW w:type="dxa" w:w="3573"/>
+            <w:tcW w:type="dxa" w:w="3562"/>
+            <w:tcMar>
+              <w:top w:w="55" w:type="dxa"/>
+              <w:start w:w="65" w:type="dxa"/>
+              <w:bottom w:w="55" w:type="dxa"/>
+              <w:end w:w="65" w:type="dxa"/>
+            </w:tcMar>
+            <w:vAlign w:val="center"/>
+          </w:tcPr>
+          <w:p>
+            <w:pPr>
+              <w:spacing w:line="240" w:lineRule="auto" w:before="0" w:after="0"/>
+              <w:jc w:val="left"/>
+            </w:pPr>
+            <w:r>
+              <w:rPr>
+                <w:rFonts w:ascii="Times New Roman" w:hAnsi="Times New Roman" w:eastAsia="Times New Roman"/>
+                <w:b w:val="0"/>
+                <w:i w:val="0"/>
+                <w:sz w:val="20"/>
+              </w:rPr>
+              <w:t>К6. Полоса и слоты</w:t>
+            </w:r>
+          </w:p>
+        </w:tc>
+        <w:tc>
+          <w:tcPr>
+            <w:tcW w:type="dxa" w:w="1727"/>
+            <w:tcMar>
+              <w:top w:w="55" w:type="dxa"/>
+              <w:start w:w="65" w:type="dxa"/>
+              <w:bottom w:w="55" w:type="dxa"/>
+              <w:end w:w="65" w:type="dxa"/>
+            </w:tcMar>
+            <w:vAlign w:val="center"/>
+          </w:tcPr>
+          <w:p>
+            <w:pPr>
+              <w:spacing w:line="240" w:lineRule="auto" w:before="0" w:after="0"/>
+              <w:jc w:val="left"/>
+            </w:pPr>
+            <w:r>
+              <w:rPr>
+                <w:rFonts w:ascii="Times New Roman" w:hAnsi="Times New Roman" w:eastAsia="Times New Roman"/>
+                <w:b w:val="0"/>
+                <w:i w:val="0"/>
+                <w:sz w:val="20"/>
+              </w:rPr>
+              <w:t>2</w:t>
+            </w:r>
+          </w:p>
+        </w:tc>
+        <w:tc>
+          <w:tcPr>
+            <w:tcW w:type="dxa" w:w="1586"/>
+            <w:tcMar>
+              <w:top w:w="55" w:type="dxa"/>
+              <w:start w:w="65" w:type="dxa"/>
+              <w:bottom w:w="55" w:type="dxa"/>
+              <w:end w:w="65" w:type="dxa"/>
+            </w:tcMar>
+            <w:vAlign w:val="center"/>
+          </w:tcPr>
+          <w:p>
+            <w:pPr>
+              <w:spacing w:line="240" w:lineRule="auto" w:before="0" w:after="0"/>
+              <w:jc w:val="left"/>
+            </w:pPr>
+            <w:r>
+              <w:rPr>
+                <w:rFonts w:ascii="Times New Roman" w:hAnsi="Times New Roman" w:eastAsia="Times New Roman"/>
+                <w:b w:val="0"/>
+                <w:i w:val="0"/>
+                <w:sz w:val="20"/>
+              </w:rPr>
+              <w:t>3</w:t>
+            </w:r>
+          </w:p>
+        </w:tc>
+        <w:tc>
+          <w:tcPr>
+            <w:tcW w:type="dxa" w:w="1239"/>
+            <w:tcMar>
+              <w:top w:w="55" w:type="dxa"/>
+              <w:start w:w="65" w:type="dxa"/>
+              <w:bottom w:w="55" w:type="dxa"/>
+              <w:end w:w="65" w:type="dxa"/>
+            </w:tcMar>
+            <w:vAlign w:val="center"/>
+          </w:tcPr>
+          <w:p>
+            <w:pPr>
+              <w:spacing w:line="240" w:lineRule="auto" w:before="0" w:after="0"/>
+              <w:jc w:val="left"/>
+            </w:pPr>
+            <w:r>
+              <w:rPr>
+                <w:rFonts w:ascii="Times New Roman" w:hAnsi="Times New Roman" w:eastAsia="Times New Roman"/>
+                <w:b w:val="0"/>
+                <w:i w:val="0"/>
+                <w:sz w:val="20"/>
+              </w:rPr>
+              <w:t>5</w:t>
+            </w:r>
+          </w:p>
+        </w:tc>
+        <w:tc>
+          <w:tcPr>
+            <w:tcW w:type="dxa" w:w="1241"/>
+            <w:tcMar>
+              <w:top w:w="55" w:type="dxa"/>
+              <w:start w:w="65" w:type="dxa"/>
+              <w:bottom w:w="55" w:type="dxa"/>
+              <w:end w:w="65" w:type="dxa"/>
+            </w:tcMar>
+            <w:vAlign w:val="center"/>
+          </w:tcPr>
+          <w:p>
+            <w:pPr>
+              <w:spacing w:line="240" w:lineRule="auto" w:before="0" w:after="0"/>
+              <w:jc w:val="left"/>
+            </w:pPr>
+            <w:r>
+              <w:rPr>
+                <w:rFonts w:ascii="Times New Roman" w:hAnsi="Times New Roman" w:eastAsia="Times New Roman"/>
+                <w:b w:val="0"/>
+                <w:i w:val="0"/>
+                <w:sz w:val="20"/>
+              </w:rPr>
+              <w:t>6–7</w:t>
+            </w:r>
+          </w:p>
+        </w:tc>
+      </w:tr>
+      <w:tr>
+        <w:trPr>
+          <w:cantSplit/>
+        </w:trPr>
+        <w:tc>
+          <w:tcPr>
+            <w:tcW w:type="dxa" w:w="3562"/>
             <w:tcMar>
               <w:top w:w="55" w:type="dxa"/>
               <w:start w:w="65" w:type="dxa"/>
@@ -4989,7 +4989,7 @@
         </w:tc>
         <w:tc>
           <w:tcPr>
-            <w:tcW w:type="dxa" w:w="1723"/>
+            <w:tcW w:type="dxa" w:w="1727"/>
             <w:tcMar>
               <w:top w:w="55" w:type="dxa"/>
               <w:start w:w="65" w:type="dxa"/>
@@ -5016,7 +5016,7 @@
         </w:tc>
         <w:tc>
           <w:tcPr>
-            <w:tcW w:type="dxa" w:w="1583"/>
+            <w:tcW w:type="dxa" w:w="1586"/>
             <w:tcMar>
               <w:top w:w="55" w:type="dxa"/>
               <w:start w:w="65" w:type="dxa"/>
@@ -5043,7 +5043,7 @@
         </w:tc>
         <w:tc>
           <w:tcPr>
-            <w:tcW w:type="dxa" w:w="1237"/>
+            <w:tcW w:type="dxa" w:w="1239"/>
             <w:tcMar>
               <w:top w:w="55" w:type="dxa"/>
               <w:start w:w="65" w:type="dxa"/>
@@ -5070,7 +5070,7 @@
         </w:tc>
         <w:tc>
           <w:tcPr>
-            <w:tcW w:type="dxa" w:w="1239"/>
+            <w:tcW w:type="dxa" w:w="1241"/>
             <w:tcMar>
               <w:top w:w="55" w:type="dxa"/>
               <w:start w:w="65" w:type="dxa"/>
@@ -5154,7 +5154,7 @@
           <w:i w:val="0"/>
           <w:sz w:val="28"/>
         </w:rPr>
-        <w:t>К1 — ожидаемый эффект для качества обслуживания (вес 0,6):</w:t>
+        <w:t>К1 - ожидаемый эффект для качества обслуживания (вес 0,6):</w:t>
       </w:r>
       <w:r>
         <w:rPr>
@@ -5188,7 +5188,7 @@
           <w:i w:val="0"/>
           <w:sz w:val="28"/>
         </w:rPr>
-        <w:t>К2 — реализуемость в течение одного года (вес 0,4):</w:t>
+        <w:t>К2 - реализуемость в течение одного года (вес 0,4):</w:t>
       </w:r>
       <w:r>
         <w:rPr>
@@ -5242,11 +5242,11 @@
         <w:tblLayout w:type="fixed"/>
       </w:tblPr>
       <w:tblGrid>
-        <w:gridCol w:w="3502"/>
-        <w:gridCol w:w="1212"/>
-        <w:gridCol w:w="1262"/>
-        <w:gridCol w:w="1212"/>
-        <w:gridCol w:w="2167"/>
+        <w:gridCol w:w="3554"/>
+        <w:gridCol w:w="1237"/>
+        <w:gridCol w:w="1288"/>
+        <w:gridCol w:w="1237"/>
+        <w:gridCol w:w="2039"/>
       </w:tblGrid>
       <w:tr>
         <w:trPr>
@@ -5255,7 +5255,7 @@
         </w:trPr>
         <w:tc>
           <w:tcPr>
-            <w:tcW w:type="dxa" w:w="3502"/>
+            <w:tcW w:type="dxa" w:w="3554"/>
             <w:tcMar>
               <w:top w:w="55" w:type="dxa"/>
               <w:start w:w="65" w:type="dxa"/>
@@ -5283,7 +5283,7 @@
         </w:tc>
         <w:tc>
           <w:tcPr>
-            <w:tcW w:type="dxa" w:w="1212"/>
+            <w:tcW w:type="dxa" w:w="1237"/>
             <w:tcMar>
               <w:top w:w="55" w:type="dxa"/>
               <w:start w:w="65" w:type="dxa"/>
@@ -5311,7 +5311,7 @@
         </w:tc>
         <w:tc>
           <w:tcPr>
-            <w:tcW w:type="dxa" w:w="1262"/>
+            <w:tcW w:type="dxa" w:w="1288"/>
             <w:tcMar>
               <w:top w:w="55" w:type="dxa"/>
               <w:start w:w="65" w:type="dxa"/>
@@ -5339,7 +5339,7 @@
         </w:tc>
         <w:tc>
           <w:tcPr>
-            <w:tcW w:type="dxa" w:w="1212"/>
+            <w:tcW w:type="dxa" w:w="1237"/>
             <w:tcMar>
               <w:top w:w="55" w:type="dxa"/>
               <w:start w:w="65" w:type="dxa"/>
@@ -5367,7 +5367,7 @@
         </w:tc>
         <w:tc>
           <w:tcPr>
-            <w:tcW w:type="dxa" w:w="2167"/>
+            <w:tcW w:type="dxa" w:w="2039"/>
             <w:tcMar>
               <w:top w:w="55" w:type="dxa"/>
               <w:start w:w="65" w:type="dxa"/>
@@ -5400,7 +5400,7 @@
         </w:trPr>
         <w:tc>
           <w:tcPr>
-            <w:tcW w:type="dxa" w:w="3502"/>
+            <w:tcW w:type="dxa" w:w="3554"/>
             <w:tcMar>
               <w:top w:w="55" w:type="dxa"/>
               <w:start w:w="65" w:type="dxa"/>
@@ -5427,7 +5427,7 @@
         </w:tc>
         <w:tc>
           <w:tcPr>
-            <w:tcW w:type="dxa" w:w="1212"/>
+            <w:tcW w:type="dxa" w:w="1237"/>
             <w:tcMar>
               <w:top w:w="55" w:type="dxa"/>
               <w:start w:w="65" w:type="dxa"/>
@@ -5454,7 +5454,7 @@
         </w:tc>
         <w:tc>
           <w:tcPr>
-            <w:tcW w:type="dxa" w:w="1262"/>
+            <w:tcW w:type="dxa" w:w="1288"/>
             <w:tcMar>
               <w:top w:w="55" w:type="dxa"/>
               <w:start w:w="65" w:type="dxa"/>
@@ -5481,7 +5481,7 @@
         </w:tc>
         <w:tc>
           <w:tcPr>
-            <w:tcW w:type="dxa" w:w="1212"/>
+            <w:tcW w:type="dxa" w:w="1237"/>
             <w:tcMar>
               <w:top w:w="55" w:type="dxa"/>
               <w:start w:w="65" w:type="dxa"/>
@@ -5508,7 +5508,7 @@
         </w:tc>
         <w:tc>
           <w:tcPr>
-            <w:tcW w:type="dxa" w:w="2167"/>
+            <w:tcW w:type="dxa" w:w="2039"/>
             <w:tcMar>
               <w:top w:w="55" w:type="dxa"/>
               <w:start w:w="65" w:type="dxa"/>
@@ -5540,7 +5540,7 @@
         </w:trPr>
         <w:tc>
           <w:tcPr>
-            <w:tcW w:type="dxa" w:w="3502"/>
+            <w:tcW w:type="dxa" w:w="3554"/>
             <w:tcMar>
               <w:top w:w="55" w:type="dxa"/>
               <w:start w:w="65" w:type="dxa"/>
@@ -5567,7 +5567,7 @@
         </w:tc>
         <w:tc>
           <w:tcPr>
-            <w:tcW w:type="dxa" w:w="1212"/>
+            <w:tcW w:type="dxa" w:w="1237"/>
             <w:tcMar>
               <w:top w:w="55" w:type="dxa"/>
               <w:start w:w="65" w:type="dxa"/>
@@ -5594,7 +5594,7 @@
         </w:tc>
         <w:tc>
           <w:tcPr>
-            <w:tcW w:type="dxa" w:w="1262"/>
+            <w:tcW w:type="dxa" w:w="1288"/>
             <w:tcMar>
               <w:top w:w="55" w:type="dxa"/>
               <w:start w:w="65" w:type="dxa"/>
@@ -5621,7 +5621,7 @@
         </w:tc>
         <w:tc>
           <w:tcPr>
-            <w:tcW w:type="dxa" w:w="1212"/>
+            <w:tcW w:type="dxa" w:w="1237"/>
             <w:tcMar>
               <w:top w:w="55" w:type="dxa"/>
               <w:start w:w="65" w:type="dxa"/>
@@ -5648,7 +5648,7 @@
         </w:tc>
         <w:tc>
           <w:tcPr>
-            <w:tcW w:type="dxa" w:w="2167"/>
+            <w:tcW w:type="dxa" w:w="2039"/>
             <w:tcMar>
               <w:top w:w="55" w:type="dxa"/>
               <w:start w:w="65" w:type="dxa"/>
@@ -5680,7 +5680,7 @@
         </w:trPr>
         <w:tc>
           <w:tcPr>
-            <w:tcW w:type="dxa" w:w="3502"/>
+            <w:tcW w:type="dxa" w:w="3554"/>
             <w:tcMar>
               <w:top w:w="55" w:type="dxa"/>
               <w:start w:w="65" w:type="dxa"/>
@@ -5707,7 +5707,7 @@
         </w:tc>
         <w:tc>
           <w:tcPr>
-            <w:tcW w:type="dxa" w:w="1212"/>
+            <w:tcW w:type="dxa" w:w="1237"/>
             <w:tcMar>
               <w:top w:w="55" w:type="dxa"/>
               <w:start w:w="65" w:type="dxa"/>
@@ -5734,7 +5734,7 @@
         </w:tc>
         <w:tc>
           <w:tcPr>
-            <w:tcW w:type="dxa" w:w="1262"/>
+            <w:tcW w:type="dxa" w:w="1288"/>
             <w:tcMar>
               <w:top w:w="55" w:type="dxa"/>
               <w:start w:w="65" w:type="dxa"/>
@@ -5761,7 +5761,7 @@
         </w:tc>
         <w:tc>
           <w:tcPr>
-            <w:tcW w:type="dxa" w:w="1212"/>
+            <w:tcW w:type="dxa" w:w="1237"/>
             <w:tcMar>
               <w:top w:w="55" w:type="dxa"/>
               <w:start w:w="65" w:type="dxa"/>
@@ -5788,7 +5788,7 @@
         </w:tc>
         <w:tc>
           <w:tcPr>
-            <w:tcW w:type="dxa" w:w="2167"/>
+            <w:tcW w:type="dxa" w:w="2039"/>
             <w:tcMar>
               <w:top w:w="55" w:type="dxa"/>
               <w:start w:w="65" w:type="dxa"/>
@@ -5820,7 +5820,7 @@
         </w:trPr>
         <w:tc>
           <w:tcPr>
-            <w:tcW w:type="dxa" w:w="3502"/>
+            <w:tcW w:type="dxa" w:w="3554"/>
             <w:tcMar>
               <w:top w:w="55" w:type="dxa"/>
               <w:start w:w="65" w:type="dxa"/>
@@ -5847,7 +5847,7 @@
         </w:tc>
         <w:tc>
           <w:tcPr>
-            <w:tcW w:type="dxa" w:w="1212"/>
+            <w:tcW w:type="dxa" w:w="1237"/>
             <w:tcMar>
               <w:top w:w="55" w:type="dxa"/>
               <w:start w:w="65" w:type="dxa"/>
@@ -5874,7 +5874,7 @@
         </w:tc>
         <w:tc>
           <w:tcPr>
-            <w:tcW w:type="dxa" w:w="1262"/>
+            <w:tcW w:type="dxa" w:w="1288"/>
             <w:tcMar>
               <w:top w:w="55" w:type="dxa"/>
               <w:start w:w="65" w:type="dxa"/>
@@ -5901,7 +5901,7 @@
         </w:tc>
         <w:tc>
           <w:tcPr>
-            <w:tcW w:type="dxa" w:w="1212"/>
+            <w:tcW w:type="dxa" w:w="1237"/>
             <w:tcMar>
               <w:top w:w="55" w:type="dxa"/>
               <w:start w:w="65" w:type="dxa"/>
@@ -5928,7 +5928,7 @@
         </w:tc>
         <w:tc>
           <w:tcPr>
-            <w:tcW w:type="dxa" w:w="2167"/>
+            <w:tcW w:type="dxa" w:w="2039"/>
             <w:tcMar>
               <w:top w:w="55" w:type="dxa"/>
               <w:start w:w="65" w:type="dxa"/>
@@ -5960,7 +5960,7 @@
         </w:trPr>
         <w:tc>
           <w:tcPr>
-            <w:tcW w:type="dxa" w:w="3502"/>
+            <w:tcW w:type="dxa" w:w="3554"/>
             <w:tcMar>
               <w:top w:w="55" w:type="dxa"/>
               <w:start w:w="65" w:type="dxa"/>
@@ -5987,7 +5987,7 @@
         </w:tc>
         <w:tc>
           <w:tcPr>
-            <w:tcW w:type="dxa" w:w="1212"/>
+            <w:tcW w:type="dxa" w:w="1237"/>
             <w:tcMar>
               <w:top w:w="55" w:type="dxa"/>
               <w:start w:w="65" w:type="dxa"/>
@@ -6014,7 +6014,7 @@
         </w:tc>
         <w:tc>
           <w:tcPr>
-            <w:tcW w:type="dxa" w:w="1262"/>
+            <w:tcW w:type="dxa" w:w="1288"/>
             <w:tcMar>
               <w:top w:w="55" w:type="dxa"/>
               <w:start w:w="65" w:type="dxa"/>
@@ -6041,7 +6041,7 @@
         </w:tc>
         <w:tc>
           <w:tcPr>
-            <w:tcW w:type="dxa" w:w="1212"/>
+            <w:tcW w:type="dxa" w:w="1237"/>
             <w:tcMar>
               <w:top w:w="55" w:type="dxa"/>
               <w:start w:w="65" w:type="dxa"/>
@@ -6068,7 +6068,7 @@
         </w:tc>
         <w:tc>
           <w:tcPr>
-            <w:tcW w:type="dxa" w:w="2167"/>
+            <w:tcW w:type="dxa" w:w="2039"/>
             <w:tcMar>
               <w:top w:w="55" w:type="dxa"/>
               <w:start w:w="65" w:type="dxa"/>
@@ -6100,7 +6100,7 @@
         </w:trPr>
         <w:tc>
           <w:tcPr>
-            <w:tcW w:type="dxa" w:w="3502"/>
+            <w:tcW w:type="dxa" w:w="3554"/>
             <w:tcMar>
               <w:top w:w="55" w:type="dxa"/>
               <w:start w:w="65" w:type="dxa"/>
@@ -6127,7 +6127,7 @@
         </w:tc>
         <w:tc>
           <w:tcPr>
-            <w:tcW w:type="dxa" w:w="1212"/>
+            <w:tcW w:type="dxa" w:w="1237"/>
             <w:tcMar>
               <w:top w:w="55" w:type="dxa"/>
               <w:start w:w="65" w:type="dxa"/>
@@ -6154,7 +6154,7 @@
         </w:tc>
         <w:tc>
           <w:tcPr>
-            <w:tcW w:type="dxa" w:w="1262"/>
+            <w:tcW w:type="dxa" w:w="1288"/>
             <w:tcMar>
               <w:top w:w="55" w:type="dxa"/>
               <w:start w:w="65" w:type="dxa"/>
@@ -6181,7 +6181,7 @@
         </w:tc>
         <w:tc>
           <w:tcPr>
-            <w:tcW w:type="dxa" w:w="1212"/>
+            <w:tcW w:type="dxa" w:w="1237"/>
             <w:tcMar>
               <w:top w:w="55" w:type="dxa"/>
               <w:start w:w="65" w:type="dxa"/>
@@ -6208,7 +6208,7 @@
         </w:tc>
         <w:tc>
           <w:tcPr>
-            <w:tcW w:type="dxa" w:w="2167"/>
+            <w:tcW w:type="dxa" w:w="2039"/>
             <w:tcMar>
               <w:top w:w="55" w:type="dxa"/>
               <w:start w:w="65" w:type="dxa"/>
@@ -6240,7 +6240,7 @@
         </w:trPr>
         <w:tc>
           <w:tcPr>
-            <w:tcW w:type="dxa" w:w="3502"/>
+            <w:tcW w:type="dxa" w:w="3554"/>
             <w:tcMar>
               <w:top w:w="55" w:type="dxa"/>
               <w:start w:w="65" w:type="dxa"/>
@@ -6267,7 +6267,7 @@
         </w:tc>
         <w:tc>
           <w:tcPr>
-            <w:tcW w:type="dxa" w:w="1212"/>
+            <w:tcW w:type="dxa" w:w="1237"/>
             <w:tcMar>
               <w:top w:w="55" w:type="dxa"/>
               <w:start w:w="65" w:type="dxa"/>
@@ -6294,7 +6294,7 @@
         </w:tc>
         <w:tc>
           <w:tcPr>
-            <w:tcW w:type="dxa" w:w="1262"/>
+            <w:tcW w:type="dxa" w:w="1288"/>
             <w:tcMar>
               <w:top w:w="55" w:type="dxa"/>
               <w:start w:w="65" w:type="dxa"/>
@@ -6321,7 +6321,7 @@
         </w:tc>
         <w:tc>
           <w:tcPr>
-            <w:tcW w:type="dxa" w:w="1212"/>
+            <w:tcW w:type="dxa" w:w="1237"/>
             <w:tcMar>
               <w:top w:w="55" w:type="dxa"/>
               <w:start w:w="65" w:type="dxa"/>
@@ -6348,7 +6348,7 @@
         </w:tc>
         <w:tc>
           <w:tcPr>
-            <w:tcW w:type="dxa" w:w="2167"/>
+            <w:tcW w:type="dxa" w:w="2039"/>
             <w:tcMar>
               <w:top w:w="55" w:type="dxa"/>
               <w:start w:w="65" w:type="dxa"/>
@@ -6380,7 +6380,7 @@
         </w:trPr>
         <w:tc>
           <w:tcPr>
-            <w:tcW w:type="dxa" w:w="3502"/>
+            <w:tcW w:type="dxa" w:w="3554"/>
             <w:tcMar>
               <w:top w:w="55" w:type="dxa"/>
               <w:start w:w="65" w:type="dxa"/>
@@ -6407,7 +6407,7 @@
         </w:tc>
         <w:tc>
           <w:tcPr>
-            <w:tcW w:type="dxa" w:w="1212"/>
+            <w:tcW w:type="dxa" w:w="1237"/>
             <w:tcMar>
               <w:top w:w="55" w:type="dxa"/>
               <w:start w:w="65" w:type="dxa"/>
@@ -6434,7 +6434,7 @@
         </w:tc>
         <w:tc>
           <w:tcPr>
-            <w:tcW w:type="dxa" w:w="1262"/>
+            <w:tcW w:type="dxa" w:w="1288"/>
             <w:tcMar>
               <w:top w:w="55" w:type="dxa"/>
               <w:start w:w="65" w:type="dxa"/>
@@ -6461,7 +6461,7 @@
         </w:tc>
         <w:tc>
           <w:tcPr>
-            <w:tcW w:type="dxa" w:w="1212"/>
+            <w:tcW w:type="dxa" w:w="1237"/>
             <w:tcMar>
               <w:top w:w="55" w:type="dxa"/>
               <w:start w:w="65" w:type="dxa"/>
@@ -6488,7 +6488,7 @@
         </w:tc>
         <w:tc>
           <w:tcPr>
-            <w:tcW w:type="dxa" w:w="2167"/>
+            <w:tcW w:type="dxa" w:w="2039"/>
             <w:tcMar>
               <w:top w:w="55" w:type="dxa"/>
               <w:start w:w="65" w:type="dxa"/>
@@ -6576,6 +6576,7 @@
     </w:p>
     <w:p>
       <w:pPr>
+        <w:keepNext/>
         <w:keepLines/>
         <w:jc w:val="center"/>
       </w:pPr>
@@ -6595,7 +6596,7 @@
                     <pic:cNvPicPr/>
                   </pic:nvPicPr>
                   <pic:blipFill>
-                    <a:blip r:embed="rId11"/>
+                    <a:blip r:embed="rId13"/>
                     <a:stretch>
                       <a:fillRect/>
                     </a:stretch>
@@ -6626,7 +6627,7 @@
           <w:i w:val="0"/>
           <w:sz w:val="28"/>
         </w:rPr>
-        <w:t>Рисунок 1 — Интеллект-карта предложений по повышению качества работы аэропорта «Шереметьево»</w:t>
+        <w:t>Рисунок 1 - Интеллект-карта предложений по повышению качества работы аэропорта «Шереметьево»</w:t>
       </w:r>
     </w:p>
     <w:p>
@@ -6929,7 +6930,7 @@
           <w:i w:val="0"/>
           <w:sz w:val="28"/>
         </w:rPr>
-        <w:t>4. Ранжирование выполнено по методике карточек, а отбор — по двум критериям: ожидаемый эффект с весом 0,6 и реализуемость в течение года с весом 0,4.</w:t>
+        <w:t>4. Ранжирование выполнено по методике карточек, а отбор - по двум критериям: ожидаемый эффект с весом 0,6 и реализуемость в течение года с весом 0,4.</w:t>
       </w:r>
     </w:p>
     <w:p>
@@ -6945,7 +6946,7 @@
           <w:i w:val="0"/>
           <w:sz w:val="28"/>
         </w:rPr>
-        <w:t>5. Наилучшие результаты получили ускорение перронного обслуживания — 5,0 балла, ускорение пассажирских формальностей — 4,6 балла и направление «информация, багаж и качество» — 4,4 балла.</w:t>
+        <w:t>5. Наилучшие результаты получили ускорение перронного обслуживания - 5,0 балла, ускорение пассажирских формальностей - 4,6 балла и направление «информация, багаж и качество» - 4,4 балла.</w:t>
       </w:r>
     </w:p>
     <w:p>
@@ -6998,6 +6999,14 @@
     </w:p>
     <w:p>
       <w:pPr>
+        <w:spacing w:line="240" w:lineRule="auto" w:before="0" w:after="0"/>
+      </w:pPr>
+      <w:r>
+        <w:br w:type="page"/>
+      </w:r>
+    </w:p>
+    <w:p>
+      <w:pPr>
         <w:pStyle w:val="Heading1"/>
       </w:pPr>
       <w:r>
@@ -7023,7 +7032,7 @@
           <w:i w:val="0"/>
           <w:sz w:val="28"/>
         </w:rPr>
-        <w:t>1. Лукычёва Л. И. Управление организацией: учебное пособие по специальности «Менеджмент организации» / Л. И. Лукычёва; под ред. Ю. П. Анискина. — 3-е изд., стер. — М.: Омега-Л, 2006. — 360 с. — ISBN 5-98119-986-5. — С. 176–178.</w:t>
+        <w:t>1. Лукычёва Л. И. Управление организацией: учебное пособие по специальности «Менеджмент организации» / Л. И. Лукычёва; под ред. Ю. П. Анискина. - 3-е изд., стер. - М.: Омега-Л, 2006. - 360 с. - ISBN 5-98119-986-5. - С. 176–178.</w:t>
       </w:r>
     </w:p>
     <w:p>
@@ -7039,7 +7048,7 @@
           <w:i w:val="0"/>
           <w:sz w:val="28"/>
         </w:rPr>
-        <w:t>2. Бьюзен Т., Бьюзен Б. Супермышление. — Минск: Попурри, 2003.</w:t>
+        <w:t>2. Бьюзен Т., Бьюзен Б. Супермышление. - Минск: Попурри, 2003.</w:t>
       </w:r>
     </w:p>
     <w:p>
@@ -7055,7 +7064,7 @@
           <w:i w:val="0"/>
           <w:sz w:val="28"/>
         </w:rPr>
-        <w:t>3. Osborn A. F. Applied Imagination: Principles and Procedures of Creative Problem-Solving. — 3rd ed. — New York: Charles Scribner’s Sons, 1963.</w:t>
+        <w:t>3. Osborn A. F. Applied Imagination: Principles and Procedures of Creative Problem-Solving. - 3rd ed. - New York: Charles Scribner’s Sons, 1963.</w:t>
       </w:r>
     </w:p>
     <w:p>
@@ -7102,7 +7111,7 @@
           <w:i w:val="0"/>
           <w:sz w:val="28"/>
         </w:rPr>
-        <w:t xml:space="preserve"> — осознанный желаемый результат деятельности.</w:t>
+        <w:t xml:space="preserve"> - осознанный желаемый результат деятельности.</w:t>
       </w:r>
     </w:p>
     <w:p>
@@ -7127,7 +7136,7 @@
           <w:i w:val="0"/>
           <w:sz w:val="28"/>
         </w:rPr>
-        <w:t xml:space="preserve"> — конкретизированный результат, который необходимо получить в установленных условиях, сроках и ограничениях.</w:t>
+        <w:t xml:space="preserve"> - конкретизированный результат, который необходимо получить в установленных условиях, сроках и ограничениях.</w:t>
       </w:r>
     </w:p>
     <w:p>
@@ -7152,7 +7161,7 @@
           <w:i w:val="0"/>
           <w:sz w:val="28"/>
         </w:rPr>
-        <w:t xml:space="preserve"> — признак или правило, по которому оцениваются и сопоставляются предложения.</w:t>
+        <w:t xml:space="preserve"> - признак или правило, по которому оцениваются и сопоставляются предложения.</w:t>
       </w:r>
     </w:p>
     <w:p>
@@ -7177,7 +7186,7 @@
           <w:i w:val="0"/>
           <w:sz w:val="28"/>
         </w:rPr>
-        <w:t xml:space="preserve"> — участник, основная функция которого состоит в свободном создании, развитии и комбинировании предложений без их немедленной оценки.</w:t>
+        <w:t xml:space="preserve"> - участник, основная функция которого состоит в свободном создании, развитии и комбинировании предложений без их немедленной оценки.</w:t>
       </w:r>
     </w:p>
     <w:p>
@@ -7202,7 +7211,7 @@
           <w:i w:val="0"/>
           <w:sz w:val="28"/>
         </w:rPr>
-        <w:t xml:space="preserve"> — критическая установка, побуждающая проверять предпосылки, доказательства и последствия идеи; полезна на этапе оценки, но должна быть временно отложена во время генерации.</w:t>
+        <w:t xml:space="preserve"> - критическая установка, побуждающая проверять предпосылки, доказательства и последствия идеи; полезна на этапе оценки, но должна быть временно отложена во время генерации.</w:t>
       </w:r>
     </w:p>
     <w:p>
@@ -7227,7 +7236,7 @@
           <w:i w:val="0"/>
           <w:sz w:val="28"/>
         </w:rPr>
-        <w:t xml:space="preserve"> — участник, который внимательно воспринимает высказывания, не перебивает и не подменяет чужую мысль собственной интерпретацией.</w:t>
+        <w:t xml:space="preserve"> - участник, который внимательно воспринимает высказывания, не перебивает и не подменяет чужую мысль собственной интерпретацией.</w:t>
       </w:r>
     </w:p>
     <w:p>
@@ -7252,7 +7261,7 @@
           <w:i w:val="0"/>
           <w:sz w:val="28"/>
         </w:rPr>
-        <w:t xml:space="preserve"> — приёмы осознанного понимания собеседника: уточнение, нейтральное перефразирование, резюмирование и обратная связь без преждевременной оценки.</w:t>
+        <w:t xml:space="preserve"> - приёмы осознанного понимания собеседника: уточнение, нейтральное перефразирование, резюмирование и обратная связь без преждевременной оценки.</w:t>
       </w:r>
     </w:p>
     <w:p>
@@ -7277,7 +7286,7 @@
           <w:i w:val="0"/>
           <w:sz w:val="28"/>
         </w:rPr>
-        <w:t xml:space="preserve"> — способность создавать новые и полезные идеи, связи и способы действия.</w:t>
+        <w:t xml:space="preserve"> - способность создавать новые и полезные идеи, связи и способы действия.</w:t>
       </w:r>
     </w:p>
     <w:p>
@@ -7302,7 +7311,7 @@
           <w:i w:val="0"/>
           <w:sz w:val="28"/>
         </w:rPr>
-        <w:t xml:space="preserve"> — участник или приём, который ускоряет появление и развитие идей, не подменяя собой авторов и не навязывая готовое решение.</w:t>
+        <w:t xml:space="preserve"> - участник или приём, который ускоряет появление и развитие идей, не подменяя собой авторов и не навязывая готовое решение.</w:t>
       </w:r>
     </w:p>
     <w:p>
@@ -7327,7 +7336,7 @@
           <w:i w:val="0"/>
           <w:sz w:val="28"/>
         </w:rPr>
-        <w:t xml:space="preserve"> — нейтральный организатор группового процесса, обеспечивающий соблюдение цели, правил, очерёдности и регламента.</w:t>
+        <w:t xml:space="preserve"> - нейтральный организатор группового процесса, обеспечивающий соблюдение цели, правил, очерёдности и регламента.</w:t>
       </w:r>
     </w:p>
     <w:p>
@@ -7352,7 +7361,7 @@
           <w:i w:val="0"/>
           <w:sz w:val="28"/>
         </w:rPr>
-        <w:t xml:space="preserve"> — организованное пространство или собрание для открытого обмена мнениями, знаниями и предложениями.</w:t>
+        <w:t xml:space="preserve"> - организованное пространство или собрание для открытого обмена мнениями, знаниями и предложениями.</w:t>
       </w:r>
     </w:p>
     <w:p>
@@ -7377,7 +7386,7 @@
           <w:i w:val="0"/>
           <w:sz w:val="28"/>
         </w:rPr>
-        <w:t xml:space="preserve"> — степень достижения цели в соотношении с использованными ресурсами, сроками и полученными побочными эффектами.</w:t>
+        <w:t xml:space="preserve"> - степень достижения цели в соотношении с использованными ресурсами, сроками и полученными побочными эффектами.</w:t>
       </w:r>
     </w:p>
     <w:p>
@@ -7402,7 +7411,7 @@
           <w:i w:val="0"/>
           <w:sz w:val="28"/>
         </w:rPr>
-        <w:t xml:space="preserve"> — способность понимать, анализировать, учиться, устанавливать связи и решать задачи.</w:t>
+        <w:t xml:space="preserve"> - способность понимать, анализировать, учиться, устанавливать связи и решать задачи.</w:t>
       </w:r>
     </w:p>
     <w:p>
@@ -7427,7 +7436,7 @@
           <w:i w:val="0"/>
           <w:sz w:val="28"/>
         </w:rPr>
-        <w:t xml:space="preserve"> — способность группы создавать, объединять и оценивать знания и решения, превосходящие возможности изолированного участника.</w:t>
+        <w:t xml:space="preserve"> - способность группы создавать, объединять и оценивать знания и решения, превосходящие возможности изолированного участника.</w:t>
       </w:r>
     </w:p>
     <w:p>
@@ -7452,7 +7461,7 @@
           <w:i w:val="0"/>
           <w:sz w:val="28"/>
         </w:rPr>
-        <w:t xml:space="preserve"> — взаимодействие элементов, при котором совместный результат отличается от простой суммы отдельных вкладов.</w:t>
+        <w:t xml:space="preserve"> - взаимодействие элементов, при котором совместный результат отличается от простой суммы отдельных вкладов.</w:t>
       </w:r>
     </w:p>
     <w:p>
@@ -7477,7 +7486,7 @@
           <w:i w:val="0"/>
           <w:sz w:val="28"/>
         </w:rPr>
-        <w:t xml:space="preserve"> — дополнительный полезный результат, возникающий благодаря согласованному сочетанию людей, идей или решений.</w:t>
+        <w:t xml:space="preserve"> - дополнительный полезный результат, возникающий благодаря согласованному сочетанию людей, идей или решений.</w:t>
       </w:r>
     </w:p>
     <w:p>
@@ -7502,7 +7511,7 @@
           <w:i w:val="0"/>
           <w:sz w:val="28"/>
         </w:rPr>
-        <w:t xml:space="preserve"> — представление информации в наглядной графической форме для облегчения понимания, анализа и коммуникации.</w:t>
+        <w:t xml:space="preserve"> - представление информации в наглядной графической форме для облегчения понимания, анализа и коммуникации.</w:t>
       </w:r>
     </w:p>
     <w:p>
@@ -7527,7 +7536,7 @@
           <w:i w:val="0"/>
           <w:sz w:val="28"/>
         </w:rPr>
-        <w:t xml:space="preserve"> — аргументированная проверка достоинств, недостатков и предпосылок идеи; в мозговой атаке применяется после завершения генерации.</w:t>
+        <w:t xml:space="preserve"> - аргументированная проверка достоинств, недостатков и предпосылок идеи; в мозговой атаке применяется после завершения генерации.</w:t>
       </w:r>
     </w:p>
     <w:p>
@@ -7552,7 +7561,7 @@
           <w:i w:val="0"/>
           <w:sz w:val="28"/>
         </w:rPr>
-        <w:t xml:space="preserve"> — фактор или участник, подавляющий активность и свободное выдвижение идей, например насмешка, авторитарная оценка или страх ошибки.</w:t>
+        <w:t xml:space="preserve"> - фактор или участник, подавляющий активность и свободное выдвижение идей, например насмешка, авторитарная оценка или страх ошибки.</w:t>
       </w:r>
     </w:p>
     <w:p>
@@ -7577,7 +7586,7 @@
           <w:i w:val="0"/>
           <w:sz w:val="28"/>
         </w:rPr>
-        <w:t xml:space="preserve"> — психическое состояние напряжения и разочарования, возникающее при блокировании значимой цели или невозможности удовлетворить потребность.</w:t>
+        <w:t xml:space="preserve"> - психическое состояние напряжения и разочарования, возникающее при блокировании значимой цели или невозможности удовлетворить потребность.</w:t>
       </w:r>
     </w:p>
     <w:p>
@@ -7602,7 +7611,7 @@
           <w:i w:val="0"/>
           <w:sz w:val="28"/>
         </w:rPr>
-        <w:t xml:space="preserve"> — упорядочение объектов по степени выраженности выбранного признака с присвоением рангов.</w:t>
+        <w:t xml:space="preserve"> - упорядочение объектов по степени выраженности выбранного признака с присвоением рангов.</w:t>
       </w:r>
     </w:p>
     <w:p>
@@ -7627,7 +7636,7 @@
           <w:i w:val="0"/>
           <w:sz w:val="28"/>
         </w:rPr>
-        <w:t xml:space="preserve"> — радиальная графическая схема, в которой центральная тема раскрывается через связанные основные и подчинённые ветви.</w:t>
+        <w:t xml:space="preserve"> - радиальная графическая схема, в которой центральная тема раскрывается через связанные основные и подчинённые ветви.</w:t>
       </w:r>
     </w:p>
     <w:p>
@@ -7652,7 +7661,7 @@
           <w:i w:val="0"/>
           <w:sz w:val="28"/>
         </w:rPr>
-        <w:t xml:space="preserve"> — русское наименование Mind Map; средство структурирования идей, понятий, задач и ассоциаций.</w:t>
+        <w:t xml:space="preserve"> - русское наименование Mind Map; средство структурирования идей, понятий, задач и ассоциаций.</w:t>
       </w:r>
     </w:p>
     <w:p>
@@ -7677,7 +7686,7 @@
           <w:i w:val="0"/>
           <w:sz w:val="28"/>
         </w:rPr>
-        <w:t xml:space="preserve"> — вариант наименования интеллект-карты, подчёркивающий её применение для запоминания и воспроизведения информации.</w:t>
+        <w:t xml:space="preserve"> - вариант наименования интеллект-карты, подчёркивающий её применение для запоминания и воспроизведения информации.</w:t>
       </w:r>
     </w:p>
     <w:p>
@@ -7702,7 +7711,7 @@
           <w:i w:val="0"/>
           <w:sz w:val="28"/>
         </w:rPr>
-        <w:t xml:space="preserve"> — групповой метод поиска идей, основанный на свободной генерации максимального числа предложений и отсроченной критике.</w:t>
+        <w:t xml:space="preserve"> - групповой метод поиска идей, основанный на свободной генерации максимального числа предложений и отсроченной критике.</w:t>
       </w:r>
     </w:p>
     <w:p>
@@ -7727,7 +7736,7 @@
           <w:i w:val="0"/>
           <w:sz w:val="28"/>
         </w:rPr>
-        <w:t xml:space="preserve"> — синонимичное мозговому штурму название процедуры интенсивного коллективного генерирования идей с последующей оценкой.</w:t>
+        <w:t xml:space="preserve"> - синонимичное мозговому штурму название процедуры интенсивного коллективного генерирования идей с последующей оценкой.</w:t>
       </w:r>
     </w:p>
     <w:p>
@@ -7752,11 +7761,13 @@
           <w:i w:val="0"/>
           <w:sz w:val="28"/>
         </w:rPr>
-        <w:t xml:space="preserve"> — английское обозначение мозговой атаки; буквально — интенсивный «штурм» проблемы идеями.</w:t>
+        <w:t xml:space="preserve"> - английское обозначение мозговой атаки; буквально - интенсивный «штурм» проблемы идеями.</w:t>
       </w:r>
     </w:p>
     <w:sectPr>
       <w:footerReference w:type="default" r:id="rId9"/>
+      <w:footerReference w:type="first" r:id="rId10"/>
+      <w:footerReference w:type="even" r:id="rId12"/>
       <w:pgSz w:w="12240" w:h="15840"/>
       <w:pgMar w:top="1134" w:right="850" w:bottom="1134" w:left="1701" w:header="720" w:footer="567" w:gutter="0"/>
       <w:cols w:space="720"/>
@@ -7783,6 +7794,26 @@
       <w:instrText xml:space="preserve"> PAGE </w:instrText>
       <w:fldChar w:fldCharType="end"/>
     </w:r>
+  </w:p>
+</w:ftr>
+</file>
+
+<file path=word/footer2.xml><?xml version="1.0" encoding="utf-8"?>
+<w:ftr xmlns:m="http://schemas.openxmlformats.org/officeDocument/2006/math" xmlns:mc="http://schemas.openxmlformats.org/markup-compatibility/2006" xmlns:mo="http://schemas.microsoft.com/office/mac/office/2008/main" xmlns:mv="urn:schemas-microsoft-com:mac:vml" xmlns:o="urn:schemas-microsoft-com:office:office" xmlns:r="http://schemas.openxmlformats.org/officeDocument/2006/relationships" xmlns:v="urn:schemas-microsoft-com:vml" xmlns:w10="urn:schemas-microsoft-com:office:word" xmlns:w14="http://schemas.microsoft.com/office/word/2010/wordml" xmlns:w="http://schemas.openxmlformats.org/wordprocessingml/2006/main" xmlns:wne="http://schemas.microsoft.com/office/word/2006/wordml" xmlns:wp14="http://schemas.microsoft.com/office/word/2010/wordprocessingDrawing" xmlns:wp="http://schemas.openxmlformats.org/drawingml/2006/wordprocessingDrawing" xmlns:wpc="http://schemas.microsoft.com/office/word/2010/wordprocessingCanvas" xmlns:wpg="http://schemas.microsoft.com/office/word/2010/wordprocessingGroup" xmlns:wpi="http://schemas.microsoft.com/office/word/2010/wordprocessingInk" xmlns:wps="http://schemas.microsoft.com/office/word/2010/wordprocessingShape" mc:Ignorable="w14 wp14">
+  <w:p>
+    <w:pPr>
+      <w:pStyle w:val="Footer"/>
+    </w:pPr>
+  </w:p>
+</w:ftr>
+</file>
+
+<file path=word/footer3.xml><?xml version="1.0" encoding="utf-8"?>
+<w:ftr xmlns:m="http://schemas.openxmlformats.org/officeDocument/2006/math" xmlns:mc="http://schemas.openxmlformats.org/markup-compatibility/2006" xmlns:mo="http://schemas.microsoft.com/office/mac/office/2008/main" xmlns:mv="urn:schemas-microsoft-com:mac:vml" xmlns:o="urn:schemas-microsoft-com:office:office" xmlns:r="http://schemas.openxmlformats.org/officeDocument/2006/relationships" xmlns:v="urn:schemas-microsoft-com:vml" xmlns:w10="urn:schemas-microsoft-com:office:word" xmlns:w14="http://schemas.microsoft.com/office/word/2010/wordml" xmlns:w="http://schemas.openxmlformats.org/wordprocessingml/2006/main" xmlns:wne="http://schemas.microsoft.com/office/word/2006/wordml" xmlns:wp14="http://schemas.microsoft.com/office/word/2010/wordprocessingDrawing" xmlns:wp="http://schemas.openxmlformats.org/drawingml/2006/wordprocessingDrawing" xmlns:wpc="http://schemas.microsoft.com/office/word/2010/wordprocessingCanvas" xmlns:wpg="http://schemas.microsoft.com/office/word/2010/wordprocessingGroup" xmlns:wpi="http://schemas.microsoft.com/office/word/2010/wordprocessingInk" xmlns:wps="http://schemas.microsoft.com/office/word/2010/wordprocessingShape" mc:Ignorable="w14 wp14">
+  <w:p>
+    <w:pPr>
+      <w:pStyle w:val="Footer"/>
+    </w:pPr>
   </w:p>
 </w:ftr>
 </file>

--- a/П-41_Соловьев_АС_ПЗ-04.docx
+++ b/П-41_Соловьев_АС_ПЗ-04.docx
@@ -235,7 +235,7 @@
           <w:i w:val="0"/>
           <w:sz w:val="28"/>
         </w:rPr>
-        <w:t xml:space="preserve"> привить навыки проведения «мозгового штурма», навыки анализа ситуации и выбора вариантов решения с помощью методов активизации творчества, а также закрепить умение фиксировать и структурировать коллективный результат в форме интеллект-карты [1, с. 176–178].</w:t>
+        <w:t xml:space="preserve"> провести анализ проблемной ситуации аэропорта «Шереметьево» методом мозговой атаки, выполнить генерирование, ранжирование по методике карточек и многокритериальную оценку предложений, а также структурировать результаты в форме интеллект-карты для выбора первоочередных мер повышения качества работы аэропорта [1, с. 144–148, 176–178].</w:t>
       </w:r>
     </w:p>
     <w:p>
@@ -6592,7 +6592,7 @@
               <a:graphicData uri="http://schemas.openxmlformats.org/drawingml/2006/picture">
                 <pic:pic>
                   <pic:nvPicPr>
-                    <pic:cNvPr id="0" name="интеллект-карта.png"/>
+                    <pic:cNvPr id="0" name="image.png"/>
                     <pic:cNvPicPr/>
                   </pic:nvPicPr>
                   <pic:blipFill>
@@ -7032,7 +7032,7 @@
           <w:i w:val="0"/>
           <w:sz w:val="28"/>
         </w:rPr>
-        <w:t>1. Лукычёва Л. И. Управление организацией: учебное пособие по специальности «Менеджмент организации» / Л. И. Лукычёва; под ред. Ю. П. Анискина. - 3-е изд., стер. - М.: Омега-Л, 2006. - 360 с. - ISBN 5-98119-986-5. - С. 176–178.</w:t>
+        <w:t>1. Лукичёва Л. И. Управление организацией: учебное пособие по специальности «Менеджмент организации» / Л. И. Лукичёва; под ред. Ю. П. Анискина. - 3-е изд., стер. - М.: Омега-Л, 2006. - 360 с. - ISBN 5-98119-986-5. - С. 176–178.</w:t>
       </w:r>
     </w:p>
     <w:p>
